--- a/ECE446/Zerr_Robin_Final_Report.docx
+++ b/ECE446/Zerr_Robin_Final_Report.docx
@@ -179,7 +179,7 @@
           <w:sz w:val="26"/>
           <w:szCs w:val="26"/>
         </w:rPr>
-        <w:t xml:space="preserve">Email: zerrrobin@gmail.com</w:t>
+        <w:t xml:space="preserve">Email: robinzerr@uvic.ca</w:t>
       </w:r>
     </w:p>
     <w:p>
@@ -197,7 +197,7 @@
           <w:sz w:val="26"/>
           <w:szCs w:val="26"/>
         </w:rPr>
-        <w:t xml:space="preserve">July 3, 2026</w:t>
+        <w:t xml:space="preserve">July 20, 2026</w:t>
       </w:r>
     </w:p>
     <w:p>
@@ -311,7 +311,7 @@
           <w:sz w:val="24"/>
           <w:szCs w:val="24"/>
         </w:rPr>
-        <w:t xml:space="preserve">July 3, 2026</w:t>
+        <w:t xml:space="preserve">July 20, 2026</w:t>
       </w:r>
     </w:p>
     <w:p>
@@ -369,7 +369,7 @@
           <w:sz w:val="24"/>
           <w:szCs w:val="24"/>
         </w:rPr>
-        <w:t xml:space="preserve">I am a fourth-year electrical engineering student, and this project draws on my coursework and co-op experience in digital systems design. The report examines whether a dedicated hardware accelerator can guarantee real-time Sobel edge detection on a streaming video source, something a general-purpose processor cannot promise. It compares a sequential and a pipelined register-transfer-level architecture, selects the pipelined design through a weighted assessment, and analyses its throughput, latency, arithmetic, and resource usage. The design was implemented in VHDL and verified in simulation against a software reference model; synthesis results are presented as estimates where noted, and the analysis is limited to grayscale images and the standard 3×3 Sobel operator.</w:t>
+        <w:t xml:space="preserve">I am a fourth-year electrical engineering student, and this project draws on my coursework and co-op experience in digital systems design. The report asks whether a dedicated hardware accelerator can guarantee real-time Sobel edge detection on a streaming video source, something a general-purpose processor cannot promise. It compares a sequential and a pipelined register-transfer-level architecture, selects the pipelined design through a weighted assessment, and analyses its throughput, latency, arithmetic, resource usage, and power. The design was implemented in VHDL, verified in behavioural simulation, and synthesized in Xilinx Vivado to confirm the hardware structure. The analysis is limited to grayscale images and the standard 3×3 Sobel operator.</w:t>
       </w:r>
     </w:p>
     <w:p>
@@ -383,7 +383,7 @@
           <w:sz w:val="24"/>
           <w:szCs w:val="24"/>
         </w:rPr>
-        <w:t xml:space="preserve">The principal recommendation is to proceed with the pipelined architecture, which sustained one output pixel per clock cycle in simulation with a perfect match against the reference model, providing roughly ten times the required real-time pixel rate at a 100 MHz clock.</w:t>
+        <w:t xml:space="preserve">The principal recommendation is to proceed with the pipelined architecture. It sustained one output pixel per clock cycle in simulation, providing roughly ten times the required real-time pixel rate at a 100 MHz clock, and synthesis confirms it uses no DSP blocks.</w:t>
       </w:r>
     </w:p>
     <w:p>
@@ -1076,7 +1076,7 @@
           <w:sz w:val="24"/>
           <w:szCs w:val="24"/>
         </w:rPr>
-        <w:t xml:space="preserve">	7</w:t>
+        <w:t xml:space="preserve">	8</w:t>
       </w:r>
     </w:p>
     <w:p>
@@ -1134,7 +1134,7 @@
           <w:sz w:val="24"/>
           <w:szCs w:val="24"/>
         </w:rPr>
-        <w:t xml:space="preserve">	9</w:t>
+        <w:t xml:space="preserve">	10</w:t>
       </w:r>
     </w:p>
     <w:p>
@@ -1163,7 +1163,7 @@
           <w:sz w:val="24"/>
           <w:szCs w:val="24"/>
         </w:rPr>
-        <w:t xml:space="preserve">	10</w:t>
+        <w:t xml:space="preserve">	11</w:t>
       </w:r>
     </w:p>
     <w:p>
@@ -1192,7 +1192,7 @@
           <w:sz w:val="24"/>
           <w:szCs w:val="24"/>
         </w:rPr>
-        <w:t xml:space="preserve">	11</w:t>
+        <w:t xml:space="preserve">	12</w:t>
       </w:r>
     </w:p>
     <w:p>
@@ -1221,7 +1221,7 @@
           <w:sz w:val="24"/>
           <w:szCs w:val="24"/>
         </w:rPr>
-        <w:t xml:space="preserve">	11</w:t>
+        <w:t xml:space="preserve">	13</w:t>
       </w:r>
     </w:p>
     <w:p>
@@ -1250,7 +1250,7 @@
           <w:sz w:val="24"/>
           <w:szCs w:val="24"/>
         </w:rPr>
-        <w:t xml:space="preserve">	12</w:t>
+        <w:t xml:space="preserve">	13</w:t>
       </w:r>
     </w:p>
     <w:p>
@@ -1279,7 +1279,7 @@
           <w:sz w:val="24"/>
           <w:szCs w:val="24"/>
         </w:rPr>
-        <w:t xml:space="preserve">	13</w:t>
+        <w:t xml:space="preserve">	14</w:t>
       </w:r>
     </w:p>
     <w:p>
@@ -1313,6 +1313,21 @@
     </w:p>
     <w:p>
       <w:pPr>
+        <w:spacing w:after="240" w:before="400"/>
+      </w:pPr>
+      <w:r>
+        <w:rPr>
+          <w:rFonts w:ascii="Times New Roman" w:cs="Times New Roman" w:eastAsia="Times New Roman" w:hAnsi="Times New Roman"/>
+          <w:b/>
+          <w:bCs/>
+          <w:sz w:val="28"/>
+          <w:szCs w:val="28"/>
+        </w:rPr>
+        <w:t xml:space="preserve">List of Figures</w:t>
+      </w:r>
+    </w:p>
+    <w:p>
+      <w:pPr>
         <w:tabs>
           <w:tab w:val="right" w:pos="9360" w:leader="dot"/>
         </w:tabs>
@@ -1327,7 +1342,7 @@
           <w:sz w:val="24"/>
           <w:szCs w:val="24"/>
         </w:rPr>
-        <w:t xml:space="preserve">Appendix B: Simulation Waveforms and Synthesis Reports</w:t>
+        <w:t xml:space="preserve">Figure 1: Block diagram of the pipelined Sobel accelerator</w:t>
       </w:r>
       <w:r>
         <w:rPr>
@@ -1337,22 +1352,7 @@
           <w:sz w:val="24"/>
           <w:szCs w:val="24"/>
         </w:rPr>
-        <w:t xml:space="preserve">	B-1</w:t>
-      </w:r>
-    </w:p>
-    <w:p>
-      <w:pPr>
-        <w:spacing w:after="240" w:before="400"/>
-      </w:pPr>
-      <w:r>
-        <w:rPr>
-          <w:rFonts w:ascii="Times New Roman" w:cs="Times New Roman" w:eastAsia="Times New Roman" w:hAnsi="Times New Roman"/>
-          <w:b/>
-          <w:bCs/>
-          <w:sz w:val="28"/>
-          <w:szCs w:val="28"/>
-        </w:rPr>
-        <w:t xml:space="preserve">List of Figures</w:t>
+        <w:t xml:space="preserve">	5</w:t>
       </w:r>
     </w:p>
     <w:p>
@@ -1371,7 +1371,7 @@
           <w:sz w:val="24"/>
           <w:szCs w:val="24"/>
         </w:rPr>
-        <w:t xml:space="preserve">Figure 1: Block diagram of the pipelined Sobel accelerator</w:t>
+        <w:t xml:space="preserve">Figure 2: The 3×3 pixel window and the Sobel kernels</w:t>
       </w:r>
       <w:r>
         <w:rPr>
@@ -1400,7 +1400,7 @@
           <w:sz w:val="24"/>
           <w:szCs w:val="24"/>
         </w:rPr>
-        <w:t xml:space="preserve">Figure 2: The 3×3 pixel window and the Sobel kernels</w:t>
+        <w:t xml:space="preserve">Figure 3: Pipeline timing</w:t>
       </w:r>
       <w:r>
         <w:rPr>
@@ -1429,7 +1429,7 @@
           <w:sz w:val="24"/>
           <w:szCs w:val="24"/>
         </w:rPr>
-        <w:t xml:space="preserve">Figure 3: Pipeline timing</w:t>
+        <w:t xml:space="preserve">Figure 4: Synthesized netlist of the sobel_core arithmetic pipeline</w:t>
       </w:r>
       <w:r>
         <w:rPr>
@@ -1439,7 +1439,7 @@
           <w:sz w:val="24"/>
           <w:szCs w:val="24"/>
         </w:rPr>
-        <w:t xml:space="preserve">	5</w:t>
+        <w:t xml:space="preserve">	9</w:t>
       </w:r>
     </w:p>
     <w:p>
@@ -1458,7 +1458,7 @@
           <w:sz w:val="24"/>
           <w:szCs w:val="24"/>
         </w:rPr>
-        <w:t xml:space="preserve">Figure 4: Verification of the 640×480 run</w:t>
+        <w:t xml:space="preserve">Figure 5: Sobel verification result for a 128 × 72 input image</w:t>
       </w:r>
       <w:r>
         <w:rPr>
@@ -1469,21 +1469,6 @@
           <w:szCs w:val="24"/>
         </w:rPr>
         <w:t xml:space="preserve">	10</w:t>
-      </w:r>
-    </w:p>
-    <w:p>
-      <w:pPr>
-        <w:spacing w:after="240" w:before="400"/>
-      </w:pPr>
-      <w:r>
-        <w:rPr>
-          <w:rFonts w:ascii="Times New Roman" w:cs="Times New Roman" w:eastAsia="Times New Roman" w:hAnsi="Times New Roman"/>
-          <w:b/>
-          <w:bCs/>
-          <w:sz w:val="28"/>
-          <w:szCs w:val="28"/>
-        </w:rPr>
-        <w:t xml:space="preserve">List of Tables</w:t>
       </w:r>
     </w:p>
     <w:p>
@@ -1502,7 +1487,7 @@
           <w:sz w:val="24"/>
           <w:szCs w:val="24"/>
         </w:rPr>
-        <w:t xml:space="preserve">Table 1: Weighted decision matrix for selecting the RTL Sobel architecture</w:t>
+        <w:t xml:space="preserve">Figure 6: Sobel verification result for a 228 × 128 input image</w:t>
       </w:r>
       <w:r>
         <w:rPr>
@@ -1512,7 +1497,22 @@
           <w:sz w:val="24"/>
           <w:szCs w:val="24"/>
         </w:rPr>
-        <w:t xml:space="preserve">	3</w:t>
+        <w:t xml:space="preserve">	11</w:t>
+      </w:r>
+    </w:p>
+    <w:p>
+      <w:pPr>
+        <w:spacing w:after="240" w:before="400"/>
+      </w:pPr>
+      <w:r>
+        <w:rPr>
+          <w:rFonts w:ascii="Times New Roman" w:cs="Times New Roman" w:eastAsia="Times New Roman" w:hAnsi="Times New Roman"/>
+          <w:b/>
+          <w:bCs/>
+          <w:sz w:val="28"/>
+          <w:szCs w:val="28"/>
+        </w:rPr>
+        <w:t xml:space="preserve">List of Tables</w:t>
       </w:r>
     </w:p>
     <w:p>
@@ -1531,7 +1531,7 @@
           <w:sz w:val="24"/>
           <w:szCs w:val="24"/>
         </w:rPr>
-        <w:t xml:space="preserve">Table 2: Expected synthesis results (pre-synthesis estimates)</w:t>
+        <w:t xml:space="preserve">Table 1: Weighted decision matrix for selecting the RTL Sobel architecture</w:t>
       </w:r>
       <w:r>
         <w:rPr>
@@ -1541,36 +1541,7 @@
           <w:sz w:val="24"/>
           <w:szCs w:val="24"/>
         </w:rPr>
-        <w:t xml:space="preserve">	8</w:t>
-      </w:r>
-    </w:p>
-    <w:p>
-      <w:pPr>
-        <w:tabs>
-          <w:tab w:val="right" w:pos="9360" w:leader="dot"/>
-        </w:tabs>
-        <w:spacing w:after="80"/>
-        <w:ind w:left="0"/>
-      </w:pPr>
-      <w:r>
-        <w:rPr>
-          <w:rFonts w:ascii="Times New Roman" w:cs="Times New Roman" w:eastAsia="Times New Roman" w:hAnsi="Times New Roman"/>
-          <w:b w:val="false"/>
-          <w:bCs w:val="false"/>
-          <w:sz w:val="24"/>
-          <w:szCs w:val="24"/>
-        </w:rPr>
-        <w:t xml:space="preserve">Table 3: Verification results, RTL versus golden model</w:t>
-      </w:r>
-      <w:r>
-        <w:rPr>
-          <w:rFonts w:ascii="Times New Roman" w:cs="Times New Roman" w:eastAsia="Times New Roman" w:hAnsi="Times New Roman"/>
-          <w:b w:val="false"/>
-          <w:bCs w:val="false"/>
-          <w:sz w:val="24"/>
-          <w:szCs w:val="24"/>
-        </w:rPr>
-        <w:t xml:space="preserve">	9</w:t>
+        <w:t xml:space="preserve">	3</w:t>
       </w:r>
     </w:p>
     <w:p>
@@ -1614,7 +1585,7 @@
           <w:sz w:val="24"/>
           <w:szCs w:val="24"/>
         </w:rPr>
-        <w:t xml:space="preserve">Two candidate architectures were compared using a weighted decision matrix: a sequential filter that shares arithmetic hardware over several clock cycles per pixel, and a pipelined filter that uses line buffers and shift registers to produce one output pixel per clock cycle. The pipelined design was selected, implemented in VHDL, and analysed for throughput, latency, arithmetic behaviour, and resource usage. The design was then verified in simulation against a software reference model across four image sizes up to a full 640×480 frame.</w:t>
+        <w:t xml:space="preserve">Two candidate architectures were compared using a weighted decision matrix. A sequential filter shares arithmetic hardware over several clock cycles per pixel, while a pipelined filter uses line buffers and shift registers to produce one output pixel per clock cycle. The pipelined design won the assessment, was implemented in VHDL, and was analysed for throughput, latency, arithmetic behaviour, resource usage, and power. The design was then verified in behavioural simulation and synthesized in Xilinx Vivado.</w:t>
       </w:r>
     </w:p>
     <w:p>
@@ -1628,7 +1599,7 @@
           <w:sz w:val="24"/>
           <w:szCs w:val="24"/>
         </w:rPr>
-        <w:t xml:space="preserve">The application requires a sustained rate of 9.216 million pixels per second for 640×480 video at 30 frames per second. In simulation the pipelined design sustained one output pixel per clock cycle, or 100 million pixels per second at a 100 MHz clock, roughly ten times the requirement. Every output pixel matched the reference model exactly in all four verification runs, and the measured pipeline latency of 1,285 clock cycles (12.85 µs) agreed exactly with the analytical prediction. The arithmetic uses no multipliers, so the hardware cost is dominated by two small row buffers of on-chip memory; synthesis resource figures remain estimates until the Vivado reports are complete.</w:t>
+        <w:t xml:space="preserve">The application requires a sustained rate of 9.216 million pixels per second for 640×480 video at 30 frames per second. In simulation the pipelined design sustained one output pixel per clock cycle, or 100 million pixels per second at a 100 MHz clock, roughly ten times the requirement. The simulations produced the expected output frames and clean edge images, and the measured pipeline latency of 1,285 clock cycles (12.85 µs) agreed exactly with the analytical prediction. Synthesis confirms the intended hardware. The arithmetic maps to carry-chain adders and simple logic with zero DSP blocks, the two row buffers fit in block RAM, and a worst-case vectorless power estimate gives 5.4 W with most of the power in logic and I/O rather than memory.</w:t>
       </w:r>
     </w:p>
     <w:p>
@@ -1642,7 +1613,7 @@
           <w:sz w:val="24"/>
           <w:szCs w:val="24"/>
         </w:rPr>
-        <w:t xml:space="preserve">The pipelined RTL filter is therefore recommended. Its throughput margin already covers full-HD video at 30 frames per second, and the line-buffer streaming pattern generalises to other convolution kernels, making the accelerator a reusable building block for embedded vision. Recommended next steps are to complete Vivado synthesis and timing verification, add a standard streaming interface, and extend the design toward colour processing and configurable kernels.</w:t>
+        <w:t xml:space="preserve">The pipelined RTL filter is therefore recommended. Its throughput margin already covers full-HD video at 30 frames per second, and the line-buffer streaming pattern generalises to other convolution kernels, making the accelerator a reusable building block for embedded vision. Recommended next steps are to complete implementation timing sign-off, refine the power estimate with real switching activity, and add a standard streaming interface.</w:t>
       </w:r>
     </w:p>
     <w:p>
@@ -1675,8 +1646,8 @@
         </w:tblBorders>
       </w:tblPr>
       <w:tblGrid>
-        <w:gridCol w:w="2340"/>
-        <w:gridCol w:w="7020"/>
+        <w:gridCol w:w="2700"/>
+        <w:gridCol w:w="6660"/>
       </w:tblGrid>
       <w:tr>
         <w:trPr>
@@ -1684,7 +1655,7 @@
         </w:trPr>
         <w:tc>
           <w:tcPr>
-            <w:tcW w:type="dxa" w:w="2340"/>
+            <w:tcW w:type="dxa" w:w="2700"/>
             <w:tcBorders>
               <w:top w:val="single" w:color="000000" w:sz="4"/>
               <w:left w:val="single" w:color="000000" w:sz="4"/>
@@ -1718,7 +1689,7 @@
         </w:tc>
         <w:tc>
           <w:tcPr>
-            <w:tcW w:type="dxa" w:w="7020"/>
+            <w:tcW w:type="dxa" w:w="6660"/>
             <w:tcBorders>
               <w:top w:val="single" w:color="000000" w:sz="4"/>
               <w:left w:val="single" w:color="000000" w:sz="4"/>
@@ -1757,7 +1728,7 @@
         </w:trPr>
         <w:tc>
           <w:tcPr>
-            <w:tcW w:type="dxa" w:w="2340"/>
+            <w:tcW w:type="dxa" w:w="2700"/>
             <w:tcBorders>
               <w:top w:val="single" w:color="000000" w:sz="4"/>
               <w:left w:val="single" w:color="000000" w:sz="4"/>
@@ -1788,7 +1759,7 @@
         </w:tc>
         <w:tc>
           <w:tcPr>
-            <w:tcW w:type="dxa" w:w="7020"/>
+            <w:tcW w:type="dxa" w:w="6660"/>
             <w:tcBorders>
               <w:top w:val="single" w:color="000000" w:sz="4"/>
               <w:left w:val="single" w:color="000000" w:sz="4"/>
@@ -1813,7 +1784,7 @@
                 <w:sz w:val="22"/>
                 <w:szCs w:val="22"/>
               </w:rPr>
-              <w:t xml:space="preserve">Application-specific integrated circuit; a custom-fabricated chip designed for a particular function.</w:t>
+              <w:t xml:space="preserve">Application-specific integrated circuit, a custom-fabricated chip designed for a particular function.</w:t>
             </w:r>
           </w:p>
         </w:tc>
@@ -1824,7 +1795,7 @@
         </w:trPr>
         <w:tc>
           <w:tcPr>
-            <w:tcW w:type="dxa" w:w="2340"/>
+            <w:tcW w:type="dxa" w:w="2700"/>
             <w:tcBorders>
               <w:top w:val="single" w:color="000000" w:sz="4"/>
               <w:left w:val="single" w:color="000000" w:sz="4"/>
@@ -1855,7 +1826,7 @@
         </w:tc>
         <w:tc>
           <w:tcPr>
-            <w:tcW w:type="dxa" w:w="7020"/>
+            <w:tcW w:type="dxa" w:w="6660"/>
             <w:tcBorders>
               <w:top w:val="single" w:color="000000" w:sz="4"/>
               <w:left w:val="single" w:color="000000" w:sz="4"/>
@@ -1891,7 +1862,7 @@
         </w:trPr>
         <w:tc>
           <w:tcPr>
-            <w:tcW w:type="dxa" w:w="2340"/>
+            <w:tcW w:type="dxa" w:w="2700"/>
             <w:tcBorders>
               <w:top w:val="single" w:color="000000" w:sz="4"/>
               <w:left w:val="single" w:color="000000" w:sz="4"/>
@@ -1922,7 +1893,7 @@
         </w:tc>
         <w:tc>
           <w:tcPr>
-            <w:tcW w:type="dxa" w:w="7020"/>
+            <w:tcW w:type="dxa" w:w="6660"/>
             <w:tcBorders>
               <w:top w:val="single" w:color="000000" w:sz="4"/>
               <w:left w:val="single" w:color="000000" w:sz="4"/>
@@ -1947,7 +1918,7 @@
                 <w:sz w:val="22"/>
                 <w:szCs w:val="22"/>
               </w:rPr>
-              <w:t xml:space="preserve">Block RAM; dedicated on-chip memory blocks within an FPGA.</w:t>
+              <w:t xml:space="preserve">Block RAM, dedicated on-chip memory blocks within an FPGA.</w:t>
             </w:r>
           </w:p>
         </w:tc>
@@ -1958,7 +1929,7 @@
         </w:trPr>
         <w:tc>
           <w:tcPr>
-            <w:tcW w:type="dxa" w:w="2340"/>
+            <w:tcW w:type="dxa" w:w="2700"/>
             <w:tcBorders>
               <w:top w:val="single" w:color="000000" w:sz="4"/>
               <w:left w:val="single" w:color="000000" w:sz="4"/>
@@ -1989,7 +1960,7 @@
         </w:tc>
         <w:tc>
           <w:tcPr>
-            <w:tcW w:type="dxa" w:w="7020"/>
+            <w:tcW w:type="dxa" w:w="6660"/>
             <w:tcBorders>
               <w:top w:val="single" w:color="000000" w:sz="4"/>
               <w:left w:val="single" w:color="000000" w:sz="4"/>
@@ -2025,7 +1996,7 @@
         </w:trPr>
         <w:tc>
           <w:tcPr>
-            <w:tcW w:type="dxa" w:w="2340"/>
+            <w:tcW w:type="dxa" w:w="2700"/>
             <w:tcBorders>
               <w:top w:val="single" w:color="000000" w:sz="4"/>
               <w:left w:val="single" w:color="000000" w:sz="4"/>
@@ -2056,7 +2027,7 @@
         </w:tc>
         <w:tc>
           <w:tcPr>
-            <w:tcW w:type="dxa" w:w="7020"/>
+            <w:tcW w:type="dxa" w:w="6660"/>
             <w:tcBorders>
               <w:top w:val="single" w:color="000000" w:sz="4"/>
               <w:left w:val="single" w:color="000000" w:sz="4"/>
@@ -2081,7 +2052,7 @@
                 <w:sz w:val="22"/>
                 <w:szCs w:val="22"/>
               </w:rPr>
-              <w:t xml:space="preserve">Central processing unit; a general-purpose instruction-executing processor.</w:t>
+              <w:t xml:space="preserve">Central processing unit, a general-purpose instruction-executing processor.</w:t>
             </w:r>
           </w:p>
         </w:tc>
@@ -2092,7 +2063,7 @@
         </w:trPr>
         <w:tc>
           <w:tcPr>
-            <w:tcW w:type="dxa" w:w="2340"/>
+            <w:tcW w:type="dxa" w:w="2700"/>
             <w:tcBorders>
               <w:top w:val="single" w:color="000000" w:sz="4"/>
               <w:left w:val="single" w:color="000000" w:sz="4"/>
@@ -2123,7 +2094,7 @@
         </w:tc>
         <w:tc>
           <w:tcPr>
-            <w:tcW w:type="dxa" w:w="7020"/>
+            <w:tcW w:type="dxa" w:w="6660"/>
             <w:tcBorders>
               <w:top w:val="single" w:color="000000" w:sz="4"/>
               <w:left w:val="single" w:color="000000" w:sz="4"/>
@@ -2148,7 +2119,7 @@
                 <w:sz w:val="22"/>
                 <w:szCs w:val="22"/>
               </w:rPr>
-              <w:t xml:space="preserve">Digital signal processing block; a hardened FPGA multiply-accumulate resource.</w:t>
+              <w:t xml:space="preserve">Digital signal processing block, a hardened FPGA multiply-accumulate resource.</w:t>
             </w:r>
           </w:p>
         </w:tc>
@@ -2159,7 +2130,7 @@
         </w:trPr>
         <w:tc>
           <w:tcPr>
-            <w:tcW w:type="dxa" w:w="2340"/>
+            <w:tcW w:type="dxa" w:w="2700"/>
             <w:tcBorders>
               <w:top w:val="single" w:color="000000" w:sz="4"/>
               <w:left w:val="single" w:color="000000" w:sz="4"/>
@@ -2190,7 +2161,7 @@
         </w:tc>
         <w:tc>
           <w:tcPr>
-            <w:tcW w:type="dxa" w:w="7020"/>
+            <w:tcW w:type="dxa" w:w="6660"/>
             <w:tcBorders>
               <w:top w:val="single" w:color="000000" w:sz="4"/>
               <w:left w:val="single" w:color="000000" w:sz="4"/>
@@ -2226,7 +2197,7 @@
         </w:trPr>
         <w:tc>
           <w:tcPr>
-            <w:tcW w:type="dxa" w:w="2340"/>
+            <w:tcW w:type="dxa" w:w="2700"/>
             <w:tcBorders>
               <w:top w:val="single" w:color="000000" w:sz="4"/>
               <w:left w:val="single" w:color="000000" w:sz="4"/>
@@ -2257,7 +2228,7 @@
         </w:tc>
         <w:tc>
           <w:tcPr>
-            <w:tcW w:type="dxa" w:w="7020"/>
+            <w:tcW w:type="dxa" w:w="6660"/>
             <w:tcBorders>
               <w:top w:val="single" w:color="000000" w:sz="4"/>
               <w:left w:val="single" w:color="000000" w:sz="4"/>
@@ -2282,7 +2253,7 @@
                 <w:sz w:val="22"/>
                 <w:szCs w:val="22"/>
               </w:rPr>
-              <w:t xml:space="preserve">Field-programmable gate array; a reconfigurable logic device.</w:t>
+              <w:t xml:space="preserve">Field-programmable gate array, a reconfigurable logic device.</w:t>
             </w:r>
           </w:p>
         </w:tc>
@@ -2293,7 +2264,7 @@
         </w:trPr>
         <w:tc>
           <w:tcPr>
-            <w:tcW w:type="dxa" w:w="2340"/>
+            <w:tcW w:type="dxa" w:w="2700"/>
             <w:tcBorders>
               <w:top w:val="single" w:color="000000" w:sz="4"/>
               <w:left w:val="single" w:color="000000" w:sz="4"/>
@@ -2324,7 +2295,7 @@
         </w:tc>
         <w:tc>
           <w:tcPr>
-            <w:tcW w:type="dxa" w:w="7020"/>
+            <w:tcW w:type="dxa" w:w="6660"/>
             <w:tcBorders>
               <w:top w:val="single" w:color="000000" w:sz="4"/>
               <w:left w:val="single" w:color="000000" w:sz="4"/>
@@ -2360,7 +2331,7 @@
         </w:trPr>
         <w:tc>
           <w:tcPr>
-            <w:tcW w:type="dxa" w:w="2340"/>
+            <w:tcW w:type="dxa" w:w="2700"/>
             <w:tcBorders>
               <w:top w:val="single" w:color="000000" w:sz="4"/>
               <w:left w:val="single" w:color="000000" w:sz="4"/>
@@ -2385,13 +2356,13 @@
                 <w:sz w:val="22"/>
                 <w:szCs w:val="22"/>
               </w:rPr>
-              <w:t xml:space="preserve">GHDL</w:t>
-            </w:r>
-          </w:p>
-        </w:tc>
-        <w:tc>
-          <w:tcPr>
-            <w:tcW w:type="dxa" w:w="7020"/>
+              <w:t xml:space="preserve">Latency</w:t>
+            </w:r>
+          </w:p>
+        </w:tc>
+        <w:tc>
+          <w:tcPr>
+            <w:tcW w:type="dxa" w:w="6660"/>
             <w:tcBorders>
               <w:top w:val="single" w:color="000000" w:sz="4"/>
               <w:left w:val="single" w:color="000000" w:sz="4"/>
@@ -2416,7 +2387,7 @@
                 <w:sz w:val="22"/>
                 <w:szCs w:val="22"/>
               </w:rPr>
-              <w:t xml:space="preserve">An open-source simulator for VHDL designs.</w:t>
+              <w:t xml:space="preserve">The delay between data entering and the corresponding result leaving a circuit.</w:t>
             </w:r>
           </w:p>
         </w:tc>
@@ -2427,7 +2398,7 @@
         </w:trPr>
         <w:tc>
           <w:tcPr>
-            <w:tcW w:type="dxa" w:w="2340"/>
+            <w:tcW w:type="dxa" w:w="2700"/>
             <w:tcBorders>
               <w:top w:val="single" w:color="000000" w:sz="4"/>
               <w:left w:val="single" w:color="000000" w:sz="4"/>
@@ -2452,13 +2423,13 @@
                 <w:sz w:val="22"/>
                 <w:szCs w:val="22"/>
               </w:rPr>
-              <w:t xml:space="preserve">Golden model</w:t>
-            </w:r>
-          </w:p>
-        </w:tc>
-        <w:tc>
-          <w:tcPr>
-            <w:tcW w:type="dxa" w:w="7020"/>
+              <w:t xml:space="preserve">Line buffer</w:t>
+            </w:r>
+          </w:p>
+        </w:tc>
+        <w:tc>
+          <w:tcPr>
+            <w:tcW w:type="dxa" w:w="6660"/>
             <w:tcBorders>
               <w:top w:val="single" w:color="000000" w:sz="4"/>
               <w:left w:val="single" w:color="000000" w:sz="4"/>
@@ -2483,7 +2454,7 @@
                 <w:sz w:val="22"/>
                 <w:szCs w:val="22"/>
               </w:rPr>
-              <w:t xml:space="preserve">A trusted software reference implementation used to check hardware outputs.</w:t>
+              <w:t xml:space="preserve">On-chip memory storing one image row to provide vertically aligned pixels for windowing.</w:t>
             </w:r>
           </w:p>
         </w:tc>
@@ -2494,7 +2465,7 @@
         </w:trPr>
         <w:tc>
           <w:tcPr>
-            <w:tcW w:type="dxa" w:w="2340"/>
+            <w:tcW w:type="dxa" w:w="2700"/>
             <w:tcBorders>
               <w:top w:val="single" w:color="000000" w:sz="4"/>
               <w:left w:val="single" w:color="000000" w:sz="4"/>
@@ -2519,13 +2490,13 @@
                 <w:sz w:val="22"/>
                 <w:szCs w:val="22"/>
               </w:rPr>
-              <w:t xml:space="preserve">Latency</w:t>
-            </w:r>
-          </w:p>
-        </w:tc>
-        <w:tc>
-          <w:tcPr>
-            <w:tcW w:type="dxa" w:w="7020"/>
+              <w:t xml:space="preserve">LUT</w:t>
+            </w:r>
+          </w:p>
+        </w:tc>
+        <w:tc>
+          <w:tcPr>
+            <w:tcW w:type="dxa" w:w="6660"/>
             <w:tcBorders>
               <w:top w:val="single" w:color="000000" w:sz="4"/>
               <w:left w:val="single" w:color="000000" w:sz="4"/>
@@ -2550,7 +2521,7 @@
                 <w:sz w:val="22"/>
                 <w:szCs w:val="22"/>
               </w:rPr>
-              <w:t xml:space="preserve">The delay between data entering and the corresponding result leaving a circuit.</w:t>
+              <w:t xml:space="preserve">Look-up table, the basic combinational logic element of an FPGA.</w:t>
             </w:r>
           </w:p>
         </w:tc>
@@ -2561,7 +2532,7 @@
         </w:trPr>
         <w:tc>
           <w:tcPr>
-            <w:tcW w:type="dxa" w:w="2340"/>
+            <w:tcW w:type="dxa" w:w="2700"/>
             <w:tcBorders>
               <w:top w:val="single" w:color="000000" w:sz="4"/>
               <w:left w:val="single" w:color="000000" w:sz="4"/>
@@ -2586,13 +2557,13 @@
                 <w:sz w:val="22"/>
                 <w:szCs w:val="22"/>
               </w:rPr>
-              <w:t xml:space="preserve">Line buffer</w:t>
-            </w:r>
-          </w:p>
-        </w:tc>
-        <w:tc>
-          <w:tcPr>
-            <w:tcW w:type="dxa" w:w="7020"/>
+              <w:t xml:space="preserve">Netlist</w:t>
+            </w:r>
+          </w:p>
+        </w:tc>
+        <w:tc>
+          <w:tcPr>
+            <w:tcW w:type="dxa" w:w="6660"/>
             <w:tcBorders>
               <w:top w:val="single" w:color="000000" w:sz="4"/>
               <w:left w:val="single" w:color="000000" w:sz="4"/>
@@ -2617,7 +2588,7 @@
                 <w:sz w:val="22"/>
                 <w:szCs w:val="22"/>
               </w:rPr>
-              <w:t xml:space="preserve">On-chip memory storing one image row to provide vertically aligned pixels for windowing.</w:t>
+              <w:t xml:space="preserve">The gate-level circuit that synthesis produces from the RTL description.</w:t>
             </w:r>
           </w:p>
         </w:tc>
@@ -2628,7 +2599,7 @@
         </w:trPr>
         <w:tc>
           <w:tcPr>
-            <w:tcW w:type="dxa" w:w="2340"/>
+            <w:tcW w:type="dxa" w:w="2700"/>
             <w:tcBorders>
               <w:top w:val="single" w:color="000000" w:sz="4"/>
               <w:left w:val="single" w:color="000000" w:sz="4"/>
@@ -2653,13 +2624,13 @@
                 <w:sz w:val="22"/>
                 <w:szCs w:val="22"/>
               </w:rPr>
-              <w:t xml:space="preserve">LUT</w:t>
-            </w:r>
-          </w:p>
-        </w:tc>
-        <w:tc>
-          <w:tcPr>
-            <w:tcW w:type="dxa" w:w="7020"/>
+              <w:t xml:space="preserve">Pipelining</w:t>
+            </w:r>
+          </w:p>
+        </w:tc>
+        <w:tc>
+          <w:tcPr>
+            <w:tcW w:type="dxa" w:w="6660"/>
             <w:tcBorders>
               <w:top w:val="single" w:color="000000" w:sz="4"/>
               <w:left w:val="single" w:color="000000" w:sz="4"/>
@@ -2684,7 +2655,7 @@
                 <w:sz w:val="22"/>
                 <w:szCs w:val="22"/>
               </w:rPr>
-              <w:t xml:space="preserve">Look-up table; the basic combinational logic element of an FPGA.</w:t>
+              <w:t xml:space="preserve">Partitioning a datapath into registered stages so multiple operations proceed concurrently.</w:t>
             </w:r>
           </w:p>
         </w:tc>
@@ -2695,7 +2666,7 @@
         </w:trPr>
         <w:tc>
           <w:tcPr>
-            <w:tcW w:type="dxa" w:w="2340"/>
+            <w:tcW w:type="dxa" w:w="2700"/>
             <w:tcBorders>
               <w:top w:val="single" w:color="000000" w:sz="4"/>
               <w:left w:val="single" w:color="000000" w:sz="4"/>
@@ -2720,13 +2691,13 @@
                 <w:sz w:val="22"/>
                 <w:szCs w:val="22"/>
               </w:rPr>
-              <w:t xml:space="preserve">Pipelining</w:t>
-            </w:r>
-          </w:p>
-        </w:tc>
-        <w:tc>
-          <w:tcPr>
-            <w:tcW w:type="dxa" w:w="7020"/>
+              <w:t xml:space="preserve">RTL</w:t>
+            </w:r>
+          </w:p>
+        </w:tc>
+        <w:tc>
+          <w:tcPr>
+            <w:tcW w:type="dxa" w:w="6660"/>
             <w:tcBorders>
               <w:top w:val="single" w:color="000000" w:sz="4"/>
               <w:left w:val="single" w:color="000000" w:sz="4"/>
@@ -2751,7 +2722,7 @@
                 <w:sz w:val="22"/>
                 <w:szCs w:val="22"/>
               </w:rPr>
-              <w:t xml:space="preserve">Partitioning a datapath into registered stages so multiple operations proceed concurrently.</w:t>
+              <w:t xml:space="preserve">Register-transfer level, a hardware description abstraction in terms of registers and logic.</w:t>
             </w:r>
           </w:p>
         </w:tc>
@@ -2762,7 +2733,7 @@
         </w:trPr>
         <w:tc>
           <w:tcPr>
-            <w:tcW w:type="dxa" w:w="2340"/>
+            <w:tcW w:type="dxa" w:w="2700"/>
             <w:tcBorders>
               <w:top w:val="single" w:color="000000" w:sz="4"/>
               <w:left w:val="single" w:color="000000" w:sz="4"/>
@@ -2787,13 +2758,13 @@
                 <w:sz w:val="22"/>
                 <w:szCs w:val="22"/>
               </w:rPr>
-              <w:t xml:space="preserve">PSNR</w:t>
-            </w:r>
-          </w:p>
-        </w:tc>
-        <w:tc>
-          <w:tcPr>
-            <w:tcW w:type="dxa" w:w="7020"/>
+              <w:t xml:space="preserve">Sobel operator</w:t>
+            </w:r>
+          </w:p>
+        </w:tc>
+        <w:tc>
+          <w:tcPr>
+            <w:tcW w:type="dxa" w:w="6660"/>
             <w:tcBorders>
               <w:top w:val="single" w:color="000000" w:sz="4"/>
               <w:left w:val="single" w:color="000000" w:sz="4"/>
@@ -2818,7 +2789,7 @@
                 <w:sz w:val="22"/>
                 <w:szCs w:val="22"/>
               </w:rPr>
-              <w:t xml:space="preserve">Peak signal-to-noise ratio; a logarithmic measure of image error, infinite for identical images.</w:t>
+              <w:t xml:space="preserve">A pair of 3×3 kernels estimating horizontal and vertical image gradients.</w:t>
             </w:r>
           </w:p>
         </w:tc>
@@ -2829,7 +2800,7 @@
         </w:trPr>
         <w:tc>
           <w:tcPr>
-            <w:tcW w:type="dxa" w:w="2340"/>
+            <w:tcW w:type="dxa" w:w="2700"/>
             <w:tcBorders>
               <w:top w:val="single" w:color="000000" w:sz="4"/>
               <w:left w:val="single" w:color="000000" w:sz="4"/>
@@ -2854,13 +2825,13 @@
                 <w:sz w:val="22"/>
                 <w:szCs w:val="22"/>
               </w:rPr>
-              <w:t xml:space="preserve">RTL</w:t>
-            </w:r>
-          </w:p>
-        </w:tc>
-        <w:tc>
-          <w:tcPr>
-            <w:tcW w:type="dxa" w:w="7020"/>
+              <w:t xml:space="preserve">Throughput</w:t>
+            </w:r>
+          </w:p>
+        </w:tc>
+        <w:tc>
+          <w:tcPr>
+            <w:tcW w:type="dxa" w:w="6660"/>
             <w:tcBorders>
               <w:top w:val="single" w:color="000000" w:sz="4"/>
               <w:left w:val="single" w:color="000000" w:sz="4"/>
@@ -2885,7 +2856,7 @@
                 <w:sz w:val="22"/>
                 <w:szCs w:val="22"/>
               </w:rPr>
-              <w:t xml:space="preserve">Register-transfer level; a hardware description abstraction in terms of registers and logic.</w:t>
+              <w:t xml:space="preserve">The rate at which results are produced, here in output pixels per second.</w:t>
             </w:r>
           </w:p>
         </w:tc>
@@ -2896,7 +2867,7 @@
         </w:trPr>
         <w:tc>
           <w:tcPr>
-            <w:tcW w:type="dxa" w:w="2340"/>
+            <w:tcW w:type="dxa" w:w="2700"/>
             <w:tcBorders>
               <w:top w:val="single" w:color="000000" w:sz="4"/>
               <w:left w:val="single" w:color="000000" w:sz="4"/>
@@ -2921,13 +2892,13 @@
                 <w:sz w:val="22"/>
                 <w:szCs w:val="22"/>
               </w:rPr>
-              <w:t xml:space="preserve">Sobel operator</w:t>
-            </w:r>
-          </w:p>
-        </w:tc>
-        <w:tc>
-          <w:tcPr>
-            <w:tcW w:type="dxa" w:w="7020"/>
+              <w:t xml:space="preserve">Timing closure</w:t>
+            </w:r>
+          </w:p>
+        </w:tc>
+        <w:tc>
+          <w:tcPr>
+            <w:tcW w:type="dxa" w:w="6660"/>
             <w:tcBorders>
               <w:top w:val="single" w:color="000000" w:sz="4"/>
               <w:left w:val="single" w:color="000000" w:sz="4"/>
@@ -2952,7 +2923,7 @@
                 <w:sz w:val="22"/>
                 <w:szCs w:val="22"/>
               </w:rPr>
-              <w:t xml:space="preserve">A pair of 3×3 kernels estimating horizontal and vertical image gradients.</w:t>
+              <w:t xml:space="preserve">The state in which a synthesised circuit meets its target clock-period constraints.</w:t>
             </w:r>
           </w:p>
         </w:tc>
@@ -2963,7 +2934,7 @@
         </w:trPr>
         <w:tc>
           <w:tcPr>
-            <w:tcW w:type="dxa" w:w="2340"/>
+            <w:tcW w:type="dxa" w:w="2700"/>
             <w:tcBorders>
               <w:top w:val="single" w:color="000000" w:sz="4"/>
               <w:left w:val="single" w:color="000000" w:sz="4"/>
@@ -2988,13 +2959,13 @@
                 <w:sz w:val="22"/>
                 <w:szCs w:val="22"/>
               </w:rPr>
-              <w:t xml:space="preserve">Throughput</w:t>
-            </w:r>
-          </w:p>
-        </w:tc>
-        <w:tc>
-          <w:tcPr>
-            <w:tcW w:type="dxa" w:w="7020"/>
+              <w:t xml:space="preserve">Vectorless power analysis</w:t>
+            </w:r>
+          </w:p>
+        </w:tc>
+        <w:tc>
+          <w:tcPr>
+            <w:tcW w:type="dxa" w:w="6660"/>
             <w:tcBorders>
               <w:top w:val="single" w:color="000000" w:sz="4"/>
               <w:left w:val="single" w:color="000000" w:sz="4"/>
@@ -3019,141 +2990,7 @@
                 <w:sz w:val="22"/>
                 <w:szCs w:val="22"/>
               </w:rPr>
-              <w:t xml:space="preserve">The rate at which results are produced, here in output pixels per second.</w:t>
-            </w:r>
-          </w:p>
-        </w:tc>
-      </w:tr>
-      <w:tr>
-        <w:trPr>
-          <w:cantSplit/>
-        </w:trPr>
-        <w:tc>
-          <w:tcPr>
-            <w:tcW w:type="dxa" w:w="2340"/>
-            <w:tcBorders>
-              <w:top w:val="single" w:color="000000" w:sz="4"/>
-              <w:left w:val="single" w:color="000000" w:sz="4"/>
-              <w:bottom w:val="single" w:color="000000" w:sz="4"/>
-              <w:right w:val="single" w:color="000000" w:sz="4"/>
-            </w:tcBorders>
-            <w:tcMar>
-              <w:top w:type="dxa" w:w="60"/>
-              <w:left w:type="dxa" w:w="100"/>
-              <w:bottom w:type="dxa" w:w="60"/>
-              <w:right w:type="dxa" w:w="100"/>
-            </w:tcMar>
-          </w:tcPr>
-          <w:p>
-            <w:pPr>
-              <w:spacing w:after="0"/>
-              <w:jc w:val="left"/>
-            </w:pPr>
-            <w:r>
-              <w:rPr>
-                <w:rFonts w:ascii="Times New Roman" w:cs="Times New Roman" w:eastAsia="Times New Roman" w:hAnsi="Times New Roman"/>
-                <w:sz w:val="22"/>
-                <w:szCs w:val="22"/>
-              </w:rPr>
-              <w:t xml:space="preserve">Timing closure</w:t>
-            </w:r>
-          </w:p>
-        </w:tc>
-        <w:tc>
-          <w:tcPr>
-            <w:tcW w:type="dxa" w:w="7020"/>
-            <w:tcBorders>
-              <w:top w:val="single" w:color="000000" w:sz="4"/>
-              <w:left w:val="single" w:color="000000" w:sz="4"/>
-              <w:bottom w:val="single" w:color="000000" w:sz="4"/>
-              <w:right w:val="single" w:color="000000" w:sz="4"/>
-            </w:tcBorders>
-            <w:tcMar>
-              <w:top w:type="dxa" w:w="60"/>
-              <w:left w:type="dxa" w:w="100"/>
-              <w:bottom w:type="dxa" w:w="60"/>
-              <w:right w:type="dxa" w:w="100"/>
-            </w:tcMar>
-          </w:tcPr>
-          <w:p>
-            <w:pPr>
-              <w:spacing w:after="0"/>
-              <w:jc w:val="left"/>
-            </w:pPr>
-            <w:r>
-              <w:rPr>
-                <w:rFonts w:ascii="Times New Roman" w:cs="Times New Roman" w:eastAsia="Times New Roman" w:hAnsi="Times New Roman"/>
-                <w:sz w:val="22"/>
-                <w:szCs w:val="22"/>
-              </w:rPr>
-              <w:t xml:space="preserve">The state in which a synthesised circuit meets its target clock-period constraints.</w:t>
-            </w:r>
-          </w:p>
-        </w:tc>
-      </w:tr>
-      <w:tr>
-        <w:trPr>
-          <w:cantSplit/>
-        </w:trPr>
-        <w:tc>
-          <w:tcPr>
-            <w:tcW w:type="dxa" w:w="2340"/>
-            <w:tcBorders>
-              <w:top w:val="single" w:color="000000" w:sz="4"/>
-              <w:left w:val="single" w:color="000000" w:sz="4"/>
-              <w:bottom w:val="single" w:color="000000" w:sz="4"/>
-              <w:right w:val="single" w:color="000000" w:sz="4"/>
-            </w:tcBorders>
-            <w:tcMar>
-              <w:top w:type="dxa" w:w="60"/>
-              <w:left w:type="dxa" w:w="100"/>
-              <w:bottom w:type="dxa" w:w="60"/>
-              <w:right w:type="dxa" w:w="100"/>
-            </w:tcMar>
-          </w:tcPr>
-          <w:p>
-            <w:pPr>
-              <w:spacing w:after="0"/>
-              <w:jc w:val="left"/>
-            </w:pPr>
-            <w:r>
-              <w:rPr>
-                <w:rFonts w:ascii="Times New Roman" w:cs="Times New Roman" w:eastAsia="Times New Roman" w:hAnsi="Times New Roman"/>
-                <w:sz w:val="22"/>
-                <w:szCs w:val="22"/>
-              </w:rPr>
-              <w:t xml:space="preserve">WNS</w:t>
-            </w:r>
-          </w:p>
-        </w:tc>
-        <w:tc>
-          <w:tcPr>
-            <w:tcW w:type="dxa" w:w="7020"/>
-            <w:tcBorders>
-              <w:top w:val="single" w:color="000000" w:sz="4"/>
-              <w:left w:val="single" w:color="000000" w:sz="4"/>
-              <w:bottom w:val="single" w:color="000000" w:sz="4"/>
-              <w:right w:val="single" w:color="000000" w:sz="4"/>
-            </w:tcBorders>
-            <w:tcMar>
-              <w:top w:type="dxa" w:w="60"/>
-              <w:left w:type="dxa" w:w="100"/>
-              <w:bottom w:type="dxa" w:w="60"/>
-              <w:right w:type="dxa" w:w="100"/>
-            </w:tcMar>
-          </w:tcPr>
-          <w:p>
-            <w:pPr>
-              <w:spacing w:after="0"/>
-              <w:jc w:val="left"/>
-            </w:pPr>
-            <w:r>
-              <w:rPr>
-                <w:rFonts w:ascii="Times New Roman" w:cs="Times New Roman" w:eastAsia="Times New Roman" w:hAnsi="Times New Roman"/>
-                <w:sz w:val="22"/>
-                <w:szCs w:val="22"/>
-              </w:rPr>
-              <w:t xml:space="preserve">Worst negative slack; the most negative timing margin reported by static timing analysis.</w:t>
+              <w:t xml:space="preserve">A power estimate based on assumed switching activity rather than recorded simulation data.</w:t>
             </w:r>
           </w:p>
         </w:tc>
@@ -4569,7 +4406,7 @@
                 <w:sz w:val="22"/>
                 <w:szCs w:val="22"/>
               </w:rPr>
-              <w:t xml:space="preserve">—</w:t>
+              <w:t xml:space="preserve">none</w:t>
             </w:r>
           </w:p>
         </w:tc>
@@ -4667,7 +4504,7 @@
                 <w:sz w:val="22"/>
                 <w:szCs w:val="22"/>
               </w:rPr>
-              <w:t xml:space="preserve">—</w:t>
+              <w:t xml:space="preserve">none</w:t>
             </w:r>
           </w:p>
         </w:tc>
@@ -4765,7 +4602,7 @@
                 <w:sz w:val="22"/>
                 <w:szCs w:val="22"/>
               </w:rPr>
-              <w:t xml:space="preserve">—</w:t>
+              <w:t xml:space="preserve">none</w:t>
             </w:r>
           </w:p>
         </w:tc>
@@ -4863,7 +4700,7 @@
                 <w:sz w:val="22"/>
                 <w:szCs w:val="22"/>
               </w:rPr>
-              <w:t xml:space="preserve">—</w:t>
+              <w:t xml:space="preserve">none</w:t>
             </w:r>
           </w:p>
         </w:tc>
@@ -4961,7 +4798,7 @@
                 <w:sz w:val="22"/>
                 <w:szCs w:val="22"/>
               </w:rPr>
-              <w:t xml:space="preserve">—</w:t>
+              <w:t xml:space="preserve">none</w:t>
             </w:r>
           </w:p>
         </w:tc>
@@ -5034,7 +4871,7 @@
           <w:sz w:val="24"/>
           <w:szCs w:val="24"/>
         </w:rPr>
-        <w:t xml:space="preserve">This report determines the most suitable RTL architecture for a real-time 3×3 Sobel accelerator. Section 2.0 provides background on 2D convolution, Sobel filtering, and hardware acceleration. Section 3.0 states the objective, aims, and limitations. Section 4.0 describes two candidate architectures, and Section 5.0 presents the initial assessment used to select between them. Section 6.0 details the proposed pipelined solution, Section 7.0 presents the engineering analysis together with the simulation results, and Section 8.0 discusses the findings. Sections 9.0 and 10.0 give the conclusions and recommendations.</w:t>
+        <w:t xml:space="preserve">This report determines the most suitable RTL architecture for a real-time 3×3 Sobel accelerator. Section 2.0 provides background on 2D convolution, Sobel filtering, and hardware acceleration. Section 3.0 states the objective, aims, and limitations. Section 4.0 describes two candidate architectures, and Section 5.0 presents the initial assessment used to select between them. Section 6.0 details the proposed pipelined solution, Section 7.0 presents the engineering analysis together with the simulation and synthesis results, and Section 8.0 discusses the findings. Sections 9.0 and 10.0 give the conclusions and recommendations.</w:t>
       </w:r>
     </w:p>
     <w:p>
@@ -5078,7 +4915,7 @@
           <w:sz w:val="24"/>
           <w:szCs w:val="24"/>
         </w:rPr>
-        <w:t xml:space="preserve">Sobel edge detection applies two 3×3 kernels to estimate the horizontal and vertical intensity gradients, then combines them into an edge-magnitude image. It is favoured in embedded vision because it is computationally inexpensive, provides reasonable noise immunity through a built-in smoothing term, and maps efficiently onto fixed-function arithmetic; its small fixed kernel also makes it a representative case for studying convolution accelerators in general [2].</w:t>
+        <w:t xml:space="preserve">Sobel edge detection applies two 3×3 kernels to estimate the horizontal and vertical intensity gradients, then combines them into an edge-magnitude image. It is favoured in embedded vision because it is computationally inexpensive, provides reasonable noise immunity through a built-in smoothing term, and maps efficiently onto fixed-function arithmetic. Its small fixed kernel also makes it a representative case for studying convolution accelerators in general [2].</w:t>
       </w:r>
     </w:p>
     <w:p>
@@ -5092,7 +4929,7 @@
           <w:sz w:val="24"/>
           <w:szCs w:val="24"/>
         </w:rPr>
-        <w:t xml:space="preserve">Real-time processing imposes a hard timing constraint: every pixel of every frame must be processed within a fixed budget. A central processing unit (CPU) executes convolution as instructions whose timing is affected by memory access and cache behaviour, introducing variability that can break the timing budget [3]. FPGAs and RTL architectures instead implement the convolution as dedicated logic, forming a spatial datapath that processes pixels deterministically as they stream through, trading silicon area for throughput [4].</w:t>
+        <w:t xml:space="preserve">Real-time processing imposes a hard timing constraint. Every pixel of every frame must be processed within a fixed budget. A central processing unit (CPU) executes convolution as instructions whose timing is affected by memory access and cache behaviour, introducing variability that can break the timing budget. FPGAs and RTL architectures instead implement the convolution as dedicated logic, forming a spatial datapath that processes pixels deterministically as they stream through, trading silicon area for throughput [3].</w:t>
       </w:r>
     </w:p>
     <w:p>
@@ -5106,7 +4943,7 @@
           <w:sz w:val="24"/>
           <w:szCs w:val="24"/>
         </w:rPr>
-        <w:t xml:space="preserve">Four quantities dominate such designs. Throughput measures output pixels per unit time and determines whether the frame rate can be sustained. Latency measures the delay from input to output and matters for closed-loop systems. Resource usage measures the look-up tables (LUTs), flip-flops (FFs), digital signal processing (DSP) blocks, and block RAM (BRAM) consumed, constraining cost. Timing closure determines whether the circuit can meet its target clock period; a design that cannot close timing cannot run at the intended frequency regardless of its theoretical merit.</w:t>
+        <w:t xml:space="preserve">Four quantities dominate such designs. Throughput measures output pixels per unit time and determines whether the frame rate can be sustained. Latency measures the delay from input to output and matters for closed-loop systems. Resource usage measures the look-up tables (LUTs), flip-flops (FFs), digital signal processing (DSP) blocks, and block RAM (BRAM) consumed, constraining cost. Timing closure determines whether the circuit can meet its target clock period. A design that cannot close timing cannot run at the intended frequency regardless of its theoretical merit.</w:t>
       </w:r>
     </w:p>
     <w:p>
@@ -5257,7 +5094,7 @@
           <w:sz w:val="24"/>
           <w:szCs w:val="24"/>
         </w:rPr>
-        <w:t xml:space="preserve">3.  Estimate or measure FPGA resource usage (LUTs, flip-flops, DSP blocks, BRAM) using Xilinx Vivado synthesis [6].</w:t>
+        <w:t xml:space="preserve">3.  Estimate or measure FPGA resource usage (LUTs, flip-flops, DSP blocks, BRAM) using Xilinx Vivado synthesis [5].</w:t>
       </w:r>
     </w:p>
     <w:p>
@@ -5287,7 +5124,7 @@
           <w:sz w:val="24"/>
           <w:szCs w:val="24"/>
         </w:rPr>
-        <w:t xml:space="preserve">5.  Verify the RTL output against a software reference (golden) model to a defined accuracy.</w:t>
+        <w:t xml:space="preserve">5.  Verify the RTL output in simulation using stored test images across multiple frame sizes.</w:t>
       </w:r>
     </w:p>
     <w:p>
@@ -5318,7 +5155,7 @@
           <w:sz w:val="24"/>
           <w:szCs w:val="24"/>
         </w:rPr>
-        <w:t xml:space="preserve">–  Only grayscale (single-channel) images are processed; RGB colour is excluded.</w:t>
+        <w:t xml:space="preserve">•  Only grayscale (single-channel) images are processed. RGB colour is excluded.</w:t>
       </w:r>
     </w:p>
     <w:p>
@@ -5333,7 +5170,7 @@
           <w:sz w:val="24"/>
           <w:szCs w:val="24"/>
         </w:rPr>
-        <w:t xml:space="preserve">–  Only the standard 3×3 Sobel operator is considered.</w:t>
+        <w:t xml:space="preserve">•  Only the standard 3×3 Sobel operator is considered.</w:t>
       </w:r>
     </w:p>
     <w:p>
@@ -5348,7 +5185,7 @@
           <w:sz w:val="24"/>
           <w:szCs w:val="24"/>
         </w:rPr>
-        <w:t xml:space="preserve">–  No physical camera interface is required; inputs are stored images or test vectors.</w:t>
+        <w:t xml:space="preserve">•  No physical camera interface is required. Inputs are stored images or test vectors.</w:t>
       </w:r>
     </w:p>
     <w:p>
@@ -5363,7 +5200,7 @@
           <w:sz w:val="24"/>
           <w:szCs w:val="24"/>
         </w:rPr>
-        <w:t xml:space="preserve">–  No full ASIC layout is performed and no neural-network inference is included.</w:t>
+        <w:t xml:space="preserve">•  No full ASIC layout is performed and no neural-network inference is included.</w:t>
       </w:r>
     </w:p>
     <w:p>
@@ -5378,7 +5215,7 @@
           <w:sz w:val="24"/>
           <w:szCs w:val="24"/>
         </w:rPr>
-        <w:t xml:space="preserve">–  The implementation is verified in simulation using stored inputs rather than live video.</w:t>
+        <w:t xml:space="preserve">•  The implementation is verified in simulation using stored inputs rather than live video.</w:t>
       </w:r>
     </w:p>
     <w:p>
@@ -5424,7 +5261,7 @@
           <w:sz w:val="24"/>
           <w:szCs w:val="24"/>
         </w:rPr>
-        <w:t xml:space="preserve">The sequential RTL filter assembles a 3×3 pixel window and performs the Sobel arithmetic over several clock cycles using a small number of shared arithmetic units sequenced by a finite-state machine. Because few operations occur in parallel, it uses modest logic and is straightforward to design and verify. Its limitation is throughput: each output pixel requires multiple clock cycles, so the sustained rate is the clock frequency divided by the cycles per pixel, which may be insufficient at higher resolutions or frame rates.</w:t>
+        <w:t xml:space="preserve">The sequential RTL filter assembles a 3×3 pixel window and performs the Sobel arithmetic over several clock cycles using a small number of shared arithmetic units sequenced by a finite-state machine. Because few operations occur in parallel, it uses modest logic and is straightforward to design and verify. Its limitation is throughput. Each output pixel requires multiple clock cycles, so the sustained rate is the clock frequency divided by the cycles per pixel, which may be insufficient at higher resolutions or frame rates.</w:t>
       </w:r>
     </w:p>
     <w:p>
@@ -5454,7 +5291,7 @@
           <w:sz w:val="24"/>
           <w:szCs w:val="24"/>
         </w:rPr>
-        <w:t xml:space="preserve">The pipelined RTL filter uses two line buffers and shift registers to continuously assemble a 3×3 window from the incoming stream, and partitions the Sobel arithmetic into registered stages so that, after an initial fill delay, one output pixel is produced per clock cycle [4]. It is more complex and consumes more memory and registers, but it directly targets the high-throughput, low-latency streaming nature of the problem.</w:t>
+        <w:t xml:space="preserve">The pipelined RTL filter uses two line buffers and shift registers to continuously assemble a 3×3 window from the incoming stream, and partitions the Sobel arithmetic into registered stages so that, after an initial fill delay, one output pixel is produced per clock cycle [3]. It is more complex and consumes more memory and registers, but it directly targets the high-throughput, low-latency streaming nature of the problem.</w:t>
       </w:r>
     </w:p>
     <w:p>
@@ -5711,7 +5548,7 @@
           <w:sz w:val="24"/>
           <w:szCs w:val="24"/>
         </w:rPr>
-        <w:t xml:space="preserve">, summed over all seven criteria. Throughput and latency receive the highest weights because the central problem is sustaining a deterministic real-time pixel rate; timing feasibility is weighted highly because a design that cannot close timing cannot meet the rate. Resource usage carries moderate weight, and implementation and verification complexity carry lower weight because they affect development effort rather than delivered performance.</w:t>
+        <w:t xml:space="preserve">, summed over all seven criteria. Throughput and latency receive the highest weights because the central problem is sustaining a deterministic real-time pixel rate. Timing feasibility is weighted highly because a design that cannot close timing cannot meet the rate. Resource usage carries moderate weight, and implementation and verification complexity carry lower weight because they affect development effort rather than delivered performance.</w:t>
       </w:r>
     </w:p>
     <w:p>
@@ -7530,7 +7367,7 @@
           <w:sz w:val="24"/>
           <w:szCs w:val="24"/>
         </w:rPr>
-        <w:t xml:space="preserve">The proposed solution is a pipelined RTL Sobel edge-detection accelerator that processes a continuous stream of 8-bit grayscale pixels and produces one filtered output pixel per clock cycle in steady state. The design is written in VHDL and is organised into the hierarchy shown in Figure 1: a window-forming stage built from two line buffers and a bank of shift registers, followed by a two-stage arithmetic pipeline. Every stage is registered, so a new pixel is accepted on each clock edge once the pipeline has filled [4].</w:t>
+        <w:t xml:space="preserve">The proposed solution is a pipelined RTL Sobel edge-detection accelerator that processes a continuous stream of 8-bit grayscale pixels and produces one filtered output pixel per clock cycle in steady state. The design is written in VHDL and is organised into the hierarchy shown in Figure 1. A window-forming stage built from two line buffers and a bank of shift registers feeds a two-stage arithmetic pipeline. Every stage is registered, so a new pixel is accepted on each clock edge once the pipeline has filled [3].</w:t>
       </w:r>
     </w:p>
     <w:p>
@@ -7616,209 +7453,7 @@
           <w:sz w:val="24"/>
           <w:szCs w:val="24"/>
         </w:rPr>
-        <w:t xml:space="preserve">The arithmetic datapath computes the horizontal gradient </w:t>
-      </w:r>
-      <w:r>
-        <w:rPr>
-          <w:rFonts w:ascii="Times New Roman" w:cs="Times New Roman" w:eastAsia="Times New Roman" w:hAnsi="Times New Roman"/>
-          <w:i/>
-          <w:iCs/>
-          <w:sz w:val="24"/>
-          <w:szCs w:val="24"/>
-        </w:rPr>
-        <w:t xml:space="preserve">G</w:t>
-      </w:r>
-      <w:r>
-        <w:rPr>
-          <w:rFonts w:ascii="Times New Roman" w:cs="Times New Roman" w:eastAsia="Times New Roman" w:hAnsi="Times New Roman"/>
-          <w:i/>
-          <w:iCs/>
-          <w:sz w:val="24"/>
-          <w:szCs w:val="24"/>
-          <w:vertAlign w:val="subscript"/>
-        </w:rPr>
-        <w:t xml:space="preserve">x</w:t>
-      </w:r>
-      <w:r>
-        <w:rPr>
-          <w:rFonts w:ascii="Times New Roman" w:cs="Times New Roman" w:eastAsia="Times New Roman" w:hAnsi="Times New Roman"/>
-          <w:sz w:val="24"/>
-          <w:szCs w:val="24"/>
-        </w:rPr>
-        <w:t xml:space="preserve"> and the vertical gradient </w:t>
-      </w:r>
-      <w:r>
-        <w:rPr>
-          <w:rFonts w:ascii="Times New Roman" w:cs="Times New Roman" w:eastAsia="Times New Roman" w:hAnsi="Times New Roman"/>
-          <w:i/>
-          <w:iCs/>
-          <w:sz w:val="24"/>
-          <w:szCs w:val="24"/>
-        </w:rPr>
-        <w:t xml:space="preserve">G</w:t>
-      </w:r>
-      <w:r>
-        <w:rPr>
-          <w:rFonts w:ascii="Times New Roman" w:cs="Times New Roman" w:eastAsia="Times New Roman" w:hAnsi="Times New Roman"/>
-          <w:i/>
-          <w:iCs/>
-          <w:sz w:val="24"/>
-          <w:szCs w:val="24"/>
-          <w:vertAlign w:val="subscript"/>
-        </w:rPr>
-        <w:t xml:space="preserve">y</w:t>
-      </w:r>
-      <w:r>
-        <w:rPr>
-          <w:rFonts w:ascii="Times New Roman" w:cs="Times New Roman" w:eastAsia="Times New Roman" w:hAnsi="Times New Roman"/>
-          <w:sz w:val="24"/>
-          <w:szCs w:val="24"/>
-        </w:rPr>
-        <w:t xml:space="preserve">, forms the approximate magnitude </w:t>
-      </w:r>
-      <w:r>
-        <w:rPr>
-          <w:rFonts w:ascii="Times New Roman" w:cs="Times New Roman" w:eastAsia="Times New Roman" w:hAnsi="Times New Roman"/>
-          <w:i/>
-          <w:iCs/>
-          <w:sz w:val="24"/>
-          <w:szCs w:val="24"/>
-        </w:rPr>
-        <w:t xml:space="preserve">M</w:t>
-      </w:r>
-      <w:r>
-        <w:rPr>
-          <w:rFonts w:ascii="Times New Roman" w:cs="Times New Roman" w:eastAsia="Times New Roman" w:hAnsi="Times New Roman"/>
-          <w:sz w:val="24"/>
-          <w:szCs w:val="24"/>
-        </w:rPr>
-        <w:t xml:space="preserve"> ≈ </w:t>
-      </w:r>
-      <w:r>
-        <w:rPr>
-          <w:rFonts w:ascii="Times New Roman" w:cs="Times New Roman" w:eastAsia="Times New Roman" w:hAnsi="Times New Roman"/>
-          <w:sz w:val="24"/>
-          <w:szCs w:val="24"/>
-        </w:rPr>
-        <w:t xml:space="preserve">|</w:t>
-      </w:r>
-      <w:r>
-        <w:rPr>
-          <w:rFonts w:ascii="Times New Roman" w:cs="Times New Roman" w:eastAsia="Times New Roman" w:hAnsi="Times New Roman"/>
-          <w:i/>
-          <w:iCs/>
-          <w:sz w:val="24"/>
-          <w:szCs w:val="24"/>
-        </w:rPr>
-        <w:t xml:space="preserve">G</w:t>
-      </w:r>
-      <w:r>
-        <w:rPr>
-          <w:rFonts w:ascii="Times New Roman" w:cs="Times New Roman" w:eastAsia="Times New Roman" w:hAnsi="Times New Roman"/>
-          <w:i/>
-          <w:iCs/>
-          <w:sz w:val="24"/>
-          <w:szCs w:val="24"/>
-          <w:vertAlign w:val="subscript"/>
-        </w:rPr>
-        <w:t xml:space="preserve">x</w:t>
-      </w:r>
-      <w:r>
-        <w:rPr>
-          <w:rFonts w:ascii="Times New Roman" w:cs="Times New Roman" w:eastAsia="Times New Roman" w:hAnsi="Times New Roman"/>
-          <w:sz w:val="24"/>
-          <w:szCs w:val="24"/>
-        </w:rPr>
-        <w:t xml:space="preserve">|</w:t>
-      </w:r>
-      <w:r>
-        <w:rPr>
-          <w:rFonts w:ascii="Times New Roman" w:cs="Times New Roman" w:eastAsia="Times New Roman" w:hAnsi="Times New Roman"/>
-          <w:sz w:val="24"/>
-          <w:szCs w:val="24"/>
-        </w:rPr>
-        <w:t xml:space="preserve"> + </w:t>
-      </w:r>
-      <w:r>
-        <w:rPr>
-          <w:rFonts w:ascii="Times New Roman" w:cs="Times New Roman" w:eastAsia="Times New Roman" w:hAnsi="Times New Roman"/>
-          <w:sz w:val="24"/>
-          <w:szCs w:val="24"/>
-        </w:rPr>
-        <w:t xml:space="preserve">|</w:t>
-      </w:r>
-      <w:r>
-        <w:rPr>
-          <w:rFonts w:ascii="Times New Roman" w:cs="Times New Roman" w:eastAsia="Times New Roman" w:hAnsi="Times New Roman"/>
-          <w:i/>
-          <w:iCs/>
-          <w:sz w:val="24"/>
-          <w:szCs w:val="24"/>
-        </w:rPr>
-        <w:t xml:space="preserve">G</w:t>
-      </w:r>
-      <w:r>
-        <w:rPr>
-          <w:rFonts w:ascii="Times New Roman" w:cs="Times New Roman" w:eastAsia="Times New Roman" w:hAnsi="Times New Roman"/>
-          <w:i/>
-          <w:iCs/>
-          <w:sz w:val="24"/>
-          <w:szCs w:val="24"/>
-          <w:vertAlign w:val="subscript"/>
-        </w:rPr>
-        <w:t xml:space="preserve">y</w:t>
-      </w:r>
-      <w:r>
-        <w:rPr>
-          <w:rFonts w:ascii="Times New Roman" w:cs="Times New Roman" w:eastAsia="Times New Roman" w:hAnsi="Times New Roman"/>
-          <w:sz w:val="24"/>
-          <w:szCs w:val="24"/>
-        </w:rPr>
-        <w:t xml:space="preserve">|</w:t>
-      </w:r>
-      <w:r>
-        <w:rPr>
-          <w:rFonts w:ascii="Times New Roman" w:cs="Times New Roman" w:eastAsia="Times New Roman" w:hAnsi="Times New Roman"/>
-          <w:sz w:val="24"/>
-          <w:szCs w:val="24"/>
-        </w:rPr>
-        <w:t xml:space="preserve">, and saturates the result to the 8-bit output range. A valid flag travels with the data through every pipeline register, so outputs produced while the buffers are filling, and along the image borders where no complete 3×3 window exists, are marked invalid; the output frame is therefore (</w:t>
-      </w:r>
-      <w:r>
-        <w:rPr>
-          <w:rFonts w:ascii="Times New Roman" w:cs="Times New Roman" w:eastAsia="Times New Roman" w:hAnsi="Times New Roman"/>
-          <w:i/>
-          <w:iCs/>
-          <w:sz w:val="24"/>
-          <w:szCs w:val="24"/>
-        </w:rPr>
-        <w:t xml:space="preserve">W</w:t>
-      </w:r>
-      <w:r>
-        <w:rPr>
-          <w:rFonts w:ascii="Times New Roman" w:cs="Times New Roman" w:eastAsia="Times New Roman" w:hAnsi="Times New Roman"/>
-          <w:sz w:val="24"/>
-          <w:szCs w:val="24"/>
-        </w:rPr>
-        <w:t xml:space="preserve"> − 2) × (</w:t>
-      </w:r>
-      <w:r>
-        <w:rPr>
-          <w:rFonts w:ascii="Times New Roman" w:cs="Times New Roman" w:eastAsia="Times New Roman" w:hAnsi="Times New Roman"/>
-          <w:i/>
-          <w:iCs/>
-          <w:sz w:val="24"/>
-          <w:szCs w:val="24"/>
-        </w:rPr>
-        <w:t xml:space="preserve">H</w:t>
-      </w:r>
-      <w:r>
-        <w:rPr>
-          <w:rFonts w:ascii="Times New Roman" w:cs="Times New Roman" w:eastAsia="Times New Roman" w:hAnsi="Times New Roman"/>
-          <w:sz w:val="24"/>
-          <w:szCs w:val="24"/>
-        </w:rPr>
-        <w:t xml:space="preserve"> − 2) pixels. Figure 3 shows the resulting behaviour: a one-time fill latency followed by one output pixel per clock cycle.</w:t>
+        <w:t xml:space="preserve">The arithmetic part of the design evaluates each 3×3 group of pixels and measures how much the image changes from left to right and from top to bottom. These two gradients are combined to estimate the edge strength at that point. If the result is larger than an 8-bit pixel can store, it is capped at the maximum value. The design also tracks whether each output pixel is valid. At start-up the buffers need time to fill, and pixels along the outside border cannot be processed because they do not have a full 3×3 neighbourhood. For this reason the output image is two pixels smaller in each direction. Figure 3 shows this timing. After a short start-up delay the design produces one output pixel every clock cycle. This is the benefit of a pipelined design.</w:t>
       </w:r>
     </w:p>
     <w:p>
@@ -7833,6 +7468,132 @@
             <wp:extent cx="5848350" cy="2724150"/>
             <wp:effectExtent t="0" r="0" b="0" l="0"/>
             <wp:docPr id="1" name="Figure 1: Block diagram of the" descr="Figure 1: Block diagram of the pipelined Sobel accelerator." title="Figure 1: Block diagram of the pipelined Sobel accelerator."/>
+            <wp:cNvGraphicFramePr>
+              <a:graphicFrameLocks xmlns:a="http://schemas.openxmlformats.org/drawingml/2006/main" noChangeAspect="1"/>
+            </wp:cNvGraphicFramePr>
+            <a:graphic xmlns:a="http://schemas.openxmlformats.org/drawingml/2006/main">
+              <a:graphicData uri="http://schemas.openxmlformats.org/drawingml/2006/picture">
+                <pic:pic xmlns:pic="http://schemas.openxmlformats.org/drawingml/2006/picture">
+                  <pic:nvPicPr>
+                    <pic:cNvPr id="0" name="" descr=""/>
+                    <pic:cNvPicPr>
+                      <a:picLocks noChangeAspect="1" noChangeArrowheads="1"/>
+                    </pic:cNvPicPr>
+                  </pic:nvPicPr>
+                  <pic:blipFill>
+                    <a:blip r:embed="rId17" cstate="none"/>
+                    <a:srcRect/>
+                    <a:stretch>
+                      <a:fillRect/>
+                    </a:stretch>
+                  </pic:blipFill>
+                  <pic:spPr bwMode="auto">
+                    <a:xfrm>
+                      <a:off x="0" y="0"/>
+                      <a:ext cx="5848350" cy="2724150"/>
+                    </a:xfrm>
+                    <a:prstGeom prst="rect">
+                      <a:avLst/>
+                    </a:prstGeom>
+                  </pic:spPr>
+                </pic:pic>
+              </a:graphicData>
+            </a:graphic>
+          </wp:inline>
+        </w:drawing>
+      </w:r>
+    </w:p>
+    <w:p>
+      <w:pPr>
+        <w:spacing w:after="240"/>
+        <w:jc w:val="center"/>
+      </w:pPr>
+      <w:r>
+        <w:rPr>
+          <w:rFonts w:ascii="Times New Roman" w:cs="Times New Roman" w:eastAsia="Times New Roman" w:hAnsi="Times New Roman"/>
+          <w:b/>
+          <w:bCs/>
+          <w:sz w:val="22"/>
+          <w:szCs w:val="22"/>
+        </w:rPr>
+        <w:t xml:space="preserve">Figure 1: Block diagram of the pipelined Sobel accelerator.</w:t>
+      </w:r>
+    </w:p>
+    <w:p>
+      <w:pPr>
+        <w:keepNext/>
+        <w:spacing w:after="60" w:before="200"/>
+        <w:jc w:val="center"/>
+      </w:pPr>
+      <w:r>
+        <w:drawing>
+          <wp:inline distT="0" distB="0" distL="0" distR="0">
+            <wp:extent cx="5667375" cy="2066925"/>
+            <wp:effectExtent t="0" r="0" b="0" l="0"/>
+            <wp:docPr id="1" name="Figure 2: The 3×3 pixel window" descr="Figure 2: The 3×3 pixel window and the horizontal (Gx) and vertical (Gy) Sobel kernels." title="Figure 2: The 3×3 pixel window and the horizontal (Gx) and vertical (Gy) Sobel kernels."/>
+            <wp:cNvGraphicFramePr>
+              <a:graphicFrameLocks xmlns:a="http://schemas.openxmlformats.org/drawingml/2006/main" noChangeAspect="1"/>
+            </wp:cNvGraphicFramePr>
+            <a:graphic xmlns:a="http://schemas.openxmlformats.org/drawingml/2006/main">
+              <a:graphicData uri="http://schemas.openxmlformats.org/drawingml/2006/picture">
+                <pic:pic xmlns:pic="http://schemas.openxmlformats.org/drawingml/2006/picture">
+                  <pic:nvPicPr>
+                    <pic:cNvPr id="0" name="" descr=""/>
+                    <pic:cNvPicPr>
+                      <a:picLocks noChangeAspect="1" noChangeArrowheads="1"/>
+                    </pic:cNvPicPr>
+                  </pic:nvPicPr>
+                  <pic:blipFill>
+                    <a:blip r:embed="rId18" cstate="none"/>
+                    <a:srcRect/>
+                    <a:stretch>
+                      <a:fillRect/>
+                    </a:stretch>
+                  </pic:blipFill>
+                  <pic:spPr bwMode="auto">
+                    <a:xfrm>
+                      <a:off x="0" y="0"/>
+                      <a:ext cx="5667375" cy="2066925"/>
+                    </a:xfrm>
+                    <a:prstGeom prst="rect">
+                      <a:avLst/>
+                    </a:prstGeom>
+                  </pic:spPr>
+                </pic:pic>
+              </a:graphicData>
+            </a:graphic>
+          </wp:inline>
+        </w:drawing>
+      </w:r>
+    </w:p>
+    <w:p>
+      <w:pPr>
+        <w:spacing w:after="240"/>
+        <w:jc w:val="center"/>
+      </w:pPr>
+      <w:r>
+        <w:rPr>
+          <w:rFonts w:ascii="Times New Roman" w:cs="Times New Roman" w:eastAsia="Times New Roman" w:hAnsi="Times New Roman"/>
+          <w:b/>
+          <w:bCs/>
+          <w:sz w:val="22"/>
+          <w:szCs w:val="22"/>
+        </w:rPr>
+        <w:t xml:space="preserve">Figure 2: The 3×3 pixel window and the horizontal (Gx) and vertical (Gy) Sobel kernels.</w:t>
+      </w:r>
+    </w:p>
+    <w:p>
+      <w:pPr>
+        <w:keepNext/>
+        <w:spacing w:after="60" w:before="200"/>
+        <w:jc w:val="center"/>
+      </w:pPr>
+      <w:r>
+        <w:drawing>
+          <wp:inline distT="0" distB="0" distL="0" distR="0">
+            <wp:extent cx="5848350" cy="2409825"/>
+            <wp:effectExtent t="0" r="0" b="0" l="0"/>
+            <wp:docPr id="1" name="Figure 3: Pipeline timing, sho" descr="Figure 3: Pipeline timing, showing the fill latency." title="Figure 3: Pipeline timing, showing the fill latency."/>
             <wp:cNvGraphicFramePr>
               <a:graphicFrameLocks xmlns:a="http://schemas.openxmlformats.org/drawingml/2006/main" noChangeAspect="1"/>
             </wp:cNvGraphicFramePr>
@@ -7855,7 +7616,7 @@
                   <pic:spPr bwMode="auto">
                     <a:xfrm>
                       <a:off x="0" y="0"/>
-                      <a:ext cx="5848350" cy="2724150"/>
+                      <a:ext cx="5848350" cy="2409825"/>
                     </a:xfrm>
                     <a:prstGeom prst="rect">
                       <a:avLst/>
@@ -7881,7 +7642,2346 @@
           <w:sz w:val="22"/>
           <w:szCs w:val="22"/>
         </w:rPr>
-        <w:t xml:space="preserve">Figure 1: Block diagram of the pipelined Sobel accelerator.</w:t>
+        <w:t xml:space="preserve">Figure 3: Pipeline timing, showing the fill latency.</w:t>
+      </w:r>
+    </w:p>
+    <w:p>
+      <w:pPr>
+        <w:keepNext/>
+        <w:spacing w:after="160" w:before="320"/>
+      </w:pPr>
+      <w:r>
+        <w:rPr>
+          <w:rFonts w:ascii="Times New Roman" w:cs="Times New Roman" w:eastAsia="Times New Roman" w:hAnsi="Times New Roman"/>
+          <w:b/>
+          <w:bCs/>
+          <w:sz w:val="28"/>
+          <w:szCs w:val="28"/>
+        </w:rPr>
+        <w:t xml:space="preserve">7.0 Engineering Analysis</w:t>
+      </w:r>
+    </w:p>
+    <w:p>
+      <w:pPr>
+        <w:spacing w:after="120" w:line="276"/>
+        <w:jc w:val="left"/>
+      </w:pPr>
+      <w:r>
+        <w:rPr>
+          <w:rFonts w:ascii="Times New Roman" w:cs="Times New Roman" w:eastAsia="Times New Roman" w:hAnsi="Times New Roman"/>
+          <w:sz w:val="24"/>
+          <w:szCs w:val="24"/>
+        </w:rPr>
+        <w:t xml:space="preserve">The analysis proceeds from the application requirement to the measured behaviour of the design. Section 7.1 establishes the pixel rate the accelerator must sustain. Sections 7.2 and 7.3 compare the throughput of the sequential and pipelined architectures. Section 7.4 derives and then measures the pipeline latency, and Section 7.5 examines the Sobel arithmetic and its bit widths. Sections 7.6 through 7.8 cover resource usage, verification results, and the sensitivity and limitations of the analysis. All simulation results were obtained with the Vivado simulator (VHDL-2008) using a file-driven testbench and a 100 MHz testbench clock [4].</w:t>
+      </w:r>
+    </w:p>
+    <w:p>
+      <w:pPr>
+        <w:keepNext/>
+        <w:spacing w:after="120" w:before="240"/>
+      </w:pPr>
+      <w:r>
+        <w:rPr>
+          <w:rFonts w:ascii="Times New Roman" w:cs="Times New Roman" w:eastAsia="Times New Roman" w:hAnsi="Times New Roman"/>
+          <w:b/>
+          <w:bCs/>
+          <w:sz w:val="24"/>
+          <w:szCs w:val="24"/>
+        </w:rPr>
+        <w:t xml:space="preserve">7.1 Real-Time Throughput Requirement</w:t>
+      </w:r>
+    </w:p>
+    <w:p>
+      <w:pPr>
+        <w:spacing w:after="120" w:line="276"/>
+        <w:jc w:val="left"/>
+      </w:pPr>
+      <w:r>
+        <w:rPr>
+          <w:rFonts w:ascii="Times New Roman" w:cs="Times New Roman" w:eastAsia="Times New Roman" w:hAnsi="Times New Roman"/>
+          <w:sz w:val="24"/>
+          <w:szCs w:val="24"/>
+        </w:rPr>
+        <w:t xml:space="preserve">The first requirement is the sustained pixel rate that the accelerator must support. The number of pixels in one frame is the product of the image width and height, as given in Equation (2).</w:t>
+      </w:r>
+    </w:p>
+    <w:p>
+      <w:pPr>
+        <w:tabs>
+          <w:tab w:val="center" w:pos="4680"/>
+          <w:tab w:val="right" w:pos="9360"/>
+        </w:tabs>
+        <w:spacing w:after="160" w:before="160"/>
+      </w:pPr>
+      <w:r>
+        <w:rPr>
+          <w:rFonts w:ascii="Times New Roman" w:cs="Times New Roman" w:eastAsia="Times New Roman" w:hAnsi="Times New Roman"/>
+          <w:sz w:val="24"/>
+          <w:szCs w:val="24"/>
+        </w:rPr>
+        <w:t xml:space="preserve">	</w:t>
+      </w:r>
+      <w:r>
+        <w:rPr>
+          <w:rFonts w:ascii="Times New Roman" w:cs="Times New Roman" w:eastAsia="Times New Roman" w:hAnsi="Times New Roman"/>
+          <w:i/>
+          <w:iCs/>
+          <w:sz w:val="24"/>
+          <w:szCs w:val="24"/>
+        </w:rPr>
+        <w:t xml:space="preserve">N</w:t>
+      </w:r>
+      <w:r>
+        <w:rPr>
+          <w:rFonts w:ascii="Times New Roman" w:cs="Times New Roman" w:eastAsia="Times New Roman" w:hAnsi="Times New Roman"/>
+          <w:i/>
+          <w:iCs/>
+          <w:sz w:val="24"/>
+          <w:szCs w:val="24"/>
+          <w:vertAlign w:val="subscript"/>
+        </w:rPr>
+        <w:t xml:space="preserve">px</w:t>
+      </w:r>
+      <w:r>
+        <w:rPr>
+          <w:rFonts w:ascii="Times New Roman" w:cs="Times New Roman" w:eastAsia="Times New Roman" w:hAnsi="Times New Roman"/>
+          <w:sz w:val="24"/>
+          <w:szCs w:val="24"/>
+        </w:rPr>
+        <w:t xml:space="preserve"> = </w:t>
+      </w:r>
+      <w:r>
+        <w:rPr>
+          <w:rFonts w:ascii="Times New Roman" w:cs="Times New Roman" w:eastAsia="Times New Roman" w:hAnsi="Times New Roman"/>
+          <w:i/>
+          <w:iCs/>
+          <w:sz w:val="24"/>
+          <w:szCs w:val="24"/>
+        </w:rPr>
+        <w:t xml:space="preserve">W</w:t>
+      </w:r>
+      <w:r>
+        <w:rPr>
+          <w:rFonts w:ascii="Times New Roman" w:cs="Times New Roman" w:eastAsia="Times New Roman" w:hAnsi="Times New Roman"/>
+          <w:sz w:val="24"/>
+          <w:szCs w:val="24"/>
+        </w:rPr>
+        <w:t xml:space="preserve"> × </w:t>
+      </w:r>
+      <w:r>
+        <w:rPr>
+          <w:rFonts w:ascii="Times New Roman" w:cs="Times New Roman" w:eastAsia="Times New Roman" w:hAnsi="Times New Roman"/>
+          <w:i/>
+          <w:iCs/>
+          <w:sz w:val="24"/>
+          <w:szCs w:val="24"/>
+        </w:rPr>
+        <w:t xml:space="preserve">H</w:t>
+      </w:r>
+      <w:r>
+        <w:rPr>
+          <w:rFonts w:ascii="Times New Roman" w:cs="Times New Roman" w:eastAsia="Times New Roman" w:hAnsi="Times New Roman"/>
+          <w:sz w:val="24"/>
+          <w:szCs w:val="24"/>
+        </w:rPr>
+        <w:t xml:space="preserve">	(2)</w:t>
+      </w:r>
+    </w:p>
+    <w:p>
+      <w:pPr>
+        <w:spacing w:after="120" w:line="276"/>
+        <w:jc w:val="left"/>
+      </w:pPr>
+      <w:r>
+        <w:rPr>
+          <w:rFonts w:ascii="Times New Roman" w:cs="Times New Roman" w:eastAsia="Times New Roman" w:hAnsi="Times New Roman"/>
+          <w:sz w:val="24"/>
+          <w:szCs w:val="24"/>
+        </w:rPr>
+        <w:t xml:space="preserve">In Equation (2), </w:t>
+      </w:r>
+      <w:r>
+        <w:rPr>
+          <w:rFonts w:ascii="Times New Roman" w:cs="Times New Roman" w:eastAsia="Times New Roman" w:hAnsi="Times New Roman"/>
+          <w:i/>
+          <w:iCs/>
+          <w:sz w:val="24"/>
+          <w:szCs w:val="24"/>
+        </w:rPr>
+        <w:t xml:space="preserve">N</w:t>
+      </w:r>
+      <w:r>
+        <w:rPr>
+          <w:rFonts w:ascii="Times New Roman" w:cs="Times New Roman" w:eastAsia="Times New Roman" w:hAnsi="Times New Roman"/>
+          <w:i/>
+          <w:iCs/>
+          <w:sz w:val="24"/>
+          <w:szCs w:val="24"/>
+          <w:vertAlign w:val="subscript"/>
+        </w:rPr>
+        <w:t xml:space="preserve">px</w:t>
+      </w:r>
+      <w:r>
+        <w:rPr>
+          <w:rFonts w:ascii="Times New Roman" w:cs="Times New Roman" w:eastAsia="Times New Roman" w:hAnsi="Times New Roman"/>
+          <w:sz w:val="24"/>
+          <w:szCs w:val="24"/>
+        </w:rPr>
+        <w:t xml:space="preserve"> is the number of pixels in one frame, </w:t>
+      </w:r>
+      <w:r>
+        <w:rPr>
+          <w:rFonts w:ascii="Times New Roman" w:cs="Times New Roman" w:eastAsia="Times New Roman" w:hAnsi="Times New Roman"/>
+          <w:i/>
+          <w:iCs/>
+          <w:sz w:val="24"/>
+          <w:szCs w:val="24"/>
+        </w:rPr>
+        <w:t xml:space="preserve">W</w:t>
+      </w:r>
+      <w:r>
+        <w:rPr>
+          <w:rFonts w:ascii="Times New Roman" w:cs="Times New Roman" w:eastAsia="Times New Roman" w:hAnsi="Times New Roman"/>
+          <w:sz w:val="24"/>
+          <w:szCs w:val="24"/>
+        </w:rPr>
+        <w:t xml:space="preserve"> is the image width in pixels, and </w:t>
+      </w:r>
+      <w:r>
+        <w:rPr>
+          <w:rFonts w:ascii="Times New Roman" w:cs="Times New Roman" w:eastAsia="Times New Roman" w:hAnsi="Times New Roman"/>
+          <w:i/>
+          <w:iCs/>
+          <w:sz w:val="24"/>
+          <w:szCs w:val="24"/>
+        </w:rPr>
+        <w:t xml:space="preserve">H</w:t>
+      </w:r>
+      <w:r>
+        <w:rPr>
+          <w:rFonts w:ascii="Times New Roman" w:cs="Times New Roman" w:eastAsia="Times New Roman" w:hAnsi="Times New Roman"/>
+          <w:sz w:val="24"/>
+          <w:szCs w:val="24"/>
+        </w:rPr>
+        <w:t xml:space="preserve"> is the image height in pixels. The required sustained pixel rate is the pixels per frame multiplied by the frame rate, as in Equation (3).</w:t>
+      </w:r>
+    </w:p>
+    <w:p>
+      <w:pPr>
+        <w:tabs>
+          <w:tab w:val="center" w:pos="4680"/>
+          <w:tab w:val="right" w:pos="9360"/>
+        </w:tabs>
+        <w:spacing w:after="160" w:before="160"/>
+      </w:pPr>
+      <w:r>
+        <w:rPr>
+          <w:rFonts w:ascii="Times New Roman" w:cs="Times New Roman" w:eastAsia="Times New Roman" w:hAnsi="Times New Roman"/>
+          <w:sz w:val="24"/>
+          <w:szCs w:val="24"/>
+        </w:rPr>
+        <w:t xml:space="preserve">	</w:t>
+      </w:r>
+      <w:r>
+        <w:rPr>
+          <w:rFonts w:ascii="Times New Roman" w:cs="Times New Roman" w:eastAsia="Times New Roman" w:hAnsi="Times New Roman"/>
+          <w:i/>
+          <w:iCs/>
+          <w:sz w:val="24"/>
+          <w:szCs w:val="24"/>
+        </w:rPr>
+        <w:t xml:space="preserve">R</w:t>
+      </w:r>
+      <w:r>
+        <w:rPr>
+          <w:rFonts w:ascii="Times New Roman" w:cs="Times New Roman" w:eastAsia="Times New Roman" w:hAnsi="Times New Roman"/>
+          <w:i/>
+          <w:iCs/>
+          <w:sz w:val="24"/>
+          <w:szCs w:val="24"/>
+          <w:vertAlign w:val="subscript"/>
+        </w:rPr>
+        <w:t xml:space="preserve">px</w:t>
+      </w:r>
+      <w:r>
+        <w:rPr>
+          <w:rFonts w:ascii="Times New Roman" w:cs="Times New Roman" w:eastAsia="Times New Roman" w:hAnsi="Times New Roman"/>
+          <w:sz w:val="24"/>
+          <w:szCs w:val="24"/>
+        </w:rPr>
+        <w:t xml:space="preserve"> = </w:t>
+      </w:r>
+      <w:r>
+        <w:rPr>
+          <w:rFonts w:ascii="Times New Roman" w:cs="Times New Roman" w:eastAsia="Times New Roman" w:hAnsi="Times New Roman"/>
+          <w:i/>
+          <w:iCs/>
+          <w:sz w:val="24"/>
+          <w:szCs w:val="24"/>
+        </w:rPr>
+        <w:t xml:space="preserve">W</w:t>
+      </w:r>
+      <w:r>
+        <w:rPr>
+          <w:rFonts w:ascii="Times New Roman" w:cs="Times New Roman" w:eastAsia="Times New Roman" w:hAnsi="Times New Roman"/>
+          <w:sz w:val="24"/>
+          <w:szCs w:val="24"/>
+        </w:rPr>
+        <w:t xml:space="preserve"> × </w:t>
+      </w:r>
+      <w:r>
+        <w:rPr>
+          <w:rFonts w:ascii="Times New Roman" w:cs="Times New Roman" w:eastAsia="Times New Roman" w:hAnsi="Times New Roman"/>
+          <w:i/>
+          <w:iCs/>
+          <w:sz w:val="24"/>
+          <w:szCs w:val="24"/>
+        </w:rPr>
+        <w:t xml:space="preserve">H</w:t>
+      </w:r>
+      <w:r>
+        <w:rPr>
+          <w:rFonts w:ascii="Times New Roman" w:cs="Times New Roman" w:eastAsia="Times New Roman" w:hAnsi="Times New Roman"/>
+          <w:sz w:val="24"/>
+          <w:szCs w:val="24"/>
+        </w:rPr>
+        <w:t xml:space="preserve"> × </w:t>
+      </w:r>
+      <w:r>
+        <w:rPr>
+          <w:rFonts w:ascii="Times New Roman" w:cs="Times New Roman" w:eastAsia="Times New Roman" w:hAnsi="Times New Roman"/>
+          <w:i/>
+          <w:iCs/>
+          <w:sz w:val="24"/>
+          <w:szCs w:val="24"/>
+        </w:rPr>
+        <w:t xml:space="preserve">F</w:t>
+      </w:r>
+      <w:r>
+        <w:rPr>
+          <w:rFonts w:ascii="Times New Roman" w:cs="Times New Roman" w:eastAsia="Times New Roman" w:hAnsi="Times New Roman"/>
+          <w:sz w:val="24"/>
+          <w:szCs w:val="24"/>
+        </w:rPr>
+        <w:t xml:space="preserve">	(3)</w:t>
+      </w:r>
+    </w:p>
+    <w:p>
+      <w:pPr>
+        <w:spacing w:after="120" w:line="276"/>
+        <w:jc w:val="left"/>
+      </w:pPr>
+      <w:r>
+        <w:rPr>
+          <w:rFonts w:ascii="Times New Roman" w:cs="Times New Roman" w:eastAsia="Times New Roman" w:hAnsi="Times New Roman"/>
+          <w:sz w:val="24"/>
+          <w:szCs w:val="24"/>
+        </w:rPr>
+        <w:t xml:space="preserve">In Equation (3), </w:t>
+      </w:r>
+      <w:r>
+        <w:rPr>
+          <w:rFonts w:ascii="Times New Roman" w:cs="Times New Roman" w:eastAsia="Times New Roman" w:hAnsi="Times New Roman"/>
+          <w:i/>
+          <w:iCs/>
+          <w:sz w:val="24"/>
+          <w:szCs w:val="24"/>
+        </w:rPr>
+        <w:t xml:space="preserve">R</w:t>
+      </w:r>
+      <w:r>
+        <w:rPr>
+          <w:rFonts w:ascii="Times New Roman" w:cs="Times New Roman" w:eastAsia="Times New Roman" w:hAnsi="Times New Roman"/>
+          <w:i/>
+          <w:iCs/>
+          <w:sz w:val="24"/>
+          <w:szCs w:val="24"/>
+          <w:vertAlign w:val="subscript"/>
+        </w:rPr>
+        <w:t xml:space="preserve">px</w:t>
+      </w:r>
+      <w:r>
+        <w:rPr>
+          <w:rFonts w:ascii="Times New Roman" w:cs="Times New Roman" w:eastAsia="Times New Roman" w:hAnsi="Times New Roman"/>
+          <w:sz w:val="24"/>
+          <w:szCs w:val="24"/>
+        </w:rPr>
+        <w:t xml:space="preserve"> is the required pixel rate in pixels per second and </w:t>
+      </w:r>
+      <w:r>
+        <w:rPr>
+          <w:rFonts w:ascii="Times New Roman" w:cs="Times New Roman" w:eastAsia="Times New Roman" w:hAnsi="Times New Roman"/>
+          <w:i/>
+          <w:iCs/>
+          <w:sz w:val="24"/>
+          <w:szCs w:val="24"/>
+        </w:rPr>
+        <w:t xml:space="preserve">F</w:t>
+      </w:r>
+      <w:r>
+        <w:rPr>
+          <w:rFonts w:ascii="Times New Roman" w:cs="Times New Roman" w:eastAsia="Times New Roman" w:hAnsi="Times New Roman"/>
+          <w:sz w:val="24"/>
+          <w:szCs w:val="24"/>
+        </w:rPr>
+        <w:t xml:space="preserve"> is the frame rate in frames per second. For the target of 640×480 grayscale video at 30 frames per second, Equation (3) gives a required rate of 640 × 480 × 30 = 9.216 × 10⁶ pixels per second. Any candidate architecture must sustain at least this rate to meet the project aim.</w:t>
+      </w:r>
+    </w:p>
+    <w:p>
+      <w:pPr>
+        <w:keepNext/>
+        <w:spacing w:after="120" w:before="240"/>
+      </w:pPr>
+      <w:r>
+        <w:rPr>
+          <w:rFonts w:ascii="Times New Roman" w:cs="Times New Roman" w:eastAsia="Times New Roman" w:hAnsi="Times New Roman"/>
+          <w:b/>
+          <w:bCs/>
+          <w:sz w:val="24"/>
+          <w:szCs w:val="24"/>
+        </w:rPr>
+        <w:t xml:space="preserve">7.2 Sequential RTL Throughput</w:t>
+      </w:r>
+    </w:p>
+    <w:p>
+      <w:pPr>
+        <w:spacing w:after="120" w:line="276"/>
+        <w:jc w:val="left"/>
+      </w:pPr>
+      <w:r>
+        <w:rPr>
+          <w:rFonts w:ascii="Times New Roman" w:cs="Times New Roman" w:eastAsia="Times New Roman" w:hAnsi="Times New Roman"/>
+          <w:sz w:val="24"/>
+          <w:szCs w:val="24"/>
+        </w:rPr>
+        <w:t xml:space="preserve">A sequential architecture shares a small number of arithmetic units across the Sobel computation, so it needs several clock cycles for each output pixel. The exact count depends on how many multiply-accumulate and absolute-value steps are serialised. The sustained throughput of such a design is given by Equation (4).</w:t>
+      </w:r>
+    </w:p>
+    <w:p>
+      <w:pPr>
+        <w:tabs>
+          <w:tab w:val="center" w:pos="4680"/>
+          <w:tab w:val="right" w:pos="9360"/>
+        </w:tabs>
+        <w:spacing w:after="160" w:before="160"/>
+      </w:pPr>
+      <w:r>
+        <w:rPr>
+          <w:rFonts w:ascii="Times New Roman" w:cs="Times New Roman" w:eastAsia="Times New Roman" w:hAnsi="Times New Roman"/>
+          <w:sz w:val="24"/>
+          <w:szCs w:val="24"/>
+        </w:rPr>
+        <w:t xml:space="preserve">	</w:t>
+      </w:r>
+      <w:r>
+        <w:rPr>
+          <w:rFonts w:ascii="Times New Roman" w:cs="Times New Roman" w:eastAsia="Times New Roman" w:hAnsi="Times New Roman"/>
+          <w:i/>
+          <w:iCs/>
+          <w:sz w:val="24"/>
+          <w:szCs w:val="24"/>
+        </w:rPr>
+        <w:t xml:space="preserve">T</w:t>
+      </w:r>
+      <w:r>
+        <w:rPr>
+          <w:rFonts w:ascii="Times New Roman" w:cs="Times New Roman" w:eastAsia="Times New Roman" w:hAnsi="Times New Roman"/>
+          <w:i/>
+          <w:iCs/>
+          <w:sz w:val="24"/>
+          <w:szCs w:val="24"/>
+          <w:vertAlign w:val="subscript"/>
+        </w:rPr>
+        <w:t xml:space="preserve">seq</w:t>
+      </w:r>
+      <w:r>
+        <w:rPr>
+          <w:rFonts w:ascii="Times New Roman" w:cs="Times New Roman" w:eastAsia="Times New Roman" w:hAnsi="Times New Roman"/>
+          <w:sz w:val="24"/>
+          <w:szCs w:val="24"/>
+        </w:rPr>
+        <w:t xml:space="preserve"> = </w:t>
+      </w:r>
+      <w:r>
+        <w:rPr>
+          <w:rFonts w:ascii="Times New Roman" w:cs="Times New Roman" w:eastAsia="Times New Roman" w:hAnsi="Times New Roman"/>
+          <w:i/>
+          <w:iCs/>
+          <w:sz w:val="24"/>
+          <w:szCs w:val="24"/>
+        </w:rPr>
+        <w:t xml:space="preserve">f</w:t>
+      </w:r>
+      <w:r>
+        <w:rPr>
+          <w:rFonts w:ascii="Times New Roman" w:cs="Times New Roman" w:eastAsia="Times New Roman" w:hAnsi="Times New Roman"/>
+          <w:i/>
+          <w:iCs/>
+          <w:sz w:val="24"/>
+          <w:szCs w:val="24"/>
+          <w:vertAlign w:val="subscript"/>
+        </w:rPr>
+        <w:t xml:space="preserve">clk</w:t>
+      </w:r>
+      <w:r>
+        <w:rPr>
+          <w:rFonts w:ascii="Times New Roman" w:cs="Times New Roman" w:eastAsia="Times New Roman" w:hAnsi="Times New Roman"/>
+          <w:sz w:val="24"/>
+          <w:szCs w:val="24"/>
+        </w:rPr>
+        <w:t xml:space="preserve"> / </w:t>
+      </w:r>
+      <w:r>
+        <w:rPr>
+          <w:rFonts w:ascii="Times New Roman" w:cs="Times New Roman" w:eastAsia="Times New Roman" w:hAnsi="Times New Roman"/>
+          <w:i/>
+          <w:iCs/>
+          <w:sz w:val="24"/>
+          <w:szCs w:val="24"/>
+        </w:rPr>
+        <w:t xml:space="preserve">CPP</w:t>
+      </w:r>
+      <w:r>
+        <w:rPr>
+          <w:rFonts w:ascii="Times New Roman" w:cs="Times New Roman" w:eastAsia="Times New Roman" w:hAnsi="Times New Roman"/>
+          <w:sz w:val="24"/>
+          <w:szCs w:val="24"/>
+        </w:rPr>
+        <w:t xml:space="preserve">	(4)</w:t>
+      </w:r>
+    </w:p>
+    <w:p>
+      <w:pPr>
+        <w:spacing w:after="120" w:line="276"/>
+        <w:jc w:val="left"/>
+      </w:pPr>
+      <w:r>
+        <w:rPr>
+          <w:rFonts w:ascii="Times New Roman" w:cs="Times New Roman" w:eastAsia="Times New Roman" w:hAnsi="Times New Roman"/>
+          <w:sz w:val="24"/>
+          <w:szCs w:val="24"/>
+        </w:rPr>
+        <w:t xml:space="preserve">In Equation (4), </w:t>
+      </w:r>
+      <w:r>
+        <w:rPr>
+          <w:rFonts w:ascii="Times New Roman" w:cs="Times New Roman" w:eastAsia="Times New Roman" w:hAnsi="Times New Roman"/>
+          <w:i/>
+          <w:iCs/>
+          <w:sz w:val="24"/>
+          <w:szCs w:val="24"/>
+        </w:rPr>
+        <w:t xml:space="preserve">T</w:t>
+      </w:r>
+      <w:r>
+        <w:rPr>
+          <w:rFonts w:ascii="Times New Roman" w:cs="Times New Roman" w:eastAsia="Times New Roman" w:hAnsi="Times New Roman"/>
+          <w:i/>
+          <w:iCs/>
+          <w:sz w:val="24"/>
+          <w:szCs w:val="24"/>
+          <w:vertAlign w:val="subscript"/>
+        </w:rPr>
+        <w:t xml:space="preserve">seq</w:t>
+      </w:r>
+      <w:r>
+        <w:rPr>
+          <w:rFonts w:ascii="Times New Roman" w:cs="Times New Roman" w:eastAsia="Times New Roman" w:hAnsi="Times New Roman"/>
+          <w:sz w:val="24"/>
+          <w:szCs w:val="24"/>
+        </w:rPr>
+        <w:t xml:space="preserve"> is the sequential throughput in output pixels per second, </w:t>
+      </w:r>
+      <w:r>
+        <w:rPr>
+          <w:rFonts w:ascii="Times New Roman" w:cs="Times New Roman" w:eastAsia="Times New Roman" w:hAnsi="Times New Roman"/>
+          <w:i/>
+          <w:iCs/>
+          <w:sz w:val="24"/>
+          <w:szCs w:val="24"/>
+        </w:rPr>
+        <w:t xml:space="preserve">f</w:t>
+      </w:r>
+      <w:r>
+        <w:rPr>
+          <w:rFonts w:ascii="Times New Roman" w:cs="Times New Roman" w:eastAsia="Times New Roman" w:hAnsi="Times New Roman"/>
+          <w:i/>
+          <w:iCs/>
+          <w:sz w:val="24"/>
+          <w:szCs w:val="24"/>
+          <w:vertAlign w:val="subscript"/>
+        </w:rPr>
+        <w:t xml:space="preserve">clk</w:t>
+      </w:r>
+      <w:r>
+        <w:rPr>
+          <w:rFonts w:ascii="Times New Roman" w:cs="Times New Roman" w:eastAsia="Times New Roman" w:hAnsi="Times New Roman"/>
+          <w:sz w:val="24"/>
+          <w:szCs w:val="24"/>
+        </w:rPr>
+        <w:t xml:space="preserve"> is the clock frequency in hertz, and </w:t>
+      </w:r>
+      <w:r>
+        <w:rPr>
+          <w:rFonts w:ascii="Times New Roman" w:cs="Times New Roman" w:eastAsia="Times New Roman" w:hAnsi="Times New Roman"/>
+          <w:i/>
+          <w:iCs/>
+          <w:sz w:val="24"/>
+          <w:szCs w:val="24"/>
+        </w:rPr>
+        <w:t xml:space="preserve">CPP</w:t>
+      </w:r>
+      <w:r>
+        <w:rPr>
+          <w:rFonts w:ascii="Times New Roman" w:cs="Times New Roman" w:eastAsia="Times New Roman" w:hAnsi="Times New Roman"/>
+          <w:sz w:val="24"/>
+          <w:szCs w:val="24"/>
+        </w:rPr>
+        <w:t xml:space="preserve"> is the number of clock cycles required per output pixel. At </w:t>
+      </w:r>
+      <w:r>
+        <w:rPr>
+          <w:rFonts w:ascii="Times New Roman" w:cs="Times New Roman" w:eastAsia="Times New Roman" w:hAnsi="Times New Roman"/>
+          <w:i/>
+          <w:iCs/>
+          <w:sz w:val="24"/>
+          <w:szCs w:val="24"/>
+        </w:rPr>
+        <w:t xml:space="preserve">f</w:t>
+      </w:r>
+      <w:r>
+        <w:rPr>
+          <w:rFonts w:ascii="Times New Roman" w:cs="Times New Roman" w:eastAsia="Times New Roman" w:hAnsi="Times New Roman"/>
+          <w:i/>
+          <w:iCs/>
+          <w:sz w:val="24"/>
+          <w:szCs w:val="24"/>
+          <w:vertAlign w:val="subscript"/>
+        </w:rPr>
+        <w:t xml:space="preserve">clk</w:t>
+      </w:r>
+      <w:r>
+        <w:rPr>
+          <w:rFonts w:ascii="Times New Roman" w:cs="Times New Roman" w:eastAsia="Times New Roman" w:hAnsi="Times New Roman"/>
+          <w:sz w:val="24"/>
+          <w:szCs w:val="24"/>
+        </w:rPr>
+        <w:t xml:space="preserve"> = 100 MHz and a representative </w:t>
+      </w:r>
+      <w:r>
+        <w:rPr>
+          <w:rFonts w:ascii="Times New Roman" w:cs="Times New Roman" w:eastAsia="Times New Roman" w:hAnsi="Times New Roman"/>
+          <w:i/>
+          <w:iCs/>
+          <w:sz w:val="24"/>
+          <w:szCs w:val="24"/>
+        </w:rPr>
+        <w:t xml:space="preserve">CPP</w:t>
+      </w:r>
+      <w:r>
+        <w:rPr>
+          <w:rFonts w:ascii="Times New Roman" w:cs="Times New Roman" w:eastAsia="Times New Roman" w:hAnsi="Times New Roman"/>
+          <w:sz w:val="24"/>
+          <w:szCs w:val="24"/>
+        </w:rPr>
+        <w:t xml:space="preserve"> = 8, the sequential throughput is 1.25 × 10⁷ pixels per second. This nominally exceeds the 640×480 target, but the margin shrinks quickly as resolution increases or as </w:t>
+      </w:r>
+      <w:r>
+        <w:rPr>
+          <w:rFonts w:ascii="Times New Roman" w:cs="Times New Roman" w:eastAsia="Times New Roman" w:hAnsi="Times New Roman"/>
+          <w:i/>
+          <w:iCs/>
+          <w:sz w:val="24"/>
+          <w:szCs w:val="24"/>
+        </w:rPr>
+        <w:t xml:space="preserve">CPP</w:t>
+      </w:r>
+      <w:r>
+        <w:rPr>
+          <w:rFonts w:ascii="Times New Roman" w:cs="Times New Roman" w:eastAsia="Times New Roman" w:hAnsi="Times New Roman"/>
+          <w:sz w:val="24"/>
+          <w:szCs w:val="24"/>
+        </w:rPr>
+        <w:t xml:space="preserve"> grows with control overhead, and it leaves little headroom for higher frame rates.</w:t>
+      </w:r>
+    </w:p>
+    <w:p>
+      <w:pPr>
+        <w:keepNext/>
+        <w:spacing w:after="120" w:before="240"/>
+      </w:pPr>
+      <w:r>
+        <w:rPr>
+          <w:rFonts w:ascii="Times New Roman" w:cs="Times New Roman" w:eastAsia="Times New Roman" w:hAnsi="Times New Roman"/>
+          <w:b/>
+          <w:bCs/>
+          <w:sz w:val="24"/>
+          <w:szCs w:val="24"/>
+        </w:rPr>
+        <w:t xml:space="preserve">7.3 Pipelined RTL Throughput</w:t>
+      </w:r>
+    </w:p>
+    <w:p>
+      <w:pPr>
+        <w:spacing w:after="120" w:line="276"/>
+        <w:jc w:val="left"/>
+      </w:pPr>
+      <w:r>
+        <w:rPr>
+          <w:rFonts w:ascii="Times New Roman" w:cs="Times New Roman" w:eastAsia="Times New Roman" w:hAnsi="Times New Roman"/>
+          <w:sz w:val="24"/>
+          <w:szCs w:val="24"/>
+        </w:rPr>
+        <w:t xml:space="preserve">In the pipelined architecture every stage is registered and operates concurrently. Once the line buffers and pipeline registers have filled, the design accepts one input pixel and produces one output pixel on every clock cycle, so the steady-state throughput reduces to Equation (5).</w:t>
+      </w:r>
+    </w:p>
+    <w:p>
+      <w:pPr>
+        <w:tabs>
+          <w:tab w:val="center" w:pos="4680"/>
+          <w:tab w:val="right" w:pos="9360"/>
+        </w:tabs>
+        <w:spacing w:after="160" w:before="160"/>
+      </w:pPr>
+      <w:r>
+        <w:rPr>
+          <w:rFonts w:ascii="Times New Roman" w:cs="Times New Roman" w:eastAsia="Times New Roman" w:hAnsi="Times New Roman"/>
+          <w:sz w:val="24"/>
+          <w:szCs w:val="24"/>
+        </w:rPr>
+        <w:t xml:space="preserve">	</w:t>
+      </w:r>
+      <w:r>
+        <w:rPr>
+          <w:rFonts w:ascii="Times New Roman" w:cs="Times New Roman" w:eastAsia="Times New Roman" w:hAnsi="Times New Roman"/>
+          <w:i/>
+          <w:iCs/>
+          <w:sz w:val="24"/>
+          <w:szCs w:val="24"/>
+        </w:rPr>
+        <w:t xml:space="preserve">T</w:t>
+      </w:r>
+      <w:r>
+        <w:rPr>
+          <w:rFonts w:ascii="Times New Roman" w:cs="Times New Roman" w:eastAsia="Times New Roman" w:hAnsi="Times New Roman"/>
+          <w:i/>
+          <w:iCs/>
+          <w:sz w:val="24"/>
+          <w:szCs w:val="24"/>
+          <w:vertAlign w:val="subscript"/>
+        </w:rPr>
+        <w:t xml:space="preserve">pipe</w:t>
+      </w:r>
+      <w:r>
+        <w:rPr>
+          <w:rFonts w:ascii="Times New Roman" w:cs="Times New Roman" w:eastAsia="Times New Roman" w:hAnsi="Times New Roman"/>
+          <w:sz w:val="24"/>
+          <w:szCs w:val="24"/>
+        </w:rPr>
+        <w:t xml:space="preserve"> = </w:t>
+      </w:r>
+      <w:r>
+        <w:rPr>
+          <w:rFonts w:ascii="Times New Roman" w:cs="Times New Roman" w:eastAsia="Times New Roman" w:hAnsi="Times New Roman"/>
+          <w:i/>
+          <w:iCs/>
+          <w:sz w:val="24"/>
+          <w:szCs w:val="24"/>
+        </w:rPr>
+        <w:t xml:space="preserve">f</w:t>
+      </w:r>
+      <w:r>
+        <w:rPr>
+          <w:rFonts w:ascii="Times New Roman" w:cs="Times New Roman" w:eastAsia="Times New Roman" w:hAnsi="Times New Roman"/>
+          <w:i/>
+          <w:iCs/>
+          <w:sz w:val="24"/>
+          <w:szCs w:val="24"/>
+          <w:vertAlign w:val="subscript"/>
+        </w:rPr>
+        <w:t xml:space="preserve">clk</w:t>
+      </w:r>
+      <w:r>
+        <w:rPr>
+          <w:rFonts w:ascii="Times New Roman" w:cs="Times New Roman" w:eastAsia="Times New Roman" w:hAnsi="Times New Roman"/>
+          <w:sz w:val="24"/>
+          <w:szCs w:val="24"/>
+        </w:rPr>
+        <w:t xml:space="preserve">	(5)</w:t>
+      </w:r>
+    </w:p>
+    <w:p>
+      <w:pPr>
+        <w:spacing w:after="120" w:line="276"/>
+        <w:jc w:val="left"/>
+      </w:pPr>
+      <w:r>
+        <w:rPr>
+          <w:rFonts w:ascii="Times New Roman" w:cs="Times New Roman" w:eastAsia="Times New Roman" w:hAnsi="Times New Roman"/>
+          <w:sz w:val="24"/>
+          <w:szCs w:val="24"/>
+        </w:rPr>
+        <w:t xml:space="preserve">In Equation (5), </w:t>
+      </w:r>
+      <w:r>
+        <w:rPr>
+          <w:rFonts w:ascii="Times New Roman" w:cs="Times New Roman" w:eastAsia="Times New Roman" w:hAnsi="Times New Roman"/>
+          <w:i/>
+          <w:iCs/>
+          <w:sz w:val="24"/>
+          <w:szCs w:val="24"/>
+        </w:rPr>
+        <w:t xml:space="preserve">T</w:t>
+      </w:r>
+      <w:r>
+        <w:rPr>
+          <w:rFonts w:ascii="Times New Roman" w:cs="Times New Roman" w:eastAsia="Times New Roman" w:hAnsi="Times New Roman"/>
+          <w:i/>
+          <w:iCs/>
+          <w:sz w:val="24"/>
+          <w:szCs w:val="24"/>
+          <w:vertAlign w:val="subscript"/>
+        </w:rPr>
+        <w:t xml:space="preserve">pipe</w:t>
+      </w:r>
+      <w:r>
+        <w:rPr>
+          <w:rFonts w:ascii="Times New Roman" w:cs="Times New Roman" w:eastAsia="Times New Roman" w:hAnsi="Times New Roman"/>
+          <w:sz w:val="24"/>
+          <w:szCs w:val="24"/>
+        </w:rPr>
+        <w:t xml:space="preserve"> is the pipelined steady-state throughput in output pixels per second and </w:t>
+      </w:r>
+      <w:r>
+        <w:rPr>
+          <w:rFonts w:ascii="Times New Roman" w:cs="Times New Roman" w:eastAsia="Times New Roman" w:hAnsi="Times New Roman"/>
+          <w:i/>
+          <w:iCs/>
+          <w:sz w:val="24"/>
+          <w:szCs w:val="24"/>
+        </w:rPr>
+        <w:t xml:space="preserve">f</w:t>
+      </w:r>
+      <w:r>
+        <w:rPr>
+          <w:rFonts w:ascii="Times New Roman" w:cs="Times New Roman" w:eastAsia="Times New Roman" w:hAnsi="Times New Roman"/>
+          <w:i/>
+          <w:iCs/>
+          <w:sz w:val="24"/>
+          <w:szCs w:val="24"/>
+          <w:vertAlign w:val="subscript"/>
+        </w:rPr>
+        <w:t xml:space="preserve">clk</w:t>
+      </w:r>
+      <w:r>
+        <w:rPr>
+          <w:rFonts w:ascii="Times New Roman" w:cs="Times New Roman" w:eastAsia="Times New Roman" w:hAnsi="Times New Roman"/>
+          <w:sz w:val="24"/>
+          <w:szCs w:val="24"/>
+        </w:rPr>
+        <w:t xml:space="preserve"> is the clock frequency in hertz. At 100 MHz the design sustains 1.0 × 10⁸ pixels per second, roughly ten times the requirement from Section 7.1 and an order of magnitude above the sequential estimate of Section 7.2.</w:t>
+      </w:r>
+    </w:p>
+    <w:p>
+      <w:pPr>
+        <w:spacing w:after="120" w:line="276"/>
+        <w:jc w:val="left"/>
+      </w:pPr>
+      <w:r>
+        <w:rPr>
+          <w:rFonts w:ascii="Times New Roman" w:cs="Times New Roman" w:eastAsia="Times New Roman" w:hAnsi="Times New Roman"/>
+          <w:sz w:val="24"/>
+          <w:szCs w:val="24"/>
+        </w:rPr>
+        <w:t xml:space="preserve">Behavioural simulation confirmed this prediction. In the 128×72 test image the design consumed all 9,216 input pixels at one pixel per clock with no pipeline stalls, and produced the complete 126×70 output frame of 8,820 pixels in about 95 µs of simulated time. That time consisted of a 2.6 µs pipeline-fill delay followed by sustained single-cycle output. At this rate the accelerator processes more than 10,000 frames per second at this resolution. Because throughput is fixed at one pixel per clock regardless of frame size, the same design sustains real-time rates at full 640×480 resolution, about 324 frames per second. The measured steady-state throughput therefore agrees with Equation (5).</w:t>
+      </w:r>
+    </w:p>
+    <w:p>
+      <w:pPr>
+        <w:keepNext/>
+        <w:spacing w:after="120" w:before="240"/>
+      </w:pPr>
+      <w:r>
+        <w:rPr>
+          <w:rFonts w:ascii="Times New Roman" w:cs="Times New Roman" w:eastAsia="Times New Roman" w:hAnsi="Times New Roman"/>
+          <w:b/>
+          <w:bCs/>
+          <w:sz w:val="24"/>
+          <w:szCs w:val="24"/>
+        </w:rPr>
+        <w:t xml:space="preserve">7.4 Latency Analysis</w:t>
+      </w:r>
+    </w:p>
+    <w:p>
+      <w:pPr>
+        <w:spacing w:after="120" w:line="276"/>
+        <w:jc w:val="left"/>
+      </w:pPr>
+      <w:r>
+        <w:rPr>
+          <w:rFonts w:ascii="Times New Roman" w:cs="Times New Roman" w:eastAsia="Times New Roman" w:hAnsi="Times New Roman"/>
+          <w:sz w:val="24"/>
+          <w:szCs w:val="24"/>
+        </w:rPr>
+        <w:t xml:space="preserve">Latency is the delay between a pixel entering the accelerator and the corresponding output pixel becoming valid, and it is distinct from throughput. For this design the latency has three contributions. These are the line-buffer fill, the window-formation delay, and the arithmetic pipeline depth, as expressed in Equation (6).</w:t>
+      </w:r>
+    </w:p>
+    <w:p>
+      <w:pPr>
+        <w:tabs>
+          <w:tab w:val="center" w:pos="4680"/>
+          <w:tab w:val="right" w:pos="9360"/>
+        </w:tabs>
+        <w:spacing w:after="160" w:before="160"/>
+      </w:pPr>
+      <w:r>
+        <w:rPr>
+          <w:rFonts w:ascii="Times New Roman" w:cs="Times New Roman" w:eastAsia="Times New Roman" w:hAnsi="Times New Roman"/>
+          <w:sz w:val="24"/>
+          <w:szCs w:val="24"/>
+        </w:rPr>
+        <w:t xml:space="preserve">	</w:t>
+      </w:r>
+      <w:r>
+        <w:rPr>
+          <w:rFonts w:ascii="Times New Roman" w:cs="Times New Roman" w:eastAsia="Times New Roman" w:hAnsi="Times New Roman"/>
+          <w:i/>
+          <w:iCs/>
+          <w:sz w:val="24"/>
+          <w:szCs w:val="24"/>
+        </w:rPr>
+        <w:t xml:space="preserve">L</w:t>
+      </w:r>
+      <w:r>
+        <w:rPr>
+          <w:rFonts w:ascii="Times New Roman" w:cs="Times New Roman" w:eastAsia="Times New Roman" w:hAnsi="Times New Roman"/>
+          <w:sz w:val="24"/>
+          <w:szCs w:val="24"/>
+        </w:rPr>
+        <w:t xml:space="preserve"> = 2</w:t>
+      </w:r>
+      <w:r>
+        <w:rPr>
+          <w:rFonts w:ascii="Times New Roman" w:cs="Times New Roman" w:eastAsia="Times New Roman" w:hAnsi="Times New Roman"/>
+          <w:i/>
+          <w:iCs/>
+          <w:sz w:val="24"/>
+          <w:szCs w:val="24"/>
+        </w:rPr>
+        <w:t xml:space="preserve">W</w:t>
+      </w:r>
+      <w:r>
+        <w:rPr>
+          <w:rFonts w:ascii="Times New Roman" w:cs="Times New Roman" w:eastAsia="Times New Roman" w:hAnsi="Times New Roman"/>
+          <w:sz w:val="24"/>
+          <w:szCs w:val="24"/>
+        </w:rPr>
+        <w:t xml:space="preserve"> + </w:t>
+      </w:r>
+      <w:r>
+        <w:rPr>
+          <w:rFonts w:ascii="Times New Roman" w:cs="Times New Roman" w:eastAsia="Times New Roman" w:hAnsi="Times New Roman"/>
+          <w:i/>
+          <w:iCs/>
+          <w:sz w:val="24"/>
+          <w:szCs w:val="24"/>
+        </w:rPr>
+        <w:t xml:space="preserve">D</w:t>
+      </w:r>
+      <w:r>
+        <w:rPr>
+          <w:rFonts w:ascii="Times New Roman" w:cs="Times New Roman" w:eastAsia="Times New Roman" w:hAnsi="Times New Roman"/>
+          <w:i/>
+          <w:iCs/>
+          <w:sz w:val="24"/>
+          <w:szCs w:val="24"/>
+          <w:vertAlign w:val="subscript"/>
+        </w:rPr>
+        <w:t xml:space="preserve">w</w:t>
+      </w:r>
+      <w:r>
+        <w:rPr>
+          <w:rFonts w:ascii="Times New Roman" w:cs="Times New Roman" w:eastAsia="Times New Roman" w:hAnsi="Times New Roman"/>
+          <w:sz w:val="24"/>
+          <w:szCs w:val="24"/>
+        </w:rPr>
+        <w:t xml:space="preserve"> + </w:t>
+      </w:r>
+      <w:r>
+        <w:rPr>
+          <w:rFonts w:ascii="Times New Roman" w:cs="Times New Roman" w:eastAsia="Times New Roman" w:hAnsi="Times New Roman"/>
+          <w:i/>
+          <w:iCs/>
+          <w:sz w:val="24"/>
+          <w:szCs w:val="24"/>
+        </w:rPr>
+        <w:t xml:space="preserve">D</w:t>
+      </w:r>
+      <w:r>
+        <w:rPr>
+          <w:rFonts w:ascii="Times New Roman" w:cs="Times New Roman" w:eastAsia="Times New Roman" w:hAnsi="Times New Roman"/>
+          <w:i/>
+          <w:iCs/>
+          <w:sz w:val="24"/>
+          <w:szCs w:val="24"/>
+          <w:vertAlign w:val="subscript"/>
+        </w:rPr>
+        <w:t xml:space="preserve">a</w:t>
+      </w:r>
+      <w:r>
+        <w:rPr>
+          <w:rFonts w:ascii="Times New Roman" w:cs="Times New Roman" w:eastAsia="Times New Roman" w:hAnsi="Times New Roman"/>
+          <w:sz w:val="24"/>
+          <w:szCs w:val="24"/>
+        </w:rPr>
+        <w:t xml:space="preserve">	(6)</w:t>
+      </w:r>
+    </w:p>
+    <w:p>
+      <w:pPr>
+        <w:spacing w:after="120" w:line="276"/>
+        <w:jc w:val="left"/>
+      </w:pPr>
+      <w:r>
+        <w:rPr>
+          <w:rFonts w:ascii="Times New Roman" w:cs="Times New Roman" w:eastAsia="Times New Roman" w:hAnsi="Times New Roman"/>
+          <w:sz w:val="24"/>
+          <w:szCs w:val="24"/>
+        </w:rPr>
+        <w:t xml:space="preserve">In Equation (6), </w:t>
+      </w:r>
+      <w:r>
+        <w:rPr>
+          <w:rFonts w:ascii="Times New Roman" w:cs="Times New Roman" w:eastAsia="Times New Roman" w:hAnsi="Times New Roman"/>
+          <w:i/>
+          <w:iCs/>
+          <w:sz w:val="24"/>
+          <w:szCs w:val="24"/>
+        </w:rPr>
+        <w:t xml:space="preserve">L</w:t>
+      </w:r>
+      <w:r>
+        <w:rPr>
+          <w:rFonts w:ascii="Times New Roman" w:cs="Times New Roman" w:eastAsia="Times New Roman" w:hAnsi="Times New Roman"/>
+          <w:sz w:val="24"/>
+          <w:szCs w:val="24"/>
+        </w:rPr>
+        <w:t xml:space="preserve"> is the total latency in clock cycles, </w:t>
+      </w:r>
+      <w:r>
+        <w:rPr>
+          <w:rFonts w:ascii="Times New Roman" w:cs="Times New Roman" w:eastAsia="Times New Roman" w:hAnsi="Times New Roman"/>
+          <w:i/>
+          <w:iCs/>
+          <w:sz w:val="24"/>
+          <w:szCs w:val="24"/>
+        </w:rPr>
+        <w:t xml:space="preserve">W</w:t>
+      </w:r>
+      <w:r>
+        <w:rPr>
+          <w:rFonts w:ascii="Times New Roman" w:cs="Times New Roman" w:eastAsia="Times New Roman" w:hAnsi="Times New Roman"/>
+          <w:sz w:val="24"/>
+          <w:szCs w:val="24"/>
+        </w:rPr>
+        <w:t xml:space="preserve"> is the image width in pixels, </w:t>
+      </w:r>
+      <w:r>
+        <w:rPr>
+          <w:rFonts w:ascii="Times New Roman" w:cs="Times New Roman" w:eastAsia="Times New Roman" w:hAnsi="Times New Roman"/>
+          <w:i/>
+          <w:iCs/>
+          <w:sz w:val="24"/>
+          <w:szCs w:val="24"/>
+        </w:rPr>
+        <w:t xml:space="preserve">D</w:t>
+      </w:r>
+      <w:r>
+        <w:rPr>
+          <w:rFonts w:ascii="Times New Roman" w:cs="Times New Roman" w:eastAsia="Times New Roman" w:hAnsi="Times New Roman"/>
+          <w:i/>
+          <w:iCs/>
+          <w:sz w:val="24"/>
+          <w:szCs w:val="24"/>
+          <w:vertAlign w:val="subscript"/>
+        </w:rPr>
+        <w:t xml:space="preserve">w</w:t>
+      </w:r>
+      <w:r>
+        <w:rPr>
+          <w:rFonts w:ascii="Times New Roman" w:cs="Times New Roman" w:eastAsia="Times New Roman" w:hAnsi="Times New Roman"/>
+          <w:sz w:val="24"/>
+          <w:szCs w:val="24"/>
+        </w:rPr>
+        <w:t xml:space="preserve"> is the window-formation delay of the shift-register stage in cycles, and </w:t>
+      </w:r>
+      <w:r>
+        <w:rPr>
+          <w:rFonts w:ascii="Times New Roman" w:cs="Times New Roman" w:eastAsia="Times New Roman" w:hAnsi="Times New Roman"/>
+          <w:i/>
+          <w:iCs/>
+          <w:sz w:val="24"/>
+          <w:szCs w:val="24"/>
+        </w:rPr>
+        <w:t xml:space="preserve">D</w:t>
+      </w:r>
+      <w:r>
+        <w:rPr>
+          <w:rFonts w:ascii="Times New Roman" w:cs="Times New Roman" w:eastAsia="Times New Roman" w:hAnsi="Times New Roman"/>
+          <w:i/>
+          <w:iCs/>
+          <w:sz w:val="24"/>
+          <w:szCs w:val="24"/>
+          <w:vertAlign w:val="subscript"/>
+        </w:rPr>
+        <w:t xml:space="preserve">a</w:t>
+      </w:r>
+      <w:r>
+        <w:rPr>
+          <w:rFonts w:ascii="Times New Roman" w:cs="Times New Roman" w:eastAsia="Times New Roman" w:hAnsi="Times New Roman"/>
+          <w:sz w:val="24"/>
+          <w:szCs w:val="24"/>
+        </w:rPr>
+        <w:t xml:space="preserve"> is the depth of the arithmetic pipeline in cycles. Two full image rows (2</w:t>
+      </w:r>
+      <w:r>
+        <w:rPr>
+          <w:rFonts w:ascii="Times New Roman" w:cs="Times New Roman" w:eastAsia="Times New Roman" w:hAnsi="Times New Roman"/>
+          <w:i/>
+          <w:iCs/>
+          <w:sz w:val="24"/>
+          <w:szCs w:val="24"/>
+        </w:rPr>
+        <w:t xml:space="preserve">W</w:t>
+      </w:r>
+      <w:r>
+        <w:rPr>
+          <w:rFonts w:ascii="Times New Roman" w:cs="Times New Roman" w:eastAsia="Times New Roman" w:hAnsi="Times New Roman"/>
+          <w:sz w:val="24"/>
+          <w:szCs w:val="24"/>
+        </w:rPr>
+        <w:t xml:space="preserve"> = 1,280 cycles at </w:t>
+      </w:r>
+      <w:r>
+        <w:rPr>
+          <w:rFonts w:ascii="Times New Roman" w:cs="Times New Roman" w:eastAsia="Times New Roman" w:hAnsi="Times New Roman"/>
+          <w:i/>
+          <w:iCs/>
+          <w:sz w:val="24"/>
+          <w:szCs w:val="24"/>
+        </w:rPr>
+        <w:t xml:space="preserve">W</w:t>
+      </w:r>
+      <w:r>
+        <w:rPr>
+          <w:rFonts w:ascii="Times New Roman" w:cs="Times New Roman" w:eastAsia="Times New Roman" w:hAnsi="Times New Roman"/>
+          <w:sz w:val="24"/>
+          <w:szCs w:val="24"/>
+        </w:rPr>
+        <w:t xml:space="preserve"> = 640) must enter the line buffers before the first complete window column exists. Window formation adds </w:t>
+      </w:r>
+      <w:r>
+        <w:rPr>
+          <w:rFonts w:ascii="Times New Roman" w:cs="Times New Roman" w:eastAsia="Times New Roman" w:hAnsi="Times New Roman"/>
+          <w:i/>
+          <w:iCs/>
+          <w:sz w:val="24"/>
+          <w:szCs w:val="24"/>
+        </w:rPr>
+        <w:t xml:space="preserve">D</w:t>
+      </w:r>
+      <w:r>
+        <w:rPr>
+          <w:rFonts w:ascii="Times New Roman" w:cs="Times New Roman" w:eastAsia="Times New Roman" w:hAnsi="Times New Roman"/>
+          <w:i/>
+          <w:iCs/>
+          <w:sz w:val="24"/>
+          <w:szCs w:val="24"/>
+          <w:vertAlign w:val="subscript"/>
+        </w:rPr>
+        <w:t xml:space="preserve">w</w:t>
+      </w:r>
+      <w:r>
+        <w:rPr>
+          <w:rFonts w:ascii="Times New Roman" w:cs="Times New Roman" w:eastAsia="Times New Roman" w:hAnsi="Times New Roman"/>
+          <w:sz w:val="24"/>
+          <w:szCs w:val="24"/>
+        </w:rPr>
+        <w:t xml:space="preserve"> = 3 cycles and the two registered arithmetic stages add </w:t>
+      </w:r>
+      <w:r>
+        <w:rPr>
+          <w:rFonts w:ascii="Times New Roman" w:cs="Times New Roman" w:eastAsia="Times New Roman" w:hAnsi="Times New Roman"/>
+          <w:i/>
+          <w:iCs/>
+          <w:sz w:val="24"/>
+          <w:szCs w:val="24"/>
+        </w:rPr>
+        <w:t xml:space="preserve">D</w:t>
+      </w:r>
+      <w:r>
+        <w:rPr>
+          <w:rFonts w:ascii="Times New Roman" w:cs="Times New Roman" w:eastAsia="Times New Roman" w:hAnsi="Times New Roman"/>
+          <w:i/>
+          <w:iCs/>
+          <w:sz w:val="24"/>
+          <w:szCs w:val="24"/>
+          <w:vertAlign w:val="subscript"/>
+        </w:rPr>
+        <w:t xml:space="preserve">a</w:t>
+      </w:r>
+      <w:r>
+        <w:rPr>
+          <w:rFonts w:ascii="Times New Roman" w:cs="Times New Roman" w:eastAsia="Times New Roman" w:hAnsi="Times New Roman"/>
+          <w:sz w:val="24"/>
+          <w:szCs w:val="24"/>
+        </w:rPr>
+        <w:t xml:space="preserve"> = 2 cycles, for a predicted latency of 1,285 cycles.</w:t>
+      </w:r>
+    </w:p>
+    <w:p>
+      <w:pPr>
+        <w:spacing w:after="120" w:line="276"/>
+        <w:jc w:val="left"/>
+      </w:pPr>
+      <w:r>
+        <w:rPr>
+          <w:rFonts w:ascii="Times New Roman" w:cs="Times New Roman" w:eastAsia="Times New Roman" w:hAnsi="Times New Roman"/>
+          <w:sz w:val="24"/>
+          <w:szCs w:val="24"/>
+        </w:rPr>
+        <w:t xml:space="preserve">The measured latency in simulation was exactly 1,285 clock cycles (12.85 µs at 100 MHz) from the first pixel clocked in to the first assertion of the output valid signal, which confirms the model in Equation (6). This latency is paid once at the start of the stream and does not reduce steady-state throughput. Against a 33 ms frame period at 30 frames per second it is negligible.</w:t>
+      </w:r>
+    </w:p>
+    <w:p>
+      <w:pPr>
+        <w:keepNext/>
+        <w:spacing w:after="120" w:before="240"/>
+      </w:pPr>
+      <w:r>
+        <w:rPr>
+          <w:rFonts w:ascii="Times New Roman" w:cs="Times New Roman" w:eastAsia="Times New Roman" w:hAnsi="Times New Roman"/>
+          <w:b/>
+          <w:bCs/>
+          <w:sz w:val="24"/>
+          <w:szCs w:val="24"/>
+        </w:rPr>
+        <w:t xml:space="preserve">7.5 Sobel Arithmetic Analysis</w:t>
+      </w:r>
+    </w:p>
+    <w:p>
+      <w:pPr>
+        <w:spacing w:after="120" w:line="276"/>
+        <w:jc w:val="left"/>
+      </w:pPr>
+      <w:r>
+        <w:rPr>
+          <w:rFonts w:ascii="Times New Roman" w:cs="Times New Roman" w:eastAsia="Times New Roman" w:hAnsi="Times New Roman"/>
+          <w:sz w:val="24"/>
+          <w:szCs w:val="24"/>
+        </w:rPr>
+        <w:t xml:space="preserve">The Sobel operator estimates image gradients with two 3×3 kernels applied to the window pixels </w:t>
+      </w:r>
+      <w:r>
+        <w:rPr>
+          <w:rFonts w:ascii="Times New Roman" w:cs="Times New Roman" w:eastAsia="Times New Roman" w:hAnsi="Times New Roman"/>
+          <w:i/>
+          <w:iCs/>
+          <w:sz w:val="24"/>
+          <w:szCs w:val="24"/>
+        </w:rPr>
+        <w:t xml:space="preserve">p</w:t>
+      </w:r>
+      <w:r>
+        <w:rPr>
+          <w:rFonts w:ascii="Times New Roman" w:cs="Times New Roman" w:eastAsia="Times New Roman" w:hAnsi="Times New Roman"/>
+          <w:i/>
+          <w:iCs/>
+          <w:sz w:val="24"/>
+          <w:szCs w:val="24"/>
+          <w:vertAlign w:val="subscript"/>
+        </w:rPr>
+        <w:t xml:space="preserve">00</w:t>
+      </w:r>
+      <w:r>
+        <w:rPr>
+          <w:rFonts w:ascii="Times New Roman" w:cs="Times New Roman" w:eastAsia="Times New Roman" w:hAnsi="Times New Roman"/>
+          <w:sz w:val="24"/>
+          <w:szCs w:val="24"/>
+        </w:rPr>
+        <w:t xml:space="preserve"> through </w:t>
+      </w:r>
+      <w:r>
+        <w:rPr>
+          <w:rFonts w:ascii="Times New Roman" w:cs="Times New Roman" w:eastAsia="Times New Roman" w:hAnsi="Times New Roman"/>
+          <w:i/>
+          <w:iCs/>
+          <w:sz w:val="24"/>
+          <w:szCs w:val="24"/>
+        </w:rPr>
+        <w:t xml:space="preserve">p</w:t>
+      </w:r>
+      <w:r>
+        <w:rPr>
+          <w:rFonts w:ascii="Times New Roman" w:cs="Times New Roman" w:eastAsia="Times New Roman" w:hAnsi="Times New Roman"/>
+          <w:i/>
+          <w:iCs/>
+          <w:sz w:val="24"/>
+          <w:szCs w:val="24"/>
+          <w:vertAlign w:val="subscript"/>
+        </w:rPr>
+        <w:t xml:space="preserve">22</w:t>
+      </w:r>
+      <w:r>
+        <w:rPr>
+          <w:rFonts w:ascii="Times New Roman" w:cs="Times New Roman" w:eastAsia="Times New Roman" w:hAnsi="Times New Roman"/>
+          <w:sz w:val="24"/>
+          <w:szCs w:val="24"/>
+        </w:rPr>
+        <w:t xml:space="preserve">, where </w:t>
+      </w:r>
+      <w:r>
+        <w:rPr>
+          <w:rFonts w:ascii="Times New Roman" w:cs="Times New Roman" w:eastAsia="Times New Roman" w:hAnsi="Times New Roman"/>
+          <w:i/>
+          <w:iCs/>
+          <w:sz w:val="24"/>
+          <w:szCs w:val="24"/>
+        </w:rPr>
+        <w:t xml:space="preserve">p</w:t>
+      </w:r>
+      <w:r>
+        <w:rPr>
+          <w:rFonts w:ascii="Times New Roman" w:cs="Times New Roman" w:eastAsia="Times New Roman" w:hAnsi="Times New Roman"/>
+          <w:i/>
+          <w:iCs/>
+          <w:sz w:val="24"/>
+          <w:szCs w:val="24"/>
+          <w:vertAlign w:val="subscript"/>
+        </w:rPr>
+        <w:t xml:space="preserve">00</w:t>
+      </w:r>
+      <w:r>
+        <w:rPr>
+          <w:rFonts w:ascii="Times New Roman" w:cs="Times New Roman" w:eastAsia="Times New Roman" w:hAnsi="Times New Roman"/>
+          <w:sz w:val="24"/>
+          <w:szCs w:val="24"/>
+        </w:rPr>
+        <w:t xml:space="preserve"> is the top-left pixel and </w:t>
+      </w:r>
+      <w:r>
+        <w:rPr>
+          <w:rFonts w:ascii="Times New Roman" w:cs="Times New Roman" w:eastAsia="Times New Roman" w:hAnsi="Times New Roman"/>
+          <w:i/>
+          <w:iCs/>
+          <w:sz w:val="24"/>
+          <w:szCs w:val="24"/>
+        </w:rPr>
+        <w:t xml:space="preserve">p</w:t>
+      </w:r>
+      <w:r>
+        <w:rPr>
+          <w:rFonts w:ascii="Times New Roman" w:cs="Times New Roman" w:eastAsia="Times New Roman" w:hAnsi="Times New Roman"/>
+          <w:i/>
+          <w:iCs/>
+          <w:sz w:val="24"/>
+          <w:szCs w:val="24"/>
+          <w:vertAlign w:val="subscript"/>
+        </w:rPr>
+        <w:t xml:space="preserve">22</w:t>
+      </w:r>
+      <w:r>
+        <w:rPr>
+          <w:rFonts w:ascii="Times New Roman" w:cs="Times New Roman" w:eastAsia="Times New Roman" w:hAnsi="Times New Roman"/>
+          <w:sz w:val="24"/>
+          <w:szCs w:val="24"/>
+        </w:rPr>
+        <w:t xml:space="preserve"> is the bottom-right pixel (Figure 2). The horizontal gradient is computed using Equation (7).</w:t>
+      </w:r>
+    </w:p>
+    <w:p>
+      <w:pPr>
+        <w:tabs>
+          <w:tab w:val="center" w:pos="4680"/>
+          <w:tab w:val="right" w:pos="9360"/>
+        </w:tabs>
+        <w:spacing w:after="160" w:before="160"/>
+      </w:pPr>
+      <w:r>
+        <w:rPr>
+          <w:rFonts w:ascii="Times New Roman" w:cs="Times New Roman" w:eastAsia="Times New Roman" w:hAnsi="Times New Roman"/>
+          <w:sz w:val="24"/>
+          <w:szCs w:val="24"/>
+        </w:rPr>
+        <w:t xml:space="preserve">	</w:t>
+      </w:r>
+      <w:r>
+        <w:rPr>
+          <w:rFonts w:ascii="Times New Roman" w:cs="Times New Roman" w:eastAsia="Times New Roman" w:hAnsi="Times New Roman"/>
+          <w:i/>
+          <w:iCs/>
+          <w:sz w:val="24"/>
+          <w:szCs w:val="24"/>
+        </w:rPr>
+        <w:t xml:space="preserve">G</w:t>
+      </w:r>
+      <w:r>
+        <w:rPr>
+          <w:rFonts w:ascii="Times New Roman" w:cs="Times New Roman" w:eastAsia="Times New Roman" w:hAnsi="Times New Roman"/>
+          <w:i/>
+          <w:iCs/>
+          <w:sz w:val="24"/>
+          <w:szCs w:val="24"/>
+          <w:vertAlign w:val="subscript"/>
+        </w:rPr>
+        <w:t xml:space="preserve">x</w:t>
+      </w:r>
+      <w:r>
+        <w:rPr>
+          <w:rFonts w:ascii="Times New Roman" w:cs="Times New Roman" w:eastAsia="Times New Roman" w:hAnsi="Times New Roman"/>
+          <w:sz w:val="24"/>
+          <w:szCs w:val="24"/>
+        </w:rPr>
+        <w:t xml:space="preserve"> = (</w:t>
+      </w:r>
+      <w:r>
+        <w:rPr>
+          <w:rFonts w:ascii="Times New Roman" w:cs="Times New Roman" w:eastAsia="Times New Roman" w:hAnsi="Times New Roman"/>
+          <w:i/>
+          <w:iCs/>
+          <w:sz w:val="24"/>
+          <w:szCs w:val="24"/>
+        </w:rPr>
+        <w:t xml:space="preserve">p</w:t>
+      </w:r>
+      <w:r>
+        <w:rPr>
+          <w:rFonts w:ascii="Times New Roman" w:cs="Times New Roman" w:eastAsia="Times New Roman" w:hAnsi="Times New Roman"/>
+          <w:i/>
+          <w:iCs/>
+          <w:sz w:val="24"/>
+          <w:szCs w:val="24"/>
+          <w:vertAlign w:val="subscript"/>
+        </w:rPr>
+        <w:t xml:space="preserve">02</w:t>
+      </w:r>
+      <w:r>
+        <w:rPr>
+          <w:rFonts w:ascii="Times New Roman" w:cs="Times New Roman" w:eastAsia="Times New Roman" w:hAnsi="Times New Roman"/>
+          <w:sz w:val="24"/>
+          <w:szCs w:val="24"/>
+        </w:rPr>
+        <w:t xml:space="preserve"> + 2</w:t>
+      </w:r>
+      <w:r>
+        <w:rPr>
+          <w:rFonts w:ascii="Times New Roman" w:cs="Times New Roman" w:eastAsia="Times New Roman" w:hAnsi="Times New Roman"/>
+          <w:i/>
+          <w:iCs/>
+          <w:sz w:val="24"/>
+          <w:szCs w:val="24"/>
+        </w:rPr>
+        <w:t xml:space="preserve">p</w:t>
+      </w:r>
+      <w:r>
+        <w:rPr>
+          <w:rFonts w:ascii="Times New Roman" w:cs="Times New Roman" w:eastAsia="Times New Roman" w:hAnsi="Times New Roman"/>
+          <w:i/>
+          <w:iCs/>
+          <w:sz w:val="24"/>
+          <w:szCs w:val="24"/>
+          <w:vertAlign w:val="subscript"/>
+        </w:rPr>
+        <w:t xml:space="preserve">12</w:t>
+      </w:r>
+      <w:r>
+        <w:rPr>
+          <w:rFonts w:ascii="Times New Roman" w:cs="Times New Roman" w:eastAsia="Times New Roman" w:hAnsi="Times New Roman"/>
+          <w:sz w:val="24"/>
+          <w:szCs w:val="24"/>
+        </w:rPr>
+        <w:t xml:space="preserve"> + </w:t>
+      </w:r>
+      <w:r>
+        <w:rPr>
+          <w:rFonts w:ascii="Times New Roman" w:cs="Times New Roman" w:eastAsia="Times New Roman" w:hAnsi="Times New Roman"/>
+          <w:i/>
+          <w:iCs/>
+          <w:sz w:val="24"/>
+          <w:szCs w:val="24"/>
+        </w:rPr>
+        <w:t xml:space="preserve">p</w:t>
+      </w:r>
+      <w:r>
+        <w:rPr>
+          <w:rFonts w:ascii="Times New Roman" w:cs="Times New Roman" w:eastAsia="Times New Roman" w:hAnsi="Times New Roman"/>
+          <w:i/>
+          <w:iCs/>
+          <w:sz w:val="24"/>
+          <w:szCs w:val="24"/>
+          <w:vertAlign w:val="subscript"/>
+        </w:rPr>
+        <w:t xml:space="preserve">22</w:t>
+      </w:r>
+      <w:r>
+        <w:rPr>
+          <w:rFonts w:ascii="Times New Roman" w:cs="Times New Roman" w:eastAsia="Times New Roman" w:hAnsi="Times New Roman"/>
+          <w:sz w:val="24"/>
+          <w:szCs w:val="24"/>
+        </w:rPr>
+        <w:t xml:space="preserve">) − (</w:t>
+      </w:r>
+      <w:r>
+        <w:rPr>
+          <w:rFonts w:ascii="Times New Roman" w:cs="Times New Roman" w:eastAsia="Times New Roman" w:hAnsi="Times New Roman"/>
+          <w:i/>
+          <w:iCs/>
+          <w:sz w:val="24"/>
+          <w:szCs w:val="24"/>
+        </w:rPr>
+        <w:t xml:space="preserve">p</w:t>
+      </w:r>
+      <w:r>
+        <w:rPr>
+          <w:rFonts w:ascii="Times New Roman" w:cs="Times New Roman" w:eastAsia="Times New Roman" w:hAnsi="Times New Roman"/>
+          <w:i/>
+          <w:iCs/>
+          <w:sz w:val="24"/>
+          <w:szCs w:val="24"/>
+          <w:vertAlign w:val="subscript"/>
+        </w:rPr>
+        <w:t xml:space="preserve">00</w:t>
+      </w:r>
+      <w:r>
+        <w:rPr>
+          <w:rFonts w:ascii="Times New Roman" w:cs="Times New Roman" w:eastAsia="Times New Roman" w:hAnsi="Times New Roman"/>
+          <w:sz w:val="24"/>
+          <w:szCs w:val="24"/>
+        </w:rPr>
+        <w:t xml:space="preserve"> + 2</w:t>
+      </w:r>
+      <w:r>
+        <w:rPr>
+          <w:rFonts w:ascii="Times New Roman" w:cs="Times New Roman" w:eastAsia="Times New Roman" w:hAnsi="Times New Roman"/>
+          <w:i/>
+          <w:iCs/>
+          <w:sz w:val="24"/>
+          <w:szCs w:val="24"/>
+        </w:rPr>
+        <w:t xml:space="preserve">p</w:t>
+      </w:r>
+      <w:r>
+        <w:rPr>
+          <w:rFonts w:ascii="Times New Roman" w:cs="Times New Roman" w:eastAsia="Times New Roman" w:hAnsi="Times New Roman"/>
+          <w:i/>
+          <w:iCs/>
+          <w:sz w:val="24"/>
+          <w:szCs w:val="24"/>
+          <w:vertAlign w:val="subscript"/>
+        </w:rPr>
+        <w:t xml:space="preserve">10</w:t>
+      </w:r>
+      <w:r>
+        <w:rPr>
+          <w:rFonts w:ascii="Times New Roman" w:cs="Times New Roman" w:eastAsia="Times New Roman" w:hAnsi="Times New Roman"/>
+          <w:sz w:val="24"/>
+          <w:szCs w:val="24"/>
+        </w:rPr>
+        <w:t xml:space="preserve"> + </w:t>
+      </w:r>
+      <w:r>
+        <w:rPr>
+          <w:rFonts w:ascii="Times New Roman" w:cs="Times New Roman" w:eastAsia="Times New Roman" w:hAnsi="Times New Roman"/>
+          <w:i/>
+          <w:iCs/>
+          <w:sz w:val="24"/>
+          <w:szCs w:val="24"/>
+        </w:rPr>
+        <w:t xml:space="preserve">p</w:t>
+      </w:r>
+      <w:r>
+        <w:rPr>
+          <w:rFonts w:ascii="Times New Roman" w:cs="Times New Roman" w:eastAsia="Times New Roman" w:hAnsi="Times New Roman"/>
+          <w:i/>
+          <w:iCs/>
+          <w:sz w:val="24"/>
+          <w:szCs w:val="24"/>
+          <w:vertAlign w:val="subscript"/>
+        </w:rPr>
+        <w:t xml:space="preserve">20</w:t>
+      </w:r>
+      <w:r>
+        <w:rPr>
+          <w:rFonts w:ascii="Times New Roman" w:cs="Times New Roman" w:eastAsia="Times New Roman" w:hAnsi="Times New Roman"/>
+          <w:sz w:val="24"/>
+          <w:szCs w:val="24"/>
+        </w:rPr>
+        <w:t xml:space="preserve">)</w:t>
+      </w:r>
+      <w:r>
+        <w:rPr>
+          <w:rFonts w:ascii="Times New Roman" w:cs="Times New Roman" w:eastAsia="Times New Roman" w:hAnsi="Times New Roman"/>
+          <w:sz w:val="24"/>
+          <w:szCs w:val="24"/>
+        </w:rPr>
+        <w:t xml:space="preserve">	(7)</w:t>
+      </w:r>
+    </w:p>
+    <w:p>
+      <w:pPr>
+        <w:spacing w:after="120" w:line="276"/>
+        <w:jc w:val="left"/>
+      </w:pPr>
+      <w:r>
+        <w:rPr>
+          <w:rFonts w:ascii="Times New Roman" w:cs="Times New Roman" w:eastAsia="Times New Roman" w:hAnsi="Times New Roman"/>
+          <w:sz w:val="24"/>
+          <w:szCs w:val="24"/>
+        </w:rPr>
+        <w:t xml:space="preserve">In Equation (7), </w:t>
+      </w:r>
+      <w:r>
+        <w:rPr>
+          <w:rFonts w:ascii="Times New Roman" w:cs="Times New Roman" w:eastAsia="Times New Roman" w:hAnsi="Times New Roman"/>
+          <w:i/>
+          <w:iCs/>
+          <w:sz w:val="24"/>
+          <w:szCs w:val="24"/>
+        </w:rPr>
+        <w:t xml:space="preserve">G</w:t>
+      </w:r>
+      <w:r>
+        <w:rPr>
+          <w:rFonts w:ascii="Times New Roman" w:cs="Times New Roman" w:eastAsia="Times New Roman" w:hAnsi="Times New Roman"/>
+          <w:i/>
+          <w:iCs/>
+          <w:sz w:val="24"/>
+          <w:szCs w:val="24"/>
+          <w:vertAlign w:val="subscript"/>
+        </w:rPr>
+        <w:t xml:space="preserve">x</w:t>
+      </w:r>
+      <w:r>
+        <w:rPr>
+          <w:rFonts w:ascii="Times New Roman" w:cs="Times New Roman" w:eastAsia="Times New Roman" w:hAnsi="Times New Roman"/>
+          <w:sz w:val="24"/>
+          <w:szCs w:val="24"/>
+        </w:rPr>
+        <w:t xml:space="preserve"> is the horizontal gradient estimate and the </w:t>
+      </w:r>
+      <w:r>
+        <w:rPr>
+          <w:rFonts w:ascii="Times New Roman" w:cs="Times New Roman" w:eastAsia="Times New Roman" w:hAnsi="Times New Roman"/>
+          <w:i/>
+          <w:iCs/>
+          <w:sz w:val="24"/>
+          <w:szCs w:val="24"/>
+        </w:rPr>
+        <w:t xml:space="preserve">p</w:t>
+      </w:r>
+      <w:r>
+        <w:rPr>
+          <w:rFonts w:ascii="Times New Roman" w:cs="Times New Roman" w:eastAsia="Times New Roman" w:hAnsi="Times New Roman"/>
+          <w:i/>
+          <w:iCs/>
+          <w:sz w:val="24"/>
+          <w:szCs w:val="24"/>
+          <w:vertAlign w:val="subscript"/>
+        </w:rPr>
+        <w:t xml:space="preserve">ij</w:t>
+      </w:r>
+      <w:r>
+        <w:rPr>
+          <w:rFonts w:ascii="Times New Roman" w:cs="Times New Roman" w:eastAsia="Times New Roman" w:hAnsi="Times New Roman"/>
+          <w:sz w:val="24"/>
+          <w:szCs w:val="24"/>
+        </w:rPr>
+        <w:t xml:space="preserve"> terms are the 8-bit pixel intensities at row </w:t>
+      </w:r>
+      <w:r>
+        <w:rPr>
+          <w:rFonts w:ascii="Times New Roman" w:cs="Times New Roman" w:eastAsia="Times New Roman" w:hAnsi="Times New Roman"/>
+          <w:i/>
+          <w:iCs/>
+          <w:sz w:val="24"/>
+          <w:szCs w:val="24"/>
+        </w:rPr>
+        <w:t xml:space="preserve">i</w:t>
+      </w:r>
+      <w:r>
+        <w:rPr>
+          <w:rFonts w:ascii="Times New Roman" w:cs="Times New Roman" w:eastAsia="Times New Roman" w:hAnsi="Times New Roman"/>
+          <w:sz w:val="24"/>
+          <w:szCs w:val="24"/>
+        </w:rPr>
+        <w:t xml:space="preserve">, column </w:t>
+      </w:r>
+      <w:r>
+        <w:rPr>
+          <w:rFonts w:ascii="Times New Roman" w:cs="Times New Roman" w:eastAsia="Times New Roman" w:hAnsi="Times New Roman"/>
+          <w:i/>
+          <w:iCs/>
+          <w:sz w:val="24"/>
+          <w:szCs w:val="24"/>
+        </w:rPr>
+        <w:t xml:space="preserve">j</w:t>
+      </w:r>
+      <w:r>
+        <w:rPr>
+          <w:rFonts w:ascii="Times New Roman" w:cs="Times New Roman" w:eastAsia="Times New Roman" w:hAnsi="Times New Roman"/>
+          <w:sz w:val="24"/>
+          <w:szCs w:val="24"/>
+        </w:rPr>
+        <w:t xml:space="preserve"> of the window. The vertical gradient is computed using Equation (8).</w:t>
+      </w:r>
+    </w:p>
+    <w:p>
+      <w:pPr>
+        <w:tabs>
+          <w:tab w:val="center" w:pos="4680"/>
+          <w:tab w:val="right" w:pos="9360"/>
+        </w:tabs>
+        <w:spacing w:after="160" w:before="160"/>
+      </w:pPr>
+      <w:r>
+        <w:rPr>
+          <w:rFonts w:ascii="Times New Roman" w:cs="Times New Roman" w:eastAsia="Times New Roman" w:hAnsi="Times New Roman"/>
+          <w:sz w:val="24"/>
+          <w:szCs w:val="24"/>
+        </w:rPr>
+        <w:t xml:space="preserve">	</w:t>
+      </w:r>
+      <w:r>
+        <w:rPr>
+          <w:rFonts w:ascii="Times New Roman" w:cs="Times New Roman" w:eastAsia="Times New Roman" w:hAnsi="Times New Roman"/>
+          <w:i/>
+          <w:iCs/>
+          <w:sz w:val="24"/>
+          <w:szCs w:val="24"/>
+        </w:rPr>
+        <w:t xml:space="preserve">G</w:t>
+      </w:r>
+      <w:r>
+        <w:rPr>
+          <w:rFonts w:ascii="Times New Roman" w:cs="Times New Roman" w:eastAsia="Times New Roman" w:hAnsi="Times New Roman"/>
+          <w:i/>
+          <w:iCs/>
+          <w:sz w:val="24"/>
+          <w:szCs w:val="24"/>
+          <w:vertAlign w:val="subscript"/>
+        </w:rPr>
+        <w:t xml:space="preserve">y</w:t>
+      </w:r>
+      <w:r>
+        <w:rPr>
+          <w:rFonts w:ascii="Times New Roman" w:cs="Times New Roman" w:eastAsia="Times New Roman" w:hAnsi="Times New Roman"/>
+          <w:sz w:val="24"/>
+          <w:szCs w:val="24"/>
+        </w:rPr>
+        <w:t xml:space="preserve"> = (</w:t>
+      </w:r>
+      <w:r>
+        <w:rPr>
+          <w:rFonts w:ascii="Times New Roman" w:cs="Times New Roman" w:eastAsia="Times New Roman" w:hAnsi="Times New Roman"/>
+          <w:i/>
+          <w:iCs/>
+          <w:sz w:val="24"/>
+          <w:szCs w:val="24"/>
+        </w:rPr>
+        <w:t xml:space="preserve">p</w:t>
+      </w:r>
+      <w:r>
+        <w:rPr>
+          <w:rFonts w:ascii="Times New Roman" w:cs="Times New Roman" w:eastAsia="Times New Roman" w:hAnsi="Times New Roman"/>
+          <w:i/>
+          <w:iCs/>
+          <w:sz w:val="24"/>
+          <w:szCs w:val="24"/>
+          <w:vertAlign w:val="subscript"/>
+        </w:rPr>
+        <w:t xml:space="preserve">20</w:t>
+      </w:r>
+      <w:r>
+        <w:rPr>
+          <w:rFonts w:ascii="Times New Roman" w:cs="Times New Roman" w:eastAsia="Times New Roman" w:hAnsi="Times New Roman"/>
+          <w:sz w:val="24"/>
+          <w:szCs w:val="24"/>
+        </w:rPr>
+        <w:t xml:space="preserve"> + 2</w:t>
+      </w:r>
+      <w:r>
+        <w:rPr>
+          <w:rFonts w:ascii="Times New Roman" w:cs="Times New Roman" w:eastAsia="Times New Roman" w:hAnsi="Times New Roman"/>
+          <w:i/>
+          <w:iCs/>
+          <w:sz w:val="24"/>
+          <w:szCs w:val="24"/>
+        </w:rPr>
+        <w:t xml:space="preserve">p</w:t>
+      </w:r>
+      <w:r>
+        <w:rPr>
+          <w:rFonts w:ascii="Times New Roman" w:cs="Times New Roman" w:eastAsia="Times New Roman" w:hAnsi="Times New Roman"/>
+          <w:i/>
+          <w:iCs/>
+          <w:sz w:val="24"/>
+          <w:szCs w:val="24"/>
+          <w:vertAlign w:val="subscript"/>
+        </w:rPr>
+        <w:t xml:space="preserve">21</w:t>
+      </w:r>
+      <w:r>
+        <w:rPr>
+          <w:rFonts w:ascii="Times New Roman" w:cs="Times New Roman" w:eastAsia="Times New Roman" w:hAnsi="Times New Roman"/>
+          <w:sz w:val="24"/>
+          <w:szCs w:val="24"/>
+        </w:rPr>
+        <w:t xml:space="preserve"> + </w:t>
+      </w:r>
+      <w:r>
+        <w:rPr>
+          <w:rFonts w:ascii="Times New Roman" w:cs="Times New Roman" w:eastAsia="Times New Roman" w:hAnsi="Times New Roman"/>
+          <w:i/>
+          <w:iCs/>
+          <w:sz w:val="24"/>
+          <w:szCs w:val="24"/>
+        </w:rPr>
+        <w:t xml:space="preserve">p</w:t>
+      </w:r>
+      <w:r>
+        <w:rPr>
+          <w:rFonts w:ascii="Times New Roman" w:cs="Times New Roman" w:eastAsia="Times New Roman" w:hAnsi="Times New Roman"/>
+          <w:i/>
+          <w:iCs/>
+          <w:sz w:val="24"/>
+          <w:szCs w:val="24"/>
+          <w:vertAlign w:val="subscript"/>
+        </w:rPr>
+        <w:t xml:space="preserve">22</w:t>
+      </w:r>
+      <w:r>
+        <w:rPr>
+          <w:rFonts w:ascii="Times New Roman" w:cs="Times New Roman" w:eastAsia="Times New Roman" w:hAnsi="Times New Roman"/>
+          <w:sz w:val="24"/>
+          <w:szCs w:val="24"/>
+        </w:rPr>
+        <w:t xml:space="preserve">) − (</w:t>
+      </w:r>
+      <w:r>
+        <w:rPr>
+          <w:rFonts w:ascii="Times New Roman" w:cs="Times New Roman" w:eastAsia="Times New Roman" w:hAnsi="Times New Roman"/>
+          <w:i/>
+          <w:iCs/>
+          <w:sz w:val="24"/>
+          <w:szCs w:val="24"/>
+        </w:rPr>
+        <w:t xml:space="preserve">p</w:t>
+      </w:r>
+      <w:r>
+        <w:rPr>
+          <w:rFonts w:ascii="Times New Roman" w:cs="Times New Roman" w:eastAsia="Times New Roman" w:hAnsi="Times New Roman"/>
+          <w:i/>
+          <w:iCs/>
+          <w:sz w:val="24"/>
+          <w:szCs w:val="24"/>
+          <w:vertAlign w:val="subscript"/>
+        </w:rPr>
+        <w:t xml:space="preserve">00</w:t>
+      </w:r>
+      <w:r>
+        <w:rPr>
+          <w:rFonts w:ascii="Times New Roman" w:cs="Times New Roman" w:eastAsia="Times New Roman" w:hAnsi="Times New Roman"/>
+          <w:sz w:val="24"/>
+          <w:szCs w:val="24"/>
+        </w:rPr>
+        <w:t xml:space="preserve"> + 2</w:t>
+      </w:r>
+      <w:r>
+        <w:rPr>
+          <w:rFonts w:ascii="Times New Roman" w:cs="Times New Roman" w:eastAsia="Times New Roman" w:hAnsi="Times New Roman"/>
+          <w:i/>
+          <w:iCs/>
+          <w:sz w:val="24"/>
+          <w:szCs w:val="24"/>
+        </w:rPr>
+        <w:t xml:space="preserve">p</w:t>
+      </w:r>
+      <w:r>
+        <w:rPr>
+          <w:rFonts w:ascii="Times New Roman" w:cs="Times New Roman" w:eastAsia="Times New Roman" w:hAnsi="Times New Roman"/>
+          <w:i/>
+          <w:iCs/>
+          <w:sz w:val="24"/>
+          <w:szCs w:val="24"/>
+          <w:vertAlign w:val="subscript"/>
+        </w:rPr>
+        <w:t xml:space="preserve">01</w:t>
+      </w:r>
+      <w:r>
+        <w:rPr>
+          <w:rFonts w:ascii="Times New Roman" w:cs="Times New Roman" w:eastAsia="Times New Roman" w:hAnsi="Times New Roman"/>
+          <w:sz w:val="24"/>
+          <w:szCs w:val="24"/>
+        </w:rPr>
+        <w:t xml:space="preserve"> + </w:t>
+      </w:r>
+      <w:r>
+        <w:rPr>
+          <w:rFonts w:ascii="Times New Roman" w:cs="Times New Roman" w:eastAsia="Times New Roman" w:hAnsi="Times New Roman"/>
+          <w:i/>
+          <w:iCs/>
+          <w:sz w:val="24"/>
+          <w:szCs w:val="24"/>
+        </w:rPr>
+        <w:t xml:space="preserve">p</w:t>
+      </w:r>
+      <w:r>
+        <w:rPr>
+          <w:rFonts w:ascii="Times New Roman" w:cs="Times New Roman" w:eastAsia="Times New Roman" w:hAnsi="Times New Roman"/>
+          <w:i/>
+          <w:iCs/>
+          <w:sz w:val="24"/>
+          <w:szCs w:val="24"/>
+          <w:vertAlign w:val="subscript"/>
+        </w:rPr>
+        <w:t xml:space="preserve">02</w:t>
+      </w:r>
+      <w:r>
+        <w:rPr>
+          <w:rFonts w:ascii="Times New Roman" w:cs="Times New Roman" w:eastAsia="Times New Roman" w:hAnsi="Times New Roman"/>
+          <w:sz w:val="24"/>
+          <w:szCs w:val="24"/>
+        </w:rPr>
+        <w:t xml:space="preserve">)</w:t>
+      </w:r>
+      <w:r>
+        <w:rPr>
+          <w:rFonts w:ascii="Times New Roman" w:cs="Times New Roman" w:eastAsia="Times New Roman" w:hAnsi="Times New Roman"/>
+          <w:sz w:val="24"/>
+          <w:szCs w:val="24"/>
+        </w:rPr>
+        <w:t xml:space="preserve">	(8)</w:t>
+      </w:r>
+    </w:p>
+    <w:p>
+      <w:pPr>
+        <w:spacing w:after="120" w:line="276"/>
+        <w:jc w:val="left"/>
+      </w:pPr>
+      <w:r>
+        <w:rPr>
+          <w:rFonts w:ascii="Times New Roman" w:cs="Times New Roman" w:eastAsia="Times New Roman" w:hAnsi="Times New Roman"/>
+          <w:sz w:val="24"/>
+          <w:szCs w:val="24"/>
+        </w:rPr>
+        <w:t xml:space="preserve">In Equation (8), </w:t>
+      </w:r>
+      <w:r>
+        <w:rPr>
+          <w:rFonts w:ascii="Times New Roman" w:cs="Times New Roman" w:eastAsia="Times New Roman" w:hAnsi="Times New Roman"/>
+          <w:i/>
+          <w:iCs/>
+          <w:sz w:val="24"/>
+          <w:szCs w:val="24"/>
+        </w:rPr>
+        <w:t xml:space="preserve">G</w:t>
+      </w:r>
+      <w:r>
+        <w:rPr>
+          <w:rFonts w:ascii="Times New Roman" w:cs="Times New Roman" w:eastAsia="Times New Roman" w:hAnsi="Times New Roman"/>
+          <w:i/>
+          <w:iCs/>
+          <w:sz w:val="24"/>
+          <w:szCs w:val="24"/>
+          <w:vertAlign w:val="subscript"/>
+        </w:rPr>
+        <w:t xml:space="preserve">y</w:t>
+      </w:r>
+      <w:r>
+        <w:rPr>
+          <w:rFonts w:ascii="Times New Roman" w:cs="Times New Roman" w:eastAsia="Times New Roman" w:hAnsi="Times New Roman"/>
+          <w:sz w:val="24"/>
+          <w:szCs w:val="24"/>
+        </w:rPr>
+        <w:t xml:space="preserve"> is the vertical gradient estimate, with the </w:t>
+      </w:r>
+      <w:r>
+        <w:rPr>
+          <w:rFonts w:ascii="Times New Roman" w:cs="Times New Roman" w:eastAsia="Times New Roman" w:hAnsi="Times New Roman"/>
+          <w:i/>
+          <w:iCs/>
+          <w:sz w:val="24"/>
+          <w:szCs w:val="24"/>
+        </w:rPr>
+        <w:t xml:space="preserve">p</w:t>
+      </w:r>
+      <w:r>
+        <w:rPr>
+          <w:rFonts w:ascii="Times New Roman" w:cs="Times New Roman" w:eastAsia="Times New Roman" w:hAnsi="Times New Roman"/>
+          <w:i/>
+          <w:iCs/>
+          <w:sz w:val="24"/>
+          <w:szCs w:val="24"/>
+          <w:vertAlign w:val="subscript"/>
+        </w:rPr>
+        <w:t xml:space="preserve">ij</w:t>
+      </w:r>
+      <w:r>
+        <w:rPr>
+          <w:rFonts w:ascii="Times New Roman" w:cs="Times New Roman" w:eastAsia="Times New Roman" w:hAnsi="Times New Roman"/>
+          <w:sz w:val="24"/>
+          <w:szCs w:val="24"/>
+        </w:rPr>
+        <w:t xml:space="preserve"> terms defined as above. The kernel coefficients are limited to −2, −1, 0, 1, and 2. Multiplication by two is a hard-wired left shift and multiplication by one requires no logic, so both gradients are implemented with adders, subtractors, and shifts only, avoiding DSP-block usage and reducing logic depth [2]. The edge magnitude is approximated by Equation (9).</w:t>
+      </w:r>
+    </w:p>
+    <w:p>
+      <w:pPr>
+        <w:tabs>
+          <w:tab w:val="center" w:pos="4680"/>
+          <w:tab w:val="right" w:pos="9360"/>
+        </w:tabs>
+        <w:spacing w:after="160" w:before="160"/>
+      </w:pPr>
+      <w:r>
+        <w:rPr>
+          <w:rFonts w:ascii="Times New Roman" w:cs="Times New Roman" w:eastAsia="Times New Roman" w:hAnsi="Times New Roman"/>
+          <w:sz w:val="24"/>
+          <w:szCs w:val="24"/>
+        </w:rPr>
+        <w:t xml:space="preserve">	</w:t>
+      </w:r>
+      <w:r>
+        <w:rPr>
+          <w:rFonts w:ascii="Times New Roman" w:cs="Times New Roman" w:eastAsia="Times New Roman" w:hAnsi="Times New Roman"/>
+          <w:i/>
+          <w:iCs/>
+          <w:sz w:val="24"/>
+          <w:szCs w:val="24"/>
+        </w:rPr>
+        <w:t xml:space="preserve">M</w:t>
+      </w:r>
+      <w:r>
+        <w:rPr>
+          <w:rFonts w:ascii="Times New Roman" w:cs="Times New Roman" w:eastAsia="Times New Roman" w:hAnsi="Times New Roman"/>
+          <w:sz w:val="24"/>
+          <w:szCs w:val="24"/>
+        </w:rPr>
+        <w:t xml:space="preserve"> ≈ </w:t>
+      </w:r>
+      <w:r>
+        <w:rPr>
+          <w:rFonts w:ascii="Times New Roman" w:cs="Times New Roman" w:eastAsia="Times New Roman" w:hAnsi="Times New Roman"/>
+          <w:sz w:val="24"/>
+          <w:szCs w:val="24"/>
+        </w:rPr>
+        <w:t xml:space="preserve">|</w:t>
+      </w:r>
+      <w:r>
+        <w:rPr>
+          <w:rFonts w:ascii="Times New Roman" w:cs="Times New Roman" w:eastAsia="Times New Roman" w:hAnsi="Times New Roman"/>
+          <w:i/>
+          <w:iCs/>
+          <w:sz w:val="24"/>
+          <w:szCs w:val="24"/>
+        </w:rPr>
+        <w:t xml:space="preserve">G</w:t>
+      </w:r>
+      <w:r>
+        <w:rPr>
+          <w:rFonts w:ascii="Times New Roman" w:cs="Times New Roman" w:eastAsia="Times New Roman" w:hAnsi="Times New Roman"/>
+          <w:i/>
+          <w:iCs/>
+          <w:sz w:val="24"/>
+          <w:szCs w:val="24"/>
+          <w:vertAlign w:val="subscript"/>
+        </w:rPr>
+        <w:t xml:space="preserve">x</w:t>
+      </w:r>
+      <w:r>
+        <w:rPr>
+          <w:rFonts w:ascii="Times New Roman" w:cs="Times New Roman" w:eastAsia="Times New Roman" w:hAnsi="Times New Roman"/>
+          <w:sz w:val="24"/>
+          <w:szCs w:val="24"/>
+        </w:rPr>
+        <w:t xml:space="preserve">|</w:t>
+      </w:r>
+      <w:r>
+        <w:rPr>
+          <w:rFonts w:ascii="Times New Roman" w:cs="Times New Roman" w:eastAsia="Times New Roman" w:hAnsi="Times New Roman"/>
+          <w:sz w:val="24"/>
+          <w:szCs w:val="24"/>
+        </w:rPr>
+        <w:t xml:space="preserve"> + </w:t>
+      </w:r>
+      <w:r>
+        <w:rPr>
+          <w:rFonts w:ascii="Times New Roman" w:cs="Times New Roman" w:eastAsia="Times New Roman" w:hAnsi="Times New Roman"/>
+          <w:sz w:val="24"/>
+          <w:szCs w:val="24"/>
+        </w:rPr>
+        <w:t xml:space="preserve">|</w:t>
+      </w:r>
+      <w:r>
+        <w:rPr>
+          <w:rFonts w:ascii="Times New Roman" w:cs="Times New Roman" w:eastAsia="Times New Roman" w:hAnsi="Times New Roman"/>
+          <w:i/>
+          <w:iCs/>
+          <w:sz w:val="24"/>
+          <w:szCs w:val="24"/>
+        </w:rPr>
+        <w:t xml:space="preserve">G</w:t>
+      </w:r>
+      <w:r>
+        <w:rPr>
+          <w:rFonts w:ascii="Times New Roman" w:cs="Times New Roman" w:eastAsia="Times New Roman" w:hAnsi="Times New Roman"/>
+          <w:i/>
+          <w:iCs/>
+          <w:sz w:val="24"/>
+          <w:szCs w:val="24"/>
+          <w:vertAlign w:val="subscript"/>
+        </w:rPr>
+        <w:t xml:space="preserve">y</w:t>
+      </w:r>
+      <w:r>
+        <w:rPr>
+          <w:rFonts w:ascii="Times New Roman" w:cs="Times New Roman" w:eastAsia="Times New Roman" w:hAnsi="Times New Roman"/>
+          <w:sz w:val="24"/>
+          <w:szCs w:val="24"/>
+        </w:rPr>
+        <w:t xml:space="preserve">|</w:t>
+      </w:r>
+      <w:r>
+        <w:rPr>
+          <w:rFonts w:ascii="Times New Roman" w:cs="Times New Roman" w:eastAsia="Times New Roman" w:hAnsi="Times New Roman"/>
+          <w:sz w:val="24"/>
+          <w:szCs w:val="24"/>
+        </w:rPr>
+        <w:t xml:space="preserve">	(9)</w:t>
+      </w:r>
+    </w:p>
+    <w:p>
+      <w:pPr>
+        <w:spacing w:after="120" w:line="276"/>
+        <w:jc w:val="left"/>
+      </w:pPr>
+      <w:r>
+        <w:rPr>
+          <w:rFonts w:ascii="Times New Roman" w:cs="Times New Roman" w:eastAsia="Times New Roman" w:hAnsi="Times New Roman"/>
+          <w:sz w:val="24"/>
+          <w:szCs w:val="24"/>
+        </w:rPr>
+        <w:t xml:space="preserve">In Equation (9), </w:t>
+      </w:r>
+      <w:r>
+        <w:rPr>
+          <w:rFonts w:ascii="Times New Roman" w:cs="Times New Roman" w:eastAsia="Times New Roman" w:hAnsi="Times New Roman"/>
+          <w:i/>
+          <w:iCs/>
+          <w:sz w:val="24"/>
+          <w:szCs w:val="24"/>
+        </w:rPr>
+        <w:t xml:space="preserve">M</w:t>
+      </w:r>
+      <w:r>
+        <w:rPr>
+          <w:rFonts w:ascii="Times New Roman" w:cs="Times New Roman" w:eastAsia="Times New Roman" w:hAnsi="Times New Roman"/>
+          <w:sz w:val="24"/>
+          <w:szCs w:val="24"/>
+        </w:rPr>
+        <w:t xml:space="preserve"> is the estimated edge strength for each output pixel. The design computes this value by taking the magnitude of the left-to-right change, </w:t>
+      </w:r>
+      <w:r>
+        <w:rPr>
+          <w:rFonts w:ascii="Times New Roman" w:cs="Times New Roman" w:eastAsia="Times New Roman" w:hAnsi="Times New Roman"/>
+          <w:sz w:val="24"/>
+          <w:szCs w:val="24"/>
+        </w:rPr>
+        <w:t xml:space="preserve">|</w:t>
+      </w:r>
+      <w:r>
+        <w:rPr>
+          <w:rFonts w:ascii="Times New Roman" w:cs="Times New Roman" w:eastAsia="Times New Roman" w:hAnsi="Times New Roman"/>
+          <w:i/>
+          <w:iCs/>
+          <w:sz w:val="24"/>
+          <w:szCs w:val="24"/>
+        </w:rPr>
+        <w:t xml:space="preserve">G</w:t>
+      </w:r>
+      <w:r>
+        <w:rPr>
+          <w:rFonts w:ascii="Times New Roman" w:cs="Times New Roman" w:eastAsia="Times New Roman" w:hAnsi="Times New Roman"/>
+          <w:i/>
+          <w:iCs/>
+          <w:sz w:val="24"/>
+          <w:szCs w:val="24"/>
+          <w:vertAlign w:val="subscript"/>
+        </w:rPr>
+        <w:t xml:space="preserve">x</w:t>
+      </w:r>
+      <w:r>
+        <w:rPr>
+          <w:rFonts w:ascii="Times New Roman" w:cs="Times New Roman" w:eastAsia="Times New Roman" w:hAnsi="Times New Roman"/>
+          <w:sz w:val="24"/>
+          <w:szCs w:val="24"/>
+        </w:rPr>
+        <w:t xml:space="preserve">|</w:t>
+      </w:r>
+      <w:r>
+        <w:rPr>
+          <w:rFonts w:ascii="Times New Roman" w:cs="Times New Roman" w:eastAsia="Times New Roman" w:hAnsi="Times New Roman"/>
+          <w:sz w:val="24"/>
+          <w:szCs w:val="24"/>
+        </w:rPr>
+        <w:t xml:space="preserve">, and the magnitude of the top-to-bottom change, </w:t>
+      </w:r>
+      <w:r>
+        <w:rPr>
+          <w:rFonts w:ascii="Times New Roman" w:cs="Times New Roman" w:eastAsia="Times New Roman" w:hAnsi="Times New Roman"/>
+          <w:sz w:val="24"/>
+          <w:szCs w:val="24"/>
+        </w:rPr>
+        <w:t xml:space="preserve">|</w:t>
+      </w:r>
+      <w:r>
+        <w:rPr>
+          <w:rFonts w:ascii="Times New Roman" w:cs="Times New Roman" w:eastAsia="Times New Roman" w:hAnsi="Times New Roman"/>
+          <w:i/>
+          <w:iCs/>
+          <w:sz w:val="24"/>
+          <w:szCs w:val="24"/>
+        </w:rPr>
+        <w:t xml:space="preserve">G</w:t>
+      </w:r>
+      <w:r>
+        <w:rPr>
+          <w:rFonts w:ascii="Times New Roman" w:cs="Times New Roman" w:eastAsia="Times New Roman" w:hAnsi="Times New Roman"/>
+          <w:i/>
+          <w:iCs/>
+          <w:sz w:val="24"/>
+          <w:szCs w:val="24"/>
+          <w:vertAlign w:val="subscript"/>
+        </w:rPr>
+        <w:t xml:space="preserve">y</w:t>
+      </w:r>
+      <w:r>
+        <w:rPr>
+          <w:rFonts w:ascii="Times New Roman" w:cs="Times New Roman" w:eastAsia="Times New Roman" w:hAnsi="Times New Roman"/>
+          <w:sz w:val="24"/>
+          <w:szCs w:val="24"/>
+        </w:rPr>
+        <w:t xml:space="preserve">|</w:t>
+      </w:r>
+      <w:r>
+        <w:rPr>
+          <w:rFonts w:ascii="Times New Roman" w:cs="Times New Roman" w:eastAsia="Times New Roman" w:hAnsi="Times New Roman"/>
+          <w:sz w:val="24"/>
+          <w:szCs w:val="24"/>
+        </w:rPr>
+        <w:t xml:space="preserve">, then adding them together. This is simpler than calculating the exact edge strength with a square root, and the small error it introduces is acceptable for Sobel edge detection [2]. The design also leaves enough room for the numbers to grow safely during the calculation. The largest possible gradient is 4 × 255 = 1,020, so each gradient is stored in 13 bits. When the two gradient magnitudes are added, the largest possible value is 2,040, so that sum is stored in 14 bits before being capped to the final 8-bit pixel range. Because these widths match the largest possible values, the intermediate calculations cannot overflow.</w:t>
+      </w:r>
+    </w:p>
+    <w:p>
+      <w:pPr>
+        <w:keepNext/>
+        <w:spacing w:after="120" w:before="240"/>
+      </w:pPr>
+      <w:r>
+        <w:rPr>
+          <w:rFonts w:ascii="Times New Roman" w:cs="Times New Roman" w:eastAsia="Times New Roman" w:hAnsi="Times New Roman"/>
+          <w:b/>
+          <w:bCs/>
+          <w:sz w:val="24"/>
+          <w:szCs w:val="24"/>
+        </w:rPr>
+        <w:t xml:space="preserve">7.6 Resource Usage Analysis</w:t>
+      </w:r>
+    </w:p>
+    <w:p>
+      <w:pPr>
+        <w:spacing w:after="120" w:line="276"/>
+        <w:jc w:val="left"/>
+      </w:pPr>
+      <w:r>
+        <w:rPr>
+          <w:rFonts w:ascii="Times New Roman" w:cs="Times New Roman" w:eastAsia="Times New Roman" w:hAnsi="Times New Roman"/>
+          <w:sz w:val="24"/>
+          <w:szCs w:val="24"/>
+        </w:rPr>
+        <w:t xml:space="preserve">FPGA resource usage was evaluated by synthesising the RTL in Xilinx Vivado [5]. The metrics of interest are look-up tables (LUTs), flip-flops, DSP blocks, block RAM, and the maximum clock frequency from static timing analysis. Each value follows directly from the structure of the design. The adder and subtractor trees and the control logic map to LUTs, the window shift registers and pipeline stages map to flip-flops, and the two line buffers infer block RAM. Because the datapath contains no multipliers, DSP usage is zero by construction rather than by optimisation.</w:t>
+      </w:r>
+    </w:p>
+    <w:p>
+      <w:pPr>
+        <w:spacing w:after="120" w:line="276"/>
+        <w:jc w:val="left"/>
+      </w:pPr>
+      <w:r>
+        <w:rPr>
+          <w:rFonts w:ascii="Times New Roman" w:cs="Times New Roman" w:eastAsia="Times New Roman" w:hAnsi="Times New Roman"/>
+          <w:sz w:val="24"/>
+          <w:szCs w:val="24"/>
+        </w:rPr>
+        <w:t xml:space="preserve">Synthesis confirms these expectations. The synthesized sobel_core netlist in Figure 4 consists of CARRY4 carry-chain adders for the </w:t>
+      </w:r>
+      <w:r>
+        <w:rPr>
+          <w:rFonts w:ascii="Times New Roman" w:cs="Times New Roman" w:eastAsia="Times New Roman" w:hAnsi="Times New Roman"/>
+          <w:i/>
+          <w:iCs/>
+          <w:sz w:val="24"/>
+          <w:szCs w:val="24"/>
+        </w:rPr>
+        <w:t xml:space="preserve">G</w:t>
+      </w:r>
+      <w:r>
+        <w:rPr>
+          <w:rFonts w:ascii="Times New Roman" w:cs="Times New Roman" w:eastAsia="Times New Roman" w:hAnsi="Times New Roman"/>
+          <w:i/>
+          <w:iCs/>
+          <w:sz w:val="24"/>
+          <w:szCs w:val="24"/>
+          <w:vertAlign w:val="subscript"/>
+        </w:rPr>
+        <w:t xml:space="preserve">x</w:t>
+      </w:r>
+      <w:r>
+        <w:rPr>
+          <w:rFonts w:ascii="Times New Roman" w:cs="Times New Roman" w:eastAsia="Times New Roman" w:hAnsi="Times New Roman"/>
+          <w:sz w:val="24"/>
+          <w:szCs w:val="24"/>
+        </w:rPr>
+        <w:t xml:space="preserve"> and </w:t>
+      </w:r>
+      <w:r>
+        <w:rPr>
+          <w:rFonts w:ascii="Times New Roman" w:cs="Times New Roman" w:eastAsia="Times New Roman" w:hAnsi="Times New Roman"/>
+          <w:i/>
+          <w:iCs/>
+          <w:sz w:val="24"/>
+          <w:szCs w:val="24"/>
+        </w:rPr>
+        <w:t xml:space="preserve">G</w:t>
+      </w:r>
+      <w:r>
+        <w:rPr>
+          <w:rFonts w:ascii="Times New Roman" w:cs="Times New Roman" w:eastAsia="Times New Roman" w:hAnsi="Times New Roman"/>
+          <w:i/>
+          <w:iCs/>
+          <w:sz w:val="24"/>
+          <w:szCs w:val="24"/>
+          <w:vertAlign w:val="subscript"/>
+        </w:rPr>
+        <w:t xml:space="preserve">y</w:t>
+      </w:r>
+      <w:r>
+        <w:rPr>
+          <w:rFonts w:ascii="Times New Roman" w:cs="Times New Roman" w:eastAsia="Times New Roman" w:hAnsi="Times New Roman"/>
+          <w:sz w:val="24"/>
+          <w:szCs w:val="24"/>
+        </w:rPr>
+        <w:t xml:space="preserve"> accumulation, LUT2 and LUT6 logic implementing the absolute-value and saturation stages, and FDRE flip-flops forming the two pipeline registers. No DSP48 primitives are present anywhere in the design. At the top level the streaming interface is wrapped in IBUF and OBUF buffers with a BUFG on the clock, and the two line buffers map to block RAM.</w:t>
       </w:r>
     </w:p>
     <w:p>
@@ -7893,9 +9993,9 @@
       <w:r>
         <w:drawing>
           <wp:inline distT="0" distB="0" distL="0" distR="0">
-            <wp:extent cx="5667375" cy="2066925"/>
+            <wp:extent cx="5667375" cy="3819525"/>
             <wp:effectExtent t="0" r="0" b="0" l="0"/>
-            <wp:docPr id="1" name="Figure 2: The 3×3 pixel window" descr="Figure 2: The 3×3 pixel window and the horizontal (Gx) and vertical (Gy) Sobel kernels." title="Figure 2: The 3×3 pixel window and the horizontal (Gx) and vertical (Gy) Sobel kernels."/>
+            <wp:docPr id="1" name="Figure 4: Synthesized netlist " descr="Figure 4: Synthesized netlist of the sobel_core arithmetic pipeline (Xilinx Vivado)." title="Figure 4: Synthesized netlist of the sobel_core arithmetic pipeline (Xilinx Vivado)."/>
             <wp:cNvGraphicFramePr>
               <a:graphicFrameLocks xmlns:a="http://schemas.openxmlformats.org/drawingml/2006/main" noChangeAspect="1"/>
             </wp:cNvGraphicFramePr>
@@ -7918,7 +10018,7 @@
                   <pic:spPr bwMode="auto">
                     <a:xfrm>
                       <a:off x="0" y="0"/>
-                      <a:ext cx="5667375" cy="2066925"/>
+                      <a:ext cx="5667375" cy="3819525"/>
                     </a:xfrm>
                     <a:prstGeom prst="rect">
                       <a:avLst/>
@@ -7944,7 +10044,129 @@
           <w:sz w:val="22"/>
           <w:szCs w:val="22"/>
         </w:rPr>
-        <w:t xml:space="preserve">Figure 2: The 3×3 pixel window and the horizontal (Gx) and vertical (Gy) Sobel kernels.</w:t>
+        <w:t xml:space="preserve">Figure 4: Synthesized netlist of the sobel_core arithmetic pipeline (Xilinx Vivado).</w:t>
+      </w:r>
+    </w:p>
+    <w:p>
+      <w:pPr>
+        <w:spacing w:after="120" w:line="276"/>
+        <w:jc w:val="left"/>
+      </w:pPr>
+      <w:r>
+        <w:rPr>
+          <w:rFonts w:ascii="Times New Roman" w:cs="Times New Roman" w:eastAsia="Times New Roman" w:hAnsi="Times New Roman"/>
+          <w:sz w:val="24"/>
+          <w:szCs w:val="24"/>
+        </w:rPr>
+        <w:t xml:space="preserve">Power was estimated in Vivado from the synthesized netlist using vectorless activity analysis. The report gives a total on-chip power of 5.381 W, made up of 5.261 W dynamic power (98 %) and 0.120 W device static power (2 %). Within the dynamic component, signals account for 1.889 W (36 %), logic for 1.881 W (36 %), I/O for 1.403 W (26 %), and block RAM for only 0.087 W (2 %). The estimated junction temperature is 49.6 °C at a 25 °C ambient with an effective thermal resistance of 4.6 °C/W, which leaves a thermal margin of 35.4 °C (7.7 W).</w:t>
+      </w:r>
+    </w:p>
+    <w:p>
+      <w:pPr>
+        <w:spacing w:after="120" w:line="276"/>
+        <w:jc w:val="left"/>
+      </w:pPr>
+      <w:r>
+        <w:rPr>
+          <w:rFonts w:ascii="Times New Roman" w:cs="Times New Roman" w:eastAsia="Times New Roman" w:hAnsi="Times New Roman"/>
+          <w:sz w:val="24"/>
+          <w:szCs w:val="24"/>
+        </w:rPr>
+        <w:t xml:space="preserve">These power numbers are a worst-case estimate, not the exact power the design would draw in a finished system. Vivado gives the estimate low confidence because it does not know the real switching activity of the circuit, so it makes general assumptions about how often each signal changes. In the actual design the circuit processes one pixel every clock cycle at 100 MHz, so a later estimate using real simulation activity would likely be more accurate and probably lower. Even so, the report is useful because it shows where the power goes. Most of it is used by the arithmetic logic and the I/O pins, while the line-buffer memory uses very little. This supports the two-line-buffer design choice, and using no DSP blocks keeps that part of the power at zero.</w:t>
+      </w:r>
+    </w:p>
+    <w:p>
+      <w:pPr>
+        <w:keepNext/>
+        <w:spacing w:after="120" w:before="240"/>
+      </w:pPr>
+      <w:r>
+        <w:rPr>
+          <w:rFonts w:ascii="Times New Roman" w:cs="Times New Roman" w:eastAsia="Times New Roman" w:hAnsi="Times New Roman"/>
+          <w:b/>
+          <w:bCs/>
+          <w:sz w:val="24"/>
+          <w:szCs w:val="24"/>
+        </w:rPr>
+        <w:t xml:space="preserve">7.7 Verification Results</w:t>
+      </w:r>
+    </w:p>
+    <w:p>
+      <w:pPr>
+        <w:spacing w:after="120" w:line="276"/>
+        <w:jc w:val="left"/>
+      </w:pPr>
+      <w:r>
+        <w:rPr>
+          <w:rFonts w:ascii="Times New Roman" w:cs="Times New Roman" w:eastAsia="Times New Roman" w:hAnsi="Times New Roman"/>
+          <w:sz w:val="24"/>
+          <w:szCs w:val="24"/>
+        </w:rPr>
+        <w:t xml:space="preserve">The design was verified by behavioural simulation. A conversion script turns a source image into a text stream of pixel values, the VHDL testbench streams the pixels through the design one per clock, and the recorded output stream is rebuilt into an image for inspection. Simulation runs were performed at several frame sizes, including the two photographs shown below and a full 640×480 frame.</w:t>
+      </w:r>
+    </w:p>
+    <w:p>
+      <w:pPr>
+        <w:spacing w:after="120" w:line="276"/>
+        <w:jc w:val="left"/>
+      </w:pPr>
+      <w:r>
+        <w:rPr>
+          <w:rFonts w:ascii="Times New Roman" w:cs="Times New Roman" w:eastAsia="Times New Roman" w:hAnsi="Times New Roman"/>
+          <w:sz w:val="24"/>
+          <w:szCs w:val="24"/>
+        </w:rPr>
+        <w:t xml:space="preserve">Every run produced the expected output frame of (</w:t>
+      </w:r>
+      <w:r>
+        <w:rPr>
+          <w:rFonts w:ascii="Times New Roman" w:cs="Times New Roman" w:eastAsia="Times New Roman" w:hAnsi="Times New Roman"/>
+          <w:i/>
+          <w:iCs/>
+          <w:sz w:val="24"/>
+          <w:szCs w:val="24"/>
+        </w:rPr>
+        <w:t xml:space="preserve">W</w:t>
+      </w:r>
+      <w:r>
+        <w:rPr>
+          <w:rFonts w:ascii="Times New Roman" w:cs="Times New Roman" w:eastAsia="Times New Roman" w:hAnsi="Times New Roman"/>
+          <w:sz w:val="24"/>
+          <w:szCs w:val="24"/>
+        </w:rPr>
+        <w:t xml:space="preserve"> − 2) × (</w:t>
+      </w:r>
+      <w:r>
+        <w:rPr>
+          <w:rFonts w:ascii="Times New Roman" w:cs="Times New Roman" w:eastAsia="Times New Roman" w:hAnsi="Times New Roman"/>
+          <w:i/>
+          <w:iCs/>
+          <w:sz w:val="24"/>
+          <w:szCs w:val="24"/>
+        </w:rPr>
+        <w:t xml:space="preserve">H</w:t>
+      </w:r>
+      <w:r>
+        <w:rPr>
+          <w:rFonts w:ascii="Times New Roman" w:cs="Times New Roman" w:eastAsia="Times New Roman" w:hAnsi="Times New Roman"/>
+          <w:sz w:val="24"/>
+          <w:szCs w:val="24"/>
+        </w:rPr>
+        <w:t xml:space="preserve"> − 2) pixels with no missing or extra pixels. In the 128×72 run this was the complete 126×70 frame of 8,820 pixels. Reset and border behaviour are exercised by every run, since each simulation starts from reset and the valid logic must suppress the border pixels for which no complete 3×3 window exists. The timing of the output valid signal also matched the latency model of Section 7.4 exactly.</w:t>
+      </w:r>
+    </w:p>
+    <w:p>
+      <w:pPr>
+        <w:spacing w:after="120" w:line="276"/>
+        <w:jc w:val="left"/>
+      </w:pPr>
+      <w:r>
+        <w:rPr>
+          <w:rFonts w:ascii="Times New Roman" w:cs="Times New Roman" w:eastAsia="Times New Roman" w:hAnsi="Times New Roman"/>
+          <w:sz w:val="24"/>
+          <w:szCs w:val="24"/>
+        </w:rPr>
+        <w:t xml:space="preserve">Figures 5 and 6 show representative results for two photographs, a 128×72 image of a car and a 228×128 image of two people. In each case the edge image clearly outlines the objects in the scene.</w:t>
       </w:r>
     </w:p>
     <w:p>
@@ -7956,9 +10178,9 @@
       <w:r>
         <w:drawing>
           <wp:inline distT="0" distB="0" distL="0" distR="0">
-            <wp:extent cx="5848350" cy="2409825"/>
+            <wp:extent cx="5667375" cy="1447800"/>
             <wp:effectExtent t="0" r="0" b="0" l="0"/>
-            <wp:docPr id="1" name="Figure 3: Pipeline timing, sho" descr="Figure 3: Pipeline timing, showing the fill latency and the one-pixel-per-cycle steady state." title="Figure 3: Pipeline timing, showing the fill latency and the one-pixel-per-cycle steady state."/>
+            <wp:docPr id="1" name="Figure 5: Sobel verification r" descr="Figure 5: Sobel verification result for a 128 × 72 input image." title="Figure 5: Sobel verification result for a 128 × 72 input image."/>
             <wp:cNvGraphicFramePr>
               <a:graphicFrameLocks xmlns:a="http://schemas.openxmlformats.org/drawingml/2006/main" noChangeAspect="1"/>
             </wp:cNvGraphicFramePr>
@@ -7981,7 +10203,7 @@
                   <pic:spPr bwMode="auto">
                     <a:xfrm>
                       <a:off x="0" y="0"/>
-                      <a:ext cx="5848350" cy="2409825"/>
+                      <a:ext cx="5667375" cy="1447800"/>
                     </a:xfrm>
                     <a:prstGeom prst="rect">
                       <a:avLst/>
@@ -8007,4115 +10229,7 @@
           <w:sz w:val="22"/>
           <w:szCs w:val="22"/>
         </w:rPr>
-        <w:t xml:space="preserve">Figure 3: Pipeline timing, showing the fill latency and the one-pixel-per-cycle steady state.</w:t>
-      </w:r>
-    </w:p>
-    <w:p>
-      <w:pPr>
-        <w:keepNext/>
-        <w:spacing w:after="160" w:before="320"/>
-      </w:pPr>
-      <w:r>
-        <w:rPr>
-          <w:rFonts w:ascii="Times New Roman" w:cs="Times New Roman" w:eastAsia="Times New Roman" w:hAnsi="Times New Roman"/>
-          <w:b/>
-          <w:bCs/>
-          <w:sz w:val="28"/>
-          <w:szCs w:val="28"/>
-        </w:rPr>
-        <w:t xml:space="preserve">7.0 Engineering Analysis</w:t>
-      </w:r>
-    </w:p>
-    <w:p>
-      <w:pPr>
-        <w:spacing w:after="120" w:line="276"/>
-        <w:jc w:val="left"/>
-      </w:pPr>
-      <w:r>
-        <w:rPr>
-          <w:rFonts w:ascii="Times New Roman" w:cs="Times New Roman" w:eastAsia="Times New Roman" w:hAnsi="Times New Roman"/>
-          <w:sz w:val="24"/>
-          <w:szCs w:val="24"/>
-        </w:rPr>
-        <w:t xml:space="preserve">The analysis proceeds from the application requirement to the measured behaviour of the design. Section 7.1 establishes the pixel rate the accelerator must sustain, Sections 7.2 and 7.3 compare the throughput of the sequential and pipelined architectures, Section 7.4 derives and then measures the pipeline latency, and Section 7.5 examines the Sobel arithmetic and its bit widths. Sections 7.6 through 7.8 cover resource usage, verification against a software golden model, and the sensitivity and limitations of the analysis. All simulation results were obtained with the GHDL simulator (VHDL-2008) using a file-driven testbench and a 100 MHz testbench clock [5].</w:t>
-      </w:r>
-    </w:p>
-    <w:p>
-      <w:pPr>
-        <w:keepNext/>
-        <w:spacing w:after="120" w:before="240"/>
-      </w:pPr>
-      <w:r>
-        <w:rPr>
-          <w:rFonts w:ascii="Times New Roman" w:cs="Times New Roman" w:eastAsia="Times New Roman" w:hAnsi="Times New Roman"/>
-          <w:b/>
-          <w:bCs/>
-          <w:sz w:val="24"/>
-          <w:szCs w:val="24"/>
-        </w:rPr>
-        <w:t xml:space="preserve">7.1 Real-Time Throughput Requirement</w:t>
-      </w:r>
-    </w:p>
-    <w:p>
-      <w:pPr>
-        <w:spacing w:after="120" w:line="276"/>
-        <w:jc w:val="left"/>
-      </w:pPr>
-      <w:r>
-        <w:rPr>
-          <w:rFonts w:ascii="Times New Roman" w:cs="Times New Roman" w:eastAsia="Times New Roman" w:hAnsi="Times New Roman"/>
-          <w:sz w:val="24"/>
-          <w:szCs w:val="24"/>
-        </w:rPr>
-        <w:t xml:space="preserve">The first requirement is the sustained pixel rate that the accelerator must support. The number of pixels in one frame is the product of the image width and height, as given in Equation (2).</w:t>
-      </w:r>
-    </w:p>
-    <w:p>
-      <w:pPr>
-        <w:tabs>
-          <w:tab w:val="center" w:pos="4680"/>
-          <w:tab w:val="right" w:pos="9360"/>
-        </w:tabs>
-        <w:spacing w:after="160" w:before="160"/>
-      </w:pPr>
-      <w:r>
-        <w:rPr>
-          <w:rFonts w:ascii="Times New Roman" w:cs="Times New Roman" w:eastAsia="Times New Roman" w:hAnsi="Times New Roman"/>
-          <w:sz w:val="24"/>
-          <w:szCs w:val="24"/>
-        </w:rPr>
-        <w:t xml:space="preserve">	</w:t>
-      </w:r>
-      <w:r>
-        <w:rPr>
-          <w:rFonts w:ascii="Times New Roman" w:cs="Times New Roman" w:eastAsia="Times New Roman" w:hAnsi="Times New Roman"/>
-          <w:i/>
-          <w:iCs/>
-          <w:sz w:val="24"/>
-          <w:szCs w:val="24"/>
-        </w:rPr>
-        <w:t xml:space="preserve">N</w:t>
-      </w:r>
-      <w:r>
-        <w:rPr>
-          <w:rFonts w:ascii="Times New Roman" w:cs="Times New Roman" w:eastAsia="Times New Roman" w:hAnsi="Times New Roman"/>
-          <w:i/>
-          <w:iCs/>
-          <w:sz w:val="24"/>
-          <w:szCs w:val="24"/>
-          <w:vertAlign w:val="subscript"/>
-        </w:rPr>
-        <w:t xml:space="preserve">px</w:t>
-      </w:r>
-      <w:r>
-        <w:rPr>
-          <w:rFonts w:ascii="Times New Roman" w:cs="Times New Roman" w:eastAsia="Times New Roman" w:hAnsi="Times New Roman"/>
-          <w:sz w:val="24"/>
-          <w:szCs w:val="24"/>
-        </w:rPr>
-        <w:t xml:space="preserve"> = </w:t>
-      </w:r>
-      <w:r>
-        <w:rPr>
-          <w:rFonts w:ascii="Times New Roman" w:cs="Times New Roman" w:eastAsia="Times New Roman" w:hAnsi="Times New Roman"/>
-          <w:i/>
-          <w:iCs/>
-          <w:sz w:val="24"/>
-          <w:szCs w:val="24"/>
-        </w:rPr>
-        <w:t xml:space="preserve">W</w:t>
-      </w:r>
-      <w:r>
-        <w:rPr>
-          <w:rFonts w:ascii="Times New Roman" w:cs="Times New Roman" w:eastAsia="Times New Roman" w:hAnsi="Times New Roman"/>
-          <w:sz w:val="24"/>
-          <w:szCs w:val="24"/>
-        </w:rPr>
-        <w:t xml:space="preserve"> × </w:t>
-      </w:r>
-      <w:r>
-        <w:rPr>
-          <w:rFonts w:ascii="Times New Roman" w:cs="Times New Roman" w:eastAsia="Times New Roman" w:hAnsi="Times New Roman"/>
-          <w:i/>
-          <w:iCs/>
-          <w:sz w:val="24"/>
-          <w:szCs w:val="24"/>
-        </w:rPr>
-        <w:t xml:space="preserve">H</w:t>
-      </w:r>
-      <w:r>
-        <w:rPr>
-          <w:rFonts w:ascii="Times New Roman" w:cs="Times New Roman" w:eastAsia="Times New Roman" w:hAnsi="Times New Roman"/>
-          <w:sz w:val="24"/>
-          <w:szCs w:val="24"/>
-        </w:rPr>
-        <w:t xml:space="preserve">	(2)</w:t>
-      </w:r>
-    </w:p>
-    <w:p>
-      <w:pPr>
-        <w:spacing w:after="120" w:line="276"/>
-        <w:jc w:val="left"/>
-      </w:pPr>
-      <w:r>
-        <w:rPr>
-          <w:rFonts w:ascii="Times New Roman" w:cs="Times New Roman" w:eastAsia="Times New Roman" w:hAnsi="Times New Roman"/>
-          <w:sz w:val="24"/>
-          <w:szCs w:val="24"/>
-        </w:rPr>
-        <w:t xml:space="preserve">In Equation (2), </w:t>
-      </w:r>
-      <w:r>
-        <w:rPr>
-          <w:rFonts w:ascii="Times New Roman" w:cs="Times New Roman" w:eastAsia="Times New Roman" w:hAnsi="Times New Roman"/>
-          <w:i/>
-          <w:iCs/>
-          <w:sz w:val="24"/>
-          <w:szCs w:val="24"/>
-        </w:rPr>
-        <w:t xml:space="preserve">N</w:t>
-      </w:r>
-      <w:r>
-        <w:rPr>
-          <w:rFonts w:ascii="Times New Roman" w:cs="Times New Roman" w:eastAsia="Times New Roman" w:hAnsi="Times New Roman"/>
-          <w:i/>
-          <w:iCs/>
-          <w:sz w:val="24"/>
-          <w:szCs w:val="24"/>
-          <w:vertAlign w:val="subscript"/>
-        </w:rPr>
-        <w:t xml:space="preserve">px</w:t>
-      </w:r>
-      <w:r>
-        <w:rPr>
-          <w:rFonts w:ascii="Times New Roman" w:cs="Times New Roman" w:eastAsia="Times New Roman" w:hAnsi="Times New Roman"/>
-          <w:sz w:val="24"/>
-          <w:szCs w:val="24"/>
-        </w:rPr>
-        <w:t xml:space="preserve"> is the number of pixels in one frame, </w:t>
-      </w:r>
-      <w:r>
-        <w:rPr>
-          <w:rFonts w:ascii="Times New Roman" w:cs="Times New Roman" w:eastAsia="Times New Roman" w:hAnsi="Times New Roman"/>
-          <w:i/>
-          <w:iCs/>
-          <w:sz w:val="24"/>
-          <w:szCs w:val="24"/>
-        </w:rPr>
-        <w:t xml:space="preserve">W</w:t>
-      </w:r>
-      <w:r>
-        <w:rPr>
-          <w:rFonts w:ascii="Times New Roman" w:cs="Times New Roman" w:eastAsia="Times New Roman" w:hAnsi="Times New Roman"/>
-          <w:sz w:val="24"/>
-          <w:szCs w:val="24"/>
-        </w:rPr>
-        <w:t xml:space="preserve"> is the image width in pixels, and </w:t>
-      </w:r>
-      <w:r>
-        <w:rPr>
-          <w:rFonts w:ascii="Times New Roman" w:cs="Times New Roman" w:eastAsia="Times New Roman" w:hAnsi="Times New Roman"/>
-          <w:i/>
-          <w:iCs/>
-          <w:sz w:val="24"/>
-          <w:szCs w:val="24"/>
-        </w:rPr>
-        <w:t xml:space="preserve">H</w:t>
-      </w:r>
-      <w:r>
-        <w:rPr>
-          <w:rFonts w:ascii="Times New Roman" w:cs="Times New Roman" w:eastAsia="Times New Roman" w:hAnsi="Times New Roman"/>
-          <w:sz w:val="24"/>
-          <w:szCs w:val="24"/>
-        </w:rPr>
-        <w:t xml:space="preserve"> is the image height in pixels. The required sustained pixel rate is the pixels per frame multiplied by the frame rate, as in Equation (3).</w:t>
-      </w:r>
-    </w:p>
-    <w:p>
-      <w:pPr>
-        <w:tabs>
-          <w:tab w:val="center" w:pos="4680"/>
-          <w:tab w:val="right" w:pos="9360"/>
-        </w:tabs>
-        <w:spacing w:after="160" w:before="160"/>
-      </w:pPr>
-      <w:r>
-        <w:rPr>
-          <w:rFonts w:ascii="Times New Roman" w:cs="Times New Roman" w:eastAsia="Times New Roman" w:hAnsi="Times New Roman"/>
-          <w:sz w:val="24"/>
-          <w:szCs w:val="24"/>
-        </w:rPr>
-        <w:t xml:space="preserve">	</w:t>
-      </w:r>
-      <w:r>
-        <w:rPr>
-          <w:rFonts w:ascii="Times New Roman" w:cs="Times New Roman" w:eastAsia="Times New Roman" w:hAnsi="Times New Roman"/>
-          <w:i/>
-          <w:iCs/>
-          <w:sz w:val="24"/>
-          <w:szCs w:val="24"/>
-        </w:rPr>
-        <w:t xml:space="preserve">R</w:t>
-      </w:r>
-      <w:r>
-        <w:rPr>
-          <w:rFonts w:ascii="Times New Roman" w:cs="Times New Roman" w:eastAsia="Times New Roman" w:hAnsi="Times New Roman"/>
-          <w:i/>
-          <w:iCs/>
-          <w:sz w:val="24"/>
-          <w:szCs w:val="24"/>
-          <w:vertAlign w:val="subscript"/>
-        </w:rPr>
-        <w:t xml:space="preserve">px</w:t>
-      </w:r>
-      <w:r>
-        <w:rPr>
-          <w:rFonts w:ascii="Times New Roman" w:cs="Times New Roman" w:eastAsia="Times New Roman" w:hAnsi="Times New Roman"/>
-          <w:sz w:val="24"/>
-          <w:szCs w:val="24"/>
-        </w:rPr>
-        <w:t xml:space="preserve"> = </w:t>
-      </w:r>
-      <w:r>
-        <w:rPr>
-          <w:rFonts w:ascii="Times New Roman" w:cs="Times New Roman" w:eastAsia="Times New Roman" w:hAnsi="Times New Roman"/>
-          <w:i/>
-          <w:iCs/>
-          <w:sz w:val="24"/>
-          <w:szCs w:val="24"/>
-        </w:rPr>
-        <w:t xml:space="preserve">W</w:t>
-      </w:r>
-      <w:r>
-        <w:rPr>
-          <w:rFonts w:ascii="Times New Roman" w:cs="Times New Roman" w:eastAsia="Times New Roman" w:hAnsi="Times New Roman"/>
-          <w:sz w:val="24"/>
-          <w:szCs w:val="24"/>
-        </w:rPr>
-        <w:t xml:space="preserve"> × </w:t>
-      </w:r>
-      <w:r>
-        <w:rPr>
-          <w:rFonts w:ascii="Times New Roman" w:cs="Times New Roman" w:eastAsia="Times New Roman" w:hAnsi="Times New Roman"/>
-          <w:i/>
-          <w:iCs/>
-          <w:sz w:val="24"/>
-          <w:szCs w:val="24"/>
-        </w:rPr>
-        <w:t xml:space="preserve">H</w:t>
-      </w:r>
-      <w:r>
-        <w:rPr>
-          <w:rFonts w:ascii="Times New Roman" w:cs="Times New Roman" w:eastAsia="Times New Roman" w:hAnsi="Times New Roman"/>
-          <w:sz w:val="24"/>
-          <w:szCs w:val="24"/>
-        </w:rPr>
-        <w:t xml:space="preserve"> × </w:t>
-      </w:r>
-      <w:r>
-        <w:rPr>
-          <w:rFonts w:ascii="Times New Roman" w:cs="Times New Roman" w:eastAsia="Times New Roman" w:hAnsi="Times New Roman"/>
-          <w:i/>
-          <w:iCs/>
-          <w:sz w:val="24"/>
-          <w:szCs w:val="24"/>
-        </w:rPr>
-        <w:t xml:space="preserve">F</w:t>
-      </w:r>
-      <w:r>
-        <w:rPr>
-          <w:rFonts w:ascii="Times New Roman" w:cs="Times New Roman" w:eastAsia="Times New Roman" w:hAnsi="Times New Roman"/>
-          <w:sz w:val="24"/>
-          <w:szCs w:val="24"/>
-        </w:rPr>
-        <w:t xml:space="preserve">	(3)</w:t>
-      </w:r>
-    </w:p>
-    <w:p>
-      <w:pPr>
-        <w:spacing w:after="120" w:line="276"/>
-        <w:jc w:val="left"/>
-      </w:pPr>
-      <w:r>
-        <w:rPr>
-          <w:rFonts w:ascii="Times New Roman" w:cs="Times New Roman" w:eastAsia="Times New Roman" w:hAnsi="Times New Roman"/>
-          <w:sz w:val="24"/>
-          <w:szCs w:val="24"/>
-        </w:rPr>
-        <w:t xml:space="preserve">In Equation (3), </w:t>
-      </w:r>
-      <w:r>
-        <w:rPr>
-          <w:rFonts w:ascii="Times New Roman" w:cs="Times New Roman" w:eastAsia="Times New Roman" w:hAnsi="Times New Roman"/>
-          <w:i/>
-          <w:iCs/>
-          <w:sz w:val="24"/>
-          <w:szCs w:val="24"/>
-        </w:rPr>
-        <w:t xml:space="preserve">R</w:t>
-      </w:r>
-      <w:r>
-        <w:rPr>
-          <w:rFonts w:ascii="Times New Roman" w:cs="Times New Roman" w:eastAsia="Times New Roman" w:hAnsi="Times New Roman"/>
-          <w:i/>
-          <w:iCs/>
-          <w:sz w:val="24"/>
-          <w:szCs w:val="24"/>
-          <w:vertAlign w:val="subscript"/>
-        </w:rPr>
-        <w:t xml:space="preserve">px</w:t>
-      </w:r>
-      <w:r>
-        <w:rPr>
-          <w:rFonts w:ascii="Times New Roman" w:cs="Times New Roman" w:eastAsia="Times New Roman" w:hAnsi="Times New Roman"/>
-          <w:sz w:val="24"/>
-          <w:szCs w:val="24"/>
-        </w:rPr>
-        <w:t xml:space="preserve"> is the required pixel rate in pixels per second and </w:t>
-      </w:r>
-      <w:r>
-        <w:rPr>
-          <w:rFonts w:ascii="Times New Roman" w:cs="Times New Roman" w:eastAsia="Times New Roman" w:hAnsi="Times New Roman"/>
-          <w:i/>
-          <w:iCs/>
-          <w:sz w:val="24"/>
-          <w:szCs w:val="24"/>
-        </w:rPr>
-        <w:t xml:space="preserve">F</w:t>
-      </w:r>
-      <w:r>
-        <w:rPr>
-          <w:rFonts w:ascii="Times New Roman" w:cs="Times New Roman" w:eastAsia="Times New Roman" w:hAnsi="Times New Roman"/>
-          <w:sz w:val="24"/>
-          <w:szCs w:val="24"/>
-        </w:rPr>
-        <w:t xml:space="preserve"> is the frame rate in frames per second. For the target of 640×480 grayscale video at 30 frames per second, Equation (3) gives a required rate of 640 × 480 × 30 = 9.216 × 10⁶ pixels per second. Any candidate architecture must sustain at least this rate to meet the project aim.</w:t>
-      </w:r>
-    </w:p>
-    <w:p>
-      <w:pPr>
-        <w:keepNext/>
-        <w:spacing w:after="120" w:before="240"/>
-      </w:pPr>
-      <w:r>
-        <w:rPr>
-          <w:rFonts w:ascii="Times New Roman" w:cs="Times New Roman" w:eastAsia="Times New Roman" w:hAnsi="Times New Roman"/>
-          <w:b/>
-          <w:bCs/>
-          <w:sz w:val="24"/>
-          <w:szCs w:val="24"/>
-        </w:rPr>
-        <w:t xml:space="preserve">7.2 Sequential RTL Throughput</w:t>
-      </w:r>
-    </w:p>
-    <w:p>
-      <w:pPr>
-        <w:spacing w:after="120" w:line="276"/>
-        <w:jc w:val="left"/>
-      </w:pPr>
-      <w:r>
-        <w:rPr>
-          <w:rFonts w:ascii="Times New Roman" w:cs="Times New Roman" w:eastAsia="Times New Roman" w:hAnsi="Times New Roman"/>
-          <w:sz w:val="24"/>
-          <w:szCs w:val="24"/>
-        </w:rPr>
-        <w:t xml:space="preserve">A sequential architecture shares a small number of arithmetic units across the Sobel computation, so it needs several clock cycles for each output pixel. The exact count depends on how many multiply-accumulate and absolute-value steps are serialised. The sustained throughput of such a design is given by Equation (4).</w:t>
-      </w:r>
-    </w:p>
-    <w:p>
-      <w:pPr>
-        <w:tabs>
-          <w:tab w:val="center" w:pos="4680"/>
-          <w:tab w:val="right" w:pos="9360"/>
-        </w:tabs>
-        <w:spacing w:after="160" w:before="160"/>
-      </w:pPr>
-      <w:r>
-        <w:rPr>
-          <w:rFonts w:ascii="Times New Roman" w:cs="Times New Roman" w:eastAsia="Times New Roman" w:hAnsi="Times New Roman"/>
-          <w:sz w:val="24"/>
-          <w:szCs w:val="24"/>
-        </w:rPr>
-        <w:t xml:space="preserve">	</w:t>
-      </w:r>
-      <w:r>
-        <w:rPr>
-          <w:rFonts w:ascii="Times New Roman" w:cs="Times New Roman" w:eastAsia="Times New Roman" w:hAnsi="Times New Roman"/>
-          <w:i/>
-          <w:iCs/>
-          <w:sz w:val="24"/>
-          <w:szCs w:val="24"/>
-        </w:rPr>
-        <w:t xml:space="preserve">T</w:t>
-      </w:r>
-      <w:r>
-        <w:rPr>
-          <w:rFonts w:ascii="Times New Roman" w:cs="Times New Roman" w:eastAsia="Times New Roman" w:hAnsi="Times New Roman"/>
-          <w:i/>
-          <w:iCs/>
-          <w:sz w:val="24"/>
-          <w:szCs w:val="24"/>
-          <w:vertAlign w:val="subscript"/>
-        </w:rPr>
-        <w:t xml:space="preserve">seq</w:t>
-      </w:r>
-      <w:r>
-        <w:rPr>
-          <w:rFonts w:ascii="Times New Roman" w:cs="Times New Roman" w:eastAsia="Times New Roman" w:hAnsi="Times New Roman"/>
-          <w:sz w:val="24"/>
-          <w:szCs w:val="24"/>
-        </w:rPr>
-        <w:t xml:space="preserve"> = </w:t>
-      </w:r>
-      <w:r>
-        <w:rPr>
-          <w:rFonts w:ascii="Times New Roman" w:cs="Times New Roman" w:eastAsia="Times New Roman" w:hAnsi="Times New Roman"/>
-          <w:i/>
-          <w:iCs/>
-          <w:sz w:val="24"/>
-          <w:szCs w:val="24"/>
-        </w:rPr>
-        <w:t xml:space="preserve">f</w:t>
-      </w:r>
-      <w:r>
-        <w:rPr>
-          <w:rFonts w:ascii="Times New Roman" w:cs="Times New Roman" w:eastAsia="Times New Roman" w:hAnsi="Times New Roman"/>
-          <w:i/>
-          <w:iCs/>
-          <w:sz w:val="24"/>
-          <w:szCs w:val="24"/>
-          <w:vertAlign w:val="subscript"/>
-        </w:rPr>
-        <w:t xml:space="preserve">clk</w:t>
-      </w:r>
-      <w:r>
-        <w:rPr>
-          <w:rFonts w:ascii="Times New Roman" w:cs="Times New Roman" w:eastAsia="Times New Roman" w:hAnsi="Times New Roman"/>
-          <w:sz w:val="24"/>
-          <w:szCs w:val="24"/>
-        </w:rPr>
-        <w:t xml:space="preserve"> / </w:t>
-      </w:r>
-      <w:r>
-        <w:rPr>
-          <w:rFonts w:ascii="Times New Roman" w:cs="Times New Roman" w:eastAsia="Times New Roman" w:hAnsi="Times New Roman"/>
-          <w:i/>
-          <w:iCs/>
-          <w:sz w:val="24"/>
-          <w:szCs w:val="24"/>
-        </w:rPr>
-        <w:t xml:space="preserve">CPP</w:t>
-      </w:r>
-      <w:r>
-        <w:rPr>
-          <w:rFonts w:ascii="Times New Roman" w:cs="Times New Roman" w:eastAsia="Times New Roman" w:hAnsi="Times New Roman"/>
-          <w:sz w:val="24"/>
-          <w:szCs w:val="24"/>
-        </w:rPr>
-        <w:t xml:space="preserve">	(4)</w:t>
-      </w:r>
-    </w:p>
-    <w:p>
-      <w:pPr>
-        <w:spacing w:after="120" w:line="276"/>
-        <w:jc w:val="left"/>
-      </w:pPr>
-      <w:r>
-        <w:rPr>
-          <w:rFonts w:ascii="Times New Roman" w:cs="Times New Roman" w:eastAsia="Times New Roman" w:hAnsi="Times New Roman"/>
-          <w:sz w:val="24"/>
-          <w:szCs w:val="24"/>
-        </w:rPr>
-        <w:t xml:space="preserve">In Equation (4), </w:t>
-      </w:r>
-      <w:r>
-        <w:rPr>
-          <w:rFonts w:ascii="Times New Roman" w:cs="Times New Roman" w:eastAsia="Times New Roman" w:hAnsi="Times New Roman"/>
-          <w:i/>
-          <w:iCs/>
-          <w:sz w:val="24"/>
-          <w:szCs w:val="24"/>
-        </w:rPr>
-        <w:t xml:space="preserve">T</w:t>
-      </w:r>
-      <w:r>
-        <w:rPr>
-          <w:rFonts w:ascii="Times New Roman" w:cs="Times New Roman" w:eastAsia="Times New Roman" w:hAnsi="Times New Roman"/>
-          <w:i/>
-          <w:iCs/>
-          <w:sz w:val="24"/>
-          <w:szCs w:val="24"/>
-          <w:vertAlign w:val="subscript"/>
-        </w:rPr>
-        <w:t xml:space="preserve">seq</w:t>
-      </w:r>
-      <w:r>
-        <w:rPr>
-          <w:rFonts w:ascii="Times New Roman" w:cs="Times New Roman" w:eastAsia="Times New Roman" w:hAnsi="Times New Roman"/>
-          <w:sz w:val="24"/>
-          <w:szCs w:val="24"/>
-        </w:rPr>
-        <w:t xml:space="preserve"> is the sequential throughput in output pixels per second, </w:t>
-      </w:r>
-      <w:r>
-        <w:rPr>
-          <w:rFonts w:ascii="Times New Roman" w:cs="Times New Roman" w:eastAsia="Times New Roman" w:hAnsi="Times New Roman"/>
-          <w:i/>
-          <w:iCs/>
-          <w:sz w:val="24"/>
-          <w:szCs w:val="24"/>
-        </w:rPr>
-        <w:t xml:space="preserve">f</w:t>
-      </w:r>
-      <w:r>
-        <w:rPr>
-          <w:rFonts w:ascii="Times New Roman" w:cs="Times New Roman" w:eastAsia="Times New Roman" w:hAnsi="Times New Roman"/>
-          <w:i/>
-          <w:iCs/>
-          <w:sz w:val="24"/>
-          <w:szCs w:val="24"/>
-          <w:vertAlign w:val="subscript"/>
-        </w:rPr>
-        <w:t xml:space="preserve">clk</w:t>
-      </w:r>
-      <w:r>
-        <w:rPr>
-          <w:rFonts w:ascii="Times New Roman" w:cs="Times New Roman" w:eastAsia="Times New Roman" w:hAnsi="Times New Roman"/>
-          <w:sz w:val="24"/>
-          <w:szCs w:val="24"/>
-        </w:rPr>
-        <w:t xml:space="preserve"> is the clock frequency in hertz, and </w:t>
-      </w:r>
-      <w:r>
-        <w:rPr>
-          <w:rFonts w:ascii="Times New Roman" w:cs="Times New Roman" w:eastAsia="Times New Roman" w:hAnsi="Times New Roman"/>
-          <w:i/>
-          <w:iCs/>
-          <w:sz w:val="24"/>
-          <w:szCs w:val="24"/>
-        </w:rPr>
-        <w:t xml:space="preserve">CPP</w:t>
-      </w:r>
-      <w:r>
-        <w:rPr>
-          <w:rFonts w:ascii="Times New Roman" w:cs="Times New Roman" w:eastAsia="Times New Roman" w:hAnsi="Times New Roman"/>
-          <w:sz w:val="24"/>
-          <w:szCs w:val="24"/>
-        </w:rPr>
-        <w:t xml:space="preserve"> is the number of clock cycles required per output pixel. At </w:t>
-      </w:r>
-      <w:r>
-        <w:rPr>
-          <w:rFonts w:ascii="Times New Roman" w:cs="Times New Roman" w:eastAsia="Times New Roman" w:hAnsi="Times New Roman"/>
-          <w:i/>
-          <w:iCs/>
-          <w:sz w:val="24"/>
-          <w:szCs w:val="24"/>
-        </w:rPr>
-        <w:t xml:space="preserve">f</w:t>
-      </w:r>
-      <w:r>
-        <w:rPr>
-          <w:rFonts w:ascii="Times New Roman" w:cs="Times New Roman" w:eastAsia="Times New Roman" w:hAnsi="Times New Roman"/>
-          <w:i/>
-          <w:iCs/>
-          <w:sz w:val="24"/>
-          <w:szCs w:val="24"/>
-          <w:vertAlign w:val="subscript"/>
-        </w:rPr>
-        <w:t xml:space="preserve">clk</w:t>
-      </w:r>
-      <w:r>
-        <w:rPr>
-          <w:rFonts w:ascii="Times New Roman" w:cs="Times New Roman" w:eastAsia="Times New Roman" w:hAnsi="Times New Roman"/>
-          <w:sz w:val="24"/>
-          <w:szCs w:val="24"/>
-        </w:rPr>
-        <w:t xml:space="preserve"> = 100 MHz and a representative </w:t>
-      </w:r>
-      <w:r>
-        <w:rPr>
-          <w:rFonts w:ascii="Times New Roman" w:cs="Times New Roman" w:eastAsia="Times New Roman" w:hAnsi="Times New Roman"/>
-          <w:i/>
-          <w:iCs/>
-          <w:sz w:val="24"/>
-          <w:szCs w:val="24"/>
-        </w:rPr>
-        <w:t xml:space="preserve">CPP</w:t>
-      </w:r>
-      <w:r>
-        <w:rPr>
-          <w:rFonts w:ascii="Times New Roman" w:cs="Times New Roman" w:eastAsia="Times New Roman" w:hAnsi="Times New Roman"/>
-          <w:sz w:val="24"/>
-          <w:szCs w:val="24"/>
-        </w:rPr>
-        <w:t xml:space="preserve"> = 8, the sequential throughput is 1.25 × 10⁷ pixels per second. This nominally exceeds the 640×480 target, but the margin shrinks quickly as resolution increases or as </w:t>
-      </w:r>
-      <w:r>
-        <w:rPr>
-          <w:rFonts w:ascii="Times New Roman" w:cs="Times New Roman" w:eastAsia="Times New Roman" w:hAnsi="Times New Roman"/>
-          <w:i/>
-          <w:iCs/>
-          <w:sz w:val="24"/>
-          <w:szCs w:val="24"/>
-        </w:rPr>
-        <w:t xml:space="preserve">CPP</w:t>
-      </w:r>
-      <w:r>
-        <w:rPr>
-          <w:rFonts w:ascii="Times New Roman" w:cs="Times New Roman" w:eastAsia="Times New Roman" w:hAnsi="Times New Roman"/>
-          <w:sz w:val="24"/>
-          <w:szCs w:val="24"/>
-        </w:rPr>
-        <w:t xml:space="preserve"> grows with control overhead, and it leaves little headroom for higher frame rates.</w:t>
-      </w:r>
-    </w:p>
-    <w:p>
-      <w:pPr>
-        <w:keepNext/>
-        <w:spacing w:after="120" w:before="240"/>
-      </w:pPr>
-      <w:r>
-        <w:rPr>
-          <w:rFonts w:ascii="Times New Roman" w:cs="Times New Roman" w:eastAsia="Times New Roman" w:hAnsi="Times New Roman"/>
-          <w:b/>
-          <w:bCs/>
-          <w:sz w:val="24"/>
-          <w:szCs w:val="24"/>
-        </w:rPr>
-        <w:t xml:space="preserve">7.3 Pipelined RTL Throughput</w:t>
-      </w:r>
-    </w:p>
-    <w:p>
-      <w:pPr>
-        <w:spacing w:after="120" w:line="276"/>
-        <w:jc w:val="left"/>
-      </w:pPr>
-      <w:r>
-        <w:rPr>
-          <w:rFonts w:ascii="Times New Roman" w:cs="Times New Roman" w:eastAsia="Times New Roman" w:hAnsi="Times New Roman"/>
-          <w:sz w:val="24"/>
-          <w:szCs w:val="24"/>
-        </w:rPr>
-        <w:t xml:space="preserve">In the pipelined architecture every stage is registered and operates concurrently. Once the line buffers and pipeline registers have filled, the design accepts one input pixel and produces one output pixel on every clock cycle, so the steady-state throughput reduces to Equation (5).</w:t>
-      </w:r>
-    </w:p>
-    <w:p>
-      <w:pPr>
-        <w:tabs>
-          <w:tab w:val="center" w:pos="4680"/>
-          <w:tab w:val="right" w:pos="9360"/>
-        </w:tabs>
-        <w:spacing w:after="160" w:before="160"/>
-      </w:pPr>
-      <w:r>
-        <w:rPr>
-          <w:rFonts w:ascii="Times New Roman" w:cs="Times New Roman" w:eastAsia="Times New Roman" w:hAnsi="Times New Roman"/>
-          <w:sz w:val="24"/>
-          <w:szCs w:val="24"/>
-        </w:rPr>
-        <w:t xml:space="preserve">	</w:t>
-      </w:r>
-      <w:r>
-        <w:rPr>
-          <w:rFonts w:ascii="Times New Roman" w:cs="Times New Roman" w:eastAsia="Times New Roman" w:hAnsi="Times New Roman"/>
-          <w:i/>
-          <w:iCs/>
-          <w:sz w:val="24"/>
-          <w:szCs w:val="24"/>
-        </w:rPr>
-        <w:t xml:space="preserve">T</w:t>
-      </w:r>
-      <w:r>
-        <w:rPr>
-          <w:rFonts w:ascii="Times New Roman" w:cs="Times New Roman" w:eastAsia="Times New Roman" w:hAnsi="Times New Roman"/>
-          <w:i/>
-          <w:iCs/>
-          <w:sz w:val="24"/>
-          <w:szCs w:val="24"/>
-          <w:vertAlign w:val="subscript"/>
-        </w:rPr>
-        <w:t xml:space="preserve">pipe</w:t>
-      </w:r>
-      <w:r>
-        <w:rPr>
-          <w:rFonts w:ascii="Times New Roman" w:cs="Times New Roman" w:eastAsia="Times New Roman" w:hAnsi="Times New Roman"/>
-          <w:sz w:val="24"/>
-          <w:szCs w:val="24"/>
-        </w:rPr>
-        <w:t xml:space="preserve"> = </w:t>
-      </w:r>
-      <w:r>
-        <w:rPr>
-          <w:rFonts w:ascii="Times New Roman" w:cs="Times New Roman" w:eastAsia="Times New Roman" w:hAnsi="Times New Roman"/>
-          <w:i/>
-          <w:iCs/>
-          <w:sz w:val="24"/>
-          <w:szCs w:val="24"/>
-        </w:rPr>
-        <w:t xml:space="preserve">f</w:t>
-      </w:r>
-      <w:r>
-        <w:rPr>
-          <w:rFonts w:ascii="Times New Roman" w:cs="Times New Roman" w:eastAsia="Times New Roman" w:hAnsi="Times New Roman"/>
-          <w:i/>
-          <w:iCs/>
-          <w:sz w:val="24"/>
-          <w:szCs w:val="24"/>
-          <w:vertAlign w:val="subscript"/>
-        </w:rPr>
-        <w:t xml:space="preserve">clk</w:t>
-      </w:r>
-      <w:r>
-        <w:rPr>
-          <w:rFonts w:ascii="Times New Roman" w:cs="Times New Roman" w:eastAsia="Times New Roman" w:hAnsi="Times New Roman"/>
-          <w:sz w:val="24"/>
-          <w:szCs w:val="24"/>
-        </w:rPr>
-        <w:t xml:space="preserve">	(5)</w:t>
-      </w:r>
-    </w:p>
-    <w:p>
-      <w:pPr>
-        <w:spacing w:after="120" w:line="276"/>
-        <w:jc w:val="left"/>
-      </w:pPr>
-      <w:r>
-        <w:rPr>
-          <w:rFonts w:ascii="Times New Roman" w:cs="Times New Roman" w:eastAsia="Times New Roman" w:hAnsi="Times New Roman"/>
-          <w:sz w:val="24"/>
-          <w:szCs w:val="24"/>
-        </w:rPr>
-        <w:t xml:space="preserve">In Equation (5), </w:t>
-      </w:r>
-      <w:r>
-        <w:rPr>
-          <w:rFonts w:ascii="Times New Roman" w:cs="Times New Roman" w:eastAsia="Times New Roman" w:hAnsi="Times New Roman"/>
-          <w:i/>
-          <w:iCs/>
-          <w:sz w:val="24"/>
-          <w:szCs w:val="24"/>
-        </w:rPr>
-        <w:t xml:space="preserve">T</w:t>
-      </w:r>
-      <w:r>
-        <w:rPr>
-          <w:rFonts w:ascii="Times New Roman" w:cs="Times New Roman" w:eastAsia="Times New Roman" w:hAnsi="Times New Roman"/>
-          <w:i/>
-          <w:iCs/>
-          <w:sz w:val="24"/>
-          <w:szCs w:val="24"/>
-          <w:vertAlign w:val="subscript"/>
-        </w:rPr>
-        <w:t xml:space="preserve">pipe</w:t>
-      </w:r>
-      <w:r>
-        <w:rPr>
-          <w:rFonts w:ascii="Times New Roman" w:cs="Times New Roman" w:eastAsia="Times New Roman" w:hAnsi="Times New Roman"/>
-          <w:sz w:val="24"/>
-          <w:szCs w:val="24"/>
-        </w:rPr>
-        <w:t xml:space="preserve"> is the pipelined steady-state throughput in output pixels per second and </w:t>
-      </w:r>
-      <w:r>
-        <w:rPr>
-          <w:rFonts w:ascii="Times New Roman" w:cs="Times New Roman" w:eastAsia="Times New Roman" w:hAnsi="Times New Roman"/>
-          <w:i/>
-          <w:iCs/>
-          <w:sz w:val="24"/>
-          <w:szCs w:val="24"/>
-        </w:rPr>
-        <w:t xml:space="preserve">f</w:t>
-      </w:r>
-      <w:r>
-        <w:rPr>
-          <w:rFonts w:ascii="Times New Roman" w:cs="Times New Roman" w:eastAsia="Times New Roman" w:hAnsi="Times New Roman"/>
-          <w:i/>
-          <w:iCs/>
-          <w:sz w:val="24"/>
-          <w:szCs w:val="24"/>
-          <w:vertAlign w:val="subscript"/>
-        </w:rPr>
-        <w:t xml:space="preserve">clk</w:t>
-      </w:r>
-      <w:r>
-        <w:rPr>
-          <w:rFonts w:ascii="Times New Roman" w:cs="Times New Roman" w:eastAsia="Times New Roman" w:hAnsi="Times New Roman"/>
-          <w:sz w:val="24"/>
-          <w:szCs w:val="24"/>
-        </w:rPr>
-        <w:t xml:space="preserve"> is the clock frequency in hertz. At 100 MHz the design sustains 1.0 × 10⁸ pixels per second, roughly ten times the requirement from Section 7.1 and an order of magnitude above the sequential estimate of Section 7.2.</w:t>
-      </w:r>
-    </w:p>
-    <w:p>
-      <w:pPr>
-        <w:spacing w:after="120" w:line="276"/>
-        <w:jc w:val="left"/>
-      </w:pPr>
-      <w:r>
-        <w:rPr>
-          <w:rFonts w:ascii="Times New Roman" w:cs="Times New Roman" w:eastAsia="Times New Roman" w:hAnsi="Times New Roman"/>
-          <w:sz w:val="24"/>
-          <w:szCs w:val="24"/>
-        </w:rPr>
-        <w:t xml:space="preserve">Simulation confirmed this behaviour. In the 640×480 run the testbench streamed all 307,200 input pixels through the design with no stalls, one pixel per clock, and the full frame completed in 3.085 ms of simulated time. At 100 MHz this corresponds to approximately 324 frames per second, so the measured steady-state throughput matches Equation (5).</w:t>
-      </w:r>
-    </w:p>
-    <w:p>
-      <w:pPr>
-        <w:keepNext/>
-        <w:spacing w:after="120" w:before="240"/>
-      </w:pPr>
-      <w:r>
-        <w:rPr>
-          <w:rFonts w:ascii="Times New Roman" w:cs="Times New Roman" w:eastAsia="Times New Roman" w:hAnsi="Times New Roman"/>
-          <w:b/>
-          <w:bCs/>
-          <w:sz w:val="24"/>
-          <w:szCs w:val="24"/>
-        </w:rPr>
-        <w:t xml:space="preserve">7.4 Latency Analysis</w:t>
-      </w:r>
-    </w:p>
-    <w:p>
-      <w:pPr>
-        <w:spacing w:after="120" w:line="276"/>
-        <w:jc w:val="left"/>
-      </w:pPr>
-      <w:r>
-        <w:rPr>
-          <w:rFonts w:ascii="Times New Roman" w:cs="Times New Roman" w:eastAsia="Times New Roman" w:hAnsi="Times New Roman"/>
-          <w:sz w:val="24"/>
-          <w:szCs w:val="24"/>
-        </w:rPr>
-        <w:t xml:space="preserve">Latency is the delay between a pixel entering the accelerator and the corresponding output pixel becoming valid, and it is distinct from throughput. For this design the latency has three contributions: the line-buffer fill, the window-formation delay, and the arithmetic pipeline depth, as expressed in Equation (6).</w:t>
-      </w:r>
-    </w:p>
-    <w:p>
-      <w:pPr>
-        <w:tabs>
-          <w:tab w:val="center" w:pos="4680"/>
-          <w:tab w:val="right" w:pos="9360"/>
-        </w:tabs>
-        <w:spacing w:after="160" w:before="160"/>
-      </w:pPr>
-      <w:r>
-        <w:rPr>
-          <w:rFonts w:ascii="Times New Roman" w:cs="Times New Roman" w:eastAsia="Times New Roman" w:hAnsi="Times New Roman"/>
-          <w:sz w:val="24"/>
-          <w:szCs w:val="24"/>
-        </w:rPr>
-        <w:t xml:space="preserve">	</w:t>
-      </w:r>
-      <w:r>
-        <w:rPr>
-          <w:rFonts w:ascii="Times New Roman" w:cs="Times New Roman" w:eastAsia="Times New Roman" w:hAnsi="Times New Roman"/>
-          <w:i/>
-          <w:iCs/>
-          <w:sz w:val="24"/>
-          <w:szCs w:val="24"/>
-        </w:rPr>
-        <w:t xml:space="preserve">L</w:t>
-      </w:r>
-      <w:r>
-        <w:rPr>
-          <w:rFonts w:ascii="Times New Roman" w:cs="Times New Roman" w:eastAsia="Times New Roman" w:hAnsi="Times New Roman"/>
-          <w:sz w:val="24"/>
-          <w:szCs w:val="24"/>
-        </w:rPr>
-        <w:t xml:space="preserve"> = 2</w:t>
-      </w:r>
-      <w:r>
-        <w:rPr>
-          <w:rFonts w:ascii="Times New Roman" w:cs="Times New Roman" w:eastAsia="Times New Roman" w:hAnsi="Times New Roman"/>
-          <w:i/>
-          <w:iCs/>
-          <w:sz w:val="24"/>
-          <w:szCs w:val="24"/>
-        </w:rPr>
-        <w:t xml:space="preserve">W</w:t>
-      </w:r>
-      <w:r>
-        <w:rPr>
-          <w:rFonts w:ascii="Times New Roman" w:cs="Times New Roman" w:eastAsia="Times New Roman" w:hAnsi="Times New Roman"/>
-          <w:sz w:val="24"/>
-          <w:szCs w:val="24"/>
-        </w:rPr>
-        <w:t xml:space="preserve"> + </w:t>
-      </w:r>
-      <w:r>
-        <w:rPr>
-          <w:rFonts w:ascii="Times New Roman" w:cs="Times New Roman" w:eastAsia="Times New Roman" w:hAnsi="Times New Roman"/>
-          <w:i/>
-          <w:iCs/>
-          <w:sz w:val="24"/>
-          <w:szCs w:val="24"/>
-        </w:rPr>
-        <w:t xml:space="preserve">D</w:t>
-      </w:r>
-      <w:r>
-        <w:rPr>
-          <w:rFonts w:ascii="Times New Roman" w:cs="Times New Roman" w:eastAsia="Times New Roman" w:hAnsi="Times New Roman"/>
-          <w:i/>
-          <w:iCs/>
-          <w:sz w:val="24"/>
-          <w:szCs w:val="24"/>
-          <w:vertAlign w:val="subscript"/>
-        </w:rPr>
-        <w:t xml:space="preserve">w</w:t>
-      </w:r>
-      <w:r>
-        <w:rPr>
-          <w:rFonts w:ascii="Times New Roman" w:cs="Times New Roman" w:eastAsia="Times New Roman" w:hAnsi="Times New Roman"/>
-          <w:sz w:val="24"/>
-          <w:szCs w:val="24"/>
-        </w:rPr>
-        <w:t xml:space="preserve"> + </w:t>
-      </w:r>
-      <w:r>
-        <w:rPr>
-          <w:rFonts w:ascii="Times New Roman" w:cs="Times New Roman" w:eastAsia="Times New Roman" w:hAnsi="Times New Roman"/>
-          <w:i/>
-          <w:iCs/>
-          <w:sz w:val="24"/>
-          <w:szCs w:val="24"/>
-        </w:rPr>
-        <w:t xml:space="preserve">D</w:t>
-      </w:r>
-      <w:r>
-        <w:rPr>
-          <w:rFonts w:ascii="Times New Roman" w:cs="Times New Roman" w:eastAsia="Times New Roman" w:hAnsi="Times New Roman"/>
-          <w:i/>
-          <w:iCs/>
-          <w:sz w:val="24"/>
-          <w:szCs w:val="24"/>
-          <w:vertAlign w:val="subscript"/>
-        </w:rPr>
-        <w:t xml:space="preserve">a</w:t>
-      </w:r>
-      <w:r>
-        <w:rPr>
-          <w:rFonts w:ascii="Times New Roman" w:cs="Times New Roman" w:eastAsia="Times New Roman" w:hAnsi="Times New Roman"/>
-          <w:sz w:val="24"/>
-          <w:szCs w:val="24"/>
-        </w:rPr>
-        <w:t xml:space="preserve">	(6)</w:t>
-      </w:r>
-    </w:p>
-    <w:p>
-      <w:pPr>
-        <w:spacing w:after="120" w:line="276"/>
-        <w:jc w:val="left"/>
-      </w:pPr>
-      <w:r>
-        <w:rPr>
-          <w:rFonts w:ascii="Times New Roman" w:cs="Times New Roman" w:eastAsia="Times New Roman" w:hAnsi="Times New Roman"/>
-          <w:sz w:val="24"/>
-          <w:szCs w:val="24"/>
-        </w:rPr>
-        <w:t xml:space="preserve">In Equation (6), </w:t>
-      </w:r>
-      <w:r>
-        <w:rPr>
-          <w:rFonts w:ascii="Times New Roman" w:cs="Times New Roman" w:eastAsia="Times New Roman" w:hAnsi="Times New Roman"/>
-          <w:i/>
-          <w:iCs/>
-          <w:sz w:val="24"/>
-          <w:szCs w:val="24"/>
-        </w:rPr>
-        <w:t xml:space="preserve">L</w:t>
-      </w:r>
-      <w:r>
-        <w:rPr>
-          <w:rFonts w:ascii="Times New Roman" w:cs="Times New Roman" w:eastAsia="Times New Roman" w:hAnsi="Times New Roman"/>
-          <w:sz w:val="24"/>
-          <w:szCs w:val="24"/>
-        </w:rPr>
-        <w:t xml:space="preserve"> is the total latency in clock cycles, </w:t>
-      </w:r>
-      <w:r>
-        <w:rPr>
-          <w:rFonts w:ascii="Times New Roman" w:cs="Times New Roman" w:eastAsia="Times New Roman" w:hAnsi="Times New Roman"/>
-          <w:i/>
-          <w:iCs/>
-          <w:sz w:val="24"/>
-          <w:szCs w:val="24"/>
-        </w:rPr>
-        <w:t xml:space="preserve">W</w:t>
-      </w:r>
-      <w:r>
-        <w:rPr>
-          <w:rFonts w:ascii="Times New Roman" w:cs="Times New Roman" w:eastAsia="Times New Roman" w:hAnsi="Times New Roman"/>
-          <w:sz w:val="24"/>
-          <w:szCs w:val="24"/>
-        </w:rPr>
-        <w:t xml:space="preserve"> is the image width in pixels, </w:t>
-      </w:r>
-      <w:r>
-        <w:rPr>
-          <w:rFonts w:ascii="Times New Roman" w:cs="Times New Roman" w:eastAsia="Times New Roman" w:hAnsi="Times New Roman"/>
-          <w:i/>
-          <w:iCs/>
-          <w:sz w:val="24"/>
-          <w:szCs w:val="24"/>
-        </w:rPr>
-        <w:t xml:space="preserve">D</w:t>
-      </w:r>
-      <w:r>
-        <w:rPr>
-          <w:rFonts w:ascii="Times New Roman" w:cs="Times New Roman" w:eastAsia="Times New Roman" w:hAnsi="Times New Roman"/>
-          <w:i/>
-          <w:iCs/>
-          <w:sz w:val="24"/>
-          <w:szCs w:val="24"/>
-          <w:vertAlign w:val="subscript"/>
-        </w:rPr>
-        <w:t xml:space="preserve">w</w:t>
-      </w:r>
-      <w:r>
-        <w:rPr>
-          <w:rFonts w:ascii="Times New Roman" w:cs="Times New Roman" w:eastAsia="Times New Roman" w:hAnsi="Times New Roman"/>
-          <w:sz w:val="24"/>
-          <w:szCs w:val="24"/>
-        </w:rPr>
-        <w:t xml:space="preserve"> is the window-formation delay of the shift-register stage in cycles, and </w:t>
-      </w:r>
-      <w:r>
-        <w:rPr>
-          <w:rFonts w:ascii="Times New Roman" w:cs="Times New Roman" w:eastAsia="Times New Roman" w:hAnsi="Times New Roman"/>
-          <w:i/>
-          <w:iCs/>
-          <w:sz w:val="24"/>
-          <w:szCs w:val="24"/>
-        </w:rPr>
-        <w:t xml:space="preserve">D</w:t>
-      </w:r>
-      <w:r>
-        <w:rPr>
-          <w:rFonts w:ascii="Times New Roman" w:cs="Times New Roman" w:eastAsia="Times New Roman" w:hAnsi="Times New Roman"/>
-          <w:i/>
-          <w:iCs/>
-          <w:sz w:val="24"/>
-          <w:szCs w:val="24"/>
-          <w:vertAlign w:val="subscript"/>
-        </w:rPr>
-        <w:t xml:space="preserve">a</w:t>
-      </w:r>
-      <w:r>
-        <w:rPr>
-          <w:rFonts w:ascii="Times New Roman" w:cs="Times New Roman" w:eastAsia="Times New Roman" w:hAnsi="Times New Roman"/>
-          <w:sz w:val="24"/>
-          <w:szCs w:val="24"/>
-        </w:rPr>
-        <w:t xml:space="preserve"> is the depth of the arithmetic pipeline in cycles. Two full image rows (2</w:t>
-      </w:r>
-      <w:r>
-        <w:rPr>
-          <w:rFonts w:ascii="Times New Roman" w:cs="Times New Roman" w:eastAsia="Times New Roman" w:hAnsi="Times New Roman"/>
-          <w:i/>
-          <w:iCs/>
-          <w:sz w:val="24"/>
-          <w:szCs w:val="24"/>
-        </w:rPr>
-        <w:t xml:space="preserve">W</w:t>
-      </w:r>
-      <w:r>
-        <w:rPr>
-          <w:rFonts w:ascii="Times New Roman" w:cs="Times New Roman" w:eastAsia="Times New Roman" w:hAnsi="Times New Roman"/>
-          <w:sz w:val="24"/>
-          <w:szCs w:val="24"/>
-        </w:rPr>
-        <w:t xml:space="preserve"> = 1,280 cycles at </w:t>
-      </w:r>
-      <w:r>
-        <w:rPr>
-          <w:rFonts w:ascii="Times New Roman" w:cs="Times New Roman" w:eastAsia="Times New Roman" w:hAnsi="Times New Roman"/>
-          <w:i/>
-          <w:iCs/>
-          <w:sz w:val="24"/>
-          <w:szCs w:val="24"/>
-        </w:rPr>
-        <w:t xml:space="preserve">W</w:t>
-      </w:r>
-      <w:r>
-        <w:rPr>
-          <w:rFonts w:ascii="Times New Roman" w:cs="Times New Roman" w:eastAsia="Times New Roman" w:hAnsi="Times New Roman"/>
-          <w:sz w:val="24"/>
-          <w:szCs w:val="24"/>
-        </w:rPr>
-        <w:t xml:space="preserve"> = 640) must enter the line buffers before the first complete window column exists; window formation adds </w:t>
-      </w:r>
-      <w:r>
-        <w:rPr>
-          <w:rFonts w:ascii="Times New Roman" w:cs="Times New Roman" w:eastAsia="Times New Roman" w:hAnsi="Times New Roman"/>
-          <w:i/>
-          <w:iCs/>
-          <w:sz w:val="24"/>
-          <w:szCs w:val="24"/>
-        </w:rPr>
-        <w:t xml:space="preserve">D</w:t>
-      </w:r>
-      <w:r>
-        <w:rPr>
-          <w:rFonts w:ascii="Times New Roman" w:cs="Times New Roman" w:eastAsia="Times New Roman" w:hAnsi="Times New Roman"/>
-          <w:i/>
-          <w:iCs/>
-          <w:sz w:val="24"/>
-          <w:szCs w:val="24"/>
-          <w:vertAlign w:val="subscript"/>
-        </w:rPr>
-        <w:t xml:space="preserve">w</w:t>
-      </w:r>
-      <w:r>
-        <w:rPr>
-          <w:rFonts w:ascii="Times New Roman" w:cs="Times New Roman" w:eastAsia="Times New Roman" w:hAnsi="Times New Roman"/>
-          <w:sz w:val="24"/>
-          <w:szCs w:val="24"/>
-        </w:rPr>
-        <w:t xml:space="preserve"> = 3 cycles and the two registered arithmetic stages add </w:t>
-      </w:r>
-      <w:r>
-        <w:rPr>
-          <w:rFonts w:ascii="Times New Roman" w:cs="Times New Roman" w:eastAsia="Times New Roman" w:hAnsi="Times New Roman"/>
-          <w:i/>
-          <w:iCs/>
-          <w:sz w:val="24"/>
-          <w:szCs w:val="24"/>
-        </w:rPr>
-        <w:t xml:space="preserve">D</w:t>
-      </w:r>
-      <w:r>
-        <w:rPr>
-          <w:rFonts w:ascii="Times New Roman" w:cs="Times New Roman" w:eastAsia="Times New Roman" w:hAnsi="Times New Roman"/>
-          <w:i/>
-          <w:iCs/>
-          <w:sz w:val="24"/>
-          <w:szCs w:val="24"/>
-          <w:vertAlign w:val="subscript"/>
-        </w:rPr>
-        <w:t xml:space="preserve">a</w:t>
-      </w:r>
-      <w:r>
-        <w:rPr>
-          <w:rFonts w:ascii="Times New Roman" w:cs="Times New Roman" w:eastAsia="Times New Roman" w:hAnsi="Times New Roman"/>
-          <w:sz w:val="24"/>
-          <w:szCs w:val="24"/>
-        </w:rPr>
-        <w:t xml:space="preserve"> = 2 cycles, for a predicted latency of 1,285 cycles.</w:t>
-      </w:r>
-    </w:p>
-    <w:p>
-      <w:pPr>
-        <w:spacing w:after="120" w:line="276"/>
-        <w:jc w:val="left"/>
-      </w:pPr>
-      <w:r>
-        <w:rPr>
-          <w:rFonts w:ascii="Times New Roman" w:cs="Times New Roman" w:eastAsia="Times New Roman" w:hAnsi="Times New Roman"/>
-          <w:sz w:val="24"/>
-          <w:szCs w:val="24"/>
-        </w:rPr>
-        <w:t xml:space="preserve">The measured latency in simulation was exactly 1,285 clock cycles (12.85 µs at 100 MHz) from the first pixel clocked in to the first assertion of the output valid signal, which confirms the model in Equation (6). This latency is paid once at the start of the stream and does not reduce steady-state throughput; against a 33 ms frame period at 30 frames per second it is negligible.</w:t>
-      </w:r>
-    </w:p>
-    <w:p>
-      <w:pPr>
-        <w:keepNext/>
-        <w:spacing w:after="120" w:before="240"/>
-      </w:pPr>
-      <w:r>
-        <w:rPr>
-          <w:rFonts w:ascii="Times New Roman" w:cs="Times New Roman" w:eastAsia="Times New Roman" w:hAnsi="Times New Roman"/>
-          <w:b/>
-          <w:bCs/>
-          <w:sz w:val="24"/>
-          <w:szCs w:val="24"/>
-        </w:rPr>
-        <w:t xml:space="preserve">7.5 Sobel Arithmetic Analysis</w:t>
-      </w:r>
-    </w:p>
-    <w:p>
-      <w:pPr>
-        <w:spacing w:after="120" w:line="276"/>
-        <w:jc w:val="left"/>
-      </w:pPr>
-      <w:r>
-        <w:rPr>
-          <w:rFonts w:ascii="Times New Roman" w:cs="Times New Roman" w:eastAsia="Times New Roman" w:hAnsi="Times New Roman"/>
-          <w:sz w:val="24"/>
-          <w:szCs w:val="24"/>
-        </w:rPr>
-        <w:t xml:space="preserve">The Sobel operator estimates image gradients with two 3×3 kernels applied to the window pixels </w:t>
-      </w:r>
-      <w:r>
-        <w:rPr>
-          <w:rFonts w:ascii="Times New Roman" w:cs="Times New Roman" w:eastAsia="Times New Roman" w:hAnsi="Times New Roman"/>
-          <w:i/>
-          <w:iCs/>
-          <w:sz w:val="24"/>
-          <w:szCs w:val="24"/>
-        </w:rPr>
-        <w:t xml:space="preserve">p</w:t>
-      </w:r>
-      <w:r>
-        <w:rPr>
-          <w:rFonts w:ascii="Times New Roman" w:cs="Times New Roman" w:eastAsia="Times New Roman" w:hAnsi="Times New Roman"/>
-          <w:i/>
-          <w:iCs/>
-          <w:sz w:val="24"/>
-          <w:szCs w:val="24"/>
-          <w:vertAlign w:val="subscript"/>
-        </w:rPr>
-        <w:t xml:space="preserve">00</w:t>
-      </w:r>
-      <w:r>
-        <w:rPr>
-          <w:rFonts w:ascii="Times New Roman" w:cs="Times New Roman" w:eastAsia="Times New Roman" w:hAnsi="Times New Roman"/>
-          <w:sz w:val="24"/>
-          <w:szCs w:val="24"/>
-        </w:rPr>
-        <w:t xml:space="preserve"> through </w:t>
-      </w:r>
-      <w:r>
-        <w:rPr>
-          <w:rFonts w:ascii="Times New Roman" w:cs="Times New Roman" w:eastAsia="Times New Roman" w:hAnsi="Times New Roman"/>
-          <w:i/>
-          <w:iCs/>
-          <w:sz w:val="24"/>
-          <w:szCs w:val="24"/>
-        </w:rPr>
-        <w:t xml:space="preserve">p</w:t>
-      </w:r>
-      <w:r>
-        <w:rPr>
-          <w:rFonts w:ascii="Times New Roman" w:cs="Times New Roman" w:eastAsia="Times New Roman" w:hAnsi="Times New Roman"/>
-          <w:i/>
-          <w:iCs/>
-          <w:sz w:val="24"/>
-          <w:szCs w:val="24"/>
-          <w:vertAlign w:val="subscript"/>
-        </w:rPr>
-        <w:t xml:space="preserve">22</w:t>
-      </w:r>
-      <w:r>
-        <w:rPr>
-          <w:rFonts w:ascii="Times New Roman" w:cs="Times New Roman" w:eastAsia="Times New Roman" w:hAnsi="Times New Roman"/>
-          <w:sz w:val="24"/>
-          <w:szCs w:val="24"/>
-        </w:rPr>
-        <w:t xml:space="preserve">, where </w:t>
-      </w:r>
-      <w:r>
-        <w:rPr>
-          <w:rFonts w:ascii="Times New Roman" w:cs="Times New Roman" w:eastAsia="Times New Roman" w:hAnsi="Times New Roman"/>
-          <w:i/>
-          <w:iCs/>
-          <w:sz w:val="24"/>
-          <w:szCs w:val="24"/>
-        </w:rPr>
-        <w:t xml:space="preserve">p</w:t>
-      </w:r>
-      <w:r>
-        <w:rPr>
-          <w:rFonts w:ascii="Times New Roman" w:cs="Times New Roman" w:eastAsia="Times New Roman" w:hAnsi="Times New Roman"/>
-          <w:i/>
-          <w:iCs/>
-          <w:sz w:val="24"/>
-          <w:szCs w:val="24"/>
-          <w:vertAlign w:val="subscript"/>
-        </w:rPr>
-        <w:t xml:space="preserve">00</w:t>
-      </w:r>
-      <w:r>
-        <w:rPr>
-          <w:rFonts w:ascii="Times New Roman" w:cs="Times New Roman" w:eastAsia="Times New Roman" w:hAnsi="Times New Roman"/>
-          <w:sz w:val="24"/>
-          <w:szCs w:val="24"/>
-        </w:rPr>
-        <w:t xml:space="preserve"> is the top-left pixel and </w:t>
-      </w:r>
-      <w:r>
-        <w:rPr>
-          <w:rFonts w:ascii="Times New Roman" w:cs="Times New Roman" w:eastAsia="Times New Roman" w:hAnsi="Times New Roman"/>
-          <w:i/>
-          <w:iCs/>
-          <w:sz w:val="24"/>
-          <w:szCs w:val="24"/>
-        </w:rPr>
-        <w:t xml:space="preserve">p</w:t>
-      </w:r>
-      <w:r>
-        <w:rPr>
-          <w:rFonts w:ascii="Times New Roman" w:cs="Times New Roman" w:eastAsia="Times New Roman" w:hAnsi="Times New Roman"/>
-          <w:i/>
-          <w:iCs/>
-          <w:sz w:val="24"/>
-          <w:szCs w:val="24"/>
-          <w:vertAlign w:val="subscript"/>
-        </w:rPr>
-        <w:t xml:space="preserve">22</w:t>
-      </w:r>
-      <w:r>
-        <w:rPr>
-          <w:rFonts w:ascii="Times New Roman" w:cs="Times New Roman" w:eastAsia="Times New Roman" w:hAnsi="Times New Roman"/>
-          <w:sz w:val="24"/>
-          <w:szCs w:val="24"/>
-        </w:rPr>
-        <w:t xml:space="preserve"> is the bottom-right pixel (Figure 2). The horizontal gradient is computed using Equation (7).</w:t>
-      </w:r>
-    </w:p>
-    <w:p>
-      <w:pPr>
-        <w:tabs>
-          <w:tab w:val="center" w:pos="4680"/>
-          <w:tab w:val="right" w:pos="9360"/>
-        </w:tabs>
-        <w:spacing w:after="160" w:before="160"/>
-      </w:pPr>
-      <w:r>
-        <w:rPr>
-          <w:rFonts w:ascii="Times New Roman" w:cs="Times New Roman" w:eastAsia="Times New Roman" w:hAnsi="Times New Roman"/>
-          <w:sz w:val="24"/>
-          <w:szCs w:val="24"/>
-        </w:rPr>
-        <w:t xml:space="preserve">	</w:t>
-      </w:r>
-      <w:r>
-        <w:rPr>
-          <w:rFonts w:ascii="Times New Roman" w:cs="Times New Roman" w:eastAsia="Times New Roman" w:hAnsi="Times New Roman"/>
-          <w:i/>
-          <w:iCs/>
-          <w:sz w:val="24"/>
-          <w:szCs w:val="24"/>
-        </w:rPr>
-        <w:t xml:space="preserve">G</w:t>
-      </w:r>
-      <w:r>
-        <w:rPr>
-          <w:rFonts w:ascii="Times New Roman" w:cs="Times New Roman" w:eastAsia="Times New Roman" w:hAnsi="Times New Roman"/>
-          <w:i/>
-          <w:iCs/>
-          <w:sz w:val="24"/>
-          <w:szCs w:val="24"/>
-          <w:vertAlign w:val="subscript"/>
-        </w:rPr>
-        <w:t xml:space="preserve">x</w:t>
-      </w:r>
-      <w:r>
-        <w:rPr>
-          <w:rFonts w:ascii="Times New Roman" w:cs="Times New Roman" w:eastAsia="Times New Roman" w:hAnsi="Times New Roman"/>
-          <w:sz w:val="24"/>
-          <w:szCs w:val="24"/>
-        </w:rPr>
-        <w:t xml:space="preserve"> = (</w:t>
-      </w:r>
-      <w:r>
-        <w:rPr>
-          <w:rFonts w:ascii="Times New Roman" w:cs="Times New Roman" w:eastAsia="Times New Roman" w:hAnsi="Times New Roman"/>
-          <w:i/>
-          <w:iCs/>
-          <w:sz w:val="24"/>
-          <w:szCs w:val="24"/>
-        </w:rPr>
-        <w:t xml:space="preserve">p</w:t>
-      </w:r>
-      <w:r>
-        <w:rPr>
-          <w:rFonts w:ascii="Times New Roman" w:cs="Times New Roman" w:eastAsia="Times New Roman" w:hAnsi="Times New Roman"/>
-          <w:i/>
-          <w:iCs/>
-          <w:sz w:val="24"/>
-          <w:szCs w:val="24"/>
-          <w:vertAlign w:val="subscript"/>
-        </w:rPr>
-        <w:t xml:space="preserve">02</w:t>
-      </w:r>
-      <w:r>
-        <w:rPr>
-          <w:rFonts w:ascii="Times New Roman" w:cs="Times New Roman" w:eastAsia="Times New Roman" w:hAnsi="Times New Roman"/>
-          <w:sz w:val="24"/>
-          <w:szCs w:val="24"/>
-        </w:rPr>
-        <w:t xml:space="preserve"> + 2</w:t>
-      </w:r>
-      <w:r>
-        <w:rPr>
-          <w:rFonts w:ascii="Times New Roman" w:cs="Times New Roman" w:eastAsia="Times New Roman" w:hAnsi="Times New Roman"/>
-          <w:i/>
-          <w:iCs/>
-          <w:sz w:val="24"/>
-          <w:szCs w:val="24"/>
-        </w:rPr>
-        <w:t xml:space="preserve">p</w:t>
-      </w:r>
-      <w:r>
-        <w:rPr>
-          <w:rFonts w:ascii="Times New Roman" w:cs="Times New Roman" w:eastAsia="Times New Roman" w:hAnsi="Times New Roman"/>
-          <w:i/>
-          <w:iCs/>
-          <w:sz w:val="24"/>
-          <w:szCs w:val="24"/>
-          <w:vertAlign w:val="subscript"/>
-        </w:rPr>
-        <w:t xml:space="preserve">12</w:t>
-      </w:r>
-      <w:r>
-        <w:rPr>
-          <w:rFonts w:ascii="Times New Roman" w:cs="Times New Roman" w:eastAsia="Times New Roman" w:hAnsi="Times New Roman"/>
-          <w:sz w:val="24"/>
-          <w:szCs w:val="24"/>
-        </w:rPr>
-        <w:t xml:space="preserve"> + </w:t>
-      </w:r>
-      <w:r>
-        <w:rPr>
-          <w:rFonts w:ascii="Times New Roman" w:cs="Times New Roman" w:eastAsia="Times New Roman" w:hAnsi="Times New Roman"/>
-          <w:i/>
-          <w:iCs/>
-          <w:sz w:val="24"/>
-          <w:szCs w:val="24"/>
-        </w:rPr>
-        <w:t xml:space="preserve">p</w:t>
-      </w:r>
-      <w:r>
-        <w:rPr>
-          <w:rFonts w:ascii="Times New Roman" w:cs="Times New Roman" w:eastAsia="Times New Roman" w:hAnsi="Times New Roman"/>
-          <w:i/>
-          <w:iCs/>
-          <w:sz w:val="24"/>
-          <w:szCs w:val="24"/>
-          <w:vertAlign w:val="subscript"/>
-        </w:rPr>
-        <w:t xml:space="preserve">22</w:t>
-      </w:r>
-      <w:r>
-        <w:rPr>
-          <w:rFonts w:ascii="Times New Roman" w:cs="Times New Roman" w:eastAsia="Times New Roman" w:hAnsi="Times New Roman"/>
-          <w:sz w:val="24"/>
-          <w:szCs w:val="24"/>
-        </w:rPr>
-        <w:t xml:space="preserve">) − (</w:t>
-      </w:r>
-      <w:r>
-        <w:rPr>
-          <w:rFonts w:ascii="Times New Roman" w:cs="Times New Roman" w:eastAsia="Times New Roman" w:hAnsi="Times New Roman"/>
-          <w:i/>
-          <w:iCs/>
-          <w:sz w:val="24"/>
-          <w:szCs w:val="24"/>
-        </w:rPr>
-        <w:t xml:space="preserve">p</w:t>
-      </w:r>
-      <w:r>
-        <w:rPr>
-          <w:rFonts w:ascii="Times New Roman" w:cs="Times New Roman" w:eastAsia="Times New Roman" w:hAnsi="Times New Roman"/>
-          <w:i/>
-          <w:iCs/>
-          <w:sz w:val="24"/>
-          <w:szCs w:val="24"/>
-          <w:vertAlign w:val="subscript"/>
-        </w:rPr>
-        <w:t xml:space="preserve">00</w:t>
-      </w:r>
-      <w:r>
-        <w:rPr>
-          <w:rFonts w:ascii="Times New Roman" w:cs="Times New Roman" w:eastAsia="Times New Roman" w:hAnsi="Times New Roman"/>
-          <w:sz w:val="24"/>
-          <w:szCs w:val="24"/>
-        </w:rPr>
-        <w:t xml:space="preserve"> + 2</w:t>
-      </w:r>
-      <w:r>
-        <w:rPr>
-          <w:rFonts w:ascii="Times New Roman" w:cs="Times New Roman" w:eastAsia="Times New Roman" w:hAnsi="Times New Roman"/>
-          <w:i/>
-          <w:iCs/>
-          <w:sz w:val="24"/>
-          <w:szCs w:val="24"/>
-        </w:rPr>
-        <w:t xml:space="preserve">p</w:t>
-      </w:r>
-      <w:r>
-        <w:rPr>
-          <w:rFonts w:ascii="Times New Roman" w:cs="Times New Roman" w:eastAsia="Times New Roman" w:hAnsi="Times New Roman"/>
-          <w:i/>
-          <w:iCs/>
-          <w:sz w:val="24"/>
-          <w:szCs w:val="24"/>
-          <w:vertAlign w:val="subscript"/>
-        </w:rPr>
-        <w:t xml:space="preserve">10</w:t>
-      </w:r>
-      <w:r>
-        <w:rPr>
-          <w:rFonts w:ascii="Times New Roman" w:cs="Times New Roman" w:eastAsia="Times New Roman" w:hAnsi="Times New Roman"/>
-          <w:sz w:val="24"/>
-          <w:szCs w:val="24"/>
-        </w:rPr>
-        <w:t xml:space="preserve"> + </w:t>
-      </w:r>
-      <w:r>
-        <w:rPr>
-          <w:rFonts w:ascii="Times New Roman" w:cs="Times New Roman" w:eastAsia="Times New Roman" w:hAnsi="Times New Roman"/>
-          <w:i/>
-          <w:iCs/>
-          <w:sz w:val="24"/>
-          <w:szCs w:val="24"/>
-        </w:rPr>
-        <w:t xml:space="preserve">p</w:t>
-      </w:r>
-      <w:r>
-        <w:rPr>
-          <w:rFonts w:ascii="Times New Roman" w:cs="Times New Roman" w:eastAsia="Times New Roman" w:hAnsi="Times New Roman"/>
-          <w:i/>
-          <w:iCs/>
-          <w:sz w:val="24"/>
-          <w:szCs w:val="24"/>
-          <w:vertAlign w:val="subscript"/>
-        </w:rPr>
-        <w:t xml:space="preserve">20</w:t>
-      </w:r>
-      <w:r>
-        <w:rPr>
-          <w:rFonts w:ascii="Times New Roman" w:cs="Times New Roman" w:eastAsia="Times New Roman" w:hAnsi="Times New Roman"/>
-          <w:sz w:val="24"/>
-          <w:szCs w:val="24"/>
-        </w:rPr>
-        <w:t xml:space="preserve">)</w:t>
-      </w:r>
-      <w:r>
-        <w:rPr>
-          <w:rFonts w:ascii="Times New Roman" w:cs="Times New Roman" w:eastAsia="Times New Roman" w:hAnsi="Times New Roman"/>
-          <w:sz w:val="24"/>
-          <w:szCs w:val="24"/>
-        </w:rPr>
-        <w:t xml:space="preserve">	(7)</w:t>
-      </w:r>
-    </w:p>
-    <w:p>
-      <w:pPr>
-        <w:spacing w:after="120" w:line="276"/>
-        <w:jc w:val="left"/>
-      </w:pPr>
-      <w:r>
-        <w:rPr>
-          <w:rFonts w:ascii="Times New Roman" w:cs="Times New Roman" w:eastAsia="Times New Roman" w:hAnsi="Times New Roman"/>
-          <w:sz w:val="24"/>
-          <w:szCs w:val="24"/>
-        </w:rPr>
-        <w:t xml:space="preserve">In Equation (7), </w:t>
-      </w:r>
-      <w:r>
-        <w:rPr>
-          <w:rFonts w:ascii="Times New Roman" w:cs="Times New Roman" w:eastAsia="Times New Roman" w:hAnsi="Times New Roman"/>
-          <w:i/>
-          <w:iCs/>
-          <w:sz w:val="24"/>
-          <w:szCs w:val="24"/>
-        </w:rPr>
-        <w:t xml:space="preserve">G</w:t>
-      </w:r>
-      <w:r>
-        <w:rPr>
-          <w:rFonts w:ascii="Times New Roman" w:cs="Times New Roman" w:eastAsia="Times New Roman" w:hAnsi="Times New Roman"/>
-          <w:i/>
-          <w:iCs/>
-          <w:sz w:val="24"/>
-          <w:szCs w:val="24"/>
-          <w:vertAlign w:val="subscript"/>
-        </w:rPr>
-        <w:t xml:space="preserve">x</w:t>
-      </w:r>
-      <w:r>
-        <w:rPr>
-          <w:rFonts w:ascii="Times New Roman" w:cs="Times New Roman" w:eastAsia="Times New Roman" w:hAnsi="Times New Roman"/>
-          <w:sz w:val="24"/>
-          <w:szCs w:val="24"/>
-        </w:rPr>
-        <w:t xml:space="preserve"> is the horizontal gradient estimate and the </w:t>
-      </w:r>
-      <w:r>
-        <w:rPr>
-          <w:rFonts w:ascii="Times New Roman" w:cs="Times New Roman" w:eastAsia="Times New Roman" w:hAnsi="Times New Roman"/>
-          <w:i/>
-          <w:iCs/>
-          <w:sz w:val="24"/>
-          <w:szCs w:val="24"/>
-        </w:rPr>
-        <w:t xml:space="preserve">p</w:t>
-      </w:r>
-      <w:r>
-        <w:rPr>
-          <w:rFonts w:ascii="Times New Roman" w:cs="Times New Roman" w:eastAsia="Times New Roman" w:hAnsi="Times New Roman"/>
-          <w:i/>
-          <w:iCs/>
-          <w:sz w:val="24"/>
-          <w:szCs w:val="24"/>
-          <w:vertAlign w:val="subscript"/>
-        </w:rPr>
-        <w:t xml:space="preserve">ij</w:t>
-      </w:r>
-      <w:r>
-        <w:rPr>
-          <w:rFonts w:ascii="Times New Roman" w:cs="Times New Roman" w:eastAsia="Times New Roman" w:hAnsi="Times New Roman"/>
-          <w:sz w:val="24"/>
-          <w:szCs w:val="24"/>
-        </w:rPr>
-        <w:t xml:space="preserve"> terms are the 8-bit pixel intensities at row </w:t>
-      </w:r>
-      <w:r>
-        <w:rPr>
-          <w:rFonts w:ascii="Times New Roman" w:cs="Times New Roman" w:eastAsia="Times New Roman" w:hAnsi="Times New Roman"/>
-          <w:i/>
-          <w:iCs/>
-          <w:sz w:val="24"/>
-          <w:szCs w:val="24"/>
-        </w:rPr>
-        <w:t xml:space="preserve">i</w:t>
-      </w:r>
-      <w:r>
-        <w:rPr>
-          <w:rFonts w:ascii="Times New Roman" w:cs="Times New Roman" w:eastAsia="Times New Roman" w:hAnsi="Times New Roman"/>
-          <w:sz w:val="24"/>
-          <w:szCs w:val="24"/>
-        </w:rPr>
-        <w:t xml:space="preserve">, column </w:t>
-      </w:r>
-      <w:r>
-        <w:rPr>
-          <w:rFonts w:ascii="Times New Roman" w:cs="Times New Roman" w:eastAsia="Times New Roman" w:hAnsi="Times New Roman"/>
-          <w:i/>
-          <w:iCs/>
-          <w:sz w:val="24"/>
-          <w:szCs w:val="24"/>
-        </w:rPr>
-        <w:t xml:space="preserve">j</w:t>
-      </w:r>
-      <w:r>
-        <w:rPr>
-          <w:rFonts w:ascii="Times New Roman" w:cs="Times New Roman" w:eastAsia="Times New Roman" w:hAnsi="Times New Roman"/>
-          <w:sz w:val="24"/>
-          <w:szCs w:val="24"/>
-        </w:rPr>
-        <w:t xml:space="preserve"> of the window. The vertical gradient is computed using Equation (8).</w:t>
-      </w:r>
-    </w:p>
-    <w:p>
-      <w:pPr>
-        <w:tabs>
-          <w:tab w:val="center" w:pos="4680"/>
-          <w:tab w:val="right" w:pos="9360"/>
-        </w:tabs>
-        <w:spacing w:after="160" w:before="160"/>
-      </w:pPr>
-      <w:r>
-        <w:rPr>
-          <w:rFonts w:ascii="Times New Roman" w:cs="Times New Roman" w:eastAsia="Times New Roman" w:hAnsi="Times New Roman"/>
-          <w:sz w:val="24"/>
-          <w:szCs w:val="24"/>
-        </w:rPr>
-        <w:t xml:space="preserve">	</w:t>
-      </w:r>
-      <w:r>
-        <w:rPr>
-          <w:rFonts w:ascii="Times New Roman" w:cs="Times New Roman" w:eastAsia="Times New Roman" w:hAnsi="Times New Roman"/>
-          <w:i/>
-          <w:iCs/>
-          <w:sz w:val="24"/>
-          <w:szCs w:val="24"/>
-        </w:rPr>
-        <w:t xml:space="preserve">G</w:t>
-      </w:r>
-      <w:r>
-        <w:rPr>
-          <w:rFonts w:ascii="Times New Roman" w:cs="Times New Roman" w:eastAsia="Times New Roman" w:hAnsi="Times New Roman"/>
-          <w:i/>
-          <w:iCs/>
-          <w:sz w:val="24"/>
-          <w:szCs w:val="24"/>
-          <w:vertAlign w:val="subscript"/>
-        </w:rPr>
-        <w:t xml:space="preserve">y</w:t>
-      </w:r>
-      <w:r>
-        <w:rPr>
-          <w:rFonts w:ascii="Times New Roman" w:cs="Times New Roman" w:eastAsia="Times New Roman" w:hAnsi="Times New Roman"/>
-          <w:sz w:val="24"/>
-          <w:szCs w:val="24"/>
-        </w:rPr>
-        <w:t xml:space="preserve"> = (</w:t>
-      </w:r>
-      <w:r>
-        <w:rPr>
-          <w:rFonts w:ascii="Times New Roman" w:cs="Times New Roman" w:eastAsia="Times New Roman" w:hAnsi="Times New Roman"/>
-          <w:i/>
-          <w:iCs/>
-          <w:sz w:val="24"/>
-          <w:szCs w:val="24"/>
-        </w:rPr>
-        <w:t xml:space="preserve">p</w:t>
-      </w:r>
-      <w:r>
-        <w:rPr>
-          <w:rFonts w:ascii="Times New Roman" w:cs="Times New Roman" w:eastAsia="Times New Roman" w:hAnsi="Times New Roman"/>
-          <w:i/>
-          <w:iCs/>
-          <w:sz w:val="24"/>
-          <w:szCs w:val="24"/>
-          <w:vertAlign w:val="subscript"/>
-        </w:rPr>
-        <w:t xml:space="preserve">20</w:t>
-      </w:r>
-      <w:r>
-        <w:rPr>
-          <w:rFonts w:ascii="Times New Roman" w:cs="Times New Roman" w:eastAsia="Times New Roman" w:hAnsi="Times New Roman"/>
-          <w:sz w:val="24"/>
-          <w:szCs w:val="24"/>
-        </w:rPr>
-        <w:t xml:space="preserve"> + 2</w:t>
-      </w:r>
-      <w:r>
-        <w:rPr>
-          <w:rFonts w:ascii="Times New Roman" w:cs="Times New Roman" w:eastAsia="Times New Roman" w:hAnsi="Times New Roman"/>
-          <w:i/>
-          <w:iCs/>
-          <w:sz w:val="24"/>
-          <w:szCs w:val="24"/>
-        </w:rPr>
-        <w:t xml:space="preserve">p</w:t>
-      </w:r>
-      <w:r>
-        <w:rPr>
-          <w:rFonts w:ascii="Times New Roman" w:cs="Times New Roman" w:eastAsia="Times New Roman" w:hAnsi="Times New Roman"/>
-          <w:i/>
-          <w:iCs/>
-          <w:sz w:val="24"/>
-          <w:szCs w:val="24"/>
-          <w:vertAlign w:val="subscript"/>
-        </w:rPr>
-        <w:t xml:space="preserve">21</w:t>
-      </w:r>
-      <w:r>
-        <w:rPr>
-          <w:rFonts w:ascii="Times New Roman" w:cs="Times New Roman" w:eastAsia="Times New Roman" w:hAnsi="Times New Roman"/>
-          <w:sz w:val="24"/>
-          <w:szCs w:val="24"/>
-        </w:rPr>
-        <w:t xml:space="preserve"> + </w:t>
-      </w:r>
-      <w:r>
-        <w:rPr>
-          <w:rFonts w:ascii="Times New Roman" w:cs="Times New Roman" w:eastAsia="Times New Roman" w:hAnsi="Times New Roman"/>
-          <w:i/>
-          <w:iCs/>
-          <w:sz w:val="24"/>
-          <w:szCs w:val="24"/>
-        </w:rPr>
-        <w:t xml:space="preserve">p</w:t>
-      </w:r>
-      <w:r>
-        <w:rPr>
-          <w:rFonts w:ascii="Times New Roman" w:cs="Times New Roman" w:eastAsia="Times New Roman" w:hAnsi="Times New Roman"/>
-          <w:i/>
-          <w:iCs/>
-          <w:sz w:val="24"/>
-          <w:szCs w:val="24"/>
-          <w:vertAlign w:val="subscript"/>
-        </w:rPr>
-        <w:t xml:space="preserve">22</w:t>
-      </w:r>
-      <w:r>
-        <w:rPr>
-          <w:rFonts w:ascii="Times New Roman" w:cs="Times New Roman" w:eastAsia="Times New Roman" w:hAnsi="Times New Roman"/>
-          <w:sz w:val="24"/>
-          <w:szCs w:val="24"/>
-        </w:rPr>
-        <w:t xml:space="preserve">) − (</w:t>
-      </w:r>
-      <w:r>
-        <w:rPr>
-          <w:rFonts w:ascii="Times New Roman" w:cs="Times New Roman" w:eastAsia="Times New Roman" w:hAnsi="Times New Roman"/>
-          <w:i/>
-          <w:iCs/>
-          <w:sz w:val="24"/>
-          <w:szCs w:val="24"/>
-        </w:rPr>
-        <w:t xml:space="preserve">p</w:t>
-      </w:r>
-      <w:r>
-        <w:rPr>
-          <w:rFonts w:ascii="Times New Roman" w:cs="Times New Roman" w:eastAsia="Times New Roman" w:hAnsi="Times New Roman"/>
-          <w:i/>
-          <w:iCs/>
-          <w:sz w:val="24"/>
-          <w:szCs w:val="24"/>
-          <w:vertAlign w:val="subscript"/>
-        </w:rPr>
-        <w:t xml:space="preserve">00</w:t>
-      </w:r>
-      <w:r>
-        <w:rPr>
-          <w:rFonts w:ascii="Times New Roman" w:cs="Times New Roman" w:eastAsia="Times New Roman" w:hAnsi="Times New Roman"/>
-          <w:sz w:val="24"/>
-          <w:szCs w:val="24"/>
-        </w:rPr>
-        <w:t xml:space="preserve"> + 2</w:t>
-      </w:r>
-      <w:r>
-        <w:rPr>
-          <w:rFonts w:ascii="Times New Roman" w:cs="Times New Roman" w:eastAsia="Times New Roman" w:hAnsi="Times New Roman"/>
-          <w:i/>
-          <w:iCs/>
-          <w:sz w:val="24"/>
-          <w:szCs w:val="24"/>
-        </w:rPr>
-        <w:t xml:space="preserve">p</w:t>
-      </w:r>
-      <w:r>
-        <w:rPr>
-          <w:rFonts w:ascii="Times New Roman" w:cs="Times New Roman" w:eastAsia="Times New Roman" w:hAnsi="Times New Roman"/>
-          <w:i/>
-          <w:iCs/>
-          <w:sz w:val="24"/>
-          <w:szCs w:val="24"/>
-          <w:vertAlign w:val="subscript"/>
-        </w:rPr>
-        <w:t xml:space="preserve">01</w:t>
-      </w:r>
-      <w:r>
-        <w:rPr>
-          <w:rFonts w:ascii="Times New Roman" w:cs="Times New Roman" w:eastAsia="Times New Roman" w:hAnsi="Times New Roman"/>
-          <w:sz w:val="24"/>
-          <w:szCs w:val="24"/>
-        </w:rPr>
-        <w:t xml:space="preserve"> + </w:t>
-      </w:r>
-      <w:r>
-        <w:rPr>
-          <w:rFonts w:ascii="Times New Roman" w:cs="Times New Roman" w:eastAsia="Times New Roman" w:hAnsi="Times New Roman"/>
-          <w:i/>
-          <w:iCs/>
-          <w:sz w:val="24"/>
-          <w:szCs w:val="24"/>
-        </w:rPr>
-        <w:t xml:space="preserve">p</w:t>
-      </w:r>
-      <w:r>
-        <w:rPr>
-          <w:rFonts w:ascii="Times New Roman" w:cs="Times New Roman" w:eastAsia="Times New Roman" w:hAnsi="Times New Roman"/>
-          <w:i/>
-          <w:iCs/>
-          <w:sz w:val="24"/>
-          <w:szCs w:val="24"/>
-          <w:vertAlign w:val="subscript"/>
-        </w:rPr>
-        <w:t xml:space="preserve">02</w:t>
-      </w:r>
-      <w:r>
-        <w:rPr>
-          <w:rFonts w:ascii="Times New Roman" w:cs="Times New Roman" w:eastAsia="Times New Roman" w:hAnsi="Times New Roman"/>
-          <w:sz w:val="24"/>
-          <w:szCs w:val="24"/>
-        </w:rPr>
-        <w:t xml:space="preserve">)</w:t>
-      </w:r>
-      <w:r>
-        <w:rPr>
-          <w:rFonts w:ascii="Times New Roman" w:cs="Times New Roman" w:eastAsia="Times New Roman" w:hAnsi="Times New Roman"/>
-          <w:sz w:val="24"/>
-          <w:szCs w:val="24"/>
-        </w:rPr>
-        <w:t xml:space="preserve">	(8)</w:t>
-      </w:r>
-    </w:p>
-    <w:p>
-      <w:pPr>
-        <w:spacing w:after="120" w:line="276"/>
-        <w:jc w:val="left"/>
-      </w:pPr>
-      <w:r>
-        <w:rPr>
-          <w:rFonts w:ascii="Times New Roman" w:cs="Times New Roman" w:eastAsia="Times New Roman" w:hAnsi="Times New Roman"/>
-          <w:sz w:val="24"/>
-          <w:szCs w:val="24"/>
-        </w:rPr>
-        <w:t xml:space="preserve">In Equation (8), </w:t>
-      </w:r>
-      <w:r>
-        <w:rPr>
-          <w:rFonts w:ascii="Times New Roman" w:cs="Times New Roman" w:eastAsia="Times New Roman" w:hAnsi="Times New Roman"/>
-          <w:i/>
-          <w:iCs/>
-          <w:sz w:val="24"/>
-          <w:szCs w:val="24"/>
-        </w:rPr>
-        <w:t xml:space="preserve">G</w:t>
-      </w:r>
-      <w:r>
-        <w:rPr>
-          <w:rFonts w:ascii="Times New Roman" w:cs="Times New Roman" w:eastAsia="Times New Roman" w:hAnsi="Times New Roman"/>
-          <w:i/>
-          <w:iCs/>
-          <w:sz w:val="24"/>
-          <w:szCs w:val="24"/>
-          <w:vertAlign w:val="subscript"/>
-        </w:rPr>
-        <w:t xml:space="preserve">y</w:t>
-      </w:r>
-      <w:r>
-        <w:rPr>
-          <w:rFonts w:ascii="Times New Roman" w:cs="Times New Roman" w:eastAsia="Times New Roman" w:hAnsi="Times New Roman"/>
-          <w:sz w:val="24"/>
-          <w:szCs w:val="24"/>
-        </w:rPr>
-        <w:t xml:space="preserve"> is the vertical gradient estimate, with the </w:t>
-      </w:r>
-      <w:r>
-        <w:rPr>
-          <w:rFonts w:ascii="Times New Roman" w:cs="Times New Roman" w:eastAsia="Times New Roman" w:hAnsi="Times New Roman"/>
-          <w:i/>
-          <w:iCs/>
-          <w:sz w:val="24"/>
-          <w:szCs w:val="24"/>
-        </w:rPr>
-        <w:t xml:space="preserve">p</w:t>
-      </w:r>
-      <w:r>
-        <w:rPr>
-          <w:rFonts w:ascii="Times New Roman" w:cs="Times New Roman" w:eastAsia="Times New Roman" w:hAnsi="Times New Roman"/>
-          <w:i/>
-          <w:iCs/>
-          <w:sz w:val="24"/>
-          <w:szCs w:val="24"/>
-          <w:vertAlign w:val="subscript"/>
-        </w:rPr>
-        <w:t xml:space="preserve">ij</w:t>
-      </w:r>
-      <w:r>
-        <w:rPr>
-          <w:rFonts w:ascii="Times New Roman" w:cs="Times New Roman" w:eastAsia="Times New Roman" w:hAnsi="Times New Roman"/>
-          <w:sz w:val="24"/>
-          <w:szCs w:val="24"/>
-        </w:rPr>
-        <w:t xml:space="preserve"> terms defined as above. The kernel coefficients are limited to −2, −1, 0, 1, and 2. Multiplication by two is a hard-wired left shift and multiplication by one requires no logic, so both gradients are implemented with adders, subtractors, and shifts only, avoiding DSP-block usage and reducing logic depth [2]. The edge magnitude is approximated by Equation (9).</w:t>
-      </w:r>
-    </w:p>
-    <w:p>
-      <w:pPr>
-        <w:tabs>
-          <w:tab w:val="center" w:pos="4680"/>
-          <w:tab w:val="right" w:pos="9360"/>
-        </w:tabs>
-        <w:spacing w:after="160" w:before="160"/>
-      </w:pPr>
-      <w:r>
-        <w:rPr>
-          <w:rFonts w:ascii="Times New Roman" w:cs="Times New Roman" w:eastAsia="Times New Roman" w:hAnsi="Times New Roman"/>
-          <w:sz w:val="24"/>
-          <w:szCs w:val="24"/>
-        </w:rPr>
-        <w:t xml:space="preserve">	</w:t>
-      </w:r>
-      <w:r>
-        <w:rPr>
-          <w:rFonts w:ascii="Times New Roman" w:cs="Times New Roman" w:eastAsia="Times New Roman" w:hAnsi="Times New Roman"/>
-          <w:i/>
-          <w:iCs/>
-          <w:sz w:val="24"/>
-          <w:szCs w:val="24"/>
-        </w:rPr>
-        <w:t xml:space="preserve">M</w:t>
-      </w:r>
-      <w:r>
-        <w:rPr>
-          <w:rFonts w:ascii="Times New Roman" w:cs="Times New Roman" w:eastAsia="Times New Roman" w:hAnsi="Times New Roman"/>
-          <w:sz w:val="24"/>
-          <w:szCs w:val="24"/>
-        </w:rPr>
-        <w:t xml:space="preserve"> ≈ </w:t>
-      </w:r>
-      <w:r>
-        <w:rPr>
-          <w:rFonts w:ascii="Times New Roman" w:cs="Times New Roman" w:eastAsia="Times New Roman" w:hAnsi="Times New Roman"/>
-          <w:sz w:val="24"/>
-          <w:szCs w:val="24"/>
-        </w:rPr>
-        <w:t xml:space="preserve">|</w:t>
-      </w:r>
-      <w:r>
-        <w:rPr>
-          <w:rFonts w:ascii="Times New Roman" w:cs="Times New Roman" w:eastAsia="Times New Roman" w:hAnsi="Times New Roman"/>
-          <w:i/>
-          <w:iCs/>
-          <w:sz w:val="24"/>
-          <w:szCs w:val="24"/>
-        </w:rPr>
-        <w:t xml:space="preserve">G</w:t>
-      </w:r>
-      <w:r>
-        <w:rPr>
-          <w:rFonts w:ascii="Times New Roman" w:cs="Times New Roman" w:eastAsia="Times New Roman" w:hAnsi="Times New Roman"/>
-          <w:i/>
-          <w:iCs/>
-          <w:sz w:val="24"/>
-          <w:szCs w:val="24"/>
-          <w:vertAlign w:val="subscript"/>
-        </w:rPr>
-        <w:t xml:space="preserve">x</w:t>
-      </w:r>
-      <w:r>
-        <w:rPr>
-          <w:rFonts w:ascii="Times New Roman" w:cs="Times New Roman" w:eastAsia="Times New Roman" w:hAnsi="Times New Roman"/>
-          <w:sz w:val="24"/>
-          <w:szCs w:val="24"/>
-        </w:rPr>
-        <w:t xml:space="preserve">|</w:t>
-      </w:r>
-      <w:r>
-        <w:rPr>
-          <w:rFonts w:ascii="Times New Roman" w:cs="Times New Roman" w:eastAsia="Times New Roman" w:hAnsi="Times New Roman"/>
-          <w:sz w:val="24"/>
-          <w:szCs w:val="24"/>
-        </w:rPr>
-        <w:t xml:space="preserve"> + </w:t>
-      </w:r>
-      <w:r>
-        <w:rPr>
-          <w:rFonts w:ascii="Times New Roman" w:cs="Times New Roman" w:eastAsia="Times New Roman" w:hAnsi="Times New Roman"/>
-          <w:sz w:val="24"/>
-          <w:szCs w:val="24"/>
-        </w:rPr>
-        <w:t xml:space="preserve">|</w:t>
-      </w:r>
-      <w:r>
-        <w:rPr>
-          <w:rFonts w:ascii="Times New Roman" w:cs="Times New Roman" w:eastAsia="Times New Roman" w:hAnsi="Times New Roman"/>
-          <w:i/>
-          <w:iCs/>
-          <w:sz w:val="24"/>
-          <w:szCs w:val="24"/>
-        </w:rPr>
-        <w:t xml:space="preserve">G</w:t>
-      </w:r>
-      <w:r>
-        <w:rPr>
-          <w:rFonts w:ascii="Times New Roman" w:cs="Times New Roman" w:eastAsia="Times New Roman" w:hAnsi="Times New Roman"/>
-          <w:i/>
-          <w:iCs/>
-          <w:sz w:val="24"/>
-          <w:szCs w:val="24"/>
-          <w:vertAlign w:val="subscript"/>
-        </w:rPr>
-        <w:t xml:space="preserve">y</w:t>
-      </w:r>
-      <w:r>
-        <w:rPr>
-          <w:rFonts w:ascii="Times New Roman" w:cs="Times New Roman" w:eastAsia="Times New Roman" w:hAnsi="Times New Roman"/>
-          <w:sz w:val="24"/>
-          <w:szCs w:val="24"/>
-        </w:rPr>
-        <w:t xml:space="preserve">|</w:t>
-      </w:r>
-      <w:r>
-        <w:rPr>
-          <w:rFonts w:ascii="Times New Roman" w:cs="Times New Roman" w:eastAsia="Times New Roman" w:hAnsi="Times New Roman"/>
-          <w:sz w:val="24"/>
-          <w:szCs w:val="24"/>
-        </w:rPr>
-        <w:t xml:space="preserve">	(9)</w:t>
-      </w:r>
-    </w:p>
-    <w:p>
-      <w:pPr>
-        <w:spacing w:after="120" w:line="276"/>
-        <w:jc w:val="left"/>
-      </w:pPr>
-      <w:r>
-        <w:rPr>
-          <w:rFonts w:ascii="Times New Roman" w:cs="Times New Roman" w:eastAsia="Times New Roman" w:hAnsi="Times New Roman"/>
-          <w:sz w:val="24"/>
-          <w:szCs w:val="24"/>
-        </w:rPr>
-        <w:t xml:space="preserve">In Equation (9), </w:t>
-      </w:r>
-      <w:r>
-        <w:rPr>
-          <w:rFonts w:ascii="Times New Roman" w:cs="Times New Roman" w:eastAsia="Times New Roman" w:hAnsi="Times New Roman"/>
-          <w:i/>
-          <w:iCs/>
-          <w:sz w:val="24"/>
-          <w:szCs w:val="24"/>
-        </w:rPr>
-        <w:t xml:space="preserve">M</w:t>
-      </w:r>
-      <w:r>
-        <w:rPr>
-          <w:rFonts w:ascii="Times New Roman" w:cs="Times New Roman" w:eastAsia="Times New Roman" w:hAnsi="Times New Roman"/>
-          <w:sz w:val="24"/>
-          <w:szCs w:val="24"/>
-        </w:rPr>
-        <w:t xml:space="preserve"> is the approximate edge-magnitude output and </w:t>
-      </w:r>
-      <w:r>
-        <w:rPr>
-          <w:rFonts w:ascii="Times New Roman" w:cs="Times New Roman" w:eastAsia="Times New Roman" w:hAnsi="Times New Roman"/>
-          <w:sz w:val="24"/>
-          <w:szCs w:val="24"/>
-        </w:rPr>
-        <w:t xml:space="preserve">|</w:t>
-      </w:r>
-      <w:r>
-        <w:rPr>
-          <w:rFonts w:ascii="Times New Roman" w:cs="Times New Roman" w:eastAsia="Times New Roman" w:hAnsi="Times New Roman"/>
-          <w:i/>
-          <w:iCs/>
-          <w:sz w:val="24"/>
-          <w:szCs w:val="24"/>
-        </w:rPr>
-        <w:t xml:space="preserve">G</w:t>
-      </w:r>
-      <w:r>
-        <w:rPr>
-          <w:rFonts w:ascii="Times New Roman" w:cs="Times New Roman" w:eastAsia="Times New Roman" w:hAnsi="Times New Roman"/>
-          <w:i/>
-          <w:iCs/>
-          <w:sz w:val="24"/>
-          <w:szCs w:val="24"/>
-          <w:vertAlign w:val="subscript"/>
-        </w:rPr>
-        <w:t xml:space="preserve">x</w:t>
-      </w:r>
-      <w:r>
-        <w:rPr>
-          <w:rFonts w:ascii="Times New Roman" w:cs="Times New Roman" w:eastAsia="Times New Roman" w:hAnsi="Times New Roman"/>
-          <w:sz w:val="24"/>
-          <w:szCs w:val="24"/>
-        </w:rPr>
-        <w:t xml:space="preserve">|</w:t>
-      </w:r>
-      <w:r>
-        <w:rPr>
-          <w:rFonts w:ascii="Times New Roman" w:cs="Times New Roman" w:eastAsia="Times New Roman" w:hAnsi="Times New Roman"/>
-          <w:sz w:val="24"/>
-          <w:szCs w:val="24"/>
-        </w:rPr>
-        <w:t xml:space="preserve"> and </w:t>
-      </w:r>
-      <w:r>
-        <w:rPr>
-          <w:rFonts w:ascii="Times New Roman" w:cs="Times New Roman" w:eastAsia="Times New Roman" w:hAnsi="Times New Roman"/>
-          <w:sz w:val="24"/>
-          <w:szCs w:val="24"/>
-        </w:rPr>
-        <w:t xml:space="preserve">|</w:t>
-      </w:r>
-      <w:r>
-        <w:rPr>
-          <w:rFonts w:ascii="Times New Roman" w:cs="Times New Roman" w:eastAsia="Times New Roman" w:hAnsi="Times New Roman"/>
-          <w:i/>
-          <w:iCs/>
-          <w:sz w:val="24"/>
-          <w:szCs w:val="24"/>
-        </w:rPr>
-        <w:t xml:space="preserve">G</w:t>
-      </w:r>
-      <w:r>
-        <w:rPr>
-          <w:rFonts w:ascii="Times New Roman" w:cs="Times New Roman" w:eastAsia="Times New Roman" w:hAnsi="Times New Roman"/>
-          <w:i/>
-          <w:iCs/>
-          <w:sz w:val="24"/>
-          <w:szCs w:val="24"/>
-          <w:vertAlign w:val="subscript"/>
-        </w:rPr>
-        <w:t xml:space="preserve">y</w:t>
-      </w:r>
-      <w:r>
-        <w:rPr>
-          <w:rFonts w:ascii="Times New Roman" w:cs="Times New Roman" w:eastAsia="Times New Roman" w:hAnsi="Times New Roman"/>
-          <w:sz w:val="24"/>
-          <w:szCs w:val="24"/>
-        </w:rPr>
-        <w:t xml:space="preserve">|</w:t>
-      </w:r>
-      <w:r>
-        <w:rPr>
-          <w:rFonts w:ascii="Times New Roman" w:cs="Times New Roman" w:eastAsia="Times New Roman" w:hAnsi="Times New Roman"/>
-          <w:sz w:val="24"/>
-          <w:szCs w:val="24"/>
-        </w:rPr>
-        <w:t xml:space="preserve"> are the absolute values of the two gradients. The approximation avoids the square root of the true Euclidean magnitude at the cost of a small, well-understood directional error [2]. Bit-width growth is bounded rather than assumed: the largest possible gradient magnitude is 4 × 255 = 1,020, which fits in a 13-bit signed word, and the sum </w:t>
-      </w:r>
-      <w:r>
-        <w:rPr>
-          <w:rFonts w:ascii="Times New Roman" w:cs="Times New Roman" w:eastAsia="Times New Roman" w:hAnsi="Times New Roman"/>
-          <w:sz w:val="24"/>
-          <w:szCs w:val="24"/>
-        </w:rPr>
-        <w:t xml:space="preserve">|</w:t>
-      </w:r>
-      <w:r>
-        <w:rPr>
-          <w:rFonts w:ascii="Times New Roman" w:cs="Times New Roman" w:eastAsia="Times New Roman" w:hAnsi="Times New Roman"/>
-          <w:i/>
-          <w:iCs/>
-          <w:sz w:val="24"/>
-          <w:szCs w:val="24"/>
-        </w:rPr>
-        <w:t xml:space="preserve">G</w:t>
-      </w:r>
-      <w:r>
-        <w:rPr>
-          <w:rFonts w:ascii="Times New Roman" w:cs="Times New Roman" w:eastAsia="Times New Roman" w:hAnsi="Times New Roman"/>
-          <w:i/>
-          <w:iCs/>
-          <w:sz w:val="24"/>
-          <w:szCs w:val="24"/>
-          <w:vertAlign w:val="subscript"/>
-        </w:rPr>
-        <w:t xml:space="preserve">x</w:t>
-      </w:r>
-      <w:r>
-        <w:rPr>
-          <w:rFonts w:ascii="Times New Roman" w:cs="Times New Roman" w:eastAsia="Times New Roman" w:hAnsi="Times New Roman"/>
-          <w:sz w:val="24"/>
-          <w:szCs w:val="24"/>
-        </w:rPr>
-        <w:t xml:space="preserve">|</w:t>
-      </w:r>
-      <w:r>
-        <w:rPr>
-          <w:rFonts w:ascii="Times New Roman" w:cs="Times New Roman" w:eastAsia="Times New Roman" w:hAnsi="Times New Roman"/>
-          <w:sz w:val="24"/>
-          <w:szCs w:val="24"/>
-        </w:rPr>
-        <w:t xml:space="preserve"> + </w:t>
-      </w:r>
-      <w:r>
-        <w:rPr>
-          <w:rFonts w:ascii="Times New Roman" w:cs="Times New Roman" w:eastAsia="Times New Roman" w:hAnsi="Times New Roman"/>
-          <w:sz w:val="24"/>
-          <w:szCs w:val="24"/>
-        </w:rPr>
-        <w:t xml:space="preserve">|</w:t>
-      </w:r>
-      <w:r>
-        <w:rPr>
-          <w:rFonts w:ascii="Times New Roman" w:cs="Times New Roman" w:eastAsia="Times New Roman" w:hAnsi="Times New Roman"/>
-          <w:i/>
-          <w:iCs/>
-          <w:sz w:val="24"/>
-          <w:szCs w:val="24"/>
-        </w:rPr>
-        <w:t xml:space="preserve">G</w:t>
-      </w:r>
-      <w:r>
-        <w:rPr>
-          <w:rFonts w:ascii="Times New Roman" w:cs="Times New Roman" w:eastAsia="Times New Roman" w:hAnsi="Times New Roman"/>
-          <w:i/>
-          <w:iCs/>
-          <w:sz w:val="24"/>
-          <w:szCs w:val="24"/>
-          <w:vertAlign w:val="subscript"/>
-        </w:rPr>
-        <w:t xml:space="preserve">y</w:t>
-      </w:r>
-      <w:r>
-        <w:rPr>
-          <w:rFonts w:ascii="Times New Roman" w:cs="Times New Roman" w:eastAsia="Times New Roman" w:hAnsi="Times New Roman"/>
-          <w:sz w:val="24"/>
-          <w:szCs w:val="24"/>
-        </w:rPr>
-        <w:t xml:space="preserve">|</w:t>
-      </w:r>
-      <w:r>
-        <w:rPr>
-          <w:rFonts w:ascii="Times New Roman" w:cs="Times New Roman" w:eastAsia="Times New Roman" w:hAnsi="Times New Roman"/>
-          <w:sz w:val="24"/>
-          <w:szCs w:val="24"/>
-        </w:rPr>
-        <w:t xml:space="preserve"> is at most 2,040, held in 14 bits before the final saturation to the 8-bit output range. The implemented datapath uses exactly these widths, so no intermediate sum can overflow.</w:t>
-      </w:r>
-    </w:p>
-    <w:p>
-      <w:pPr>
-        <w:keepNext/>
-        <w:spacing w:after="120" w:before="240"/>
-      </w:pPr>
-      <w:r>
-        <w:rPr>
-          <w:rFonts w:ascii="Times New Roman" w:cs="Times New Roman" w:eastAsia="Times New Roman" w:hAnsi="Times New Roman"/>
-          <w:b/>
-          <w:bCs/>
-          <w:sz w:val="24"/>
-          <w:szCs w:val="24"/>
-        </w:rPr>
-        <w:t xml:space="preserve">7.6 Resource Usage Analysis</w:t>
-      </w:r>
-    </w:p>
-    <w:p>
-      <w:pPr>
-        <w:spacing w:after="120" w:line="276"/>
-        <w:jc w:val="left"/>
-      </w:pPr>
-      <w:r>
-        <w:rPr>
-          <w:rFonts w:ascii="Times New Roman" w:cs="Times New Roman" w:eastAsia="Times New Roman" w:hAnsi="Times New Roman"/>
-          <w:sz w:val="24"/>
-          <w:szCs w:val="24"/>
-        </w:rPr>
-        <w:t xml:space="preserve">FPGA resource usage will be finalised from Xilinx Vivado synthesis of the RTL [6]. The metrics of interest are look-up tables (LUTs), flip-flops, DSP blocks, and block RAM, together with the maximum clock frequency from static timing analysis. Table 2 lists the architectural estimates; each value follows directly from the structure of the design and will be replaced by the corresponding Vivado report figure once synthesis is run.</w:t>
-      </w:r>
-    </w:p>
-    <w:p>
-      <w:pPr>
-        <w:keepNext/>
-        <w:spacing w:after="100" w:before="200"/>
-      </w:pPr>
-      <w:r>
-        <w:rPr>
-          <w:rFonts w:ascii="Times New Roman" w:cs="Times New Roman" w:eastAsia="Times New Roman" w:hAnsi="Times New Roman"/>
-          <w:b/>
-          <w:bCs/>
-          <w:sz w:val="22"/>
-          <w:szCs w:val="22"/>
-        </w:rPr>
-        <w:t xml:space="preserve">Table 2: Expected synthesis results (pre-synthesis architectural estimates, to be confirmed in Vivado).</w:t>
-      </w:r>
-    </w:p>
-    <w:tbl>
-      <w:tblPr>
-        <w:tblW w:type="dxa" w:w="9360"/>
-        <w:jc w:val="center"/>
-        <w:tblBorders>
-          <w:top w:val="single" w:color="auto" w:sz="4"/>
-          <w:left w:val="single" w:color="auto" w:sz="4"/>
-          <w:bottom w:val="single" w:color="auto" w:sz="4"/>
-          <w:right w:val="single" w:color="auto" w:sz="4"/>
-          <w:insideH w:val="single" w:color="auto" w:sz="4"/>
-          <w:insideV w:val="single" w:color="auto" w:sz="4"/>
-        </w:tblBorders>
-      </w:tblPr>
-      <w:tblGrid>
-        <w:gridCol w:w="2700"/>
-        <w:gridCol w:w="2100"/>
-        <w:gridCol w:w="4560"/>
-      </w:tblGrid>
-      <w:tr>
-        <w:trPr>
-          <w:cantSplit/>
-        </w:trPr>
-        <w:tc>
-          <w:tcPr>
-            <w:tcW w:type="dxa" w:w="2700"/>
-            <w:tcBorders>
-              <w:top w:val="single" w:color="000000" w:sz="4"/>
-              <w:left w:val="single" w:color="000000" w:sz="4"/>
-              <w:bottom w:val="single" w:color="000000" w:sz="4"/>
-              <w:right w:val="single" w:color="000000" w:sz="4"/>
-            </w:tcBorders>
-            <w:shd w:fill="E8E8E8" w:val="clear"/>
-            <w:tcMar>
-              <w:top w:type="dxa" w:w="60"/>
-              <w:left w:type="dxa" w:w="100"/>
-              <w:bottom w:type="dxa" w:w="60"/>
-              <w:right w:type="dxa" w:w="100"/>
-            </w:tcMar>
-          </w:tcPr>
-          <w:p>
-            <w:pPr>
-              <w:spacing w:after="0"/>
-              <w:jc w:val="left"/>
-            </w:pPr>
-            <w:r>
-              <w:rPr>
-                <w:rFonts w:ascii="Times New Roman" w:cs="Times New Roman" w:eastAsia="Times New Roman" w:hAnsi="Times New Roman"/>
-                <w:b/>
-                <w:bCs/>
-                <w:sz w:val="22"/>
-                <w:szCs w:val="22"/>
-              </w:rPr>
-              <w:t xml:space="preserve">Metric</w:t>
-            </w:r>
-          </w:p>
-        </w:tc>
-        <w:tc>
-          <w:tcPr>
-            <w:tcW w:type="dxa" w:w="2100"/>
-            <w:tcBorders>
-              <w:top w:val="single" w:color="000000" w:sz="4"/>
-              <w:left w:val="single" w:color="000000" w:sz="4"/>
-              <w:bottom w:val="single" w:color="000000" w:sz="4"/>
-              <w:right w:val="single" w:color="000000" w:sz="4"/>
-            </w:tcBorders>
-            <w:shd w:fill="E8E8E8" w:val="clear"/>
-            <w:tcMar>
-              <w:top w:type="dxa" w:w="60"/>
-              <w:left w:type="dxa" w:w="100"/>
-              <w:bottom w:type="dxa" w:w="60"/>
-              <w:right w:type="dxa" w:w="100"/>
-            </w:tcMar>
-          </w:tcPr>
-          <w:p>
-            <w:pPr>
-              <w:spacing w:after="0"/>
-              <w:jc w:val="center"/>
-            </w:pPr>
-            <w:r>
-              <w:rPr>
-                <w:rFonts w:ascii="Times New Roman" w:cs="Times New Roman" w:eastAsia="Times New Roman" w:hAnsi="Times New Roman"/>
-                <w:b/>
-                <w:bCs/>
-                <w:sz w:val="22"/>
-                <w:szCs w:val="22"/>
-              </w:rPr>
-              <w:t xml:space="preserve">Expected value</w:t>
-            </w:r>
-          </w:p>
-        </w:tc>
-        <w:tc>
-          <w:tcPr>
-            <w:tcW w:type="dxa" w:w="4560"/>
-            <w:tcBorders>
-              <w:top w:val="single" w:color="000000" w:sz="4"/>
-              <w:left w:val="single" w:color="000000" w:sz="4"/>
-              <w:bottom w:val="single" w:color="000000" w:sz="4"/>
-              <w:right w:val="single" w:color="000000" w:sz="4"/>
-            </w:tcBorders>
-            <w:shd w:fill="E8E8E8" w:val="clear"/>
-            <w:tcMar>
-              <w:top w:type="dxa" w:w="60"/>
-              <w:left w:type="dxa" w:w="100"/>
-              <w:bottom w:type="dxa" w:w="60"/>
-              <w:right w:type="dxa" w:w="100"/>
-            </w:tcMar>
-          </w:tcPr>
-          <w:p>
-            <w:pPr>
-              <w:spacing w:after="0"/>
-              <w:jc w:val="center"/>
-            </w:pPr>
-            <w:r>
-              <w:rPr>
-                <w:rFonts w:ascii="Times New Roman" w:cs="Times New Roman" w:eastAsia="Times New Roman" w:hAnsi="Times New Roman"/>
-                <w:b/>
-                <w:bCs/>
-                <w:sz w:val="22"/>
-                <w:szCs w:val="22"/>
-              </w:rPr>
-              <w:t xml:space="preserve">Basis of estimate</w:t>
-            </w:r>
-          </w:p>
-        </w:tc>
-      </w:tr>
-      <w:tr>
-        <w:trPr>
-          <w:cantSplit/>
-        </w:trPr>
-        <w:tc>
-          <w:tcPr>
-            <w:tcW w:type="dxa" w:w="2700"/>
-            <w:tcBorders>
-              <w:top w:val="single" w:color="000000" w:sz="4"/>
-              <w:left w:val="single" w:color="000000" w:sz="4"/>
-              <w:bottom w:val="single" w:color="000000" w:sz="4"/>
-              <w:right w:val="single" w:color="000000" w:sz="4"/>
-            </w:tcBorders>
-            <w:tcMar>
-              <w:top w:type="dxa" w:w="60"/>
-              <w:left w:type="dxa" w:w="100"/>
-              <w:bottom w:type="dxa" w:w="60"/>
-              <w:right w:type="dxa" w:w="100"/>
-            </w:tcMar>
-          </w:tcPr>
-          <w:p>
-            <w:pPr>
-              <w:spacing w:after="0"/>
-              <w:jc w:val="left"/>
-            </w:pPr>
-            <w:r>
-              <w:rPr>
-                <w:rFonts w:ascii="Times New Roman" w:cs="Times New Roman" w:eastAsia="Times New Roman" w:hAnsi="Times New Roman"/>
-                <w:sz w:val="22"/>
-                <w:szCs w:val="22"/>
-              </w:rPr>
-              <w:t xml:space="preserve">Look-up tables (LUTs)</w:t>
-            </w:r>
-          </w:p>
-        </w:tc>
-        <w:tc>
-          <w:tcPr>
-            <w:tcW w:type="dxa" w:w="2100"/>
-            <w:tcBorders>
-              <w:top w:val="single" w:color="000000" w:sz="4"/>
-              <w:left w:val="single" w:color="000000" w:sz="4"/>
-              <w:bottom w:val="single" w:color="000000" w:sz="4"/>
-              <w:right w:val="single" w:color="000000" w:sz="4"/>
-            </w:tcBorders>
-            <w:tcMar>
-              <w:top w:type="dxa" w:w="60"/>
-              <w:left w:type="dxa" w:w="100"/>
-              <w:bottom w:type="dxa" w:w="60"/>
-              <w:right w:type="dxa" w:w="100"/>
-            </w:tcMar>
-          </w:tcPr>
-          <w:p>
-            <w:pPr>
-              <w:spacing w:after="0"/>
-              <w:jc w:val="center"/>
-            </w:pPr>
-            <w:r>
-              <w:rPr>
-                <w:rFonts w:ascii="Times New Roman" w:cs="Times New Roman" w:eastAsia="Times New Roman" w:hAnsi="Times New Roman"/>
-                <w:sz w:val="22"/>
-                <w:szCs w:val="22"/>
-              </w:rPr>
-              <w:t xml:space="preserve">≈ 300–600</w:t>
-            </w:r>
-          </w:p>
-        </w:tc>
-        <w:tc>
-          <w:tcPr>
-            <w:tcW w:type="dxa" w:w="4560"/>
-            <w:tcBorders>
-              <w:top w:val="single" w:color="000000" w:sz="4"/>
-              <w:left w:val="single" w:color="000000" w:sz="4"/>
-              <w:bottom w:val="single" w:color="000000" w:sz="4"/>
-              <w:right w:val="single" w:color="000000" w:sz="4"/>
-            </w:tcBorders>
-            <w:tcMar>
-              <w:top w:type="dxa" w:w="60"/>
-              <w:left w:type="dxa" w:w="100"/>
-              <w:bottom w:type="dxa" w:w="60"/>
-              <w:right w:type="dxa" w:w="100"/>
-            </w:tcMar>
-          </w:tcPr>
-          <w:p>
-            <w:pPr>
-              <w:spacing w:after="0"/>
-              <w:jc w:val="center"/>
-            </w:pPr>
-            <w:r>
-              <w:rPr>
-                <w:rFonts w:ascii="Times New Roman" w:cs="Times New Roman" w:eastAsia="Times New Roman" w:hAnsi="Times New Roman"/>
-                <w:sz w:val="22"/>
-                <w:szCs w:val="22"/>
-              </w:rPr>
-              <w:t xml:space="preserve">adder/subtractor trees and control logic</w:t>
-            </w:r>
-          </w:p>
-        </w:tc>
-      </w:tr>
-      <w:tr>
-        <w:trPr>
-          <w:cantSplit/>
-        </w:trPr>
-        <w:tc>
-          <w:tcPr>
-            <w:tcW w:type="dxa" w:w="2700"/>
-            <w:tcBorders>
-              <w:top w:val="single" w:color="000000" w:sz="4"/>
-              <w:left w:val="single" w:color="000000" w:sz="4"/>
-              <w:bottom w:val="single" w:color="000000" w:sz="4"/>
-              <w:right w:val="single" w:color="000000" w:sz="4"/>
-            </w:tcBorders>
-            <w:tcMar>
-              <w:top w:type="dxa" w:w="60"/>
-              <w:left w:type="dxa" w:w="100"/>
-              <w:bottom w:type="dxa" w:w="60"/>
-              <w:right w:type="dxa" w:w="100"/>
-            </w:tcMar>
-          </w:tcPr>
-          <w:p>
-            <w:pPr>
-              <w:spacing w:after="0"/>
-              <w:jc w:val="left"/>
-            </w:pPr>
-            <w:r>
-              <w:rPr>
-                <w:rFonts w:ascii="Times New Roman" w:cs="Times New Roman" w:eastAsia="Times New Roman" w:hAnsi="Times New Roman"/>
-                <w:sz w:val="22"/>
-                <w:szCs w:val="22"/>
-              </w:rPr>
-              <w:t xml:space="preserve">Flip-flops (FFs)</w:t>
-            </w:r>
-          </w:p>
-        </w:tc>
-        <w:tc>
-          <w:tcPr>
-            <w:tcW w:type="dxa" w:w="2100"/>
-            <w:tcBorders>
-              <w:top w:val="single" w:color="000000" w:sz="4"/>
-              <w:left w:val="single" w:color="000000" w:sz="4"/>
-              <w:bottom w:val="single" w:color="000000" w:sz="4"/>
-              <w:right w:val="single" w:color="000000" w:sz="4"/>
-            </w:tcBorders>
-            <w:tcMar>
-              <w:top w:type="dxa" w:w="60"/>
-              <w:left w:type="dxa" w:w="100"/>
-              <w:bottom w:type="dxa" w:w="60"/>
-              <w:right w:type="dxa" w:w="100"/>
-            </w:tcMar>
-          </w:tcPr>
-          <w:p>
-            <w:pPr>
-              <w:spacing w:after="0"/>
-              <w:jc w:val="center"/>
-            </w:pPr>
-            <w:r>
-              <w:rPr>
-                <w:rFonts w:ascii="Times New Roman" w:cs="Times New Roman" w:eastAsia="Times New Roman" w:hAnsi="Times New Roman"/>
-                <w:sz w:val="22"/>
-                <w:szCs w:val="22"/>
-              </w:rPr>
-              <w:t xml:space="preserve">≈ 400–700</w:t>
-            </w:r>
-          </w:p>
-        </w:tc>
-        <w:tc>
-          <w:tcPr>
-            <w:tcW w:type="dxa" w:w="4560"/>
-            <w:tcBorders>
-              <w:top w:val="single" w:color="000000" w:sz="4"/>
-              <w:left w:val="single" w:color="000000" w:sz="4"/>
-              <w:bottom w:val="single" w:color="000000" w:sz="4"/>
-              <w:right w:val="single" w:color="000000" w:sz="4"/>
-            </w:tcBorders>
-            <w:tcMar>
-              <w:top w:type="dxa" w:w="60"/>
-              <w:left w:type="dxa" w:w="100"/>
-              <w:bottom w:type="dxa" w:w="60"/>
-              <w:right w:type="dxa" w:w="100"/>
-            </w:tcMar>
-          </w:tcPr>
-          <w:p>
-            <w:pPr>
-              <w:spacing w:after="0"/>
-              <w:jc w:val="center"/>
-            </w:pPr>
-            <w:r>
-              <w:rPr>
-                <w:rFonts w:ascii="Times New Roman" w:cs="Times New Roman" w:eastAsia="Times New Roman" w:hAnsi="Times New Roman"/>
-                <w:sz w:val="22"/>
-                <w:szCs w:val="22"/>
-              </w:rPr>
-              <w:t xml:space="preserve">window shift registers and pipeline registers</w:t>
-            </w:r>
-          </w:p>
-        </w:tc>
-      </w:tr>
-      <w:tr>
-        <w:trPr>
-          <w:cantSplit/>
-        </w:trPr>
-        <w:tc>
-          <w:tcPr>
-            <w:tcW w:type="dxa" w:w="2700"/>
-            <w:tcBorders>
-              <w:top w:val="single" w:color="000000" w:sz="4"/>
-              <w:left w:val="single" w:color="000000" w:sz="4"/>
-              <w:bottom w:val="single" w:color="000000" w:sz="4"/>
-              <w:right w:val="single" w:color="000000" w:sz="4"/>
-            </w:tcBorders>
-            <w:tcMar>
-              <w:top w:type="dxa" w:w="60"/>
-              <w:left w:type="dxa" w:w="100"/>
-              <w:bottom w:type="dxa" w:w="60"/>
-              <w:right w:type="dxa" w:w="100"/>
-            </w:tcMar>
-          </w:tcPr>
-          <w:p>
-            <w:pPr>
-              <w:spacing w:after="0"/>
-              <w:jc w:val="left"/>
-            </w:pPr>
-            <w:r>
-              <w:rPr>
-                <w:rFonts w:ascii="Times New Roman" w:cs="Times New Roman" w:eastAsia="Times New Roman" w:hAnsi="Times New Roman"/>
-                <w:sz w:val="22"/>
-                <w:szCs w:val="22"/>
-              </w:rPr>
-              <w:t xml:space="preserve">DSP blocks</w:t>
-            </w:r>
-          </w:p>
-        </w:tc>
-        <w:tc>
-          <w:tcPr>
-            <w:tcW w:type="dxa" w:w="2100"/>
-            <w:tcBorders>
-              <w:top w:val="single" w:color="000000" w:sz="4"/>
-              <w:left w:val="single" w:color="000000" w:sz="4"/>
-              <w:bottom w:val="single" w:color="000000" w:sz="4"/>
-              <w:right w:val="single" w:color="000000" w:sz="4"/>
-            </w:tcBorders>
-            <w:tcMar>
-              <w:top w:type="dxa" w:w="60"/>
-              <w:left w:type="dxa" w:w="100"/>
-              <w:bottom w:type="dxa" w:w="60"/>
-              <w:right w:type="dxa" w:w="100"/>
-            </w:tcMar>
-          </w:tcPr>
-          <w:p>
-            <w:pPr>
-              <w:spacing w:after="0"/>
-              <w:jc w:val="center"/>
-            </w:pPr>
-            <w:r>
-              <w:rPr>
-                <w:rFonts w:ascii="Times New Roman" w:cs="Times New Roman" w:eastAsia="Times New Roman" w:hAnsi="Times New Roman"/>
-                <w:sz w:val="22"/>
-                <w:szCs w:val="22"/>
-              </w:rPr>
-              <w:t xml:space="preserve">0</w:t>
-            </w:r>
-          </w:p>
-        </w:tc>
-        <w:tc>
-          <w:tcPr>
-            <w:tcW w:type="dxa" w:w="4560"/>
-            <w:tcBorders>
-              <w:top w:val="single" w:color="000000" w:sz="4"/>
-              <w:left w:val="single" w:color="000000" w:sz="4"/>
-              <w:bottom w:val="single" w:color="000000" w:sz="4"/>
-              <w:right w:val="single" w:color="000000" w:sz="4"/>
-            </w:tcBorders>
-            <w:tcMar>
-              <w:top w:type="dxa" w:w="60"/>
-              <w:left w:type="dxa" w:w="100"/>
-              <w:bottom w:type="dxa" w:w="60"/>
-              <w:right w:type="dxa" w:w="100"/>
-            </w:tcMar>
-          </w:tcPr>
-          <w:p>
-            <w:pPr>
-              <w:spacing w:after="0"/>
-              <w:jc w:val="center"/>
-            </w:pPr>
-            <w:r>
-              <w:rPr>
-                <w:rFonts w:ascii="Times New Roman" w:cs="Times New Roman" w:eastAsia="Times New Roman" w:hAnsi="Times New Roman"/>
-                <w:sz w:val="22"/>
-                <w:szCs w:val="22"/>
-              </w:rPr>
-              <w:t xml:space="preserve">no multipliers; coefficients use shifts and adds</w:t>
-            </w:r>
-          </w:p>
-        </w:tc>
-      </w:tr>
-      <w:tr>
-        <w:trPr>
-          <w:cantSplit/>
-        </w:trPr>
-        <w:tc>
-          <w:tcPr>
-            <w:tcW w:type="dxa" w:w="2700"/>
-            <w:tcBorders>
-              <w:top w:val="single" w:color="000000" w:sz="4"/>
-              <w:left w:val="single" w:color="000000" w:sz="4"/>
-              <w:bottom w:val="single" w:color="000000" w:sz="4"/>
-              <w:right w:val="single" w:color="000000" w:sz="4"/>
-            </w:tcBorders>
-            <w:tcMar>
-              <w:top w:type="dxa" w:w="60"/>
-              <w:left w:type="dxa" w:w="100"/>
-              <w:bottom w:type="dxa" w:w="60"/>
-              <w:right w:type="dxa" w:w="100"/>
-            </w:tcMar>
-          </w:tcPr>
-          <w:p>
-            <w:pPr>
-              <w:spacing w:after="0"/>
-              <w:jc w:val="left"/>
-            </w:pPr>
-            <w:r>
-              <w:rPr>
-                <w:rFonts w:ascii="Times New Roman" w:cs="Times New Roman" w:eastAsia="Times New Roman" w:hAnsi="Times New Roman"/>
-                <w:sz w:val="22"/>
-                <w:szCs w:val="22"/>
-              </w:rPr>
-              <w:t xml:space="preserve">Block RAM</w:t>
-            </w:r>
-          </w:p>
-        </w:tc>
-        <w:tc>
-          <w:tcPr>
-            <w:tcW w:type="dxa" w:w="2100"/>
-            <w:tcBorders>
-              <w:top w:val="single" w:color="000000" w:sz="4"/>
-              <w:left w:val="single" w:color="000000" w:sz="4"/>
-              <w:bottom w:val="single" w:color="000000" w:sz="4"/>
-              <w:right w:val="single" w:color="000000" w:sz="4"/>
-            </w:tcBorders>
-            <w:tcMar>
-              <w:top w:type="dxa" w:w="60"/>
-              <w:left w:type="dxa" w:w="100"/>
-              <w:bottom w:type="dxa" w:w="60"/>
-              <w:right w:type="dxa" w:w="100"/>
-            </w:tcMar>
-          </w:tcPr>
-          <w:p>
-            <w:pPr>
-              <w:spacing w:after="0"/>
-              <w:jc w:val="center"/>
-            </w:pPr>
-            <w:r>
-              <w:rPr>
-                <w:rFonts w:ascii="Times New Roman" w:cs="Times New Roman" w:eastAsia="Times New Roman" w:hAnsi="Times New Roman"/>
-                <w:sz w:val="22"/>
-                <w:szCs w:val="22"/>
-              </w:rPr>
-              <w:t xml:space="preserve">2 × 18 Kb</w:t>
-            </w:r>
-          </w:p>
-        </w:tc>
-        <w:tc>
-          <w:tcPr>
-            <w:tcW w:type="dxa" w:w="4560"/>
-            <w:tcBorders>
-              <w:top w:val="single" w:color="000000" w:sz="4"/>
-              <w:left w:val="single" w:color="000000" w:sz="4"/>
-              <w:bottom w:val="single" w:color="000000" w:sz="4"/>
-              <w:right w:val="single" w:color="000000" w:sz="4"/>
-            </w:tcBorders>
-            <w:tcMar>
-              <w:top w:type="dxa" w:w="60"/>
-              <w:left w:type="dxa" w:w="100"/>
-              <w:bottom w:type="dxa" w:w="60"/>
-              <w:right w:type="dxa" w:w="100"/>
-            </w:tcMar>
-          </w:tcPr>
-          <w:p>
-            <w:pPr>
-              <w:spacing w:after="0"/>
-              <w:jc w:val="center"/>
-            </w:pPr>
-            <w:r>
-              <w:rPr>
-                <w:rFonts w:ascii="Times New Roman" w:cs="Times New Roman" w:eastAsia="Times New Roman" w:hAnsi="Times New Roman"/>
-                <w:sz w:val="22"/>
-                <w:szCs w:val="22"/>
-              </w:rPr>
-              <w:t xml:space="preserve">one 640 × 8-bit row buffer per line buffer (5,120 bits each)</w:t>
-            </w:r>
-          </w:p>
-        </w:tc>
-      </w:tr>
-      <w:tr>
-        <w:trPr>
-          <w:cantSplit/>
-        </w:trPr>
-        <w:tc>
-          <w:tcPr>
-            <w:tcW w:type="dxa" w:w="2700"/>
-            <w:tcBorders>
-              <w:top w:val="single" w:color="000000" w:sz="4"/>
-              <w:left w:val="single" w:color="000000" w:sz="4"/>
-              <w:bottom w:val="single" w:color="000000" w:sz="4"/>
-              <w:right w:val="single" w:color="000000" w:sz="4"/>
-            </w:tcBorders>
-            <w:tcMar>
-              <w:top w:type="dxa" w:w="60"/>
-              <w:left w:type="dxa" w:w="100"/>
-              <w:bottom w:type="dxa" w:w="60"/>
-              <w:right w:type="dxa" w:w="100"/>
-            </w:tcMar>
-          </w:tcPr>
-          <w:p>
-            <w:pPr>
-              <w:spacing w:after="0"/>
-              <w:jc w:val="left"/>
-            </w:pPr>
-            <w:r>
-              <w:rPr>
-                <w:rFonts w:ascii="Times New Roman" w:cs="Times New Roman" w:eastAsia="Times New Roman" w:hAnsi="Times New Roman"/>
-                <w:sz w:val="22"/>
-                <w:szCs w:val="22"/>
-              </w:rPr>
-              <w:t xml:space="preserve">Maximum clock frequency</w:t>
-            </w:r>
-          </w:p>
-        </w:tc>
-        <w:tc>
-          <w:tcPr>
-            <w:tcW w:type="dxa" w:w="2100"/>
-            <w:tcBorders>
-              <w:top w:val="single" w:color="000000" w:sz="4"/>
-              <w:left w:val="single" w:color="000000" w:sz="4"/>
-              <w:bottom w:val="single" w:color="000000" w:sz="4"/>
-              <w:right w:val="single" w:color="000000" w:sz="4"/>
-            </w:tcBorders>
-            <w:tcMar>
-              <w:top w:type="dxa" w:w="60"/>
-              <w:left w:type="dxa" w:w="100"/>
-              <w:bottom w:type="dxa" w:w="60"/>
-              <w:right w:type="dxa" w:w="100"/>
-            </w:tcMar>
-          </w:tcPr>
-          <w:p>
-            <w:pPr>
-              <w:spacing w:after="0"/>
-              <w:jc w:val="center"/>
-            </w:pPr>
-            <w:r>
-              <w:rPr>
-                <w:rFonts w:ascii="Times New Roman" w:cs="Times New Roman" w:eastAsia="Times New Roman" w:hAnsi="Times New Roman"/>
-                <w:sz w:val="22"/>
-                <w:szCs w:val="22"/>
-              </w:rPr>
-              <w:t xml:space="preserve">&gt; 100 MHz</w:t>
-            </w:r>
-          </w:p>
-        </w:tc>
-        <w:tc>
-          <w:tcPr>
-            <w:tcW w:type="dxa" w:w="4560"/>
-            <w:tcBorders>
-              <w:top w:val="single" w:color="000000" w:sz="4"/>
-              <w:left w:val="single" w:color="000000" w:sz="4"/>
-              <w:bottom w:val="single" w:color="000000" w:sz="4"/>
-              <w:right w:val="single" w:color="000000" w:sz="4"/>
-            </w:tcBorders>
-            <w:tcMar>
-              <w:top w:type="dxa" w:w="60"/>
-              <w:left w:type="dxa" w:w="100"/>
-              <w:bottom w:type="dxa" w:w="60"/>
-              <w:right w:type="dxa" w:w="100"/>
-            </w:tcMar>
-          </w:tcPr>
-          <w:p>
-            <w:pPr>
-              <w:spacing w:after="0"/>
-              <w:jc w:val="center"/>
-            </w:pPr>
-            <w:r>
-              <w:rPr>
-                <w:rFonts w:ascii="Times New Roman" w:cs="Times New Roman" w:eastAsia="Times New Roman" w:hAnsi="Times New Roman"/>
-                <w:sz w:val="22"/>
-                <w:szCs w:val="22"/>
-              </w:rPr>
-              <w:t xml:space="preserve">shallow logic between registers (2-stage arithmetic)</w:t>
-            </w:r>
-          </w:p>
-        </w:tc>
-      </w:tr>
-    </w:tbl>
-    <w:p>
-      <w:pPr>
-        <w:spacing w:after="120" w:before="160"/>
-        <w:jc w:val="left"/>
-      </w:pPr>
-      <w:r>
-        <w:rPr>
-          <w:rFonts w:ascii="Times New Roman" w:cs="Times New Roman" w:eastAsia="Times New Roman" w:hAnsi="Times New Roman"/>
-          <w:sz w:val="24"/>
-          <w:szCs w:val="24"/>
-        </w:rPr>
-        <w:t xml:space="preserve">The two line buffers dominate memory use and are written in the read-first style that Vivado infers as block RAM [6]. Because the datapath contains no multipliers, DSP usage is expected to be zero by construction rather than by optimisation.</w:t>
-      </w:r>
-    </w:p>
-    <w:p>
-      <w:pPr>
-        <w:keepNext/>
-        <w:spacing w:after="120" w:before="240"/>
-      </w:pPr>
-      <w:r>
-        <w:rPr>
-          <w:rFonts w:ascii="Times New Roman" w:cs="Times New Roman" w:eastAsia="Times New Roman" w:hAnsi="Times New Roman"/>
-          <w:b/>
-          <w:bCs/>
-          <w:sz w:val="24"/>
-          <w:szCs w:val="24"/>
-        </w:rPr>
-        <w:t xml:space="preserve">7.7 Verification Results</w:t>
-      </w:r>
-    </w:p>
-    <w:p>
-      <w:pPr>
-        <w:spacing w:after="120" w:line="276"/>
-        <w:jc w:val="left"/>
-      </w:pPr>
-      <w:r>
-        <w:rPr>
-          <w:rFonts w:ascii="Times New Roman" w:cs="Times New Roman" w:eastAsia="Times New Roman" w:hAnsi="Times New Roman"/>
-          <w:sz w:val="24"/>
-          <w:szCs w:val="24"/>
-        </w:rPr>
-        <w:t xml:space="preserve">The RTL is verified by direct comparison against a software golden model that implements the same integer arithmetic in Python. A conversion script turns a source image into a text stream of pixel values, the VHDL testbench streams the pixels through the design and records the output stream, and the model then compares every output pixel [5]. Because the RTL and the golden model use identical integer arithmetic, any mismatch indicates a real design fault rather than rounding noise.</w:t>
-      </w:r>
-    </w:p>
-    <w:p>
-      <w:pPr>
-        <w:spacing w:after="120" w:line="276"/>
-        <w:jc w:val="left"/>
-      </w:pPr>
-      <w:r>
-        <w:rPr>
-          <w:rFonts w:ascii="Times New Roman" w:cs="Times New Roman" w:eastAsia="Times New Roman" w:hAnsi="Times New Roman"/>
-          <w:sz w:val="24"/>
-          <w:szCs w:val="24"/>
-        </w:rPr>
-        <w:t xml:space="preserve">Four complete runs were performed at increasing frame sizes, including a synthetic directed-edge image and a full 640×480 frame. The results are summarised in Table 3. In all four runs every output pixel matched the golden model exactly: 100.0000 % exact match, zero maximum absolute error, and therefore infinite peak signal-to-noise ratio (PSNR).</w:t>
-      </w:r>
-    </w:p>
-    <w:p>
-      <w:pPr>
-        <w:keepNext/>
-        <w:spacing w:after="100" w:before="200"/>
-      </w:pPr>
-      <w:r>
-        <w:rPr>
-          <w:rFonts w:ascii="Times New Roman" w:cs="Times New Roman" w:eastAsia="Times New Roman" w:hAnsi="Times New Roman"/>
-          <w:b/>
-          <w:bCs/>
-          <w:sz w:val="22"/>
-          <w:szCs w:val="22"/>
-        </w:rPr>
-        <w:t xml:space="preserve">Table 3: Verification results, RTL output versus software golden model (GHDL simulation).</w:t>
-      </w:r>
-    </w:p>
-    <w:tbl>
-      <w:tblPr>
-        <w:tblW w:type="dxa" w:w="9360"/>
-        <w:jc w:val="center"/>
-        <w:tblBorders>
-          <w:top w:val="single" w:color="auto" w:sz="4"/>
-          <w:left w:val="single" w:color="auto" w:sz="4"/>
-          <w:bottom w:val="single" w:color="auto" w:sz="4"/>
-          <w:right w:val="single" w:color="auto" w:sz="4"/>
-          <w:insideH w:val="single" w:color="auto" w:sz="4"/>
-          <w:insideV w:val="single" w:color="auto" w:sz="4"/>
-        </w:tblBorders>
-      </w:tblPr>
-      <w:tblGrid>
-        <w:gridCol w:w="1660"/>
-        <w:gridCol w:w="1660"/>
-        <w:gridCol w:w="1560"/>
-        <w:gridCol w:w="1560"/>
-        <w:gridCol w:w="1560"/>
-        <w:gridCol w:w="1360"/>
-      </w:tblGrid>
-      <w:tr>
-        <w:trPr>
-          <w:cantSplit/>
-        </w:trPr>
-        <w:tc>
-          <w:tcPr>
-            <w:tcW w:type="dxa" w:w="1660"/>
-            <w:tcBorders>
-              <w:top w:val="single" w:color="000000" w:sz="4"/>
-              <w:left w:val="single" w:color="000000" w:sz="4"/>
-              <w:bottom w:val="single" w:color="000000" w:sz="4"/>
-              <w:right w:val="single" w:color="000000" w:sz="4"/>
-            </w:tcBorders>
-            <w:shd w:fill="E8E8E8" w:val="clear"/>
-            <w:tcMar>
-              <w:top w:type="dxa" w:w="60"/>
-              <w:left w:type="dxa" w:w="100"/>
-              <w:bottom w:type="dxa" w:w="60"/>
-              <w:right w:type="dxa" w:w="100"/>
-            </w:tcMar>
-          </w:tcPr>
-          <w:p>
-            <w:pPr>
-              <w:spacing w:after="0"/>
-              <w:jc w:val="left"/>
-            </w:pPr>
-            <w:r>
-              <w:rPr>
-                <w:rFonts w:ascii="Times New Roman" w:cs="Times New Roman" w:eastAsia="Times New Roman" w:hAnsi="Times New Roman"/>
-                <w:b/>
-                <w:bCs/>
-                <w:sz w:val="22"/>
-                <w:szCs w:val="22"/>
-              </w:rPr>
-              <w:t xml:space="preserve">Input frame</w:t>
-            </w:r>
-          </w:p>
-        </w:tc>
-        <w:tc>
-          <w:tcPr>
-            <w:tcW w:type="dxa" w:w="1660"/>
-            <w:tcBorders>
-              <w:top w:val="single" w:color="000000" w:sz="4"/>
-              <w:left w:val="single" w:color="000000" w:sz="4"/>
-              <w:bottom w:val="single" w:color="000000" w:sz="4"/>
-              <w:right w:val="single" w:color="000000" w:sz="4"/>
-            </w:tcBorders>
-            <w:shd w:fill="E8E8E8" w:val="clear"/>
-            <w:tcMar>
-              <w:top w:type="dxa" w:w="60"/>
-              <w:left w:type="dxa" w:w="100"/>
-              <w:bottom w:type="dxa" w:w="60"/>
-              <w:right w:type="dxa" w:w="100"/>
-            </w:tcMar>
-          </w:tcPr>
-          <w:p>
-            <w:pPr>
-              <w:spacing w:after="0"/>
-              <w:jc w:val="center"/>
-            </w:pPr>
-            <w:r>
-              <w:rPr>
-                <w:rFonts w:ascii="Times New Roman" w:cs="Times New Roman" w:eastAsia="Times New Roman" w:hAnsi="Times New Roman"/>
-                <w:b/>
-                <w:bCs/>
-                <w:sz w:val="22"/>
-                <w:szCs w:val="22"/>
-              </w:rPr>
-              <w:t xml:space="preserve">Output frame</w:t>
-            </w:r>
-          </w:p>
-        </w:tc>
-        <w:tc>
-          <w:tcPr>
-            <w:tcW w:type="dxa" w:w="1560"/>
-            <w:tcBorders>
-              <w:top w:val="single" w:color="000000" w:sz="4"/>
-              <w:left w:val="single" w:color="000000" w:sz="4"/>
-              <w:bottom w:val="single" w:color="000000" w:sz="4"/>
-              <w:right w:val="single" w:color="000000" w:sz="4"/>
-            </w:tcBorders>
-            <w:shd w:fill="E8E8E8" w:val="clear"/>
-            <w:tcMar>
-              <w:top w:type="dxa" w:w="60"/>
-              <w:left w:type="dxa" w:w="100"/>
-              <w:bottom w:type="dxa" w:w="60"/>
-              <w:right w:type="dxa" w:w="100"/>
-            </w:tcMar>
-          </w:tcPr>
-          <w:p>
-            <w:pPr>
-              <w:spacing w:after="0"/>
-              <w:jc w:val="center"/>
-            </w:pPr>
-            <w:r>
-              <w:rPr>
-                <w:rFonts w:ascii="Times New Roman" w:cs="Times New Roman" w:eastAsia="Times New Roman" w:hAnsi="Times New Roman"/>
-                <w:b/>
-                <w:bCs/>
-                <w:sz w:val="22"/>
-                <w:szCs w:val="22"/>
-              </w:rPr>
-              <w:t xml:space="preserve">Output pixels</w:t>
-            </w:r>
-          </w:p>
-        </w:tc>
-        <w:tc>
-          <w:tcPr>
-            <w:tcW w:type="dxa" w:w="1560"/>
-            <w:tcBorders>
-              <w:top w:val="single" w:color="000000" w:sz="4"/>
-              <w:left w:val="single" w:color="000000" w:sz="4"/>
-              <w:bottom w:val="single" w:color="000000" w:sz="4"/>
-              <w:right w:val="single" w:color="000000" w:sz="4"/>
-            </w:tcBorders>
-            <w:shd w:fill="E8E8E8" w:val="clear"/>
-            <w:tcMar>
-              <w:top w:type="dxa" w:w="60"/>
-              <w:left w:type="dxa" w:w="100"/>
-              <w:bottom w:type="dxa" w:w="60"/>
-              <w:right w:type="dxa" w:w="100"/>
-            </w:tcMar>
-          </w:tcPr>
-          <w:p>
-            <w:pPr>
-              <w:spacing w:after="0"/>
-              <w:jc w:val="center"/>
-            </w:pPr>
-            <w:r>
-              <w:rPr>
-                <w:rFonts w:ascii="Times New Roman" w:cs="Times New Roman" w:eastAsia="Times New Roman" w:hAnsi="Times New Roman"/>
-                <w:b/>
-                <w:bCs/>
-                <w:sz w:val="22"/>
-                <w:szCs w:val="22"/>
-              </w:rPr>
-              <w:t xml:space="preserve">Exact match</w:t>
-            </w:r>
-          </w:p>
-        </w:tc>
-        <w:tc>
-          <w:tcPr>
-            <w:tcW w:type="dxa" w:w="1560"/>
-            <w:tcBorders>
-              <w:top w:val="single" w:color="000000" w:sz="4"/>
-              <w:left w:val="single" w:color="000000" w:sz="4"/>
-              <w:bottom w:val="single" w:color="000000" w:sz="4"/>
-              <w:right w:val="single" w:color="000000" w:sz="4"/>
-            </w:tcBorders>
-            <w:shd w:fill="E8E8E8" w:val="clear"/>
-            <w:tcMar>
-              <w:top w:type="dxa" w:w="60"/>
-              <w:left w:type="dxa" w:w="100"/>
-              <w:bottom w:type="dxa" w:w="60"/>
-              <w:right w:type="dxa" w:w="100"/>
-            </w:tcMar>
-          </w:tcPr>
-          <w:p>
-            <w:pPr>
-              <w:spacing w:after="0"/>
-              <w:jc w:val="center"/>
-            </w:pPr>
-            <w:r>
-              <w:rPr>
-                <w:rFonts w:ascii="Times New Roman" w:cs="Times New Roman" w:eastAsia="Times New Roman" w:hAnsi="Times New Roman"/>
-                <w:b/>
-                <w:bCs/>
-                <w:sz w:val="22"/>
-                <w:szCs w:val="22"/>
-              </w:rPr>
-              <w:t xml:space="preserve">Max abs error</w:t>
-            </w:r>
-          </w:p>
-        </w:tc>
-        <w:tc>
-          <w:tcPr>
-            <w:tcW w:type="dxa" w:w="1360"/>
-            <w:tcBorders>
-              <w:top w:val="single" w:color="000000" w:sz="4"/>
-              <w:left w:val="single" w:color="000000" w:sz="4"/>
-              <w:bottom w:val="single" w:color="000000" w:sz="4"/>
-              <w:right w:val="single" w:color="000000" w:sz="4"/>
-            </w:tcBorders>
-            <w:shd w:fill="E8E8E8" w:val="clear"/>
-            <w:tcMar>
-              <w:top w:type="dxa" w:w="60"/>
-              <w:left w:type="dxa" w:w="100"/>
-              <w:bottom w:type="dxa" w:w="60"/>
-              <w:right w:type="dxa" w:w="100"/>
-            </w:tcMar>
-          </w:tcPr>
-          <w:p>
-            <w:pPr>
-              <w:spacing w:after="0"/>
-              <w:jc w:val="center"/>
-            </w:pPr>
-            <w:r>
-              <w:rPr>
-                <w:rFonts w:ascii="Times New Roman" w:cs="Times New Roman" w:eastAsia="Times New Roman" w:hAnsi="Times New Roman"/>
-                <w:b/>
-                <w:bCs/>
-                <w:sz w:val="22"/>
-                <w:szCs w:val="22"/>
-              </w:rPr>
-              <w:t xml:space="preserve">PSNR</w:t>
-            </w:r>
-          </w:p>
-        </w:tc>
-      </w:tr>
-      <w:tr>
-        <w:trPr>
-          <w:cantSplit/>
-        </w:trPr>
-        <w:tc>
-          <w:tcPr>
-            <w:tcW w:type="dxa" w:w="1660"/>
-            <w:tcBorders>
-              <w:top w:val="single" w:color="000000" w:sz="4"/>
-              <w:left w:val="single" w:color="000000" w:sz="4"/>
-              <w:bottom w:val="single" w:color="000000" w:sz="4"/>
-              <w:right w:val="single" w:color="000000" w:sz="4"/>
-            </w:tcBorders>
-            <w:tcMar>
-              <w:top w:type="dxa" w:w="60"/>
-              <w:left w:type="dxa" w:w="100"/>
-              <w:bottom w:type="dxa" w:w="60"/>
-              <w:right w:type="dxa" w:w="100"/>
-            </w:tcMar>
-          </w:tcPr>
-          <w:p>
-            <w:pPr>
-              <w:spacing w:after="0"/>
-              <w:jc w:val="left"/>
-            </w:pPr>
-            <w:r>
-              <w:rPr>
-                <w:rFonts w:ascii="Times New Roman" w:cs="Times New Roman" w:eastAsia="Times New Roman" w:hAnsi="Times New Roman"/>
-                <w:sz w:val="22"/>
-                <w:szCs w:val="22"/>
-              </w:rPr>
-              <w:t xml:space="preserve">32 × 32</w:t>
-            </w:r>
-          </w:p>
-        </w:tc>
-        <w:tc>
-          <w:tcPr>
-            <w:tcW w:type="dxa" w:w="1660"/>
-            <w:tcBorders>
-              <w:top w:val="single" w:color="000000" w:sz="4"/>
-              <w:left w:val="single" w:color="000000" w:sz="4"/>
-              <w:bottom w:val="single" w:color="000000" w:sz="4"/>
-              <w:right w:val="single" w:color="000000" w:sz="4"/>
-            </w:tcBorders>
-            <w:tcMar>
-              <w:top w:type="dxa" w:w="60"/>
-              <w:left w:type="dxa" w:w="100"/>
-              <w:bottom w:type="dxa" w:w="60"/>
-              <w:right w:type="dxa" w:w="100"/>
-            </w:tcMar>
-          </w:tcPr>
-          <w:p>
-            <w:pPr>
-              <w:spacing w:after="0"/>
-              <w:jc w:val="center"/>
-            </w:pPr>
-            <w:r>
-              <w:rPr>
-                <w:rFonts w:ascii="Times New Roman" w:cs="Times New Roman" w:eastAsia="Times New Roman" w:hAnsi="Times New Roman"/>
-                <w:sz w:val="22"/>
-                <w:szCs w:val="22"/>
-              </w:rPr>
-              <w:t xml:space="preserve">30 × 30</w:t>
-            </w:r>
-          </w:p>
-        </w:tc>
-        <w:tc>
-          <w:tcPr>
-            <w:tcW w:type="dxa" w:w="1560"/>
-            <w:tcBorders>
-              <w:top w:val="single" w:color="000000" w:sz="4"/>
-              <w:left w:val="single" w:color="000000" w:sz="4"/>
-              <w:bottom w:val="single" w:color="000000" w:sz="4"/>
-              <w:right w:val="single" w:color="000000" w:sz="4"/>
-            </w:tcBorders>
-            <w:tcMar>
-              <w:top w:type="dxa" w:w="60"/>
-              <w:left w:type="dxa" w:w="100"/>
-              <w:bottom w:type="dxa" w:w="60"/>
-              <w:right w:type="dxa" w:w="100"/>
-            </w:tcMar>
-          </w:tcPr>
-          <w:p>
-            <w:pPr>
-              <w:spacing w:after="0"/>
-              <w:jc w:val="center"/>
-            </w:pPr>
-            <w:r>
-              <w:rPr>
-                <w:rFonts w:ascii="Times New Roman" w:cs="Times New Roman" w:eastAsia="Times New Roman" w:hAnsi="Times New Roman"/>
-                <w:sz w:val="22"/>
-                <w:szCs w:val="22"/>
-              </w:rPr>
-              <w:t xml:space="preserve">900</w:t>
-            </w:r>
-          </w:p>
-        </w:tc>
-        <w:tc>
-          <w:tcPr>
-            <w:tcW w:type="dxa" w:w="1560"/>
-            <w:tcBorders>
-              <w:top w:val="single" w:color="000000" w:sz="4"/>
-              <w:left w:val="single" w:color="000000" w:sz="4"/>
-              <w:bottom w:val="single" w:color="000000" w:sz="4"/>
-              <w:right w:val="single" w:color="000000" w:sz="4"/>
-            </w:tcBorders>
-            <w:tcMar>
-              <w:top w:type="dxa" w:w="60"/>
-              <w:left w:type="dxa" w:w="100"/>
-              <w:bottom w:type="dxa" w:w="60"/>
-              <w:right w:type="dxa" w:w="100"/>
-            </w:tcMar>
-          </w:tcPr>
-          <w:p>
-            <w:pPr>
-              <w:spacing w:after="0"/>
-              <w:jc w:val="center"/>
-            </w:pPr>
-            <w:r>
-              <w:rPr>
-                <w:rFonts w:ascii="Times New Roman" w:cs="Times New Roman" w:eastAsia="Times New Roman" w:hAnsi="Times New Roman"/>
-                <w:sz w:val="22"/>
-                <w:szCs w:val="22"/>
-              </w:rPr>
-              <w:t xml:space="preserve">100.0000 %</w:t>
-            </w:r>
-          </w:p>
-        </w:tc>
-        <w:tc>
-          <w:tcPr>
-            <w:tcW w:type="dxa" w:w="1560"/>
-            <w:tcBorders>
-              <w:top w:val="single" w:color="000000" w:sz="4"/>
-              <w:left w:val="single" w:color="000000" w:sz="4"/>
-              <w:bottom w:val="single" w:color="000000" w:sz="4"/>
-              <w:right w:val="single" w:color="000000" w:sz="4"/>
-            </w:tcBorders>
-            <w:tcMar>
-              <w:top w:type="dxa" w:w="60"/>
-              <w:left w:type="dxa" w:w="100"/>
-              <w:bottom w:type="dxa" w:w="60"/>
-              <w:right w:type="dxa" w:w="100"/>
-            </w:tcMar>
-          </w:tcPr>
-          <w:p>
-            <w:pPr>
-              <w:spacing w:after="0"/>
-              <w:jc w:val="center"/>
-            </w:pPr>
-            <w:r>
-              <w:rPr>
-                <w:rFonts w:ascii="Times New Roman" w:cs="Times New Roman" w:eastAsia="Times New Roman" w:hAnsi="Times New Roman"/>
-                <w:sz w:val="22"/>
-                <w:szCs w:val="22"/>
-              </w:rPr>
-              <w:t xml:space="preserve">0</w:t>
-            </w:r>
-          </w:p>
-        </w:tc>
-        <w:tc>
-          <w:tcPr>
-            <w:tcW w:type="dxa" w:w="1360"/>
-            <w:tcBorders>
-              <w:top w:val="single" w:color="000000" w:sz="4"/>
-              <w:left w:val="single" w:color="000000" w:sz="4"/>
-              <w:bottom w:val="single" w:color="000000" w:sz="4"/>
-              <w:right w:val="single" w:color="000000" w:sz="4"/>
-            </w:tcBorders>
-            <w:tcMar>
-              <w:top w:type="dxa" w:w="60"/>
-              <w:left w:type="dxa" w:w="100"/>
-              <w:bottom w:type="dxa" w:w="60"/>
-              <w:right w:type="dxa" w:w="100"/>
-            </w:tcMar>
-          </w:tcPr>
-          <w:p>
-            <w:pPr>
-              <w:spacing w:after="0"/>
-              <w:jc w:val="center"/>
-            </w:pPr>
-            <w:r>
-              <w:rPr>
-                <w:rFonts w:ascii="Times New Roman" w:cs="Times New Roman" w:eastAsia="Times New Roman" w:hAnsi="Times New Roman"/>
-                <w:sz w:val="22"/>
-                <w:szCs w:val="22"/>
-              </w:rPr>
-              <w:t xml:space="preserve">∞ dB</w:t>
-            </w:r>
-          </w:p>
-        </w:tc>
-      </w:tr>
-      <w:tr>
-        <w:trPr>
-          <w:cantSplit/>
-        </w:trPr>
-        <w:tc>
-          <w:tcPr>
-            <w:tcW w:type="dxa" w:w="1660"/>
-            <w:tcBorders>
-              <w:top w:val="single" w:color="000000" w:sz="4"/>
-              <w:left w:val="single" w:color="000000" w:sz="4"/>
-              <w:bottom w:val="single" w:color="000000" w:sz="4"/>
-              <w:right w:val="single" w:color="000000" w:sz="4"/>
-            </w:tcBorders>
-            <w:tcMar>
-              <w:top w:type="dxa" w:w="60"/>
-              <w:left w:type="dxa" w:w="100"/>
-              <w:bottom w:type="dxa" w:w="60"/>
-              <w:right w:type="dxa" w:w="100"/>
-            </w:tcMar>
-          </w:tcPr>
-          <w:p>
-            <w:pPr>
-              <w:spacing w:after="0"/>
-              <w:jc w:val="left"/>
-            </w:pPr>
-            <w:r>
-              <w:rPr>
-                <w:rFonts w:ascii="Times New Roman" w:cs="Times New Roman" w:eastAsia="Times New Roman" w:hAnsi="Times New Roman"/>
-                <w:sz w:val="22"/>
-                <w:szCs w:val="22"/>
-              </w:rPr>
-              <w:t xml:space="preserve">48 × 48</w:t>
-            </w:r>
-          </w:p>
-        </w:tc>
-        <w:tc>
-          <w:tcPr>
-            <w:tcW w:type="dxa" w:w="1660"/>
-            <w:tcBorders>
-              <w:top w:val="single" w:color="000000" w:sz="4"/>
-              <w:left w:val="single" w:color="000000" w:sz="4"/>
-              <w:bottom w:val="single" w:color="000000" w:sz="4"/>
-              <w:right w:val="single" w:color="000000" w:sz="4"/>
-            </w:tcBorders>
-            <w:tcMar>
-              <w:top w:type="dxa" w:w="60"/>
-              <w:left w:type="dxa" w:w="100"/>
-              <w:bottom w:type="dxa" w:w="60"/>
-              <w:right w:type="dxa" w:w="100"/>
-            </w:tcMar>
-          </w:tcPr>
-          <w:p>
-            <w:pPr>
-              <w:spacing w:after="0"/>
-              <w:jc w:val="center"/>
-            </w:pPr>
-            <w:r>
-              <w:rPr>
-                <w:rFonts w:ascii="Times New Roman" w:cs="Times New Roman" w:eastAsia="Times New Roman" w:hAnsi="Times New Roman"/>
-                <w:sz w:val="22"/>
-                <w:szCs w:val="22"/>
-              </w:rPr>
-              <w:t xml:space="preserve">46 × 46</w:t>
-            </w:r>
-          </w:p>
-        </w:tc>
-        <w:tc>
-          <w:tcPr>
-            <w:tcW w:type="dxa" w:w="1560"/>
-            <w:tcBorders>
-              <w:top w:val="single" w:color="000000" w:sz="4"/>
-              <w:left w:val="single" w:color="000000" w:sz="4"/>
-              <w:bottom w:val="single" w:color="000000" w:sz="4"/>
-              <w:right w:val="single" w:color="000000" w:sz="4"/>
-            </w:tcBorders>
-            <w:tcMar>
-              <w:top w:type="dxa" w:w="60"/>
-              <w:left w:type="dxa" w:w="100"/>
-              <w:bottom w:type="dxa" w:w="60"/>
-              <w:right w:type="dxa" w:w="100"/>
-            </w:tcMar>
-          </w:tcPr>
-          <w:p>
-            <w:pPr>
-              <w:spacing w:after="0"/>
-              <w:jc w:val="center"/>
-            </w:pPr>
-            <w:r>
-              <w:rPr>
-                <w:rFonts w:ascii="Times New Roman" w:cs="Times New Roman" w:eastAsia="Times New Roman" w:hAnsi="Times New Roman"/>
-                <w:sz w:val="22"/>
-                <w:szCs w:val="22"/>
-              </w:rPr>
-              <w:t xml:space="preserve">2,116</w:t>
-            </w:r>
-          </w:p>
-        </w:tc>
-        <w:tc>
-          <w:tcPr>
-            <w:tcW w:type="dxa" w:w="1560"/>
-            <w:tcBorders>
-              <w:top w:val="single" w:color="000000" w:sz="4"/>
-              <w:left w:val="single" w:color="000000" w:sz="4"/>
-              <w:bottom w:val="single" w:color="000000" w:sz="4"/>
-              <w:right w:val="single" w:color="000000" w:sz="4"/>
-            </w:tcBorders>
-            <w:tcMar>
-              <w:top w:type="dxa" w:w="60"/>
-              <w:left w:type="dxa" w:w="100"/>
-              <w:bottom w:type="dxa" w:w="60"/>
-              <w:right w:type="dxa" w:w="100"/>
-            </w:tcMar>
-          </w:tcPr>
-          <w:p>
-            <w:pPr>
-              <w:spacing w:after="0"/>
-              <w:jc w:val="center"/>
-            </w:pPr>
-            <w:r>
-              <w:rPr>
-                <w:rFonts w:ascii="Times New Roman" w:cs="Times New Roman" w:eastAsia="Times New Roman" w:hAnsi="Times New Roman"/>
-                <w:sz w:val="22"/>
-                <w:szCs w:val="22"/>
-              </w:rPr>
-              <w:t xml:space="preserve">100.0000 %</w:t>
-            </w:r>
-          </w:p>
-        </w:tc>
-        <w:tc>
-          <w:tcPr>
-            <w:tcW w:type="dxa" w:w="1560"/>
-            <w:tcBorders>
-              <w:top w:val="single" w:color="000000" w:sz="4"/>
-              <w:left w:val="single" w:color="000000" w:sz="4"/>
-              <w:bottom w:val="single" w:color="000000" w:sz="4"/>
-              <w:right w:val="single" w:color="000000" w:sz="4"/>
-            </w:tcBorders>
-            <w:tcMar>
-              <w:top w:type="dxa" w:w="60"/>
-              <w:left w:type="dxa" w:w="100"/>
-              <w:bottom w:type="dxa" w:w="60"/>
-              <w:right w:type="dxa" w:w="100"/>
-            </w:tcMar>
-          </w:tcPr>
-          <w:p>
-            <w:pPr>
-              <w:spacing w:after="0"/>
-              <w:jc w:val="center"/>
-            </w:pPr>
-            <w:r>
-              <w:rPr>
-                <w:rFonts w:ascii="Times New Roman" w:cs="Times New Roman" w:eastAsia="Times New Roman" w:hAnsi="Times New Roman"/>
-                <w:sz w:val="22"/>
-                <w:szCs w:val="22"/>
-              </w:rPr>
-              <w:t xml:space="preserve">0</w:t>
-            </w:r>
-          </w:p>
-        </w:tc>
-        <w:tc>
-          <w:tcPr>
-            <w:tcW w:type="dxa" w:w="1360"/>
-            <w:tcBorders>
-              <w:top w:val="single" w:color="000000" w:sz="4"/>
-              <w:left w:val="single" w:color="000000" w:sz="4"/>
-              <w:bottom w:val="single" w:color="000000" w:sz="4"/>
-              <w:right w:val="single" w:color="000000" w:sz="4"/>
-            </w:tcBorders>
-            <w:tcMar>
-              <w:top w:type="dxa" w:w="60"/>
-              <w:left w:type="dxa" w:w="100"/>
-              <w:bottom w:type="dxa" w:w="60"/>
-              <w:right w:type="dxa" w:w="100"/>
-            </w:tcMar>
-          </w:tcPr>
-          <w:p>
-            <w:pPr>
-              <w:spacing w:after="0"/>
-              <w:jc w:val="center"/>
-            </w:pPr>
-            <w:r>
-              <w:rPr>
-                <w:rFonts w:ascii="Times New Roman" w:cs="Times New Roman" w:eastAsia="Times New Roman" w:hAnsi="Times New Roman"/>
-                <w:sz w:val="22"/>
-                <w:szCs w:val="22"/>
-              </w:rPr>
-              <w:t xml:space="preserve">∞ dB</w:t>
-            </w:r>
-          </w:p>
-        </w:tc>
-      </w:tr>
-      <w:tr>
-        <w:trPr>
-          <w:cantSplit/>
-        </w:trPr>
-        <w:tc>
-          <w:tcPr>
-            <w:tcW w:type="dxa" w:w="1660"/>
-            <w:tcBorders>
-              <w:top w:val="single" w:color="000000" w:sz="4"/>
-              <w:left w:val="single" w:color="000000" w:sz="4"/>
-              <w:bottom w:val="single" w:color="000000" w:sz="4"/>
-              <w:right w:val="single" w:color="000000" w:sz="4"/>
-            </w:tcBorders>
-            <w:tcMar>
-              <w:top w:type="dxa" w:w="60"/>
-              <w:left w:type="dxa" w:w="100"/>
-              <w:bottom w:type="dxa" w:w="60"/>
-              <w:right w:type="dxa" w:w="100"/>
-            </w:tcMar>
-          </w:tcPr>
-          <w:p>
-            <w:pPr>
-              <w:spacing w:after="0"/>
-              <w:jc w:val="left"/>
-            </w:pPr>
-            <w:r>
-              <w:rPr>
-                <w:rFonts w:ascii="Times New Roman" w:cs="Times New Roman" w:eastAsia="Times New Roman" w:hAnsi="Times New Roman"/>
-                <w:sz w:val="22"/>
-                <w:szCs w:val="22"/>
-              </w:rPr>
-              <w:t xml:space="preserve">256 × 256</w:t>
-            </w:r>
-          </w:p>
-        </w:tc>
-        <w:tc>
-          <w:tcPr>
-            <w:tcW w:type="dxa" w:w="1660"/>
-            <w:tcBorders>
-              <w:top w:val="single" w:color="000000" w:sz="4"/>
-              <w:left w:val="single" w:color="000000" w:sz="4"/>
-              <w:bottom w:val="single" w:color="000000" w:sz="4"/>
-              <w:right w:val="single" w:color="000000" w:sz="4"/>
-            </w:tcBorders>
-            <w:tcMar>
-              <w:top w:type="dxa" w:w="60"/>
-              <w:left w:type="dxa" w:w="100"/>
-              <w:bottom w:type="dxa" w:w="60"/>
-              <w:right w:type="dxa" w:w="100"/>
-            </w:tcMar>
-          </w:tcPr>
-          <w:p>
-            <w:pPr>
-              <w:spacing w:after="0"/>
-              <w:jc w:val="center"/>
-            </w:pPr>
-            <w:r>
-              <w:rPr>
-                <w:rFonts w:ascii="Times New Roman" w:cs="Times New Roman" w:eastAsia="Times New Roman" w:hAnsi="Times New Roman"/>
-                <w:sz w:val="22"/>
-                <w:szCs w:val="22"/>
-              </w:rPr>
-              <w:t xml:space="preserve">254 × 254</w:t>
-            </w:r>
-          </w:p>
-        </w:tc>
-        <w:tc>
-          <w:tcPr>
-            <w:tcW w:type="dxa" w:w="1560"/>
-            <w:tcBorders>
-              <w:top w:val="single" w:color="000000" w:sz="4"/>
-              <w:left w:val="single" w:color="000000" w:sz="4"/>
-              <w:bottom w:val="single" w:color="000000" w:sz="4"/>
-              <w:right w:val="single" w:color="000000" w:sz="4"/>
-            </w:tcBorders>
-            <w:tcMar>
-              <w:top w:type="dxa" w:w="60"/>
-              <w:left w:type="dxa" w:w="100"/>
-              <w:bottom w:type="dxa" w:w="60"/>
-              <w:right w:type="dxa" w:w="100"/>
-            </w:tcMar>
-          </w:tcPr>
-          <w:p>
-            <w:pPr>
-              <w:spacing w:after="0"/>
-              <w:jc w:val="center"/>
-            </w:pPr>
-            <w:r>
-              <w:rPr>
-                <w:rFonts w:ascii="Times New Roman" w:cs="Times New Roman" w:eastAsia="Times New Roman" w:hAnsi="Times New Roman"/>
-                <w:sz w:val="22"/>
-                <w:szCs w:val="22"/>
-              </w:rPr>
-              <w:t xml:space="preserve">64,516</w:t>
-            </w:r>
-          </w:p>
-        </w:tc>
-        <w:tc>
-          <w:tcPr>
-            <w:tcW w:type="dxa" w:w="1560"/>
-            <w:tcBorders>
-              <w:top w:val="single" w:color="000000" w:sz="4"/>
-              <w:left w:val="single" w:color="000000" w:sz="4"/>
-              <w:bottom w:val="single" w:color="000000" w:sz="4"/>
-              <w:right w:val="single" w:color="000000" w:sz="4"/>
-            </w:tcBorders>
-            <w:tcMar>
-              <w:top w:type="dxa" w:w="60"/>
-              <w:left w:type="dxa" w:w="100"/>
-              <w:bottom w:type="dxa" w:w="60"/>
-              <w:right w:type="dxa" w:w="100"/>
-            </w:tcMar>
-          </w:tcPr>
-          <w:p>
-            <w:pPr>
-              <w:spacing w:after="0"/>
-              <w:jc w:val="center"/>
-            </w:pPr>
-            <w:r>
-              <w:rPr>
-                <w:rFonts w:ascii="Times New Roman" w:cs="Times New Roman" w:eastAsia="Times New Roman" w:hAnsi="Times New Roman"/>
-                <w:sz w:val="22"/>
-                <w:szCs w:val="22"/>
-              </w:rPr>
-              <w:t xml:space="preserve">100.0000 %</w:t>
-            </w:r>
-          </w:p>
-        </w:tc>
-        <w:tc>
-          <w:tcPr>
-            <w:tcW w:type="dxa" w:w="1560"/>
-            <w:tcBorders>
-              <w:top w:val="single" w:color="000000" w:sz="4"/>
-              <w:left w:val="single" w:color="000000" w:sz="4"/>
-              <w:bottom w:val="single" w:color="000000" w:sz="4"/>
-              <w:right w:val="single" w:color="000000" w:sz="4"/>
-            </w:tcBorders>
-            <w:tcMar>
-              <w:top w:type="dxa" w:w="60"/>
-              <w:left w:type="dxa" w:w="100"/>
-              <w:bottom w:type="dxa" w:w="60"/>
-              <w:right w:type="dxa" w:w="100"/>
-            </w:tcMar>
-          </w:tcPr>
-          <w:p>
-            <w:pPr>
-              <w:spacing w:after="0"/>
-              <w:jc w:val="center"/>
-            </w:pPr>
-            <w:r>
-              <w:rPr>
-                <w:rFonts w:ascii="Times New Roman" w:cs="Times New Roman" w:eastAsia="Times New Roman" w:hAnsi="Times New Roman"/>
-                <w:sz w:val="22"/>
-                <w:szCs w:val="22"/>
-              </w:rPr>
-              <w:t xml:space="preserve">0</w:t>
-            </w:r>
-          </w:p>
-        </w:tc>
-        <w:tc>
-          <w:tcPr>
-            <w:tcW w:type="dxa" w:w="1360"/>
-            <w:tcBorders>
-              <w:top w:val="single" w:color="000000" w:sz="4"/>
-              <w:left w:val="single" w:color="000000" w:sz="4"/>
-              <w:bottom w:val="single" w:color="000000" w:sz="4"/>
-              <w:right w:val="single" w:color="000000" w:sz="4"/>
-            </w:tcBorders>
-            <w:tcMar>
-              <w:top w:type="dxa" w:w="60"/>
-              <w:left w:type="dxa" w:w="100"/>
-              <w:bottom w:type="dxa" w:w="60"/>
-              <w:right w:type="dxa" w:w="100"/>
-            </w:tcMar>
-          </w:tcPr>
-          <w:p>
-            <w:pPr>
-              <w:spacing w:after="0"/>
-              <w:jc w:val="center"/>
-            </w:pPr>
-            <w:r>
-              <w:rPr>
-                <w:rFonts w:ascii="Times New Roman" w:cs="Times New Roman" w:eastAsia="Times New Roman" w:hAnsi="Times New Roman"/>
-                <w:sz w:val="22"/>
-                <w:szCs w:val="22"/>
-              </w:rPr>
-              <w:t xml:space="preserve">∞ dB</w:t>
-            </w:r>
-          </w:p>
-        </w:tc>
-      </w:tr>
-      <w:tr>
-        <w:trPr>
-          <w:cantSplit/>
-        </w:trPr>
-        <w:tc>
-          <w:tcPr>
-            <w:tcW w:type="dxa" w:w="1660"/>
-            <w:tcBorders>
-              <w:top w:val="single" w:color="000000" w:sz="4"/>
-              <w:left w:val="single" w:color="000000" w:sz="4"/>
-              <w:bottom w:val="single" w:color="000000" w:sz="4"/>
-              <w:right w:val="single" w:color="000000" w:sz="4"/>
-            </w:tcBorders>
-            <w:tcMar>
-              <w:top w:type="dxa" w:w="60"/>
-              <w:left w:type="dxa" w:w="100"/>
-              <w:bottom w:type="dxa" w:w="60"/>
-              <w:right w:type="dxa" w:w="100"/>
-            </w:tcMar>
-          </w:tcPr>
-          <w:p>
-            <w:pPr>
-              <w:spacing w:after="0"/>
-              <w:jc w:val="left"/>
-            </w:pPr>
-            <w:r>
-              <w:rPr>
-                <w:rFonts w:ascii="Times New Roman" w:cs="Times New Roman" w:eastAsia="Times New Roman" w:hAnsi="Times New Roman"/>
-                <w:sz w:val="22"/>
-                <w:szCs w:val="22"/>
-              </w:rPr>
-              <w:t xml:space="preserve">640 × 480</w:t>
-            </w:r>
-          </w:p>
-        </w:tc>
-        <w:tc>
-          <w:tcPr>
-            <w:tcW w:type="dxa" w:w="1660"/>
-            <w:tcBorders>
-              <w:top w:val="single" w:color="000000" w:sz="4"/>
-              <w:left w:val="single" w:color="000000" w:sz="4"/>
-              <w:bottom w:val="single" w:color="000000" w:sz="4"/>
-              <w:right w:val="single" w:color="000000" w:sz="4"/>
-            </w:tcBorders>
-            <w:tcMar>
-              <w:top w:type="dxa" w:w="60"/>
-              <w:left w:type="dxa" w:w="100"/>
-              <w:bottom w:type="dxa" w:w="60"/>
-              <w:right w:type="dxa" w:w="100"/>
-            </w:tcMar>
-          </w:tcPr>
-          <w:p>
-            <w:pPr>
-              <w:spacing w:after="0"/>
-              <w:jc w:val="center"/>
-            </w:pPr>
-            <w:r>
-              <w:rPr>
-                <w:rFonts w:ascii="Times New Roman" w:cs="Times New Roman" w:eastAsia="Times New Roman" w:hAnsi="Times New Roman"/>
-                <w:sz w:val="22"/>
-                <w:szCs w:val="22"/>
-              </w:rPr>
-              <w:t xml:space="preserve">638 × 478</w:t>
-            </w:r>
-          </w:p>
-        </w:tc>
-        <w:tc>
-          <w:tcPr>
-            <w:tcW w:type="dxa" w:w="1560"/>
-            <w:tcBorders>
-              <w:top w:val="single" w:color="000000" w:sz="4"/>
-              <w:left w:val="single" w:color="000000" w:sz="4"/>
-              <w:bottom w:val="single" w:color="000000" w:sz="4"/>
-              <w:right w:val="single" w:color="000000" w:sz="4"/>
-            </w:tcBorders>
-            <w:tcMar>
-              <w:top w:type="dxa" w:w="60"/>
-              <w:left w:type="dxa" w:w="100"/>
-              <w:bottom w:type="dxa" w:w="60"/>
-              <w:right w:type="dxa" w:w="100"/>
-            </w:tcMar>
-          </w:tcPr>
-          <w:p>
-            <w:pPr>
-              <w:spacing w:after="0"/>
-              <w:jc w:val="center"/>
-            </w:pPr>
-            <w:r>
-              <w:rPr>
-                <w:rFonts w:ascii="Times New Roman" w:cs="Times New Roman" w:eastAsia="Times New Roman" w:hAnsi="Times New Roman"/>
-                <w:sz w:val="22"/>
-                <w:szCs w:val="22"/>
-              </w:rPr>
-              <w:t xml:space="preserve">304,964</w:t>
-            </w:r>
-          </w:p>
-        </w:tc>
-        <w:tc>
-          <w:tcPr>
-            <w:tcW w:type="dxa" w:w="1560"/>
-            <w:tcBorders>
-              <w:top w:val="single" w:color="000000" w:sz="4"/>
-              <w:left w:val="single" w:color="000000" w:sz="4"/>
-              <w:bottom w:val="single" w:color="000000" w:sz="4"/>
-              <w:right w:val="single" w:color="000000" w:sz="4"/>
-            </w:tcBorders>
-            <w:tcMar>
-              <w:top w:type="dxa" w:w="60"/>
-              <w:left w:type="dxa" w:w="100"/>
-              <w:bottom w:type="dxa" w:w="60"/>
-              <w:right w:type="dxa" w:w="100"/>
-            </w:tcMar>
-          </w:tcPr>
-          <w:p>
-            <w:pPr>
-              <w:spacing w:after="0"/>
-              <w:jc w:val="center"/>
-            </w:pPr>
-            <w:r>
-              <w:rPr>
-                <w:rFonts w:ascii="Times New Roman" w:cs="Times New Roman" w:eastAsia="Times New Roman" w:hAnsi="Times New Roman"/>
-                <w:sz w:val="22"/>
-                <w:szCs w:val="22"/>
-              </w:rPr>
-              <w:t xml:space="preserve">100.0000 %</w:t>
-            </w:r>
-          </w:p>
-        </w:tc>
-        <w:tc>
-          <w:tcPr>
-            <w:tcW w:type="dxa" w:w="1560"/>
-            <w:tcBorders>
-              <w:top w:val="single" w:color="000000" w:sz="4"/>
-              <w:left w:val="single" w:color="000000" w:sz="4"/>
-              <w:bottom w:val="single" w:color="000000" w:sz="4"/>
-              <w:right w:val="single" w:color="000000" w:sz="4"/>
-            </w:tcBorders>
-            <w:tcMar>
-              <w:top w:type="dxa" w:w="60"/>
-              <w:left w:type="dxa" w:w="100"/>
-              <w:bottom w:type="dxa" w:w="60"/>
-              <w:right w:type="dxa" w:w="100"/>
-            </w:tcMar>
-          </w:tcPr>
-          <w:p>
-            <w:pPr>
-              <w:spacing w:after="0"/>
-              <w:jc w:val="center"/>
-            </w:pPr>
-            <w:r>
-              <w:rPr>
-                <w:rFonts w:ascii="Times New Roman" w:cs="Times New Roman" w:eastAsia="Times New Roman" w:hAnsi="Times New Roman"/>
-                <w:sz w:val="22"/>
-                <w:szCs w:val="22"/>
-              </w:rPr>
-              <w:t xml:space="preserve">0</w:t>
-            </w:r>
-          </w:p>
-        </w:tc>
-        <w:tc>
-          <w:tcPr>
-            <w:tcW w:type="dxa" w:w="1360"/>
-            <w:tcBorders>
-              <w:top w:val="single" w:color="000000" w:sz="4"/>
-              <w:left w:val="single" w:color="000000" w:sz="4"/>
-              <w:bottom w:val="single" w:color="000000" w:sz="4"/>
-              <w:right w:val="single" w:color="000000" w:sz="4"/>
-            </w:tcBorders>
-            <w:tcMar>
-              <w:top w:type="dxa" w:w="60"/>
-              <w:left w:type="dxa" w:w="100"/>
-              <w:bottom w:type="dxa" w:w="60"/>
-              <w:right w:type="dxa" w:w="100"/>
-            </w:tcMar>
-          </w:tcPr>
-          <w:p>
-            <w:pPr>
-              <w:spacing w:after="0"/>
-              <w:jc w:val="center"/>
-            </w:pPr>
-            <w:r>
-              <w:rPr>
-                <w:rFonts w:ascii="Times New Roman" w:cs="Times New Roman" w:eastAsia="Times New Roman" w:hAnsi="Times New Roman"/>
-                <w:sz w:val="22"/>
-                <w:szCs w:val="22"/>
-              </w:rPr>
-              <w:t xml:space="preserve">∞ dB</w:t>
-            </w:r>
-          </w:p>
-        </w:tc>
-      </w:tr>
-    </w:tbl>
-    <w:p>
-      <w:pPr>
-        <w:spacing w:after="120" w:before="160"/>
-        <w:jc w:val="left"/>
-      </w:pPr>
-      <w:r>
-        <w:rPr>
-          <w:rFonts w:ascii="Times New Roman" w:cs="Times New Roman" w:eastAsia="Times New Roman" w:hAnsi="Times New Roman"/>
-          <w:sz w:val="24"/>
-          <w:szCs w:val="24"/>
-        </w:rPr>
-        <w:t xml:space="preserve">Figure 4 shows the 640×480 case: the input image, the RTL output, the golden-model output, and the pixel-by-pixel difference image, which is uniformly zero. Reset and border behaviour are exercised by every run, since each simulation starts from reset and the valid logic must suppress the border pixels for which no complete 3×3 window exists; the output frame size of (</w:t>
-      </w:r>
-      <w:r>
-        <w:rPr>
-          <w:rFonts w:ascii="Times New Roman" w:cs="Times New Roman" w:eastAsia="Times New Roman" w:hAnsi="Times New Roman"/>
-          <w:i/>
-          <w:iCs/>
-          <w:sz w:val="24"/>
-          <w:szCs w:val="24"/>
-        </w:rPr>
-        <w:t xml:space="preserve">W</w:t>
-      </w:r>
-      <w:r>
-        <w:rPr>
-          <w:rFonts w:ascii="Times New Roman" w:cs="Times New Roman" w:eastAsia="Times New Roman" w:hAnsi="Times New Roman"/>
-          <w:sz w:val="24"/>
-          <w:szCs w:val="24"/>
-        </w:rPr>
-        <w:t xml:space="preserve"> − 2) × (</w:t>
-      </w:r>
-      <w:r>
-        <w:rPr>
-          <w:rFonts w:ascii="Times New Roman" w:cs="Times New Roman" w:eastAsia="Times New Roman" w:hAnsi="Times New Roman"/>
-          <w:i/>
-          <w:iCs/>
-          <w:sz w:val="24"/>
-          <w:szCs w:val="24"/>
-        </w:rPr>
-        <w:t xml:space="preserve">H</w:t>
-      </w:r>
-      <w:r>
-        <w:rPr>
-          <w:rFonts w:ascii="Times New Roman" w:cs="Times New Roman" w:eastAsia="Times New Roman" w:hAnsi="Times New Roman"/>
-          <w:sz w:val="24"/>
-          <w:szCs w:val="24"/>
-        </w:rPr>
-        <w:t xml:space="preserve"> − 2) pixels was produced exactly in all four runs.</w:t>
+        <w:t xml:space="preserve">Figure 5: Sobel verification result for a 128 × 72 input image.</w:t>
       </w:r>
     </w:p>
     <w:p>
@@ -12127,9 +10241,9 @@
       <w:r>
         <w:drawing>
           <wp:inline distT="0" distB="0" distL="0" distR="0">
-            <wp:extent cx="5124450" cy="4095750"/>
+            <wp:extent cx="5667375" cy="4895850"/>
             <wp:effectExtent t="0" r="0" b="0" l="0"/>
-            <wp:docPr id="1" name="Figure 4: Verification of the " descr="Figure 4: Verification of the 640×480 run: input, RTL output, golden model, and difference image." title="Figure 4: Verification of the 640×480 run: input, RTL output, golden model, and difference image."/>
+            <wp:docPr id="1" name="Figure 6: Sobel verification r" descr="Figure 6: Sobel verification result for a 228 × 128 input image." title="Figure 6: Sobel verification result for a 228 × 128 input image."/>
             <wp:cNvGraphicFramePr>
               <a:graphicFrameLocks xmlns:a="http://schemas.openxmlformats.org/drawingml/2006/main" noChangeAspect="1"/>
             </wp:cNvGraphicFramePr>
@@ -12152,7 +10266,7 @@
                   <pic:spPr bwMode="auto">
                     <a:xfrm>
                       <a:off x="0" y="0"/>
-                      <a:ext cx="5124450" cy="4095750"/>
+                      <a:ext cx="5667375" cy="4895850"/>
                     </a:xfrm>
                     <a:prstGeom prst="rect">
                       <a:avLst/>
@@ -12178,7 +10292,7 @@
           <w:sz w:val="22"/>
           <w:szCs w:val="22"/>
         </w:rPr>
-        <w:t xml:space="preserve">Figure 4: Verification of the 640×480 run: input, RTL output, golden model, and difference image.</w:t>
+        <w:t xml:space="preserve">Figure 6: Sobel verification result for a 228 × 128 input image.</w:t>
       </w:r>
     </w:p>
     <w:p>
@@ -12291,7 +10405,7 @@
           <w:sz w:val="24"/>
           <w:szCs w:val="24"/>
         </w:rPr>
-        <w:t xml:space="preserve">: raising the resolution or frame rate increases the requirement linearly, while a lower achievable clock frequency reduces the supply. The sequential alternative also scales inversely with </w:t>
+        <w:t xml:space="preserve">. Raising the resolution or frame rate increases the requirement linearly, while a lower achievable clock frequency reduces the supply. The sequential alternative also scales inversely with </w:t>
       </w:r>
       <w:r>
         <w:rPr>
@@ -12309,7 +10423,7 @@
           <w:sz w:val="24"/>
           <w:szCs w:val="24"/>
         </w:rPr>
-        <w:t xml:space="preserve"> from Equation (4), which makes it far more sensitive to control overhead; the pipelined design keeps a large margin across plausible operating points.</w:t>
+        <w:t xml:space="preserve"> from Equation (4), which makes it far more sensitive to control overhead. The pipelined design keeps a large margin across plausible operating points.</w:t>
       </w:r>
     </w:p>
     <w:p>
@@ -12323,7 +10437,7 @@
           <w:sz w:val="24"/>
           <w:szCs w:val="24"/>
         </w:rPr>
-        <w:t xml:space="preserve">The analysis itself has limits that should be kept in view. It covers grayscale images and the fixed 3×3 Sobel operator only; larger kernels would add line buffers and arithmetic depth, and RGB processing would widen or multiplex the datapath. The throughput and latency figures assume an ideal stall-free input stream, so a real camera or bus interface with back-pressure would need the ready/valid handshake noted in the proposed solution. The 100 MHz clock is a testbench assumption until Vivado timing analysis confirms it, and the resource figures in Table 2 remain estimates until synthesis. Finally, because the golden model shares its integer arithmetic with the RTL, the verification establishes that the hardware implements the intended computation; it does not evaluate how well the Sobel operator itself detects edges, which is a property of the algorithm rather than of this design.</w:t>
+        <w:t xml:space="preserve">The analysis itself has limits that should be kept in view. It covers grayscale images and the fixed 3×3 Sobel operator only. Larger kernels would add line buffers and arithmetic depth, and RGB processing would widen or multiplex the datapath. The throughput and latency figures assume an ideal stall-free input stream, so a real camera or bus interface with back-pressure would need the ready/valid handshake noted in the proposed solution. Synthesis confirms the hardware structure and the absence of DSP blocks, but the post-implementation timing report and a power estimate based on real switching activity remain future work, so the 100 MHz operating point rests on the shallow pipeline rather than a signed-off timing analysis. Finally, verification rests on structural and visual checks of simulation outputs across a limited set of test images, so it demonstrates correct operation on those images rather than proving correctness in general. It also does not evaluate how well the Sobel operator itself detects edges, which is a property of the algorithm rather than of this design.</w:t>
       </w:r>
     </w:p>
     <w:p>
@@ -12367,7 +10481,7 @@
           <w:sz w:val="24"/>
           <w:szCs w:val="24"/>
         </w:rPr>
-        <w:t xml:space="preserve">The cost of that margin is modest. The extra hardware is dominated by the two line buffers, which fit in two 18 Kb block RAMs, and by pipeline registers; the arithmetic uses no multipliers at all. The design therefore trades a small, cheap amount of memory for a tenfold throughput margin, which is a favourable exchange on any modern FPGA.</w:t>
+        <w:t xml:space="preserve">The cost of that margin is modest. The extra hardware is dominated by the two line buffers, which fit in block RAM, and by pipeline registers. The arithmetic uses no multipliers at all. The design therefore trades a small, practical amount of memory for a tenfold throughput margin, which is a favourable exchange on a modern FPGA. The power analysis points the same way. The line-buffer memory draws only 2 % of the estimated on-chip power, so the memory that buys the throughput margin costs almost nothing in either area or power.</w:t>
       </w:r>
     </w:p>
     <w:p>
@@ -12381,7 +10495,7 @@
           <w:sz w:val="24"/>
           <w:szCs w:val="24"/>
         </w:rPr>
-        <w:t xml:space="preserve">The exact agreement between the predicted and measured latency (1,285 cycles in both cases) is worth emphasising, because it validates the analytical model of Equation (6) rather than just the simulation. Latency and throughput remain distinct quantities: the 12.85 µs fill delay is paid once per stream and is negligible against a 33 ms frame period, although a latency-critical closed-loop application would still need to budget for it explicitly.</w:t>
+        <w:t xml:space="preserve">The exact agreement between the predicted and measured latency (1,285 cycles in both cases) is worth emphasising, because it validates the analytical model of Equation (6) rather than just the simulation. Latency and throughput remain distinct quantities. The 12.85 µs fill delay is paid once per stream and is negligible against a 33 ms frame period, although a latency-critical closed-loop application would still need to budget for it explicitly.</w:t>
       </w:r>
     </w:p>
     <w:p>
@@ -12395,7 +10509,7 @@
           <w:sz w:val="24"/>
           <w:szCs w:val="24"/>
         </w:rPr>
-        <w:t xml:space="preserve">Two results remain provisional. Timing closure has not yet been demonstrated: the throughput of Equation (5) holds only if the synthesised design meets the 100 MHz clock, and although the shallow two-stage arithmetic pipeline makes this likely, the claim is confirmed only by the Vivado timing report. Likewise the resource figures in Table 2 are architectural estimates until the synthesis utilisation report replaces them. Verification confidence is bounded by the test set: four image sizes provide strong evidence of correctness, but they do not constitute a formal proof.</w:t>
+        <w:t xml:space="preserve">The main remaining limitation is the scope of verification. The design has been exercised in simulation across several image sizes, up to and including a full 640×480 frame, and every run produced the expected output frame and a clean edge image. This provides strong practical confidence in the RTL, but it is not a formal proof of correctness. The Vivado synthesis results also confirm the intended hardware structure. The arithmetic maps to carry-chain adders, LUT logic, and pipeline registers, with no DSP blocks used, and the vectorless power figure of 5.4 W stands as a worst-case bound until a switching-activity-based estimate replaces it.</w:t>
       </w:r>
     </w:p>
     <w:p>
@@ -12409,7 +10523,7 @@
           <w:sz w:val="24"/>
           <w:szCs w:val="24"/>
         </w:rPr>
-        <w:t xml:space="preserve">Beyond the immediate project, the results generalise in useful ways. The measured 100 Mpixel/s capability already exceeds the 62.2 × 10⁶ pixels-per-second demand of 1080p video at 30 frames per second, so the same architecture would support full-HD edge detection with no structural change beyond longer line buffers. The line-buffer-and-window pattern is not specific to Sobel: any 3×3 kernel, including Gaussian smoothing or sharpening, and the first convolutional layers of neural networks reuse the same streaming structure, so both the design and the analysis method transfer directly to other streaming vision accelerators. The natural next steps are to run Vivado synthesis and timing analysis to replace the estimated figures, to capture simulation waveforms for documentation, and to add an AXI-Stream wrapper so the block can be dropped into a larger video pipeline.</w:t>
+        <w:t xml:space="preserve">Beyond the immediate project, the results generalise in useful ways. The measured 100 Mpixel/s capability already exceeds the 62.2 × 10⁶ pixels-per-second demand of 1080p video at 30 frames per second, so the same architecture supports full-HD edge detection with no structural change beyond longer line buffers. The line-buffer-and-window pattern is not specific to Sobel. Any 3×3 kernel, including Gaussian smoothing or sharpening, can reuse the same streaming structure, so both the design and the analysis method transfer directly to other streaming vision accelerators. Future work could add an AXI-Stream wrapper and post-implementation switching-activity annotation to integrate and characterise the block in a larger video pipeline.</w:t>
       </w:r>
     </w:p>
     <w:p>
@@ -12439,7 +10553,7 @@
           <w:sz w:val="24"/>
           <w:szCs w:val="24"/>
         </w:rPr>
-        <w:t xml:space="preserve">The pipelined RTL filter is the most suitable architecture for the real-time Sobel accelerator, and the purpose of the report has been met. The primary aim is satisfied with a wide margin: the design sustained one output pixel per clock cycle in simulation, equivalent to 100 million pixels per second at a 100 MHz clock against a requirement of 9.216 million pixels per second, and a full 640×480 frame completes in 3.085 ms, or about 324 frames per second.</w:t>
+        <w:t xml:space="preserve">The pipelined RTL filter is the most suitable architecture for the real-time Sobel accelerator, and the purpose of the report has been met. The primary aim is satisfied with a wide margin. The design sustained one output pixel per clock cycle in simulation, equivalent to 100 million pixels per second at a 100 MHz clock against a requirement of 9.216 million pixels per second, and a full 640×480 frame completes in 3.085 ms, or about 324 frames per second.</w:t>
       </w:r>
     </w:p>
     <w:p>
@@ -12453,7 +10567,7 @@
           <w:sz w:val="24"/>
           <w:szCs w:val="24"/>
         </w:rPr>
-        <w:t xml:space="preserve">The design is functionally correct with respect to its reference model. Across four verification runs, up to and including the full 640×480 frame, every output pixel matched the software golden model exactly. The measured pipeline latency of 1,285 clock cycles agreed exactly with the analytical prediction, validating the latency model as well as the implementation.</w:t>
+        <w:t xml:space="preserve">The design behaves correctly in simulation. Runs across several image sizes, up to and including the full 640×480 frame, produced the expected output frames and clean edge images. The measured pipeline latency of 1,285 clock cycles agreed exactly with the analytical prediction, validating the latency model as well as the implementation.</w:t>
       </w:r>
     </w:p>
     <w:p>
@@ -12467,7 +10581,7 @@
           <w:sz w:val="24"/>
           <w:szCs w:val="24"/>
         </w:rPr>
-        <w:t xml:space="preserve">The pipelined design outperforms the sequential alternative by roughly an order of magnitude on the cycles-per-pixel metric, and its arithmetic is implemented entirely with adders, subtractors, and shifts, so the resource cost is dominated by two small row buffers of block RAM rather than scarce DSP blocks. The conclusions on FPGA resource usage and achievable clock frequency remain provisional until Vivado synthesis and timing reports replace the estimates of Table 2, and all conclusions hold within the stated limitations of grayscale 3×3 filtering and an idealised stall-free pixel stream.</w:t>
+        <w:t xml:space="preserve">The pipelined design outperforms the sequential alternative by roughly an order of magnitude on the cycles-per-pixel metric. Its arithmetic is implemented entirely with adders, subtractors, and shifts, and Vivado synthesis confirms that the netlist contains no DSP blocks and that the two line buffers map to block RAM. The vectorless power estimate of 5.4 W is a worst-case bound that a switching-activity-based analysis would likely reduce. A signed-off post-implementation timing report remains outstanding, and all conclusions hold within the stated limitations of grayscale 3×3 filtering and an idealised stall-free pixel stream.</w:t>
       </w:r>
     </w:p>
     <w:p>
@@ -12498,7 +10612,7 @@
           <w:sz w:val="24"/>
           <w:szCs w:val="24"/>
         </w:rPr>
-        <w:t xml:space="preserve">1.  Run Vivado synthesis and implementation, replace the estimates in Table 2 with the reported values, and confirm timing closure at 100 MHz.</w:t>
+        <w:t xml:space="preserve">1.  Run Vivado implementation and static timing analysis to confirm timing closure at 100 MHz and record the achieved clock frequency.</w:t>
       </w:r>
     </w:p>
     <w:p>
@@ -12513,7 +10627,7 @@
           <w:sz w:val="24"/>
           <w:szCs w:val="24"/>
         </w:rPr>
-        <w:t xml:space="preserve">2.  Capture annotated simulation waveforms of the window taps, out_valid, and out_pixel signals and include them in Appendix B.</w:t>
+        <w:t xml:space="preserve">2.  Re-estimate power from post-implementation simulation with recorded switching activity to replace the worst-case vectorless figure.</w:t>
       </w:r>
     </w:p>
     <w:p>
@@ -12691,25 +10805,25 @@
           <w:sz w:val="24"/>
           <w:szCs w:val="24"/>
         </w:rPr>
-        <w:t xml:space="preserve">B. Kisačanin, S. S. Bhattacharyya, and S. Chai, Eds., </w:t>
-      </w:r>
-      <w:r>
-        <w:rPr>
-          <w:rFonts w:ascii="Times New Roman" w:cs="Times New Roman" w:eastAsia="Times New Roman" w:hAnsi="Times New Roman"/>
-          <w:i/>
-          <w:iCs/>
-          <w:sz w:val="24"/>
-          <w:szCs w:val="24"/>
-        </w:rPr>
-        <w:t xml:space="preserve">Embedded Computer Vision</w:t>
-      </w:r>
-      <w:r>
-        <w:rPr>
-          <w:rFonts w:ascii="Times New Roman" w:cs="Times New Roman" w:eastAsia="Times New Roman" w:hAnsi="Times New Roman"/>
-          <w:sz w:val="24"/>
-          <w:szCs w:val="24"/>
-        </w:rPr>
-        <w:t xml:space="preserve">. London, U.K.: Springer-Verlag, 2009.</w:t>
+        <w:t xml:space="preserve">D. G. Bailey, </w:t>
+      </w:r>
+      <w:r>
+        <w:rPr>
+          <w:rFonts w:ascii="Times New Roman" w:cs="Times New Roman" w:eastAsia="Times New Roman" w:hAnsi="Times New Roman"/>
+          <w:i/>
+          <w:iCs/>
+          <w:sz w:val="24"/>
+          <w:szCs w:val="24"/>
+        </w:rPr>
+        <w:t xml:space="preserve">Design for Embedded Image Processing on FPGAs</w:t>
+      </w:r>
+      <w:r>
+        <w:rPr>
+          <w:rFonts w:ascii="Times New Roman" w:cs="Times New Roman" w:eastAsia="Times New Roman" w:hAnsi="Times New Roman"/>
+          <w:sz w:val="24"/>
+          <w:szCs w:val="24"/>
+        </w:rPr>
+        <w:t xml:space="preserve">. Singapore: John Wiley &amp; Sons (Asia), 2011.</w:t>
       </w:r>
     </w:p>
     <w:p>
@@ -12728,28 +10842,20 @@
       <w:r>
         <w:rPr>
           <w:rFonts w:ascii="Times New Roman" w:cs="Times New Roman" w:eastAsia="Times New Roman" w:hAnsi="Times New Roman"/>
-          <w:sz w:val="24"/>
-          <w:szCs w:val="24"/>
-        </w:rPr>
-        <w:t xml:space="preserve">D. G. Bailey, </w:t>
-      </w:r>
-      <w:r>
-        <w:rPr>
-          <w:rFonts w:ascii="Times New Roman" w:cs="Times New Roman" w:eastAsia="Times New Roman" w:hAnsi="Times New Roman"/>
-          <w:i/>
-          <w:iCs/>
-          <w:sz w:val="24"/>
-          <w:szCs w:val="24"/>
-        </w:rPr>
-        <w:t xml:space="preserve">Design for Embedded Image Processing on FPGAs</w:t>
-      </w:r>
-      <w:r>
-        <w:rPr>
-          <w:rFonts w:ascii="Times New Roman" w:cs="Times New Roman" w:eastAsia="Times New Roman" w:hAnsi="Times New Roman"/>
-          <w:sz w:val="24"/>
-          <w:szCs w:val="24"/>
-        </w:rPr>
-        <w:t xml:space="preserve">. Singapore: John Wiley &amp; Sons (Asia), 2011.</w:t>
+          <w:i/>
+          <w:iCs/>
+          <w:sz w:val="24"/>
+          <w:szCs w:val="24"/>
+        </w:rPr>
+        <w:t xml:space="preserve">Vivado Design Suite User Guide: Logic Simulation</w:t>
+      </w:r>
+      <w:r>
+        <w:rPr>
+          <w:rFonts w:ascii="Times New Roman" w:cs="Times New Roman" w:eastAsia="Times New Roman" w:hAnsi="Times New Roman"/>
+          <w:sz w:val="24"/>
+          <w:szCs w:val="24"/>
+        </w:rPr>
+        <w:t xml:space="preserve">, UG900 (v2024.1), Advanced Micro Devices, Inc., San Jose, CA, 2024.</w:t>
       </w:r>
     </w:p>
     <w:p>
@@ -12764,28 +10870,6 @@
           <w:szCs w:val="24"/>
         </w:rPr>
         <w:t xml:space="preserve">[5]  </w:t>
-      </w:r>
-      <w:r>
-        <w:rPr>
-          <w:rFonts w:ascii="Times New Roman" w:cs="Times New Roman" w:eastAsia="Times New Roman" w:hAnsi="Times New Roman"/>
-          <w:sz w:val="24"/>
-          <w:szCs w:val="24"/>
-        </w:rPr>
-        <w:t xml:space="preserve">T. Gingold, "GHDL Documentation," [Online]. [Cited 2026 July 3]. Available at: https://ghdl.github.io/ghdl/</w:t>
-      </w:r>
-    </w:p>
-    <w:p>
-      <w:pPr>
-        <w:spacing w:after="120" w:line="276"/>
-        <w:jc w:val="left"/>
-      </w:pPr>
-      <w:r>
-        <w:rPr>
-          <w:rFonts w:ascii="Times New Roman" w:cs="Times New Roman" w:eastAsia="Times New Roman" w:hAnsi="Times New Roman"/>
-          <w:sz w:val="24"/>
-          <w:szCs w:val="24"/>
-        </w:rPr>
-        <w:t xml:space="preserve">[6]  </w:t>
       </w:r>
       <w:r>
         <w:rPr>
@@ -12845,7 +10929,7 @@
           <w:sz w:val="24"/>
           <w:szCs w:val="24"/>
         </w:rPr>
-        <w:t xml:space="preserve">This appendix presents the worked calculations summarised in Section 7.0. All figures use the project parameters </w:t>
+        <w:t xml:space="preserve">This appendix presents the worked calculations summarised in Section 7.0. The project parameters are </w:t>
       </w:r>
       <w:r>
         <w:rPr>
@@ -12928,7 +11012,7 @@
           <w:sz w:val="24"/>
           <w:szCs w:val="24"/>
         </w:rPr>
-        <w:t xml:space="preserve"> = 100 MHz.</w:t>
+        <w:t xml:space="preserve"> = 100 MHz, with a 128×72 test image used for the detailed simulation run.</w:t>
       </w:r>
     </w:p>
     <w:p>
@@ -13241,7 +11325,25 @@
           <w:sz w:val="24"/>
           <w:szCs w:val="24"/>
         </w:rPr>
-        <w:t xml:space="preserve">Predicted: </w:t>
+        <w:t xml:space="preserve">At </w:t>
+      </w:r>
+      <w:r>
+        <w:rPr>
+          <w:rFonts w:ascii="Times New Roman" w:cs="Times New Roman" w:eastAsia="Times New Roman" w:hAnsi="Times New Roman"/>
+          <w:i/>
+          <w:iCs/>
+          <w:sz w:val="24"/>
+          <w:szCs w:val="24"/>
+        </w:rPr>
+        <w:t xml:space="preserve">W</w:t>
+      </w:r>
+      <w:r>
+        <w:rPr>
+          <w:rFonts w:ascii="Times New Roman" w:cs="Times New Roman" w:eastAsia="Times New Roman" w:hAnsi="Times New Roman"/>
+          <w:sz w:val="24"/>
+          <w:szCs w:val="24"/>
+        </w:rPr>
+        <w:t xml:space="preserve"> = 640 the prediction is </w:t>
       </w:r>
       <w:r>
         <w:rPr>
@@ -13335,7 +11437,25 @@
           <w:sz w:val="24"/>
           <w:szCs w:val="24"/>
         </w:rPr>
-        <w:t xml:space="preserve"> = 1,280 + 3 + 2 = 1,285 cycles = 12.85 µs at 10 ns per cycle. Measured: the first output-valid assertion occurred 12,850 ns after the first pixel was clocked in, which is 1,285 cycles, matching the prediction exactly.</w:t>
+        <w:t xml:space="preserve"> = 1,280 + 3 + 2 = 1,285 cycles, which is 12.85 µs at 10 ns per cycle. The measured value was 1,285 cycles, matching the prediction exactly. For the 128×72 test image the same model gives </w:t>
+      </w:r>
+      <w:r>
+        <w:rPr>
+          <w:rFonts w:ascii="Times New Roman" w:cs="Times New Roman" w:eastAsia="Times New Roman" w:hAnsi="Times New Roman"/>
+          <w:i/>
+          <w:iCs/>
+          <w:sz w:val="24"/>
+          <w:szCs w:val="24"/>
+        </w:rPr>
+        <w:t xml:space="preserve">L</w:t>
+      </w:r>
+      <w:r>
+        <w:rPr>
+          <w:rFonts w:ascii="Times New Roman" w:cs="Times New Roman" w:eastAsia="Times New Roman" w:hAnsi="Times New Roman"/>
+          <w:sz w:val="24"/>
+          <w:szCs w:val="24"/>
+        </w:rPr>
+        <w:t xml:space="preserve"> = 256 + 3 + 2 = 261 cycles, which is the 2.6 µs fill delay observed in that run.</w:t>
       </w:r>
     </w:p>
     <w:p>
@@ -13365,7 +11485,7 @@
           <w:sz w:val="24"/>
           <w:szCs w:val="24"/>
         </w:rPr>
-        <w:t xml:space="preserve">A full frame requires the 307,200 input pixels plus the fill latency: (307,200 + 1,285) × 10 ns ≈ 3.085 ms, giving 1 / 3.085 ms ≈ 324 frames per second. The simulated end-of-run time for the full frame was 3,085,165 ns, consistent with this figure.</w:t>
+        <w:t xml:space="preserve">A full 640×480 frame requires the 307,200 input pixels plus the fill latency, so (307,200 + 1,285) × 10 ns ≈ 3.085 ms, giving about 324 frames per second. The 128×72 run requires (9,216 + 261) × 10 ns ≈ 95 µs, which is more than 10,000 frames per second at that resolution.</w:t>
       </w:r>
     </w:p>
     <w:p>
@@ -13453,7 +11573,7 @@
           <w:sz w:val="24"/>
           <w:szCs w:val="24"/>
         </w:rPr>
-        <w:t xml:space="preserve"> lie in [−1,020, 1,020] and fit in 13-bit signed words. The magnitude sum </w:t>
+        <w:t xml:space="preserve"> fit in 13-bit signed words. The magnitude sum </w:t>
       </w:r>
       <w:r>
         <w:rPr>
@@ -13591,68 +11711,12 @@
           <w:sz w:val="24"/>
           <w:szCs w:val="24"/>
         </w:rPr>
-        <w:t xml:space="preserve"> × 8 bits = 640 × 8 = 5,120 bits, which fits in a single 18 Kb block RAM; the design therefore needs two block RAMs in total.</w:t>
-      </w:r>
-    </w:p>
-    <w:p>
-      <w:pPr>
-        <w:sectPr>
-          <w:headerReference w:type="default" r:id="rId15"/>
-          <w:footerReference w:type="default" r:id="rId16"/>
-          <w:pgSz w:w="12240" w:h="15840" w:orient="portrait"/>
-          <w:pgMar w:top="1440" w:right="1440" w:bottom="1440" w:left="1440" w:header="708" w:footer="708" w:gutter="0"/>
-          <w:pgNumType w:start="1" w:fmt="decimal"/>
-          <w:docGrid w:linePitch="360"/>
-        </w:sectPr>
-      </w:pPr>
-    </w:p>
-    <w:p>
-      <w:pPr>
-        <w:keepNext/>
-        <w:spacing w:after="160" w:before="320"/>
-      </w:pPr>
-      <w:r>
-        <w:rPr>
-          <w:rFonts w:ascii="Times New Roman" w:cs="Times New Roman" w:eastAsia="Times New Roman" w:hAnsi="Times New Roman"/>
-          <w:b/>
-          <w:bCs/>
-          <w:sz w:val="28"/>
-          <w:szCs w:val="28"/>
-        </w:rPr>
-        <w:t xml:space="preserve">Appendix B: Simulation Waveforms and Synthesis Reports</w:t>
-      </w:r>
-    </w:p>
-    <w:p>
-      <w:pPr>
-        <w:spacing w:after="120" w:line="276"/>
-        <w:jc w:val="left"/>
-      </w:pPr>
-      <w:r>
-        <w:rPr>
-          <w:rFonts w:ascii="Times New Roman" w:cs="Times New Roman" w:eastAsia="Times New Roman" w:hAnsi="Times New Roman"/>
-          <w:sz w:val="24"/>
-          <w:szCs w:val="24"/>
-        </w:rPr>
-        <w:t xml:space="preserve">This appendix is reserved for the Vivado artefacts that accompany the final submission: annotated XSim waveform captures showing the window taps, the out_valid assertion at the end of the fill latency, and the steady-state one-pixel-per-cycle output; the post-synthesis utilisation report (LUTs, flip-flops, DSP blocks, and block RAM); and the timing summary confirming the worst negative slack at the 100 MHz constraint. These reports replace the estimates given in Table 2.</w:t>
-      </w:r>
-    </w:p>
-    <w:p>
-      <w:pPr>
-        <w:spacing w:before="240"/>
-        <w:jc w:val="left"/>
-      </w:pPr>
-      <w:r>
-        <w:rPr>
-          <w:rFonts w:ascii="Times New Roman" w:cs="Times New Roman" w:eastAsia="Times New Roman" w:hAnsi="Times New Roman"/>
-          <w:sz w:val="24"/>
-          <w:szCs w:val="24"/>
-        </w:rPr>
-        <w:t xml:space="preserve">[ Insert Vivado waveform captures and the utilisation and timing reports here once synthesis is complete. ]</w:t>
+        <w:t xml:space="preserve"> × 8 bits = 640 × 8 = 5,120 bits, which fits in a single 18 Kb block RAM. The design therefore needs two block RAMs in total.</w:t>
       </w:r>
     </w:p>
     <w:sectPr>
-      <w:headerReference w:type="default" r:id="rId17"/>
-      <w:footerReference w:type="default" r:id="rId18"/>
+      <w:headerReference w:type="default" r:id="rId15"/>
+      <w:footerReference w:type="default" r:id="rId16"/>
       <w:pgSz w:w="12240" w:h="15840" w:orient="portrait"/>
       <w:pgMar w:top="1440" w:right="1440" w:bottom="1440" w:left="1440" w:header="708" w:footer="708" w:gutter="0"/>
       <w:pgNumType w:start="1" w:fmt="decimal"/>
@@ -13802,35 +11866,6 @@
 </w:ftr>
 </file>
 
-<file path=word/footer6.xml><?xml version="1.0" encoding="utf-8"?>
-<w:ftr xmlns:wpc="http://schemas.microsoft.com/office/word/2010/wordprocessingCanvas" xmlns:mc="http://schemas.openxmlformats.org/markup-compatibility/2006" xmlns:o="urn:schemas-microsoft-com:office:office" xmlns:r="http://schemas.openxmlformats.org/officeDocument/2006/relationships" xmlns:m="http://schemas.openxmlformats.org/officeDocument/2006/math" xmlns:v="urn:schemas-microsoft-com:vml" xmlns:wp14="http://schemas.microsoft.com/office/word/2010/wordprocessingDrawing" xmlns:wp="http://schemas.openxmlformats.org/drawingml/2006/wordprocessingDrawing" xmlns:w10="urn:schemas-microsoft-com:office:word" xmlns:w="http://schemas.openxmlformats.org/wordprocessingml/2006/main" xmlns:w14="http://schemas.microsoft.com/office/word/2010/wordml" xmlns:w15="http://schemas.microsoft.com/office/word/2012/wordml" xmlns:wpg="http://schemas.microsoft.com/office/word/2010/wordprocessingGroup" xmlns:wpi="http://schemas.microsoft.com/office/word/2010/wordprocessingInk" xmlns:wne="http://schemas.microsoft.com/office/word/2006/wordml" xmlns:wps="http://schemas.microsoft.com/office/word/2010/wordprocessingShape">
-  <w:p>
-    <w:pPr>
-      <w:jc w:val="center"/>
-    </w:pPr>
-    <w:r>
-      <w:rPr>
-        <w:rFonts w:ascii="Times New Roman" w:cs="Times New Roman" w:eastAsia="Times New Roman" w:hAnsi="Times New Roman"/>
-        <w:sz w:val="22"/>
-        <w:szCs w:val="22"/>
-      </w:rPr>
-      <w:t xml:space="preserve">B-</w:t>
-    </w:r>
-    <w:r>
-      <w:rPr>
-        <w:rFonts w:ascii="Times New Roman" w:cs="Times New Roman" w:eastAsia="Times New Roman" w:hAnsi="Times New Roman"/>
-        <w:sz w:val="22"/>
-        <w:szCs w:val="22"/>
-      </w:rPr>
-      <w:fldChar w:fldCharType="begin"/>
-      <w:instrText xml:space="preserve">PAGE</w:instrText>
-      <w:fldChar w:fldCharType="separate"/>
-      <w:fldChar w:fldCharType="end"/>
-    </w:r>
-  </w:p>
-</w:ftr>
-</file>
-
 <file path=word/footnotes.xml><?xml version="1.0" encoding="utf-8"?>
 <w:footnotes xmlns:wpc="http://schemas.microsoft.com/office/word/2010/wordprocessingCanvas" xmlns:mc="http://schemas.openxmlformats.org/markup-compatibility/2006" xmlns:o="urn:schemas-microsoft-com:office:office" xmlns:r="http://schemas.openxmlformats.org/officeDocument/2006/relationships" xmlns:m="http://schemas.openxmlformats.org/officeDocument/2006/math" xmlns:v="urn:schemas-microsoft-com:vml" xmlns:wp14="http://schemas.microsoft.com/office/word/2010/wordprocessingDrawing" xmlns:wp="http://schemas.openxmlformats.org/drawingml/2006/wordprocessingDrawing" xmlns:w10="urn:schemas-microsoft-com:office:word" xmlns:w="http://schemas.openxmlformats.org/wordprocessingml/2006/main" xmlns:w14="http://schemas.microsoft.com/office/word/2010/wordml" xmlns:w15="http://schemas.microsoft.com/office/word/2012/wordml" xmlns:wpg="http://schemas.microsoft.com/office/word/2010/wordprocessingGroup" xmlns:wpi="http://schemas.microsoft.com/office/word/2010/wordprocessingInk" xmlns:wne="http://schemas.microsoft.com/office/word/2006/wordml" xmlns:wps="http://schemas.microsoft.com/office/word/2010/wordprocessingShape" mc:Ignorable="w14 w15 wp14">
   <w:footnote w:type="separator" w:id="-1">
@@ -13906,7 +11941,7 @@
         <w:sz w:val="20"/>
         <w:szCs w:val="20"/>
       </w:rPr>
-      <w:t xml:space="preserve">	ENGR 446  |  July 3, 2026</w:t>
+      <w:t xml:space="preserve">	ENGR 446  |  July 20, 2026</w:t>
     </w:r>
   </w:p>
 </w:hdr>
@@ -13938,7 +11973,7 @@
         <w:sz w:val="20"/>
         <w:szCs w:val="20"/>
       </w:rPr>
-      <w:t xml:space="preserve">	ENGR 446  |  July 3, 2026</w:t>
+      <w:t xml:space="preserve">	ENGR 446  |  July 20, 2026</w:t>
     </w:r>
   </w:p>
 </w:hdr>
@@ -13970,39 +12005,7 @@
         <w:sz w:val="20"/>
         <w:szCs w:val="20"/>
       </w:rPr>
-      <w:t xml:space="preserve">	ENGR 446  |  July 3, 2026</w:t>
-    </w:r>
-  </w:p>
-</w:hdr>
-</file>
-
-<file path=word/header6.xml><?xml version="1.0" encoding="utf-8"?>
-<w:hdr xmlns:wpc="http://schemas.microsoft.com/office/word/2010/wordprocessingCanvas" xmlns:mc="http://schemas.openxmlformats.org/markup-compatibility/2006" xmlns:o="urn:schemas-microsoft-com:office:office" xmlns:r="http://schemas.openxmlformats.org/officeDocument/2006/relationships" xmlns:m="http://schemas.openxmlformats.org/officeDocument/2006/math" xmlns:v="urn:schemas-microsoft-com:vml" xmlns:wp14="http://schemas.microsoft.com/office/word/2010/wordprocessingDrawing" xmlns:wp="http://schemas.openxmlformats.org/drawingml/2006/wordprocessingDrawing" xmlns:w10="urn:schemas-microsoft-com:office:word" xmlns:w="http://schemas.openxmlformats.org/wordprocessingml/2006/main" xmlns:w14="http://schemas.microsoft.com/office/word/2010/wordml" xmlns:w15="http://schemas.microsoft.com/office/word/2012/wordml" xmlns:wpg="http://schemas.microsoft.com/office/word/2010/wordprocessingGroup" xmlns:wpi="http://schemas.microsoft.com/office/word/2010/wordprocessingInk" xmlns:wne="http://schemas.microsoft.com/office/word/2006/wordml" xmlns:wps="http://schemas.microsoft.com/office/word/2010/wordprocessingShape" xmlns:cx="http://schemas.microsoft.com/office/drawing/2014/chartex" xmlns:cx1="http://schemas.microsoft.com/office/drawing/2015/9/8/chartex" xmlns:cx2="http://schemas.microsoft.com/office/drawing/2015/10/21/chartex" xmlns:cx3="http://schemas.microsoft.com/office/drawing/2016/5/9/chartex" xmlns:cx4="http://schemas.microsoft.com/office/drawing/2016/5/10/chartex" xmlns:cx5="http://schemas.microsoft.com/office/drawing/2016/5/11/chartex" xmlns:cx6="http://schemas.microsoft.com/office/drawing/2016/5/12/chartex" xmlns:cx7="http://schemas.microsoft.com/office/drawing/2016/5/13/chartex" xmlns:cx8="http://schemas.microsoft.com/office/drawing/2016/5/14/chartex" xmlns:w16cid="http://schemas.microsoft.com/office/word/2016/wordml/cid" xmlns:w16se="http://schemas.microsoft.com/office/word/2015/wordml/symex">
-  <w:p>
-    <w:pPr>
-      <w:pBdr>
-        <w:bottom w:val="single" w:color="000000" w:sz="6" w:space="2"/>
-      </w:pBdr>
-      <w:tabs>
-        <w:tab w:val="right" w:pos="9360"/>
-      </w:tabs>
-      <w:spacing w:after="120"/>
-    </w:pPr>
-    <w:r>
-      <w:rPr>
-        <w:rFonts w:ascii="Times New Roman" w:cs="Times New Roman" w:eastAsia="Times New Roman" w:hAnsi="Times New Roman"/>
-        <w:sz w:val="20"/>
-        <w:szCs w:val="20"/>
-      </w:rPr>
-      <w:t xml:space="preserve">Pipelined RTL Sobel Edge-Detection Accelerator</w:t>
-    </w:r>
-    <w:r>
-      <w:rPr>
-        <w:rFonts w:ascii="Times New Roman" w:cs="Times New Roman" w:eastAsia="Times New Roman" w:hAnsi="Times New Roman"/>
-        <w:sz w:val="20"/>
-        <w:szCs w:val="20"/>
-      </w:rPr>
-      <w:t xml:space="preserve">	ENGR 446  |  July 3, 2026</w:t>
+      <w:t xml:space="preserve">	ENGR 446  |  July 20, 2026</w:t>
     </w:r>
   </w:p>
 </w:hdr>
